--- a/PUBLISH/CHAPTERS/01-foundations/01-foundations.docx
+++ b/PUBLISH/CHAPTERS/01-foundations/01-foundations.docx
@@ -1652,7 +1652,7 @@
     </w:p>
     <w:bookmarkEnd w:id="37"/>
     <w:bookmarkEnd w:id="38"/>
-    <w:bookmarkStart w:id="46" w:name="سیر-تکامل-تحول-دیجیتال"/>
+    <w:bookmarkStart w:id="50" w:name="سیر-تکامل-تحول-دیجیتال"/>
     <w:p>
       <w:pPr>
         <w:pStyle w:val="Heading1"/>
@@ -1667,39 +1667,68 @@
         <w:t xml:space="preserve">1.3 سیر تکامل تحول دیجیتال</w:t>
       </w:r>
     </w:p>
-    <w:tbl>
-      <w:tblPr>
-        <w:tblStyle w:val="FigureTable"/>
-        <w:tblW w:type="auto" w:w="0"/>
-        <w:tblLook w:firstRow="0" w:lastRow="0" w:firstColumn="0" w:lastColumn="0"/>
-        <w:jc w:val="center"/>
-      </w:tblPr>
-      <w:tblGrid>
-        <w:gridCol w:w="7920"/>
-      </w:tblGrid>
-      <w:tr>
-        <w:tc>
-          <w:tcPr>
-            <w:textDirection w:val="tbRl"/>
-          </w:tcPr>
-          <w:p>
-            <w:pPr>
-              <w:pStyle w:val="Compact"/>
-              <w:bidi/>
-              <w:jc w:val="right"/>
-            </w:pPr>
-            <w:r>
-              <w:rPr>
-                <w:rFonts w:ascii="Noto Sans" w:hAnsi="Noto Sans" w:cs="Noto Naskh Arabic" w:eastAsia="Noto Sans"/>
-                <w:sz w:val="24"/>
-                <w:rtl/>
-              </w:rPr>
-              <w:t xml:space="preserve">سیر تحول دیجیتال</w:t>
-            </w:r>
-          </w:p>
-        </w:tc>
-      </w:tr>
-    </w:tbl>
+    <w:p>
+      <w:pPr>
+        <w:pStyle w:val="CaptionedFigure"/>
+        <w:bidi/>
+        <w:jc w:val="right"/>
+      </w:pPr>
+      <w:r>
+        <w:rPr>
+          <w:rFonts w:ascii="Noto Sans" w:hAnsi="Noto Sans" w:cs="Noto Naskh Arabic" w:eastAsia="Noto Sans"/>
+          <w:sz w:val="24"/>
+        </w:rPr>
+        <w:drawing>
+          <wp:inline>
+            <wp:extent cx="5969000" cy="2138891"/>
+            <wp:effectExtent b="0" l="0" r="0" t="0"/>
+            <wp:docPr descr="سیر تحول دیجیتال" title="" id="40" name="Picture"/>
+            <a:graphic>
+              <a:graphicData uri="http://schemas.openxmlformats.org/drawingml/2006/picture">
+                <pic:pic>
+                  <pic:nvPicPr>
+                    <pic:cNvPr descr="figures/digital-evolution.svg" id="41" name="Picture"/>
+                    <pic:cNvPicPr>
+                      <a:picLocks noChangeArrowheads="1" noChangeAspect="1"/>
+                    </pic:cNvPicPr>
+                  </pic:nvPicPr>
+                  <pic:blipFill>
+                    <a:blip r:embed="rId42">
+                      <a:extLst>
+                        <a:ext uri="{28A0092B-C50C-407E-A947-70E740481C1C}">
+                          <a14:useLocalDpi xmlns:a14="http://schemas.microsoft.com/office/drawing/2010/main" val="0"/>
+                        </a:ext>
+                        <a:ext uri="{96DAC541-7B7A-43D3-8B79-37D633B846F1}">
+                          <asvg:svgBlip xmlns:asvg="http://schemas.microsoft.com/office/drawing/2016/SVG/main" r:embed="rId39"/>
+                        </a:ext>
+                      </a:extLst>
+                    </a:blip>
+                    <a:stretch>
+                      <a:fillRect/>
+                    </a:stretch>
+                  </pic:blipFill>
+                  <pic:spPr bwMode="auto">
+                    <a:xfrm>
+                      <a:off x="0" y="0"/>
+                      <a:ext cx="5969000" cy="2138891"/>
+                    </a:xfrm>
+                    <a:prstGeom prst="rect">
+                      <a:avLst/>
+                    </a:prstGeom>
+                    <a:noFill/>
+                    <a:ln w="9525">
+                      <a:noFill/>
+                      <a:headEnd/>
+                      <a:tailEnd/>
+                    </a:ln>
+                  </pic:spPr>
+                </pic:pic>
+              </a:graphicData>
+            </a:graphic>
+          </wp:inline>
+        </w:drawing>
+      </w:r>
+    </w:p>
     <w:p>
       <w:pPr>
         <w:pStyle w:val="ImageCaption"/>
@@ -1761,7 +1790,7 @@
         <w:t xml:space="preserve">تحول دیجیتال را بهتر است نه به‌عنوان یک رویداد، بلکه به‌عنوان یک مسیر چندمرحله‌ای در نظر بگیریم که در آن نقش فناوری، داده و نرم‌افزار در سازمان به‌تدریج تغییر می‌کند. نقطه شروع معمولاً افزایش کارایی عملیاتی است؛ اما در مراحل پیشرفته‌تر، تغییر به فرایند، تجربه مشتری، قابلیت سازمانی، مدل کسب‌وکار و سازوکار تصمیم‌گیری می‌رسد. کتاب‌های مرجع ۲۰۲۵ نیز همین پیوند را از فناوری و داده تا استراتژی، مدل کسب‌وکار، Digital Core و رهبری دنبال می‌کنند. [1][2]</w:t>
       </w:r>
     </w:p>
-    <w:bookmarkStart w:id="39" w:name="از-رایانش-سازمانی-تا-دیجیتالیشدن"/>
+    <w:bookmarkStart w:id="43" w:name="از-رایانش-سازمانی-تا-دیجیتالیشدن"/>
     <w:p>
       <w:pPr>
         <w:pStyle w:val="Heading2"/>
@@ -1804,8 +1833,8 @@
         <w:t xml:space="preserve">با گسترش شبکه‌های ارتباطی، اینترنت و سامانه‌های سازمانی، فناوری از یک ابزار پشتیبان داخلی به زیرساختی برای ارتباط، تعامل و اجرای فرایند تبدیل شد. تجارت الکترونیکی، ERP، CRM، پورتال‌های سازمانی و بعدتر رایانش ابری مرز میان «واحد فناوری» و «عملیات سازمان» را کاهش دادند. در اینجا، دیجیتال‌کردن دیگر فقط به ذخیره اطلاعات محدود نبود؛ بخشی از تجربه مشتری و جریان ارزش نیز دیجیتال شد.</w:t>
       </w:r>
     </w:p>
-    <w:bookmarkEnd w:id="39"/>
-    <w:bookmarkStart w:id="40" w:name="از-digitization-به-digitalization"/>
+    <w:bookmarkEnd w:id="43"/>
+    <w:bookmarkStart w:id="44" w:name="از-digitization-به-digitalization"/>
     <w:p>
       <w:pPr>
         <w:pStyle w:val="Heading2"/>
@@ -1912,8 +1941,8 @@
         <w:t xml:space="preserve">مرور نظام‌مند ۲۰۲۵ درباره عوامل تحول دیجیتال نیز نشان می‌دهد ادبیات علمی تحول را به مجموعه‌ای از عوامل فناورانه، سازمانی، محیطی و فردی مرتبط می‌داند و بنابراین نمی‌توان مرز تحول را فقط با وجود یک فناوری تعیین کرد. [3]</w:t>
       </w:r>
     </w:p>
-    <w:bookmarkEnd w:id="40"/>
-    <w:bookmarkStart w:id="41" w:name="ظهور-digital-transformation"/>
+    <w:bookmarkEnd w:id="44"/>
+    <w:bookmarkStart w:id="45" w:name="ظهور-digital-transformation"/>
     <w:p>
       <w:pPr>
         <w:pStyle w:val="Heading2"/>
@@ -1982,8 +2011,8 @@
         <w:t xml:space="preserve">کتاب McIvor در ۲۰۲۵ این پیوند را به‌صورت منسجم میان فناوری‌های دیجیتال، فرایندها، محصولات، مدل‌های کسب‌وکار، استراتژی و قابلیت‌های سازمانی دنبال می‌کند. [1] این نوع نگاه برای فهم فصل‌های بعدی کتاب مهم است، زیرا استراتژی و معماری بدون درک تغییر قابلیت‌ها قابل طراحی دقیق نیستند.</w:t>
       </w:r>
     </w:p>
-    <w:bookmarkEnd w:id="41"/>
-    <w:bookmarkStart w:id="42" w:name="داده-پلتفرم-و-اقتصاد-دیجیتال"/>
+    <w:bookmarkEnd w:id="45"/>
+    <w:bookmarkStart w:id="46" w:name="داده-پلتفرم-و-اقتصاد-دیجیتال"/>
     <w:p>
       <w:pPr>
         <w:pStyle w:val="Heading2"/>
@@ -2026,8 +2055,8 @@
         <w:t xml:space="preserve">هم‌زمان، پلتفرم‌های دیجیتال امکان دادند خلق ارزش به شبکه‌ای از کاربران، شرکا، توسعه‌دهندگان و ارائه‌دهندگان خدمت متصل شود. در این الگو، فناوری صرفاً ابزار اجرای عملیات داخلی نیست؛ بخشی از زیرساخت اکوسیستم ارزش‌آفرینی است. Lee در کتاب ۲۰۲۵ خود نیز تحول را از مبانی دیجیتال به پلتفرم‌ها، فناوری‌های دیجیتال و سپس AI و کاربردهای صنعتی و اجتماعی دنبال می‌کند. [2]</w:t>
       </w:r>
     </w:p>
-    <w:bookmarkEnd w:id="42"/>
-    <w:bookmarkStart w:id="43" w:name="ورود-ai-به-تحول-سازمانی"/>
+    <w:bookmarkEnd w:id="46"/>
+    <w:bookmarkStart w:id="47" w:name="ورود-ai-به-تحول-سازمانی"/>
     <w:p>
       <w:pPr>
         <w:pStyle w:val="Heading2"/>
@@ -2152,8 +2181,8 @@
         <w:t xml:space="preserve">کتاب Tao و همکاران در ۲۰۲۵ نیز دقیقاً فاصله میان «نوآوری AI» و «پیاده‌سازی در صنعت» را برجسته می‌کند و نمونه‌هایی از معماری‌های cloud-edge، سامانه‌های cyber-physical، لجستیک، زنجیره تأمین و Digital Twin را بررسی می‌کند. [4]</w:t>
       </w:r>
     </w:p>
-    <w:bookmarkEnd w:id="43"/>
-    <w:bookmarkStart w:id="45" w:name="X6b74a7c704558de4fca2f84e31483979c4db466"/>
+    <w:bookmarkEnd w:id="47"/>
+    <w:bookmarkStart w:id="49" w:name="X6b74a7c704558de4fca2f84e31483979c4db466"/>
     <w:p>
       <w:pPr>
         <w:pStyle w:val="Heading2"/>
@@ -2694,7 +2723,7 @@
         <w:t xml:space="preserve">سطح آخر هنوز یک مفهوم در حال شکل‌گیری است و نباید آن را به‌عنوان یک استاندارد رسمی یا یک مدل تاریخی قطعی تلقی کرد.</w:t>
       </w:r>
     </w:p>
-    <w:bookmarkStart w:id="44" w:name="جمعبندی"/>
+    <w:bookmarkStart w:id="48" w:name="جمعبندی"/>
     <w:p>
       <w:pPr>
         <w:pStyle w:val="Heading3"/>
@@ -2854,10 +2883,10 @@
         </w:pict>
       </w:r>
     </w:p>
-    <w:bookmarkEnd w:id="44"/>
-    <w:bookmarkEnd w:id="45"/>
-    <w:bookmarkEnd w:id="46"/>
-    <w:bookmarkStart w:id="58" w:name="مفاهیم-بنیادی-و-مرزبندی-مفهومی"/>
+    <w:bookmarkEnd w:id="48"/>
+    <w:bookmarkEnd w:id="49"/>
+    <w:bookmarkEnd w:id="50"/>
+    <w:bookmarkStart w:id="62" w:name="مفاهیم-بنیادی-و-مرزبندی-مفهومی"/>
     <w:p>
       <w:pPr>
         <w:pStyle w:val="Heading1"/>
@@ -2886,7 +2915,7 @@
         <w:t xml:space="preserve">یکی از مهم‌ترین مشکلات تحول دیجیتال، آشفتگی مفهومی است. اگر Digitization، Digitalization و Digital Transformation به‌جای یکدیگر به کار روند، اندازه‌گیری پیشرفت، انتخاب فناوری و ارزیابی موفقیت نیز مبهم می‌شود. در این فصل از یک تمایز آموزشی استفاده می‌کنیم که در ادامه کتاب ثابت خواهد ماند؛ این تمایز برای همه سازمان‌ها یک قانون سخت تاریخی نیست، اما برای تحلیل و آموزش بسیار مفید است.</w:t>
       </w:r>
     </w:p>
-    <w:bookmarkStart w:id="47" w:name="digitization-دیجیتالیسازی"/>
+    <w:bookmarkStart w:id="51" w:name="digitization-دیجیتالیسازی"/>
     <w:p>
       <w:pPr>
         <w:pStyle w:val="Heading2"/>
@@ -3018,8 +3047,8 @@
         <w:t xml:space="preserve">در این سطح، ممکن است هیچ تغییری در فرایند، ساختار سازمان یا منطق تصمیم‌گیری رخ ندهد. بنابراین دیجیتالی‌شدن اطلاعات می‌تواند پیش‌نیاز تحول باشد، اما به‌تنهایی تحول سازمانی محسوب نمی‌شود.</w:t>
       </w:r>
     </w:p>
-    <w:bookmarkEnd w:id="47"/>
-    <w:bookmarkStart w:id="48" w:name="Xfbc5750aed69a5c08387eefb6433df79fcb98dc"/>
+    <w:bookmarkEnd w:id="51"/>
+    <w:bookmarkStart w:id="52" w:name="Xfbc5750aed69a5c08387eefb6433df79fcb98dc"/>
     <w:p>
       <w:pPr>
         <w:pStyle w:val="Heading2"/>
@@ -3094,8 +3123,8 @@
         <w:t xml:space="preserve">اما حتی Digitalization نیز الزاماً به معنی تغییر مدل کسب‌وکار نیست. ممکن است یک سازمان فرایند موجود را بسیار کارآمدتر کند بدون اینکه محصول، بازار هدف یا منطق خلق ارزش خود را تغییر دهد.</w:t>
       </w:r>
     </w:p>
-    <w:bookmarkEnd w:id="48"/>
-    <w:bookmarkStart w:id="49" w:name="digital-transformation-تحول-دیجیتال"/>
+    <w:bookmarkEnd w:id="52"/>
+    <w:bookmarkStart w:id="53" w:name="digital-transformation-تحول-دیجیتال"/>
     <w:p>
       <w:pPr>
         <w:pStyle w:val="Heading2"/>
@@ -3170,8 +3199,8 @@
         <w:t xml:space="preserve">کتاب McIvor در ۲۰۲۵ نیز تحول دیجیتال را در پیوند میان فناوری، فرایند، محصول، مدل کسب‌وکار، استراتژی و قابلیت‌های سازمانی بررسی می‌کند. [1] استاندارد IEEE 2023-2025 نیز بر ارتباط سه عنصر people، process و digital technologies در برنامه تحول تأکید دارد. [5]</w:t>
       </w:r>
     </w:p>
-    <w:bookmarkEnd w:id="49"/>
-    <w:bookmarkStart w:id="50" w:name="تحول-دیجیتال-در-برابر-it-modernization"/>
+    <w:bookmarkEnd w:id="53"/>
+    <w:bookmarkStart w:id="54" w:name="تحول-دیجیتال-در-برابر-it-modernization"/>
     <w:p>
       <w:pPr>
         <w:pStyle w:val="Heading2"/>
@@ -3232,8 +3261,8 @@
         <w:t xml:space="preserve">یک سازمان ممکن است تمام سامانه‌های خود را به cloud منتقل کند و همچنان همان محصولات، همان فرایندهای ناکارآمد و همان منطق تصمیم‌گیری را داشته باشد. در این حالت، نوسازی فناوری اتفاق افتاده است، اما شواهد تحول سازمانی هنوز کافی نیست.</w:t>
       </w:r>
     </w:p>
-    <w:bookmarkEnd w:id="50"/>
-    <w:bookmarkStart w:id="51" w:name="X134db0dd405d13007c81059954ad0720a99a0da"/>
+    <w:bookmarkEnd w:id="54"/>
+    <w:bookmarkStart w:id="55" w:name="X134db0dd405d13007c81059954ad0720a99a0da"/>
     <w:p>
       <w:pPr>
         <w:pStyle w:val="Heading2"/>
@@ -3324,8 +3353,8 @@
         <w:t xml:space="preserve">همچنین این اصطلاح به معنی «خودمختاری کامل سازمان» نیست. در بسیاری از کاربردها، معماری مناسب ترکیبی از انسان و ماشین است و تصمیم‌های حساس به نظارت انسانی، کنترل‌های فنی و سازوکارهای حکمرانی نیاز دارند.</w:t>
       </w:r>
     </w:p>
-    <w:bookmarkEnd w:id="51"/>
-    <w:bookmarkStart w:id="52" w:name="ai-enabled-در-برابر-ai-native"/>
+    <w:bookmarkEnd w:id="55"/>
+    <w:bookmarkStart w:id="56" w:name="ai-enabled-در-برابر-ai-native"/>
     <w:p>
       <w:pPr>
         <w:pStyle w:val="Heading2"/>
@@ -3420,8 +3449,8 @@
         <w:t xml:space="preserve">معمولاً برای سازمانی به کار می‌رود که AI در طراحی فرایند، ساختار، محصولات، تصمیم‌گیری یا منطق عملیاتی آن از ابتدا نقش بنیادی دارد. این مفهوم هنوز در حال تثبیت است و تعریف واحد و استانداردشده‌ای برای همه ادبیات و صنایع ندارد. بنابراین در این کتاب، AI-Native یک مفهوم پژوهشی در حال شکل‌گیری تلقی می‌شود، نه یک طبقه‌بندی رسمی قطعی.</w:t>
       </w:r>
     </w:p>
-    <w:bookmarkEnd w:id="52"/>
-    <w:bookmarkStart w:id="53" w:name="پروژه-فناوری-در-برابر-برنامه-تحول"/>
+    <w:bookmarkEnd w:id="56"/>
+    <w:bookmarkStart w:id="57" w:name="پروژه-فناوری-در-برابر-برنامه-تحول"/>
     <w:p>
       <w:pPr>
         <w:pStyle w:val="Heading2"/>
@@ -3513,8 +3542,8 @@
         <w:t xml:space="preserve">آیا این پروژه بخشی از یک تغییر بزرگ‌تر است که قابلیت و ارزش سازمان را بهبود می‌دهد؟</w:t>
       </w:r>
     </w:p>
-    <w:bookmarkEnd w:id="53"/>
-    <w:bookmarkStart w:id="54" w:name="Xa8fcd92035a455f5e329ad1bb67337030b49288"/>
+    <w:bookmarkEnd w:id="57"/>
+    <w:bookmarkStart w:id="58" w:name="Xa8fcd92035a455f5e329ad1bb67337030b49288"/>
     <w:p>
       <w:pPr>
         <w:pStyle w:val="Heading2"/>
@@ -3669,8 +3698,8 @@
         <w:t xml:space="preserve">از همین‌جا می‌توان فهمید چرا یک سازمان ممکن است فناوری پیشرفته داشته باشد اما همچنان تحول‌یافته نباشد.</w:t>
       </w:r>
     </w:p>
-    <w:bookmarkEnd w:id="54"/>
-    <w:bookmarkStart w:id="57" w:name="هفت-سؤال-برای-تشخیص-یک-ابتکار-تحول"/>
+    <w:bookmarkEnd w:id="58"/>
+    <w:bookmarkStart w:id="61" w:name="هفت-سؤال-برای-تشخیص-یک-ابتکار-تحول"/>
     <w:p>
       <w:pPr>
         <w:pStyle w:val="Heading2"/>
@@ -3846,7 +3875,7 @@
         <w:t xml:space="preserve">این هفت سؤال به‌صورت عمدی ساده‌اند. هدف آن‌ها تولید یک ابزار تشخیصی اولیه است؛ در فصل سوم این پرسش‌ها به ابزارهای استراتژی، بلوغ و Capability Map متصل خواهند شد.</w:t>
       </w:r>
     </w:p>
-    <w:bookmarkStart w:id="55" w:name="مثال-جمعبندی"/>
+    <w:bookmarkStart w:id="59" w:name="مثال-جمعبندی"/>
     <w:p>
       <w:pPr>
         <w:pStyle w:val="Heading3"/>
@@ -4067,8 +4096,8 @@
         <w:t xml:space="preserve">صحبت کرد؛ البته با حفظ کنترل‌ها و نظارت لازم.</w:t>
       </w:r>
     </w:p>
-    <w:bookmarkEnd w:id="55"/>
-    <w:bookmarkStart w:id="56" w:name="نکته-آموزشی"/>
+    <w:bookmarkEnd w:id="59"/>
+    <w:bookmarkStart w:id="60" w:name="نکته-آموزشی"/>
     <w:p>
       <w:pPr>
         <w:pStyle w:val="Heading3"/>
@@ -4114,10 +4143,10 @@
         </w:pict>
       </w:r>
     </w:p>
-    <w:bookmarkEnd w:id="56"/>
-    <w:bookmarkEnd w:id="57"/>
-    <w:bookmarkEnd w:id="58"/>
-    <w:bookmarkStart w:id="66" w:name="تحول-دیجیتال-بهعنوان-یک-سیستم-اجتماعیفنی"/>
+    <w:bookmarkEnd w:id="60"/>
+    <w:bookmarkEnd w:id="61"/>
+    <w:bookmarkEnd w:id="62"/>
+    <w:bookmarkStart w:id="74" w:name="تحول-دیجیتال-بهعنوان-یک-سیستم-اجتماعیفنی"/>
     <w:p>
       <w:pPr>
         <w:pStyle w:val="Heading1"/>
@@ -4132,39 +4161,68 @@
         <w:t xml:space="preserve">1.5 تحول دیجیتال به‌عنوان یک سیستم اجتماعی–فنی</w:t>
       </w:r>
     </w:p>
-    <w:tbl>
-      <w:tblPr>
-        <w:tblStyle w:val="FigureTable"/>
-        <w:tblW w:type="auto" w:w="0"/>
-        <w:tblLook w:firstRow="0" w:lastRow="0" w:firstColumn="0" w:lastColumn="0"/>
-        <w:jc w:val="center"/>
-      </w:tblPr>
-      <w:tblGrid>
-        <w:gridCol w:w="7920"/>
-      </w:tblGrid>
-      <w:tr>
-        <w:tc>
-          <w:tcPr>
-            <w:textDirection w:val="tbRl"/>
-          </w:tcPr>
-          <w:p>
-            <w:pPr>
-              <w:pStyle w:val="Compact"/>
-              <w:bidi/>
-              <w:jc w:val="right"/>
-            </w:pPr>
-            <w:r>
-              <w:rPr>
-                <w:rFonts w:ascii="Noto Sans" w:hAnsi="Noto Sans" w:cs="Noto Naskh Arabic" w:eastAsia="Noto Sans"/>
-                <w:sz w:val="24"/>
-                <w:rtl/>
-              </w:rPr>
-              <w:t xml:space="preserve">چارچوب شش‌ستونه تحول دیجیتال هوشمند</w:t>
-            </w:r>
-          </w:p>
-        </w:tc>
-      </w:tr>
-    </w:tbl>
+    <w:p>
+      <w:pPr>
+        <w:pStyle w:val="CaptionedFigure"/>
+        <w:bidi/>
+        <w:jc w:val="right"/>
+      </w:pPr>
+      <w:r>
+        <w:rPr>
+          <w:rFonts w:ascii="Noto Sans" w:hAnsi="Noto Sans" w:cs="Noto Naskh Arabic" w:eastAsia="Noto Sans"/>
+          <w:sz w:val="24"/>
+        </w:rPr>
+        <w:drawing>
+          <wp:inline>
+            <wp:extent cx="5969000" cy="3233208"/>
+            <wp:effectExtent b="0" l="0" r="0" t="0"/>
+            <wp:docPr descr="چارچوب شش‌ستونه تحول دیجیتال هوشمند" title="" id="64" name="Picture"/>
+            <a:graphic>
+              <a:graphicData uri="http://schemas.openxmlformats.org/drawingml/2006/picture">
+                <pic:pic>
+                  <pic:nvPicPr>
+                    <pic:cNvPr descr="figures/six-pillars.svg" id="65" name="Picture"/>
+                    <pic:cNvPicPr>
+                      <a:picLocks noChangeArrowheads="1" noChangeAspect="1"/>
+                    </pic:cNvPicPr>
+                  </pic:nvPicPr>
+                  <pic:blipFill>
+                    <a:blip r:embed="rId66">
+                      <a:extLst>
+                        <a:ext uri="{28A0092B-C50C-407E-A947-70E740481C1C}">
+                          <a14:useLocalDpi xmlns:a14="http://schemas.microsoft.com/office/drawing/2010/main" val="0"/>
+                        </a:ext>
+                        <a:ext uri="{96DAC541-7B7A-43D3-8B79-37D633B846F1}">
+                          <asvg:svgBlip xmlns:asvg="http://schemas.microsoft.com/office/drawing/2016/SVG/main" r:embed="rId63"/>
+                        </a:ext>
+                      </a:extLst>
+                    </a:blip>
+                    <a:stretch>
+                      <a:fillRect/>
+                    </a:stretch>
+                  </pic:blipFill>
+                  <pic:spPr bwMode="auto">
+                    <a:xfrm>
+                      <a:off x="0" y="0"/>
+                      <a:ext cx="5969000" cy="3233208"/>
+                    </a:xfrm>
+                    <a:prstGeom prst="rect">
+                      <a:avLst/>
+                    </a:prstGeom>
+                    <a:noFill/>
+                    <a:ln w="9525">
+                      <a:noFill/>
+                      <a:headEnd/>
+                      <a:tailEnd/>
+                    </a:ln>
+                  </pic:spPr>
+                </pic:pic>
+              </a:graphicData>
+            </a:graphic>
+          </wp:inline>
+        </w:drawing>
+      </w:r>
+    </w:p>
     <w:p>
       <w:pPr>
         <w:pStyle w:val="ImageCaption"/>
@@ -4226,7 +4284,7 @@
         <w:t xml:space="preserve">یکی از مهم‌ترین خطاهای تحلیلی در تحول دیجیتال، تقلیل آن به فناوری است. سازمان یک سیستم اجتماعی–فنی است؛ یعنی عملکرد آن حاصل تعامل فناوری با انسان، فرایند، ساختار، فرهنگ، قوانین و محیط است.</w:t>
       </w:r>
     </w:p>
-    <w:bookmarkStart w:id="59" w:name="چرا-فناوری-بهتنهایی-کافی-نیست"/>
+    <w:bookmarkStart w:id="67" w:name="چرا-فناوری-بهتنهایی-کافی-نیست"/>
     <w:p>
       <w:pPr>
         <w:pStyle w:val="Heading2"/>
@@ -4383,8 +4441,8 @@
         <w:t xml:space="preserve">نمی‌توان گفت سازمان صرفاً به دلیل نصب فناوری متحول شده است.</w:t>
       </w:r>
     </w:p>
-    <w:bookmarkEnd w:id="59"/>
-    <w:bookmarkStart w:id="60" w:name="پنج-جزء-اجتماعیفنی"/>
+    <w:bookmarkEnd w:id="67"/>
+    <w:bookmarkStart w:id="68" w:name="پنج-جزء-اجتماعیفنی"/>
     <w:p>
       <w:pPr>
         <w:pStyle w:val="Heading2"/>
@@ -4587,8 +4645,8 @@
         <w:t xml:space="preserve">تحول پایدار زمانی رخ می‌دهد که این اجزا به‌صورت هماهنگ تغییر کنند.</w:t>
       </w:r>
     </w:p>
-    <w:bookmarkEnd w:id="60"/>
-    <w:bookmarkStart w:id="61" w:name="چارچوب-ششستونه-کتاب"/>
+    <w:bookmarkEnd w:id="68"/>
+    <w:bookmarkStart w:id="69" w:name="چارچوب-ششستونه-کتاب"/>
     <w:p>
       <w:pPr>
         <w:pStyle w:val="Heading2"/>
@@ -4853,8 +4911,8 @@
         <w:t xml:space="preserve">این چارچوب یک مدل آموزشی است و ادعای استانداردبودن آن در ادبیات ندارد. مزیت آن ایجاد زبان مشترک برای فصل‌های بعدی است.</w:t>
       </w:r>
     </w:p>
-    <w:bookmarkEnd w:id="61"/>
-    <w:bookmarkStart w:id="62" w:name="شواهد-پژوهشی-جدید"/>
+    <w:bookmarkEnd w:id="69"/>
+    <w:bookmarkStart w:id="70" w:name="شواهد-پژوهشی-جدید"/>
     <w:p>
       <w:pPr>
         <w:pStyle w:val="Heading2"/>
@@ -4931,8 +4989,8 @@
         <w:t xml:space="preserve">در ۲۰۲۵ نیز هم‌راستا است؛ این مطالعه نقش فناوری‌های شناختی مانند AI و IoT را در کنار عامل انسانی و قابلیت تحول بررسی می‌کند. [6]</w:t>
       </w:r>
     </w:p>
-    <w:bookmarkEnd w:id="62"/>
-    <w:bookmarkStart w:id="63" w:name="نمونه-آموزشی-بیمارستان"/>
+    <w:bookmarkEnd w:id="70"/>
+    <w:bookmarkStart w:id="71" w:name="نمونه-آموزشی-بیمارستان"/>
     <w:p>
       <w:pPr>
         <w:pStyle w:val="Heading2"/>
@@ -5089,8 +5147,8 @@
         <w:t xml:space="preserve">در نتیجه، «مدل AI» فقط یک جزء از یک سیستم اجتماعی–فنی بزرگ‌تر است.</w:t>
       </w:r>
     </w:p>
-    <w:bookmarkEnd w:id="63"/>
-    <w:bookmarkStart w:id="65" w:name="پیام-برای-مدیر-تحول"/>
+    <w:bookmarkEnd w:id="71"/>
+    <w:bookmarkStart w:id="73" w:name="پیام-برای-مدیر-تحول"/>
     <w:p>
       <w:pPr>
         <w:pStyle w:val="Heading2"/>
@@ -5119,7 +5177,7 @@
         <w:t xml:space="preserve">مدیر تحول نباید فقط مدیر فناوری باشد. وظیفه او ایجاد هماهنگی میان فناوری و سازمان است. این هماهنگی شامل تعریف مسئله، ایجاد قابلیت، بازطراحی فرایند، آموزش افراد، مدیریت تغییر و ایجاد سازوکار کنترل است.</w:t>
       </w:r>
     </w:p>
-    <w:bookmarkStart w:id="64" w:name="اصل-فصل"/>
+    <w:bookmarkStart w:id="72" w:name="اصل-فصل"/>
     <w:p>
       <w:pPr>
         <w:pStyle w:val="Heading3"/>
@@ -5166,10 +5224,10 @@
         </w:pict>
       </w:r>
     </w:p>
-    <w:bookmarkEnd w:id="64"/>
-    <w:bookmarkEnd w:id="65"/>
-    <w:bookmarkEnd w:id="66"/>
-    <w:bookmarkStart w:id="75" w:name="از-سازمان-دیجیتال-تا-سازمان-ai-native"/>
+    <w:bookmarkEnd w:id="72"/>
+    <w:bookmarkEnd w:id="73"/>
+    <w:bookmarkEnd w:id="74"/>
+    <w:bookmarkStart w:id="87" w:name="از-سازمان-دیجیتال-تا-سازمان-ai-native"/>
     <w:p>
       <w:pPr>
         <w:pStyle w:val="Heading1"/>
@@ -5184,39 +5242,68 @@
         <w:t xml:space="preserve">1.6 از سازمان دیجیتال تا سازمان AI-Native</w:t>
       </w:r>
     </w:p>
-    <w:tbl>
-      <w:tblPr>
-        <w:tblStyle w:val="FigureTable"/>
-        <w:tblW w:type="auto" w:w="0"/>
-        <w:tblLook w:firstRow="0" w:lastRow="0" w:firstColumn="0" w:lastColumn="0"/>
-        <w:jc w:val="center"/>
-      </w:tblPr>
-      <w:tblGrid>
-        <w:gridCol w:w="7920"/>
-      </w:tblGrid>
-      <w:tr>
-        <w:tc>
-          <w:tcPr>
-            <w:textDirection w:val="tbRl"/>
-          </w:tcPr>
-          <w:p>
-            <w:pPr>
-              <w:pStyle w:val="Compact"/>
-              <w:bidi/>
-              <w:jc w:val="right"/>
-            </w:pPr>
-            <w:r>
-              <w:rPr>
-                <w:rFonts w:ascii="Noto Sans" w:hAnsi="Noto Sans" w:cs="Noto Naskh Arabic" w:eastAsia="Noto Sans"/>
-                <w:sz w:val="24"/>
-                <w:rtl/>
-              </w:rPr>
-              <w:t xml:space="preserve">سازمان AI-Enabled در برابر AI-Native</w:t>
-            </w:r>
-          </w:p>
-        </w:tc>
-      </w:tr>
-    </w:tbl>
+    <w:p>
+      <w:pPr>
+        <w:pStyle w:val="CaptionedFigure"/>
+        <w:bidi/>
+        <w:jc w:val="right"/>
+      </w:pPr>
+      <w:r>
+        <w:rPr>
+          <w:rFonts w:ascii="Noto Sans" w:hAnsi="Noto Sans" w:cs="Noto Naskh Arabic" w:eastAsia="Noto Sans"/>
+          <w:sz w:val="24"/>
+        </w:rPr>
+        <w:drawing>
+          <wp:inline>
+            <wp:extent cx="5969000" cy="2586566"/>
+            <wp:effectExtent b="0" l="0" r="0" t="0"/>
+            <wp:docPr descr="سازمان AI-Enabled در برابر AI-Native" title="" id="76" name="Picture"/>
+            <a:graphic>
+              <a:graphicData uri="http://schemas.openxmlformats.org/drawingml/2006/picture">
+                <pic:pic>
+                  <pic:nvPicPr>
+                    <pic:cNvPr descr="figures/ai-enabled-vs-ai-native.svg" id="77" name="Picture"/>
+                    <pic:cNvPicPr>
+                      <a:picLocks noChangeArrowheads="1" noChangeAspect="1"/>
+                    </pic:cNvPicPr>
+                  </pic:nvPicPr>
+                  <pic:blipFill>
+                    <a:blip r:embed="rId78">
+                      <a:extLst>
+                        <a:ext uri="{28A0092B-C50C-407E-A947-70E740481C1C}">
+                          <a14:useLocalDpi xmlns:a14="http://schemas.microsoft.com/office/drawing/2010/main" val="0"/>
+                        </a:ext>
+                        <a:ext uri="{96DAC541-7B7A-43D3-8B79-37D633B846F1}">
+                          <asvg:svgBlip xmlns:asvg="http://schemas.microsoft.com/office/drawing/2016/SVG/main" r:embed="rId75"/>
+                        </a:ext>
+                      </a:extLst>
+                    </a:blip>
+                    <a:stretch>
+                      <a:fillRect/>
+                    </a:stretch>
+                  </pic:blipFill>
+                  <pic:spPr bwMode="auto">
+                    <a:xfrm>
+                      <a:off x="0" y="0"/>
+                      <a:ext cx="5969000" cy="2586566"/>
+                    </a:xfrm>
+                    <a:prstGeom prst="rect">
+                      <a:avLst/>
+                    </a:prstGeom>
+                    <a:noFill/>
+                    <a:ln w="9525">
+                      <a:noFill/>
+                      <a:headEnd/>
+                      <a:tailEnd/>
+                    </a:ln>
+                  </pic:spPr>
+                </pic:pic>
+              </a:graphicData>
+            </a:graphic>
+          </wp:inline>
+        </w:drawing>
+      </w:r>
+    </w:p>
     <w:p>
       <w:pPr>
         <w:pStyle w:val="ImageCaption"/>
@@ -5346,7 +5433,7 @@
         <w:t xml:space="preserve">را شکل می‌دهد.</w:t>
       </w:r>
     </w:p>
-    <w:bookmarkStart w:id="67" w:name="ai-enabled-یعنی-چه"/>
+    <w:bookmarkStart w:id="79" w:name="ai-enabled-یعنی-چه"/>
     <w:p>
       <w:pPr>
         <w:pStyle w:val="Heading2"/>
@@ -5389,8 +5476,8 @@
         <w:t xml:space="preserve">این رویکرد الزاماً سطح پایینی از بلوغ نیست. بسیاری از سازمان‌ها منطقی است که تحول را از همین نقطه آغاز کنند. ارزش این مرحله زمانی ایجاد می‌شود که استفاده از AI به مسئله واقعی، فرایند مشخص و معیار عملکرد متصل باشد؛ نه اینکه صرفاً به دلیل جدیدبودن فناوری یک ابزار خریداری شود.</w:t>
       </w:r>
     </w:p>
-    <w:bookmarkEnd w:id="67"/>
-    <w:bookmarkStart w:id="68" w:name="ai-native-یک-مفهوم-نوظهور-است"/>
+    <w:bookmarkEnd w:id="79"/>
+    <w:bookmarkStart w:id="80" w:name="ai-native-یک-مفهوم-نوظهور-است"/>
     <w:p>
       <w:pPr>
         <w:pStyle w:val="Heading2"/>
@@ -5499,8 +5586,8 @@
         <w:t xml:space="preserve">می‌دانیم، نه برچسبی که بتوان با یک آزمون ساده و قطعی به همه سازمان‌ها نسبت داد.</w:t>
       </w:r>
     </w:p>
-    <w:bookmarkEnd w:id="68"/>
-    <w:bookmarkStart w:id="69" w:name="تعریف-عملیاتی-کتاب"/>
+    <w:bookmarkEnd w:id="80"/>
+    <w:bookmarkStart w:id="81" w:name="تعریف-عملیاتی-کتاب"/>
     <w:p>
       <w:pPr>
         <w:pStyle w:val="Heading2"/>
@@ -5591,8 +5678,8 @@
         <w:t xml:space="preserve">نخست، چند ابزار AI به‌تنهایی سازمان را AI-Native نمی‌کنند. دوم، AI-Native بودن یک ویژگی صفر و یکی نیست و می‌تواند در بخش‌هایی از سازمان بیشتر از بخش‌های دیگر دیده شود. سوم، AI-Native بودن الزاماً به معنای خودمختاری بیشتر یا عملکرد بهتر نیست؛ ارزش آن به مسئله، محیط، ریسک و طراحی سیستم بستگی دارد.</w:t>
       </w:r>
     </w:p>
-    <w:bookmarkEnd w:id="69"/>
-    <w:bookmarkStart w:id="70" w:name="Xd7200d5e03f84b755b84ce993564b88e63e5e50"/>
+    <w:bookmarkEnd w:id="81"/>
+    <w:bookmarkStart w:id="82" w:name="Xd7200d5e03f84b755b84ce993564b88e63e5e50"/>
     <w:p>
       <w:pPr>
         <w:pStyle w:val="Heading2"/>
@@ -5995,8 +6082,8 @@
         <w:t xml:space="preserve">این سطوح برای آموزش و تشخیص‌اند و نباید به‌عنوان استاندارد رسمی بلوغ معرفی شوند.</w:t>
       </w:r>
     </w:p>
-    <w:bookmarkEnd w:id="70"/>
-    <w:bookmarkStart w:id="71" w:name="agentic-ai-چه-چیزی-را-تغییر-میدهد"/>
+    <w:bookmarkEnd w:id="82"/>
+    <w:bookmarkStart w:id="83" w:name="agentic-ai-چه-چیزی-را-تغییر-میدهد"/>
     <w:p>
       <w:pPr>
         <w:pStyle w:val="Heading2"/>
@@ -6093,8 +6180,8 @@
         <w:t xml:space="preserve">با این حال، در این فصل وارد طراحی فنی Agent نمی‌شویم. معماری، داده، RAG، انتخاب مدل، ارزیابی، ارکستراسیون و مدیریت چرخه عمر در فصل ۵ و کاربردهای عملیاتی Agent در فصل ۷ بررسی خواهند شد.</w:t>
       </w:r>
     </w:p>
-    <w:bookmarkEnd w:id="71"/>
-    <w:bookmarkStart w:id="72" w:name="خودمختاری-هدف-نهایی-نیست"/>
+    <w:bookmarkEnd w:id="83"/>
+    <w:bookmarkStart w:id="84" w:name="خودمختاری-هدف-نهایی-نیست"/>
     <w:p>
       <w:pPr>
         <w:pStyle w:val="Heading2"/>
@@ -6245,8 +6332,8 @@
         <w:t xml:space="preserve">است.</w:t>
       </w:r>
     </w:p>
-    <w:bookmarkEnd w:id="72"/>
-    <w:bookmarkStart w:id="74" w:name="یک-آزمون-ساده-برای-مدیر"/>
+    <w:bookmarkEnd w:id="84"/>
+    <w:bookmarkStart w:id="86" w:name="یک-آزمون-ساده-برای-مدیر"/>
     <w:p>
       <w:pPr>
         <w:pStyle w:val="Heading2"/>
@@ -6422,7 +6509,7 @@
         <w:t xml:space="preserve">اگر پاسخ به بیشتر این پرسش‌ها منفی باشد، سازمان احتمالاً هنوز در مرحله آزمایش یا AI-Assisted/AI-Enabled قرار دارد.</w:t>
       </w:r>
     </w:p>
-    <w:bookmarkStart w:id="73" w:name="جمعبندی-آموزشی"/>
+    <w:bookmarkStart w:id="85" w:name="جمعبندی-آموزشی"/>
     <w:p>
       <w:pPr>
         <w:pStyle w:val="Heading3"/>
@@ -6466,10 +6553,10 @@
         </w:pict>
       </w:r>
     </w:p>
-    <w:bookmarkEnd w:id="73"/>
-    <w:bookmarkEnd w:id="74"/>
-    <w:bookmarkEnd w:id="75"/>
-    <w:bookmarkStart w:id="86" w:name="عوامل-موفقیت-و-دلایل-شکست-تحول-دیجیتال"/>
+    <w:bookmarkEnd w:id="85"/>
+    <w:bookmarkEnd w:id="86"/>
+    <w:bookmarkEnd w:id="87"/>
+    <w:bookmarkStart w:id="98" w:name="عوامل-موفقیت-و-دلایل-شکست-تحول-دیجیتال"/>
     <w:p>
       <w:pPr>
         <w:pStyle w:val="Heading1"/>
@@ -6498,7 +6585,7 @@
         <w:t xml:space="preserve">تحول دیجیتال را نمی‌توان با یک نسخه ثابت اجرا کرد؛ اما پژوهش‌های جدید چند الگوی تکرارشونده را نشان می‌دهند. مهم‌تر از فهرست‌کردن عوامل، فهم رابطه میان آنهاست. فناوری زمانی به تحول تبدیل می‌شود که مسئله، ارزش، قابلیت، فرایند، انسان، معماری، داده و حکمرانی در یک مسیر مشترک قرار گیرند.</w:t>
       </w:r>
     </w:p>
-    <w:bookmarkStart w:id="76" w:name="مسئله-و-ارزش-پیش-از-فناوری"/>
+    <w:bookmarkStart w:id="88" w:name="مسئله-و-ارزش-پیش-از-فناوری"/>
     <w:p>
       <w:pPr>
         <w:pStyle w:val="Heading2"/>
@@ -6541,8 +6628,8 @@
         <w:t xml:space="preserve">تفاوت مهمی میان «هدف فناورانه» و «هدف سازمانی» وجود دارد. «پیاده‌سازی یک مدل زبانی» هدف فناورانه است؛ «کاهش زمان تهیه پاسخ کارشناسی بدون افت کیفیت و با کنترل مسئولیت» هدف سازمانی است. هدف دوم امکان سنجش ارزش و طراحی فرایند مناسب را فراهم می‌کند.</w:t>
       </w:r>
     </w:p>
-    <w:bookmarkEnd w:id="76"/>
-    <w:bookmarkStart w:id="77" w:name="رهبری-و-مالکیت-سازمانی"/>
+    <w:bookmarkEnd w:id="88"/>
+    <w:bookmarkStart w:id="89" w:name="رهبری-و-مالکیت-سازمانی"/>
     <w:p>
       <w:pPr>
         <w:pStyle w:val="Heading2"/>
@@ -6585,8 +6672,8 @@
         <w:t xml:space="preserve">پژوهش‌های ۲۰۲۵ بر نقش رهبری، آمادگی کاربران، فرهنگ و عامل انسانی در موفقیت تحول تأکید دارند. یک مرور نظام‌مند که ۱۸۳ مقاله را تحلیل کرده است، پیشنهاد می‌کند عامل انسانی به‌عنوان یک عامل مستقل و هم‌سطح با عوامل دیگر در طراحی و ارزیابی پروژه‌های تحول دیده شود. [5]</w:t>
       </w:r>
     </w:p>
-    <w:bookmarkEnd w:id="77"/>
-    <w:bookmarkStart w:id="78" w:name="قابلیت-بهجای-خرید-فناوری"/>
+    <w:bookmarkEnd w:id="89"/>
+    <w:bookmarkStart w:id="90" w:name="قابلیت-بهجای-خرید-فناوری"/>
     <w:p>
       <w:pPr>
         <w:pStyle w:val="Heading2"/>
@@ -6677,8 +6764,8 @@
         <w:t xml:space="preserve">این تمایز در سراسر کتاب حفظ خواهد شد. فصل ۳ قابلیت را به Capability Map تبدیل می‌کند؛ فصل ۴ آن را به معماری وصل می‌کند؛ فصل ۵ قابلیت‌های داده و AI را می‌سازد و فصل ۷ آنها را در عملیات به کار می‌گیرد.</w:t>
       </w:r>
     </w:p>
-    <w:bookmarkEnd w:id="78"/>
-    <w:bookmarkStart w:id="79" w:name="داده-معماری-و-زیرساخت"/>
+    <w:bookmarkEnd w:id="90"/>
+    <w:bookmarkStart w:id="91" w:name="داده-معماری-و-زیرساخت"/>
     <w:p>
       <w:pPr>
         <w:pStyle w:val="Heading2"/>
@@ -6721,8 +6808,8 @@
         <w:t xml:space="preserve">به همین ترتیب، ابتکارهای مستقل ممکن است در یک آزمایش کوچک موفق باشند اما هنگام مقیاس‌گذاری با مشکل هویت، یکپارچگی، داده یا وابستگی به سامانه‌های قدیمی مواجه شوند. اینجاست که معماری سازمانی از یک موضوع فنی به یک الزام تحول تبدیل می‌شود.</w:t>
       </w:r>
     </w:p>
-    <w:bookmarkEnd w:id="79"/>
-    <w:bookmarkStart w:id="80" w:name="انسان-مهارت-و-تغییر-رفتار"/>
+    <w:bookmarkEnd w:id="91"/>
+    <w:bookmarkStart w:id="92" w:name="انسان-مهارت-و-تغییر-رفتار"/>
     <w:p>
       <w:pPr>
         <w:pStyle w:val="Heading2"/>
@@ -6765,8 +6852,8 @@
         <w:t xml:space="preserve">شواهد پژوهشی ۲۰۲۵ نیز این تغییر نگاه را پشتیبانی می‌کنند و نشان می‌دهند عامل انسانی، یادگیری، فرهنگ و آمادگی کارکنان با موفقیت تحول ارتباط دارند. [5][6]</w:t>
       </w:r>
     </w:p>
-    <w:bookmarkEnd w:id="80"/>
-    <w:bookmarkStart w:id="81" w:name="حکمرانی-از-ابتدا-نه-در-انتها"/>
+    <w:bookmarkEnd w:id="92"/>
+    <w:bookmarkStart w:id="93" w:name="حکمرانی-از-ابتدا-نه-در-انتها"/>
     <w:p>
       <w:pPr>
         <w:pStyle w:val="Heading2"/>
@@ -6809,8 +6896,8 @@
         <w:t xml:space="preserve">این اصل در فصل ۹ به‌صورت کامل بررسی خواهد شد. در فصل اول فقط باید آن را به‌عنوان یک جزء ضروری سیستم تحول بشناسیم.</w:t>
       </w:r>
     </w:p>
-    <w:bookmarkEnd w:id="81"/>
-    <w:bookmarkStart w:id="82" w:name="الگوی-شکست-وقتی-اجزا-همراستا-نیستند"/>
+    <w:bookmarkEnd w:id="93"/>
+    <w:bookmarkStart w:id="94" w:name="الگوی-شکست-وقتی-اجزا-همراستا-نیستند"/>
     <w:p>
       <w:pPr>
         <w:pStyle w:val="Heading2"/>
@@ -6931,8 +7018,8 @@
         <w:t xml:space="preserve">هر حلقه باید با حلقه قبل و بعد سازگار باشد.</w:t>
       </w:r>
     </w:p>
-    <w:bookmarkEnd w:id="82"/>
-    <w:bookmarkStart w:id="83" w:name="هشت-الگوی-شکست-رایج"/>
+    <w:bookmarkEnd w:id="94"/>
+    <w:bookmarkStart w:id="95" w:name="هشت-الگوی-شکست-رایج"/>
     <w:p>
       <w:pPr>
         <w:pStyle w:val="Heading2"/>
@@ -7113,8 +7200,8 @@
         <w:t xml:space="preserve">پژوهش‌های ۲۰۲۵ نیز نشان می‌دهند فناوری محرک مهم تحول است، اما نتیجه پایدار به فرهنگ، رهبری، آمادگی کاربران و یادگیری سازمانی وابسته است. [10]</w:t>
       </w:r>
     </w:p>
-    <w:bookmarkEnd w:id="83"/>
-    <w:bookmarkStart w:id="85" w:name="آزمون-پنجسؤالی-مدیریت"/>
+    <w:bookmarkEnd w:id="95"/>
+    <w:bookmarkStart w:id="97" w:name="آزمون-پنجسؤالی-مدیریت"/>
     <w:p>
       <w:pPr>
         <w:pStyle w:val="Heading2"/>
@@ -7252,7 +7339,7 @@
         <w:t xml:space="preserve">اگر پاسخ این پرسش‌ها مبهم باشد، ورود به مرحله خرید و پیاده‌سازی فناوری معمولاً زودهنگام است.</w:t>
       </w:r>
     </w:p>
-    <w:bookmarkStart w:id="84" w:name="جمعبندی-آموزشی-1"/>
+    <w:bookmarkStart w:id="96" w:name="جمعبندی-آموزشی-1"/>
     <w:p>
       <w:pPr>
         <w:pStyle w:val="Heading3"/>
@@ -7330,10 +7417,10 @@
         </w:pict>
       </w:r>
     </w:p>
-    <w:bookmarkEnd w:id="84"/>
-    <w:bookmarkEnd w:id="85"/>
-    <w:bookmarkEnd w:id="86"/>
-    <w:bookmarkStart w:id="97" w:name="Xb6ed802f3159599688fc39c25693cc5825800ce"/>
+    <w:bookmarkEnd w:id="96"/>
+    <w:bookmarkEnd w:id="97"/>
+    <w:bookmarkEnd w:id="98"/>
+    <w:bookmarkStart w:id="109" w:name="Xb6ed802f3159599688fc39c25693cc5825800ce"/>
     <w:p>
       <w:pPr>
         <w:pStyle w:val="Heading1"/>
@@ -7396,7 +7483,7 @@
         <w:t xml:space="preserve">است و شرح داخلی یک سازمان واقعی نیست. هدف آن این است که دانشجو بتواند مفاهیم فصل را روی یک مسئله سازمانی واقعی به کار ببرد و تفاوت میان تغییر فناوری و تغییر قابلیت را ببیند.</w:t>
       </w:r>
     </w:p>
-    <w:bookmarkStart w:id="87" w:name="وضعیت-اولیه"/>
+    <w:bookmarkStart w:id="99" w:name="وضعیت-اولیه"/>
     <w:p>
       <w:pPr>
         <w:pStyle w:val="Heading2"/>
@@ -7606,8 +7693,8 @@
         <w:t xml:space="preserve">را بررسی می‌کند.</w:t>
       </w:r>
     </w:p>
-    <w:bookmarkEnd w:id="87"/>
-    <w:bookmarkStart w:id="88" w:name="مرحله-اول-digitization"/>
+    <w:bookmarkEnd w:id="99"/>
+    <w:bookmarkStart w:id="100" w:name="مرحله-اول-digitization"/>
     <w:p>
       <w:pPr>
         <w:pStyle w:val="Heading2"/>
@@ -7732,8 +7819,8 @@
         <w:t xml:space="preserve">منطق اصلی خدمت تقریباً همان است.</w:t>
       </w:r>
     </w:p>
-    <w:bookmarkEnd w:id="88"/>
-    <w:bookmarkStart w:id="89" w:name="مرحله-دوم-digitalization"/>
+    <w:bookmarkEnd w:id="100"/>
+    <w:bookmarkStart w:id="101" w:name="مرحله-دوم-digitalization"/>
     <w:p>
       <w:pPr>
         <w:pStyle w:val="Heading2"/>
@@ -7858,8 +7945,8 @@
         <w:t xml:space="preserve">سازمان هنوز ممکن است همان منطق قدیمی خدمت را فقط دیجیتالی‌تر اجرا کند.</w:t>
       </w:r>
     </w:p>
-    <w:bookmarkEnd w:id="89"/>
-    <w:bookmarkStart w:id="90" w:name="مرحله-سوم-digital-transformation"/>
+    <w:bookmarkEnd w:id="101"/>
+    <w:bookmarkStart w:id="102" w:name="مرحله-سوم-digital-transformation"/>
     <w:p>
       <w:pPr>
         <w:pStyle w:val="Heading2"/>
@@ -7966,8 +8053,8 @@
         <w:t xml:space="preserve">در این مرحله سازمان دیگر فقط سریع‌تر کار قبلی را انجام نمی‌دهد؛ بخشی از روش خلق ارزش را تغییر می‌دهد.</w:t>
       </w:r>
     </w:p>
-    <w:bookmarkEnd w:id="90"/>
-    <w:bookmarkStart w:id="91" w:name="مرحله-چهارم-ai-enabled"/>
+    <w:bookmarkEnd w:id="102"/>
+    <w:bookmarkStart w:id="103" w:name="مرحله-چهارم-ai-enabled"/>
     <w:p>
       <w:pPr>
         <w:pStyle w:val="Heading2"/>
@@ -8124,8 +8211,8 @@
         <w:t xml:space="preserve">در این مرحله AI هنوز تا حد زیادی در چارچوب فرایندهای موجود عمل می‌کند، اما کیفیت تصمیم و سرعت کار را بالا می‌برد.</w:t>
       </w:r>
     </w:p>
-    <w:bookmarkEnd w:id="91"/>
-    <w:bookmarkStart w:id="92" w:name="مرحله-پنجم-حرکت-به-سمت-ai-native"/>
+    <w:bookmarkEnd w:id="103"/>
+    <w:bookmarkStart w:id="104" w:name="مرحله-پنجم-حرکت-به-سمت-ai-native"/>
     <w:p>
       <w:pPr>
         <w:pStyle w:val="Heading2"/>
@@ -8182,8 +8269,8 @@
         <w:t xml:space="preserve">اما حتی در این مرحله، همه کارها خودکار نمی‌شوند. موارد حساس، استثنایی یا پرریسک به انسان ارجاع می‌شوند و تصمیم‌های مهم قابل ردیابی باقی می‌مانند.</w:t>
       </w:r>
     </w:p>
-    <w:bookmarkEnd w:id="92"/>
-    <w:bookmarkStart w:id="93" w:name="X14b1569adb6ff832ba53878b5b69ec111d8cc99"/>
+    <w:bookmarkEnd w:id="104"/>
+    <w:bookmarkStart w:id="105" w:name="X14b1569adb6ff832ba53878b5b69ec111d8cc99"/>
     <w:p>
       <w:pPr>
         <w:pStyle w:val="Heading2"/>
@@ -8321,8 +8408,8 @@
         <w:t xml:space="preserve">بنابراین AI معمولاً ضعف‌های بنیادی سازمان را پنهان نمی‌کند؛ در بسیاری موارد آنها را آشکارتر می‌کند.</w:t>
       </w:r>
     </w:p>
-    <w:bookmarkEnd w:id="93"/>
-    <w:bookmarkStart w:id="94" w:name="تحلیل-موردی-با-مدل-نهحلقهای"/>
+    <w:bookmarkEnd w:id="105"/>
+    <w:bookmarkStart w:id="106" w:name="تحلیل-موردی-با-مدل-نهحلقهای"/>
     <w:p>
       <w:pPr>
         <w:pStyle w:val="Heading2"/>
@@ -8786,8 +8873,8 @@
         <w:t xml:space="preserve">این جدول یکی از ابزارهای مقدماتی فصل است. در فصل ۳ به Capability Map و مدل عملیاتی، در فصل ۴ به معماری، در فصل ۵ به داده و Enterprise AI، در فصل ۷ به عملیات هوشمند، در فصل ۸ به انسان و در فصل ۹ به حکمرانی تبدیل و تفصیل داده خواهد شد.</w:t>
       </w:r>
     </w:p>
-    <w:bookmarkEnd w:id="94"/>
-    <w:bookmarkStart w:id="96" w:name="پرسشهای-تحلیلی"/>
+    <w:bookmarkEnd w:id="106"/>
+    <w:bookmarkStart w:id="108" w:name="پرسشهای-تحلیلی"/>
     <w:p>
       <w:pPr>
         <w:pStyle w:val="Heading2"/>
@@ -8916,7 +9003,7 @@
         <w:t xml:space="preserve">یک Capability Map اولیه برای این شرکت در سه قابلیت «خدمت مشتری»، «تصمیم‌گیری داده‌محور» و «اتوماسیون هوشمند» ترسیم کنید.</w:t>
       </w:r>
     </w:p>
-    <w:bookmarkStart w:id="95" w:name="نتیجه-موردی"/>
+    <w:bookmarkStart w:id="107" w:name="نتیجه-موردی"/>
     <w:p>
       <w:pPr>
         <w:pStyle w:val="Heading3"/>
@@ -8994,10 +9081,10 @@
         </w:pict>
       </w:r>
     </w:p>
-    <w:bookmarkEnd w:id="95"/>
-    <w:bookmarkEnd w:id="96"/>
-    <w:bookmarkEnd w:id="97"/>
-    <w:bookmarkStart w:id="107" w:name="جمعبندی-پرسشها-و-تمرینهای-فصل"/>
+    <w:bookmarkEnd w:id="107"/>
+    <w:bookmarkEnd w:id="108"/>
+    <w:bookmarkEnd w:id="109"/>
+    <w:bookmarkStart w:id="119" w:name="جمعبندی-پرسشها-و-تمرینهای-فصل"/>
     <w:p>
       <w:pPr>
         <w:pStyle w:val="Heading1"/>
@@ -9012,7 +9099,7 @@
         <w:t xml:space="preserve">1.9 جمع‌بندی، پرسش‌ها و تمرین‌های فصل</w:t>
       </w:r>
     </w:p>
-    <w:bookmarkStart w:id="98" w:name="جمعبندی-1"/>
+    <w:bookmarkStart w:id="110" w:name="جمعبندی-1"/>
     <w:p>
       <w:pPr>
         <w:pStyle w:val="Heading2"/>
@@ -9323,8 +9410,8 @@
         <w:t xml:space="preserve">این زنجیره در فصل‌های بعدی تخصصی‌تر می‌شود و در فصل دهم به Blueprint یکپارچه تبدیل خواهد شد.</w:t>
       </w:r>
     </w:p>
-    <w:bookmarkEnd w:id="98"/>
-    <w:bookmarkStart w:id="99" w:name="پرسشهای-مفهومی"/>
+    <w:bookmarkEnd w:id="110"/>
+    <w:bookmarkStart w:id="111" w:name="پرسشهای-مفهومی"/>
     <w:p>
       <w:pPr>
         <w:pStyle w:val="Heading2"/>
@@ -9453,8 +9540,8 @@
         <w:t xml:space="preserve">چرا Intelligent Digital Transformation در این کتاب به‌عنوان تعریف عملیاتی معرفی شده است؟</w:t>
       </w:r>
     </w:p>
-    <w:bookmarkEnd w:id="99"/>
-    <w:bookmarkStart w:id="100" w:name="پرسشهای-تحلیلی-1"/>
+    <w:bookmarkEnd w:id="111"/>
+    <w:bookmarkStart w:id="112" w:name="پرسشهای-تحلیلی-1"/>
     <w:p>
       <w:pPr>
         <w:pStyle w:val="Heading2"/>
@@ -9583,8 +9670,8 @@
         <w:t xml:space="preserve">بین سرعت تحول و سطح حکمرانی چه رابطه‌ای باید برقرار باشد؟ آیا همیشه افزایش سرعت مطلوب است؟</w:t>
       </w:r>
     </w:p>
-    <w:bookmarkEnd w:id="100"/>
-    <w:bookmarkStart w:id="101" w:name="تمرین-کاربردی-اصلی"/>
+    <w:bookmarkEnd w:id="112"/>
+    <w:bookmarkStart w:id="113" w:name="تمرین-کاربردی-اصلی"/>
     <w:p>
       <w:pPr>
         <w:pStyle w:val="Heading2"/>
@@ -9904,8 +9991,8 @@
         <w:t xml:space="preserve">ارائه کند. هدف تمرین، پیشنهاد فناوری بدون منطق تصمیم‌گیری نیست.</w:t>
       </w:r>
     </w:p>
-    <w:bookmarkEnd w:id="101"/>
-    <w:bookmarkStart w:id="102" w:name="فعالیت-کلاسی-از-فناوری-به-مسئله"/>
+    <w:bookmarkEnd w:id="113"/>
+    <w:bookmarkStart w:id="114" w:name="فعالیت-کلاسی-از-فناوری-به-مسئله"/>
     <w:p>
       <w:pPr>
         <w:pStyle w:val="Heading2"/>
@@ -10067,8 +10154,8 @@
         <w:t xml:space="preserve">چگونه ارزش ایجادشده اندازه‌گیری می‌شود؟</w:t>
       </w:r>
     </w:p>
-    <w:bookmarkEnd w:id="102"/>
-    <w:bookmarkStart w:id="103" w:name="تمرین-مطالعه-موردی-پارسخدمت"/>
+    <w:bookmarkEnd w:id="114"/>
+    <w:bookmarkStart w:id="115" w:name="تمرین-مطالعه-موردی-پارسخدمت"/>
     <w:p>
       <w:pPr>
         <w:pStyle w:val="Heading2"/>
@@ -10192,8 +10279,8 @@
         <w:t xml:space="preserve">و یک صفحه توضیح دهد که شرکت در کدام نقطه از مسیر AI-Enabled به سمت AI-Native قرار دارد.</w:t>
       </w:r>
     </w:p>
-    <w:bookmarkEnd w:id="103"/>
-    <w:bookmarkStart w:id="104" w:name="راهنمای-ارزیابی-تمرین-اصلی"/>
+    <w:bookmarkEnd w:id="115"/>
+    <w:bookmarkStart w:id="116" w:name="راهنمای-ارزیابی-تمرین-اصلی"/>
     <w:p>
       <w:pPr>
         <w:pStyle w:val="Heading2"/>
@@ -10327,8 +10414,8 @@
         <w:t xml:space="preserve">استدلال، اولویت‌بندی و سنجش ارزش: 20٪</w:t>
       </w:r>
     </w:p>
-    <w:bookmarkEnd w:id="104"/>
-    <w:bookmarkStart w:id="106" w:name="نکته-برای-مدرس"/>
+    <w:bookmarkEnd w:id="116"/>
+    <w:bookmarkStart w:id="118" w:name="نکته-برای-مدرس"/>
     <w:p>
       <w:pPr>
         <w:pStyle w:val="Heading2"/>
@@ -10357,7 +10444,7 @@
         <w:t xml:space="preserve">این فصل باید بیش از حفظ اصطلاحات، قدرت تشخیص دانشجو را افزایش دهد. دانشجو باید بتواند بین «نوآوری فناورانه»، «اتوماسیون فرایند» و «تحول سازمانی» تمایز بگذارد و درباره ادعاهای فناوری‌محور سؤال انتقادی بپرسد.</w:t>
       </w:r>
     </w:p>
-    <w:bookmarkStart w:id="105" w:name="پیام-نهایی-فصل"/>
+    <w:bookmarkStart w:id="117" w:name="پیام-نهایی-فصل"/>
     <w:p>
       <w:pPr>
         <w:pStyle w:val="Heading3"/>
@@ -10404,10 +10491,10 @@
         </w:pict>
       </w:r>
     </w:p>
-    <w:bookmarkEnd w:id="105"/>
-    <w:bookmarkEnd w:id="106"/>
-    <w:bookmarkEnd w:id="107"/>
-    <w:bookmarkStart w:id="113" w:name="منابع-فصل-اول"/>
+    <w:bookmarkEnd w:id="117"/>
+    <w:bookmarkEnd w:id="118"/>
+    <w:bookmarkEnd w:id="119"/>
+    <w:bookmarkStart w:id="125" w:name="منابع-فصل-اول"/>
     <w:p>
       <w:pPr>
         <w:pStyle w:val="Heading1"/>
@@ -10422,7 +10509,7 @@
         <w:t xml:space="preserve">منابع فصل اول</w:t>
       </w:r>
     </w:p>
-    <w:bookmarkStart w:id="108" w:name="منابع-کتابی-اصلی"/>
+    <w:bookmarkStart w:id="120" w:name="منابع-کتابی-اصلی"/>
     <w:p>
       <w:pPr>
         <w:pStyle w:val="Heading2"/>
@@ -10686,8 +10773,8 @@
         <w:t xml:space="preserve">نقش در کتاب: ستون پیاده‌سازی، کاربردهای صنعتی AI، معماری‌های cloud-edge، cyber-physical systems و Digital Twin.</w:t>
       </w:r>
     </w:p>
-    <w:bookmarkEnd w:id="108"/>
-    <w:bookmarkStart w:id="109" w:name="مقالات-علمی-جدید-۲۰۲۵-و-۲۰۲۶"/>
+    <w:bookmarkEnd w:id="120"/>
+    <w:bookmarkStart w:id="121" w:name="مقالات-علمی-جدید-۲۰۲۵-و-۲۰۲۶"/>
     <w:p>
       <w:pPr>
         <w:pStyle w:val="Heading2"/>
@@ -11054,8 +11141,8 @@
         <w:t xml:space="preserve">. SSRN Working Paper. https://doi.org/10.2139/ssrn.6905079</w:t>
       </w:r>
     </w:p>
-    <w:bookmarkEnd w:id="109"/>
-    <w:bookmarkStart w:id="110" w:name="استاندارد-و-منبع-رسمی"/>
+    <w:bookmarkEnd w:id="121"/>
+    <w:bookmarkStart w:id="122" w:name="استاندارد-و-منبع-رسمی"/>
     <w:p>
       <w:pPr>
         <w:pStyle w:val="Heading2"/>
@@ -11123,8 +11210,8 @@
         <w:t xml:space="preserve">Published January 23, 2026. https://standards.ieee.org/ieee/2023/7547/</w:t>
       </w:r>
     </w:p>
-    <w:bookmarkEnd w:id="110"/>
-    <w:bookmarkStart w:id="112" w:name="منبع-زمینهای-کلاسیک"/>
+    <w:bookmarkEnd w:id="122"/>
+    <w:bookmarkStart w:id="124" w:name="منبع-زمینهای-کلاسیک"/>
     <w:p>
       <w:pPr>
         <w:pStyle w:val="Heading2"/>
@@ -11184,7 +11271,7 @@
         <w:t xml:space="preserve">(2), 118–144. https://doi.org/10.1016/j.jsis.2019.01.003</w:t>
       </w:r>
     </w:p>
-    <w:bookmarkStart w:id="111" w:name="سیاست-استفاده-از-منابع"/>
+    <w:bookmarkStart w:id="123" w:name="سیاست-استفاده-از-منابع"/>
     <w:p>
       <w:pPr>
         <w:pStyle w:val="Heading3"/>
@@ -11227,9 +11314,9 @@
         <w:t xml:space="preserve">در فصل اول، استانداردها و چارچوب‌های حکمرانی فقط در حد معرفی و تعیین مرز مفهومی استفاده می‌شوند. شرح تفصیلی NIST AI RMF، ISO/IEC 42001 و چارچوب‌های تخصصی حکمرانی در فصل ۹ ارائه خواهد شد.</w:t>
       </w:r>
     </w:p>
-    <w:bookmarkEnd w:id="111"/>
-    <w:bookmarkEnd w:id="112"/>
-    <w:bookmarkEnd w:id="113"/>
+    <w:bookmarkEnd w:id="123"/>
+    <w:bookmarkEnd w:id="124"/>
+    <w:bookmarkEnd w:id="125"/>
     <w:sectPr>
       <w:headerReference r:id="rId9" w:type="default"/>
       <w:footerReference r:id="rId10" w:type="default"/>

--- a/PUBLISH/CHAPTERS/01-foundations/01-foundations.docx
+++ b/PUBLISH/CHAPTERS/01-foundations/01-foundations.docx
@@ -23,7 +23,7 @@
           <w:rFonts w:ascii="Noto Sans" w:hAnsi="Noto Sans" w:cs="Noto Sans" w:eastAsia="Noto Sans"/>
           <w:lang w:val="en-US"/>
         </w:rPr>
-        <w:t xml:space="preserve">⁦01-foundations⁩</w:t>
+        <w:t xml:space="preserve">01-foundations</w:t>
       </w:r>
     </w:p>
     <w:bookmarkStart w:id="23" w:name="Xf5acea3531221bb2a7780bbd21a1cfbc36c6ab1"/>
@@ -68,7 +68,7 @@
           <w:rFonts w:ascii="Noto Sans" w:hAnsi="Noto Sans" w:cs="Noto Sans" w:eastAsia="Noto Sans"/>
           <w:lang w:val="en-US"/>
         </w:rPr>
-        <w:t xml:space="preserve">⁦AI-Native⁩</w:t>
+        <w:t xml:space="preserve">AI-Native</w:t>
       </w:r>
     </w:p>
     <w:p>
@@ -91,7 +91,7 @@
           <w:rFonts w:ascii="Noto Sans" w:hAnsi="Noto Sans" w:cs="Noto Sans" w:eastAsia="Noto Sans"/>
           <w:lang w:val="en-US"/>
         </w:rPr>
-        <w:t xml:space="preserve">⁦Generative AI ⁩</w:t>
+        <w:t xml:space="preserve">Generative AI </w:t>
       </w:r>
       <w:r>
         <w:rPr>
@@ -106,7 +106,7 @@
           <w:rFonts w:ascii="Noto Sans" w:hAnsi="Noto Sans" w:cs="Noto Sans" w:eastAsia="Noto Sans"/>
           <w:lang w:val="en-US"/>
         </w:rPr>
-        <w:t xml:space="preserve">⁦Agentic AI ⁩</w:t>
+        <w:t xml:space="preserve">Agentic AI </w:t>
       </w:r>
       <w:r>
         <w:rPr>
@@ -267,7 +267,7 @@
           <w:rFonts w:ascii="Noto Sans" w:hAnsi="Noto Sans" w:cs="Noto Sans" w:eastAsia="Noto Sans"/>
           <w:lang w:val="en-US"/>
         </w:rPr>
-        <w:t xml:space="preserve">⁦AI-Native⁩</w:t>
+        <w:t xml:space="preserve">AI-Native</w:t>
       </w:r>
     </w:p>
     <w:p>
@@ -441,7 +441,7 @@
           <w:b/>
           <w:lang w:val="en-US"/>
         </w:rPr>
-        <w:t xml:space="preserve">⁦AI-Enabled ⁩</w:t>
+        <w:t xml:space="preserve">AI-Enabled </w:t>
       </w:r>
       <w:r>
         <w:rPr>
@@ -460,7 +460,7 @@
           <w:b/>
           <w:lang w:val="en-US"/>
         </w:rPr>
-        <w:t xml:space="preserve">⁦AI-Native:⁩</w:t>
+        <w:t xml:space="preserve">AI-Native:</w:t>
       </w:r>
       <w:r>
         <w:rPr>
@@ -482,7 +482,7 @@
           <w:rFonts w:ascii="Noto Sans" w:hAnsi="Noto Sans" w:cs="Noto Sans" w:eastAsia="Noto Sans"/>
           <w:lang w:val="en-US"/>
         </w:rPr>
-        <w:t xml:space="preserve">⁦taxonomy ⁩</w:t>
+        <w:t xml:space="preserve">taxonomy </w:t>
       </w:r>
       <w:r>
         <w:rPr>
@@ -535,7 +535,7 @@
           <w:rFonts w:ascii="Noto Sans" w:hAnsi="Noto Sans" w:cs="Noto Sans" w:eastAsia="Noto Sans"/>
           <w:lang w:val="en-US"/>
         </w:rPr>
-        <w:t xml:space="preserve">⁦people⁩</w:t>
+        <w:t xml:space="preserve">people</w:t>
       </w:r>
       <w:r>
         <w:rPr>
@@ -550,7 +550,7 @@
           <w:rFonts w:ascii="Noto Sans" w:hAnsi="Noto Sans" w:cs="Noto Sans" w:eastAsia="Noto Sans"/>
           <w:lang w:val="en-US"/>
         </w:rPr>
-        <w:t xml:space="preserve">⁦process ⁩</w:t>
+        <w:t xml:space="preserve">process </w:t>
       </w:r>
       <w:r>
         <w:rPr>
@@ -565,7 +565,7 @@
           <w:rFonts w:ascii="Noto Sans" w:hAnsi="Noto Sans" w:cs="Noto Sans" w:eastAsia="Noto Sans"/>
           <w:lang w:val="en-US"/>
         </w:rPr>
-        <w:t xml:space="preserve">⁦technology ⁩</w:t>
+        <w:t xml:space="preserve">technology </w:t>
       </w:r>
       <w:r>
         <w:rPr>
@@ -580,7 +580,7 @@
           <w:rFonts w:ascii="Noto Sans" w:hAnsi="Noto Sans" w:cs="Noto Sans" w:eastAsia="Noto Sans"/>
           <w:lang w:val="en-US"/>
         </w:rPr>
-        <w:t xml:space="preserve">⁦IEEE 2023-2025 ⁩</w:t>
+        <w:t xml:space="preserve">IEEE 2023-2025 </w:t>
       </w:r>
       <w:r>
         <w:rPr>
@@ -589,18 +589,6 @@
           <w:lang w:val="fa-IR"/>
         </w:rPr>
         <w:t xml:space="preserve">و منابع مدیریتی/سازمانی مرجع.</w:t>
-      </w:r>
-    </w:p>
-    <w:p>
-      <w:pPr>
-        <w:ind w:firstLine="0"/>
-        <w:jc w:val="left"/>
-        <w:widowControl/>
-      </w:pPr>
-      <w:r>
-        <w:pict>
-          <v:rect style="width:0;height:1.5pt" o:hralign="center" o:hrstd="t" o:hr="t"/>
-        </w:pict>
       </w:r>
     </w:p>
     <w:bookmarkEnd w:id="22"/>
@@ -620,7 +608,7 @@
           <w:rFonts w:ascii="Noto Sans" w:hAnsi="Noto Sans" w:cs="Noto Sans" w:eastAsia="Noto Sans"/>
           <w:lang w:val="en-US"/>
         </w:rPr>
-        <w:t xml:space="preserve">⁦1.1 ⁩</w:t>
+        <w:t xml:space="preserve">1.1 </w:t>
       </w:r>
       <w:r>
         <w:rPr>
@@ -667,7 +655,7 @@
           <w:rFonts w:ascii="Noto Sans" w:hAnsi="Noto Sans" w:cs="Noto Sans" w:eastAsia="Noto Sans"/>
           <w:lang w:val="en-US"/>
         </w:rPr>
-        <w:t xml:space="preserve">⁦4] ⁩</w:t>
+        <w:t xml:space="preserve">4] </w:t>
       </w:r>
       <w:r>
         <w:rPr>
@@ -682,7 +670,7 @@
           <w:rFonts w:ascii="Noto Sans" w:hAnsi="Noto Sans" w:cs="Noto Sans" w:eastAsia="Noto Sans"/>
           <w:lang w:val="en-US"/>
         </w:rPr>
-        <w:t xml:space="preserve">⁦5]⁩</w:t>
+        <w:t xml:space="preserve">5]</w:t>
       </w:r>
     </w:p>
     <w:p>
@@ -705,7 +693,7 @@
           <w:rFonts w:ascii="Noto Sans" w:hAnsi="Noto Sans" w:cs="Noto Sans" w:eastAsia="Noto Sans"/>
           <w:lang w:val="en-US"/>
         </w:rPr>
-        <w:t xml:space="preserve">⁦McIvor ⁩</w:t>
+        <w:t xml:space="preserve">McIvor </w:t>
       </w:r>
       <w:r>
         <w:rPr>
@@ -720,7 +708,7 @@
           <w:rFonts w:ascii="Noto Sans" w:hAnsi="Noto Sans" w:cs="Noto Sans" w:eastAsia="Noto Sans"/>
           <w:lang w:val="en-US"/>
         </w:rPr>
-        <w:t xml:space="preserve">⁦AI⁩</w:t>
+        <w:t xml:space="preserve">AI</w:t>
       </w:r>
       <w:r>
         <w:rPr>
@@ -735,7 +723,7 @@
           <w:rFonts w:ascii="Noto Sans" w:hAnsi="Noto Sans" w:cs="Noto Sans" w:eastAsia="Noto Sans"/>
           <w:lang w:val="en-US"/>
         </w:rPr>
-        <w:t xml:space="preserve">⁦Digital Core ⁩</w:t>
+        <w:t xml:space="preserve">Digital Core </w:t>
       </w:r>
       <w:r>
         <w:rPr>
@@ -750,7 +738,7 @@
           <w:rFonts w:ascii="Noto Sans" w:hAnsi="Noto Sans" w:cs="Noto Sans" w:eastAsia="Noto Sans"/>
           <w:lang w:val="en-US"/>
         </w:rPr>
-        <w:t xml:space="preserve">⁦1] Lee ⁩</w:t>
+        <w:t xml:space="preserve">1] Lee </w:t>
       </w:r>
       <w:r>
         <w:rPr>
@@ -765,7 +753,7 @@
           <w:rFonts w:ascii="Noto Sans" w:hAnsi="Noto Sans" w:cs="Noto Sans" w:eastAsia="Noto Sans"/>
           <w:lang w:val="en-US"/>
         </w:rPr>
-        <w:t xml:space="preserve">⁦2] ⁩</w:t>
+        <w:t xml:space="preserve">2] </w:t>
       </w:r>
       <w:r>
         <w:rPr>
@@ -780,7 +768,7 @@
           <w:rFonts w:ascii="Noto Sans" w:hAnsi="Noto Sans" w:cs="Noto Sans" w:eastAsia="Noto Sans"/>
           <w:lang w:val="en-US"/>
         </w:rPr>
-        <w:t xml:space="preserve">⁦Tao ⁩</w:t>
+        <w:t xml:space="preserve">Tao </w:t>
       </w:r>
       <w:r>
         <w:rPr>
@@ -795,7 +783,7 @@
           <w:rFonts w:ascii="Noto Sans" w:hAnsi="Noto Sans" w:cs="Noto Sans" w:eastAsia="Noto Sans"/>
           <w:lang w:val="en-US"/>
         </w:rPr>
-        <w:t xml:space="preserve">⁦AI ⁩</w:t>
+        <w:t xml:space="preserve">AI </w:t>
       </w:r>
       <w:r>
         <w:rPr>
@@ -810,7 +798,7 @@
           <w:rFonts w:ascii="Noto Sans" w:hAnsi="Noto Sans" w:cs="Noto Sans" w:eastAsia="Noto Sans"/>
           <w:lang w:val="en-US"/>
         </w:rPr>
-        <w:t xml:space="preserve">⁦cloud-edge⁩</w:t>
+        <w:t xml:space="preserve">cloud-edge</w:t>
       </w:r>
       <w:r>
         <w:rPr>
@@ -825,7 +813,7 @@
           <w:rFonts w:ascii="Noto Sans" w:hAnsi="Noto Sans" w:cs="Noto Sans" w:eastAsia="Noto Sans"/>
           <w:lang w:val="en-US"/>
         </w:rPr>
-        <w:t xml:space="preserve">⁦cyber-physical ⁩</w:t>
+        <w:t xml:space="preserve">cyber-physical </w:t>
       </w:r>
       <w:r>
         <w:rPr>
@@ -840,7 +828,7 @@
           <w:rFonts w:ascii="Noto Sans" w:hAnsi="Noto Sans" w:cs="Noto Sans" w:eastAsia="Noto Sans"/>
           <w:lang w:val="en-US"/>
         </w:rPr>
-        <w:t xml:space="preserve">⁦Digital Twin ⁩</w:t>
+        <w:t xml:space="preserve">Digital Twin </w:t>
       </w:r>
       <w:r>
         <w:rPr>
@@ -855,7 +843,7 @@
           <w:rFonts w:ascii="Noto Sans" w:hAnsi="Noto Sans" w:cs="Noto Sans" w:eastAsia="Noto Sans"/>
           <w:lang w:val="en-US"/>
         </w:rPr>
-        <w:t xml:space="preserve">⁦3]⁩</w:t>
+        <w:t xml:space="preserve">3]</w:t>
       </w:r>
     </w:p>
     <w:p>
@@ -909,7 +897,7 @@
           <w:rFonts w:ascii="Noto Sans" w:hAnsi="Noto Sans" w:cs="Noto Sans" w:eastAsia="Noto Sans"/>
           <w:lang w:val="en-US"/>
         </w:rPr>
-        <w:t xml:space="preserve">⁦people⁩</w:t>
+        <w:t xml:space="preserve">people</w:t>
       </w:r>
       <w:r>
         <w:rPr>
@@ -924,7 +912,7 @@
           <w:rFonts w:ascii="Noto Sans" w:hAnsi="Noto Sans" w:cs="Noto Sans" w:eastAsia="Noto Sans"/>
           <w:lang w:val="en-US"/>
         </w:rPr>
-        <w:t xml:space="preserve">⁦process ⁩</w:t>
+        <w:t xml:space="preserve">process </w:t>
       </w:r>
       <w:r>
         <w:rPr>
@@ -939,7 +927,7 @@
           <w:rFonts w:ascii="Noto Sans" w:hAnsi="Noto Sans" w:cs="Noto Sans" w:eastAsia="Noto Sans"/>
           <w:lang w:val="en-US"/>
         </w:rPr>
-        <w:t xml:space="preserve">⁦digital technologies ⁩</w:t>
+        <w:t xml:space="preserve">digital technologies </w:t>
       </w:r>
       <w:r>
         <w:rPr>
@@ -954,7 +942,7 @@
           <w:rFonts w:ascii="Noto Sans" w:hAnsi="Noto Sans" w:cs="Noto Sans" w:eastAsia="Noto Sans"/>
           <w:lang w:val="en-US"/>
         </w:rPr>
-        <w:t xml:space="preserve">⁦12]⁩</w:t>
+        <w:t xml:space="preserve">12]</w:t>
       </w:r>
     </w:p>
     <w:p>
@@ -1137,7 +1125,7 @@
           <w:rFonts w:ascii="Noto Sans" w:hAnsi="Noto Sans" w:cs="Noto Sans" w:eastAsia="Noto Sans"/>
           <w:lang w:val="en-US"/>
         </w:rPr>
-        <w:t xml:space="preserve">⁦Enterprise AI ⁩</w:t>
+        <w:t xml:space="preserve">Enterprise AI </w:t>
       </w:r>
       <w:r>
         <w:rPr>
@@ -1152,7 +1140,7 @@
           <w:rFonts w:ascii="Noto Sans" w:hAnsi="Noto Sans" w:cs="Noto Sans" w:eastAsia="Noto Sans"/>
           <w:lang w:val="en-US"/>
         </w:rPr>
-        <w:t xml:space="preserve">⁦Digital Twin ⁩</w:t>
+        <w:t xml:space="preserve">Digital Twin </w:t>
       </w:r>
       <w:r>
         <w:rPr>
@@ -1167,7 +1155,7 @@
           <w:rFonts w:ascii="Noto Sans" w:hAnsi="Noto Sans" w:cs="Noto Sans" w:eastAsia="Noto Sans"/>
           <w:lang w:val="en-US"/>
         </w:rPr>
-        <w:t xml:space="preserve">⁦Blueprint ⁩</w:t>
+        <w:t xml:space="preserve">Blueprint </w:t>
       </w:r>
       <w:r>
         <w:rPr>
@@ -1198,7 +1186,7 @@
           <w:rFonts w:ascii="Noto Sans" w:hAnsi="Noto Sans" w:cs="Noto Sans" w:eastAsia="Noto Sans"/>
           <w:lang w:val="en-US"/>
         </w:rPr>
-        <w:t xml:space="preserve">⁦Digitization⁩</w:t>
+        <w:t xml:space="preserve">Digitization</w:t>
       </w:r>
       <w:r>
         <w:rPr>
@@ -1213,7 +1201,7 @@
           <w:rFonts w:ascii="Noto Sans" w:hAnsi="Noto Sans" w:cs="Noto Sans" w:eastAsia="Noto Sans"/>
           <w:lang w:val="en-US"/>
         </w:rPr>
-        <w:t xml:space="preserve">⁦Digitalization ⁩</w:t>
+        <w:t xml:space="preserve">Digitalization </w:t>
       </w:r>
       <w:r>
         <w:rPr>
@@ -1228,7 +1216,7 @@
           <w:rFonts w:ascii="Noto Sans" w:hAnsi="Noto Sans" w:cs="Noto Sans" w:eastAsia="Noto Sans"/>
           <w:lang w:val="en-US"/>
         </w:rPr>
-        <w:t xml:space="preserve">⁦Digital Transformation ⁩</w:t>
+        <w:t xml:space="preserve">Digital Transformation </w:t>
       </w:r>
       <w:r>
         <w:rPr>
@@ -1322,18 +1310,6 @@
           <w:lang w:val="fa-IR"/>
         </w:rPr>
         <w:t xml:space="preserve">تحول دیجیتال زمانی معنادار است که فناوری و داده، همراه با تغییر در فرایند، قابلیت، ساختار، انسان یا منطق ارزش‌آفرینی، توانایی جدیدی برای سازمان ایجاد کنند؛ صرف استفاده از یک فناوری جدید به‌تنهایی تحول محسوب نمی‌شود.</w:t>
-      </w:r>
-    </w:p>
-    <w:p>
-      <w:pPr>
-        <w:ind w:firstLine="0"/>
-        <w:jc w:val="left"/>
-        <w:widowControl/>
-      </w:pPr>
-      <w:r>
-        <w:pict>
-          <v:rect style="width:0;height:1.5pt" o:hralign="center" o:hrstd="t" o:hr="t"/>
-        </w:pict>
       </w:r>
     </w:p>
     <w:bookmarkEnd w:id="24"/>
@@ -1353,7 +1329,7 @@
           <w:rFonts w:ascii="Noto Sans" w:hAnsi="Noto Sans" w:cs="Noto Sans" w:eastAsia="Noto Sans"/>
           <w:lang w:val="en-US"/>
         </w:rPr>
-        <w:t xml:space="preserve">⁦1.2 ⁩</w:t>
+        <w:t xml:space="preserve">1.2 </w:t>
       </w:r>
       <w:r>
         <w:rPr>
@@ -1577,7 +1553,7 @@
           <w:rFonts w:ascii="Noto Sans" w:hAnsi="Noto Sans" w:cs="Noto Sans" w:eastAsia="Noto Sans"/>
           <w:lang w:val="en-US"/>
         </w:rPr>
-        <w:t xml:space="preserve">⁦AI⁩</w:t>
+        <w:t xml:space="preserve">AI</w:t>
       </w:r>
       <w:r>
         <w:rPr>
@@ -1861,18 +1837,6 @@
         <w:t xml:space="preserve">«این فناوری در حل کدام مسئله سازمانی، ایجاد کدام قابلیت، تغییر کدام فرایند و خلق کدام ارزش می‌تواند نقش داشته باشد و با چه ریسک‌هایی همراه است؟»</w:t>
       </w:r>
     </w:p>
-    <w:p>
-      <w:pPr>
-        <w:ind w:firstLine="0"/>
-        <w:jc w:val="left"/>
-        <w:widowControl/>
-      </w:pPr>
-      <w:r>
-        <w:pict>
-          <v:rect style="width:0;height:1.5pt" o:hralign="center" o:hrstd="t" o:hr="t"/>
-        </w:pict>
-      </w:r>
-    </w:p>
     <w:bookmarkEnd w:id="26"/>
     <w:bookmarkEnd w:id="27"/>
     <w:bookmarkStart w:id="39" w:name="سیر-تکامل-تحول-دیجیتال"/>
@@ -1890,7 +1854,7 @@
           <w:rFonts w:ascii="Noto Sans" w:hAnsi="Noto Sans" w:cs="Noto Sans" w:eastAsia="Noto Sans"/>
           <w:lang w:val="en-US"/>
         </w:rPr>
-        <w:t xml:space="preserve">⁦1.3 ⁩</w:t>
+        <w:t xml:space="preserve">1.3 </w:t>
       </w:r>
       <w:r>
         <w:rPr>
@@ -1911,7 +1875,7 @@
       <w:r>
         <w:drawing>
           <wp:inline>
-            <wp:extent cx="5791200" cy="2075180"/>
+            <wp:extent cx="5753100" cy="2061527"/>
             <wp:effectExtent b="0" l="0" r="0" t="0"/>
             <wp:docPr descr="سیر تحول دیجیتال" title="" id="29" name="Picture"/>
             <a:graphic>
@@ -1941,7 +1905,7 @@
                   <pic:spPr bwMode="auto">
                     <a:xfrm>
                       <a:off x="0" y="0"/>
-                      <a:ext cx="5791200" cy="2075180"/>
+                      <a:ext cx="5753100" cy="2061527"/>
                     </a:xfrm>
                     <a:prstGeom prst="rect">
                       <a:avLst/>
@@ -2001,7 +1965,7 @@
           <w:b/>
           <w:lang w:val="en-US"/>
         </w:rPr>
-        <w:t xml:space="preserve">⁦1-1.⁩</w:t>
+        <w:t xml:space="preserve">1-1.</w:t>
       </w:r>
       <w:r>
         <w:rPr>
@@ -2023,7 +1987,7 @@
           <w:rFonts w:ascii="Noto Sans" w:hAnsi="Noto Sans" w:cs="Noto Sans" w:eastAsia="Noto Sans"/>
           <w:lang w:val="en-US"/>
         </w:rPr>
-        <w:t xml:space="preserve">⁦AI-enabled ⁩</w:t>
+        <w:t xml:space="preserve">AI-enabled </w:t>
       </w:r>
       <w:r>
         <w:rPr>
@@ -2054,7 +2018,7 @@
           <w:rFonts w:ascii="Noto Sans" w:hAnsi="Noto Sans" w:cs="Noto Sans" w:eastAsia="Noto Sans"/>
           <w:lang w:val="en-US"/>
         </w:rPr>
-        <w:t xml:space="preserve">⁦Digital Core ⁩</w:t>
+        <w:t xml:space="preserve">Digital Core </w:t>
       </w:r>
       <w:r>
         <w:rPr>
@@ -2069,7 +2033,7 @@
           <w:rFonts w:ascii="Noto Sans" w:hAnsi="Noto Sans" w:cs="Noto Sans" w:eastAsia="Noto Sans"/>
           <w:lang w:val="en-US"/>
         </w:rPr>
-        <w:t xml:space="preserve">⁦1][2]⁩</w:t>
+        <w:t xml:space="preserve">1][2]</w:t>
       </w:r>
     </w:p>
     <w:bookmarkStart w:id="32" w:name="از-رایانش-سازمانی-تا-دیجیتالیشدن"/>
@@ -2087,7 +2051,7 @@
           <w:rFonts w:ascii="Noto Sans" w:hAnsi="Noto Sans" w:cs="Noto Sans" w:eastAsia="Noto Sans"/>
           <w:lang w:val="en-US"/>
         </w:rPr>
-        <w:t xml:space="preserve">⁦1.3.1 ⁩</w:t>
+        <w:t xml:space="preserve">1.3.1 </w:t>
       </w:r>
       <w:r>
         <w:rPr>
@@ -2134,7 +2098,7 @@
           <w:rFonts w:ascii="Noto Sans" w:hAnsi="Noto Sans" w:cs="Noto Sans" w:eastAsia="Noto Sans"/>
           <w:lang w:val="en-US"/>
         </w:rPr>
-        <w:t xml:space="preserve">⁦ERP⁩</w:t>
+        <w:t xml:space="preserve">ERP</w:t>
       </w:r>
       <w:r>
         <w:rPr>
@@ -2149,7 +2113,7 @@
           <w:rFonts w:ascii="Noto Sans" w:hAnsi="Noto Sans" w:cs="Noto Sans" w:eastAsia="Noto Sans"/>
           <w:lang w:val="en-US"/>
         </w:rPr>
-        <w:t xml:space="preserve">⁦CRM⁩</w:t>
+        <w:t xml:space="preserve">CRM</w:t>
       </w:r>
       <w:r>
         <w:rPr>
@@ -2175,7 +2139,7 @@
           <w:rFonts w:ascii="Noto Sans" w:hAnsi="Noto Sans" w:cs="Noto Sans" w:eastAsia="Noto Sans"/>
           <w:lang w:val="en-US"/>
         </w:rPr>
-        <w:t xml:space="preserve">⁦1.3.2 ⁩</w:t>
+        <w:t xml:space="preserve">1.3.2 </w:t>
       </w:r>
       <w:r>
         <w:rPr>
@@ -2190,7 +2154,7 @@
           <w:rFonts w:ascii="Noto Sans" w:hAnsi="Noto Sans" w:cs="Noto Sans" w:eastAsia="Noto Sans"/>
           <w:lang w:val="en-US"/>
         </w:rPr>
-        <w:t xml:space="preserve">⁦Digitization ⁩</w:t>
+        <w:t xml:space="preserve">Digitization </w:t>
       </w:r>
       <w:r>
         <w:rPr>
@@ -2205,7 +2169,7 @@
           <w:rFonts w:ascii="Noto Sans" w:hAnsi="Noto Sans" w:cs="Noto Sans" w:eastAsia="Noto Sans"/>
           <w:lang w:val="en-US"/>
         </w:rPr>
-        <w:t xml:space="preserve">⁦Digitalization⁩</w:t>
+        <w:t xml:space="preserve">Digitalization</w:t>
       </w:r>
     </w:p>
     <w:p>
@@ -2308,7 +2272,7 @@
           <w:rFonts w:ascii="Noto Sans" w:hAnsi="Noto Sans" w:cs="Noto Sans" w:eastAsia="Noto Sans"/>
           <w:lang w:val="en-US"/>
         </w:rPr>
-        <w:t xml:space="preserve">⁦3]⁩</w:t>
+        <w:t xml:space="preserve">3]</w:t>
       </w:r>
     </w:p>
     <w:bookmarkEnd w:id="33"/>
@@ -2326,7 +2290,7 @@
           <w:rFonts w:ascii="Noto Sans" w:hAnsi="Noto Sans" w:cs="Noto Sans" w:eastAsia="Noto Sans"/>
           <w:lang w:val="en-US"/>
         </w:rPr>
-        <w:t xml:space="preserve">⁦1.3.3 ⁩</w:t>
+        <w:t xml:space="preserve">1.3.3 </w:t>
       </w:r>
       <w:r>
         <w:rPr>
@@ -2341,7 +2305,7 @@
           <w:rFonts w:ascii="Noto Sans" w:hAnsi="Noto Sans" w:cs="Noto Sans" w:eastAsia="Noto Sans"/>
           <w:lang w:val="en-US"/>
         </w:rPr>
-        <w:t xml:space="preserve">⁦Digital Transformation⁩</w:t>
+        <w:t xml:space="preserve">Digital Transformation</w:t>
       </w:r>
     </w:p>
     <w:p>
@@ -2404,7 +2368,7 @@
           <w:rFonts w:ascii="Noto Sans" w:hAnsi="Noto Sans" w:cs="Noto Sans" w:eastAsia="Noto Sans"/>
           <w:lang w:val="en-US"/>
         </w:rPr>
-        <w:t xml:space="preserve">⁦McIvor ⁩</w:t>
+        <w:t xml:space="preserve">McIvor </w:t>
       </w:r>
       <w:r>
         <w:rPr>
@@ -2419,7 +2383,7 @@
           <w:rFonts w:ascii="Noto Sans" w:hAnsi="Noto Sans" w:cs="Noto Sans" w:eastAsia="Noto Sans"/>
           <w:lang w:val="en-US"/>
         </w:rPr>
-        <w:t xml:space="preserve">⁦1] ⁩</w:t>
+        <w:t xml:space="preserve">1] </w:t>
       </w:r>
       <w:r>
         <w:rPr>
@@ -2446,7 +2410,7 @@
           <w:rFonts w:ascii="Noto Sans" w:hAnsi="Noto Sans" w:cs="Noto Sans" w:eastAsia="Noto Sans"/>
           <w:lang w:val="en-US"/>
         </w:rPr>
-        <w:t xml:space="preserve">⁦1.3.4 ⁩</w:t>
+        <w:t xml:space="preserve">1.3.4 </w:t>
       </w:r>
       <w:r>
         <w:rPr>
@@ -2493,7 +2457,7 @@
           <w:rFonts w:ascii="Noto Sans" w:hAnsi="Noto Sans" w:cs="Noto Sans" w:eastAsia="Noto Sans"/>
           <w:lang w:val="en-US"/>
         </w:rPr>
-        <w:t xml:space="preserve">⁦Lee ⁩</w:t>
+        <w:t xml:space="preserve">Lee </w:t>
       </w:r>
       <w:r>
         <w:rPr>
@@ -2508,7 +2472,7 @@
           <w:rFonts w:ascii="Noto Sans" w:hAnsi="Noto Sans" w:cs="Noto Sans" w:eastAsia="Noto Sans"/>
           <w:lang w:val="en-US"/>
         </w:rPr>
-        <w:t xml:space="preserve">⁦AI ⁩</w:t>
+        <w:t xml:space="preserve">AI </w:t>
       </w:r>
       <w:r>
         <w:rPr>
@@ -2523,7 +2487,7 @@
           <w:rFonts w:ascii="Noto Sans" w:hAnsi="Noto Sans" w:cs="Noto Sans" w:eastAsia="Noto Sans"/>
           <w:lang w:val="en-US"/>
         </w:rPr>
-        <w:t xml:space="preserve">⁦2]⁩</w:t>
+        <w:t xml:space="preserve">2]</w:t>
       </w:r>
     </w:p>
     <w:bookmarkEnd w:id="35"/>
@@ -2542,7 +2506,7 @@
           <w:rFonts w:ascii="Noto Sans" w:hAnsi="Noto Sans" w:cs="Noto Sans" w:eastAsia="Noto Sans"/>
           <w:lang w:val="en-US"/>
         </w:rPr>
-        <w:t xml:space="preserve">⁦1.3.5 ⁩</w:t>
+        <w:t xml:space="preserve">1.3.5 </w:t>
       </w:r>
       <w:r>
         <w:rPr>
@@ -2557,7 +2521,7 @@
           <w:rFonts w:ascii="Noto Sans" w:hAnsi="Noto Sans" w:cs="Noto Sans" w:eastAsia="Noto Sans"/>
           <w:lang w:val="en-US"/>
         </w:rPr>
-        <w:t xml:space="preserve">⁦AI ⁩</w:t>
+        <w:t xml:space="preserve">AI </w:t>
       </w:r>
       <w:r>
         <w:rPr>
@@ -2682,7 +2646,7 @@
           <w:rFonts w:ascii="Noto Sans" w:hAnsi="Noto Sans" w:cs="Noto Sans" w:eastAsia="Noto Sans"/>
           <w:lang w:val="en-US"/>
         </w:rPr>
-        <w:t xml:space="preserve">⁦Tao ⁩</w:t>
+        <w:t xml:space="preserve">Tao </w:t>
       </w:r>
       <w:r>
         <w:rPr>
@@ -2697,7 +2661,7 @@
           <w:rFonts w:ascii="Noto Sans" w:hAnsi="Noto Sans" w:cs="Noto Sans" w:eastAsia="Noto Sans"/>
           <w:lang w:val="en-US"/>
         </w:rPr>
-        <w:t xml:space="preserve">⁦AI» ⁩</w:t>
+        <w:t xml:space="preserve">AI» </w:t>
       </w:r>
       <w:r>
         <w:rPr>
@@ -2712,7 +2676,7 @@
           <w:rFonts w:ascii="Noto Sans" w:hAnsi="Noto Sans" w:cs="Noto Sans" w:eastAsia="Noto Sans"/>
           <w:lang w:val="en-US"/>
         </w:rPr>
-        <w:t xml:space="preserve">⁦cloud-edge⁩</w:t>
+        <w:t xml:space="preserve">cloud-edge</w:t>
       </w:r>
       <w:r>
         <w:rPr>
@@ -2727,7 +2691,7 @@
           <w:rFonts w:ascii="Noto Sans" w:hAnsi="Noto Sans" w:cs="Noto Sans" w:eastAsia="Noto Sans"/>
           <w:lang w:val="en-US"/>
         </w:rPr>
-        <w:t xml:space="preserve">⁦cyber-physical⁩</w:t>
+        <w:t xml:space="preserve">cyber-physical</w:t>
       </w:r>
       <w:r>
         <w:rPr>
@@ -2742,7 +2706,7 @@
           <w:rFonts w:ascii="Noto Sans" w:hAnsi="Noto Sans" w:cs="Noto Sans" w:eastAsia="Noto Sans"/>
           <w:lang w:val="en-US"/>
         </w:rPr>
-        <w:t xml:space="preserve">⁦Digital Twin ⁩</w:t>
+        <w:t xml:space="preserve">Digital Twin </w:t>
       </w:r>
       <w:r>
         <w:rPr>
@@ -2757,7 +2721,7 @@
           <w:rFonts w:ascii="Noto Sans" w:hAnsi="Noto Sans" w:cs="Noto Sans" w:eastAsia="Noto Sans"/>
           <w:lang w:val="en-US"/>
         </w:rPr>
-        <w:t xml:space="preserve">⁦4]⁩</w:t>
+        <w:t xml:space="preserve">4]</w:t>
       </w:r>
     </w:p>
     <w:bookmarkEnd w:id="36"/>
@@ -2776,7 +2740,7 @@
           <w:rFonts w:ascii="Noto Sans" w:hAnsi="Noto Sans" w:cs="Noto Sans" w:eastAsia="Noto Sans"/>
           <w:lang w:val="en-US"/>
         </w:rPr>
-        <w:t xml:space="preserve">⁦1.3.6 ⁩</w:t>
+        <w:t xml:space="preserve">1.3.6 </w:t>
       </w:r>
       <w:r>
         <w:rPr>
@@ -3276,7 +3240,7 @@
                 <w:rFonts w:ascii="Noto Sans" w:hAnsi="Noto Sans" w:cs="Noto Sans" w:eastAsia="Noto Sans"/>
                 <w:lang w:val="en-US"/>
               </w:rPr>
-              <w:t xml:space="preserve">⁦AI ⁩</w:t>
+              <w:t xml:space="preserve">AI </w:t>
             </w:r>
             <w:r>
               <w:rPr>
@@ -3336,7 +3300,7 @@
                 <w:rFonts w:ascii="Noto Sans" w:hAnsi="Noto Sans" w:cs="Noto Sans" w:eastAsia="Noto Sans"/>
                 <w:lang w:val="en-US"/>
               </w:rPr>
-              <w:t xml:space="preserve">⁦AI⁩</w:t>
+              <w:t xml:space="preserve">AI</w:t>
             </w:r>
           </w:p>
         </w:tc>
@@ -3365,7 +3329,7 @@
                 <w:rFonts w:ascii="Noto Sans" w:hAnsi="Noto Sans" w:cs="Noto Sans" w:eastAsia="Noto Sans"/>
                 <w:lang w:val="en-US"/>
               </w:rPr>
-              <w:t xml:space="preserve">⁦AI ⁩</w:t>
+              <w:t xml:space="preserve">AI </w:t>
             </w:r>
             <w:r>
               <w:rPr>
@@ -3530,7 +3494,7 @@
           <w:rFonts w:ascii="Noto Sans" w:hAnsi="Noto Sans" w:cs="Noto Sans" w:eastAsia="Noto Sans"/>
           <w:lang w:val="en-US"/>
         </w:rPr>
-        <w:t xml:space="preserve">⁦AI ⁩</w:t>
+        <w:t xml:space="preserve">AI </w:t>
       </w:r>
       <w:r>
         <w:rPr>
@@ -3555,18 +3519,6 @@
           <w:lang w:val="fa-IR"/>
         </w:rPr>
         <w:t xml:space="preserve">در فصل بعد، فناوری‌های اصلی این مسیر معرفی می‌شوند؛ اما پاسخ به اینکه «کدام فناوری برای کدام مسئله مناسب است» عمداً به فصل‌های استراتژی و معماری واگذار می‌شود.</w:t>
-      </w:r>
-    </w:p>
-    <w:p>
-      <w:pPr>
-        <w:ind w:firstLine="0"/>
-        <w:jc w:val="left"/>
-        <w:widowControl/>
-      </w:pPr>
-      <w:r>
-        <w:pict>
-          <v:rect style="width:0;height:1.5pt" o:hralign="center" o:hrstd="t" o:hr="t"/>
-        </w:pict>
       </w:r>
     </w:p>
     <w:bookmarkEnd w:id="37"/>
@@ -3587,7 +3539,7 @@
           <w:rFonts w:ascii="Noto Sans" w:hAnsi="Noto Sans" w:cs="Noto Sans" w:eastAsia="Noto Sans"/>
           <w:lang w:val="en-US"/>
         </w:rPr>
-        <w:t xml:space="preserve">⁦1.4 ⁩</w:t>
+        <w:t xml:space="preserve">1.4 </w:t>
       </w:r>
       <w:r>
         <w:rPr>
@@ -3618,7 +3570,7 @@
           <w:rFonts w:ascii="Noto Sans" w:hAnsi="Noto Sans" w:cs="Noto Sans" w:eastAsia="Noto Sans"/>
           <w:lang w:val="en-US"/>
         </w:rPr>
-        <w:t xml:space="preserve">⁦Digitization⁩</w:t>
+        <w:t xml:space="preserve">Digitization</w:t>
       </w:r>
       <w:r>
         <w:rPr>
@@ -3633,7 +3585,7 @@
           <w:rFonts w:ascii="Noto Sans" w:hAnsi="Noto Sans" w:cs="Noto Sans" w:eastAsia="Noto Sans"/>
           <w:lang w:val="en-US"/>
         </w:rPr>
-        <w:t xml:space="preserve">⁦Digitalization ⁩</w:t>
+        <w:t xml:space="preserve">Digitalization </w:t>
       </w:r>
       <w:r>
         <w:rPr>
@@ -3648,7 +3600,7 @@
           <w:rFonts w:ascii="Noto Sans" w:hAnsi="Noto Sans" w:cs="Noto Sans" w:eastAsia="Noto Sans"/>
           <w:lang w:val="en-US"/>
         </w:rPr>
-        <w:t xml:space="preserve">⁦Digital Transformation ⁩</w:t>
+        <w:t xml:space="preserve">Digital Transformation </w:t>
       </w:r>
       <w:r>
         <w:rPr>
@@ -3663,9 +3615,8 @@
     <w:p>
       <w:pPr>
         <w:pStyle w:val="Heading2"/>
-        <w:bidi/>
         <w:ind w:firstLine="0"/>
-        <w:jc w:val="right"/>
+        <w:jc w:val="left"/>
         <w:widowControl/>
         <w:keepNext/>
       </w:pPr>
@@ -3674,7 +3625,7 @@
           <w:rFonts w:ascii="Noto Sans" w:hAnsi="Noto Sans" w:cs="Noto Sans" w:eastAsia="Noto Sans"/>
           <w:lang w:val="en-US"/>
         </w:rPr>
-        <w:t xml:space="preserve">⁦1.4.1 Digitization — ⁩</w:t>
+        <w:t xml:space="preserve">1.4.1 Digitization — </w:t>
       </w:r>
       <w:r>
         <w:rPr>
@@ -3758,7 +3709,7 @@
           <w:rFonts w:ascii="Noto Sans" w:hAnsi="Noto Sans" w:cs="Noto Sans" w:eastAsia="Noto Sans"/>
           <w:lang w:val="en-US"/>
         </w:rPr>
-        <w:t xml:space="preserve">⁦PDF⁩</w:t>
+        <w:t xml:space="preserve">PDF</w:t>
       </w:r>
       <w:r>
         <w:rPr>
@@ -3843,7 +3794,7 @@
           <w:rFonts w:ascii="Noto Sans" w:hAnsi="Noto Sans" w:cs="Noto Sans" w:eastAsia="Noto Sans"/>
           <w:lang w:val="en-US"/>
         </w:rPr>
-        <w:t xml:space="preserve">⁦1.4.2 Digitalization — ⁩</w:t>
+        <w:t xml:space="preserve">1.4.2 Digitalization — </w:t>
       </w:r>
       <w:r>
         <w:rPr>
@@ -3906,7 +3857,7 @@
           <w:rFonts w:ascii="Noto Sans" w:hAnsi="Noto Sans" w:cs="Noto Sans" w:eastAsia="Noto Sans"/>
           <w:lang w:val="en-US"/>
         </w:rPr>
-        <w:t xml:space="preserve">⁦Digitization ⁩</w:t>
+        <w:t xml:space="preserve">Digitization </w:t>
       </w:r>
       <w:r>
         <w:rPr>
@@ -3921,7 +3872,7 @@
           <w:rFonts w:ascii="Noto Sans" w:hAnsi="Noto Sans" w:cs="Noto Sans" w:eastAsia="Noto Sans"/>
           <w:lang w:val="en-US"/>
         </w:rPr>
-        <w:t xml:space="preserve">⁦Digitalization ⁩</w:t>
+        <w:t xml:space="preserve">Digitalization </w:t>
       </w:r>
       <w:r>
         <w:rPr>
@@ -3952,7 +3903,7 @@
           <w:rFonts w:ascii="Noto Sans" w:hAnsi="Noto Sans" w:cs="Noto Sans" w:eastAsia="Noto Sans"/>
           <w:lang w:val="en-US"/>
         </w:rPr>
-        <w:t xml:space="preserve">⁦Digitalization ⁩</w:t>
+        <w:t xml:space="preserve">Digitalization </w:t>
       </w:r>
       <w:r>
         <w:rPr>
@@ -3978,7 +3929,7 @@
           <w:rFonts w:ascii="Noto Sans" w:hAnsi="Noto Sans" w:cs="Noto Sans" w:eastAsia="Noto Sans"/>
           <w:lang w:val="en-US"/>
         </w:rPr>
-        <w:t xml:space="preserve">⁦1.4.3 Digital Transformation — ⁩</w:t>
+        <w:t xml:space="preserve">1.4.3 Digital Transformation — </w:t>
       </w:r>
       <w:r>
         <w:rPr>
@@ -4057,7 +4008,7 @@
           <w:rFonts w:ascii="Noto Sans" w:hAnsi="Noto Sans" w:cs="Noto Sans" w:eastAsia="Noto Sans"/>
           <w:lang w:val="en-US"/>
         </w:rPr>
-        <w:t xml:space="preserve">⁦McIvor ⁩</w:t>
+        <w:t xml:space="preserve">McIvor </w:t>
       </w:r>
       <w:r>
         <w:rPr>
@@ -4072,7 +4023,7 @@
           <w:rFonts w:ascii="Noto Sans" w:hAnsi="Noto Sans" w:cs="Noto Sans" w:eastAsia="Noto Sans"/>
           <w:lang w:val="en-US"/>
         </w:rPr>
-        <w:t xml:space="preserve">⁦1] ⁩</w:t>
+        <w:t xml:space="preserve">1] </w:t>
       </w:r>
       <w:r>
         <w:rPr>
@@ -4087,7 +4038,7 @@
           <w:rFonts w:ascii="Noto Sans" w:hAnsi="Noto Sans" w:cs="Noto Sans" w:eastAsia="Noto Sans"/>
           <w:lang w:val="en-US"/>
         </w:rPr>
-        <w:t xml:space="preserve">⁦IEEE 2023-2025 ⁩</w:t>
+        <w:t xml:space="preserve">IEEE 2023-2025 </w:t>
       </w:r>
       <w:r>
         <w:rPr>
@@ -4102,7 +4053,7 @@
           <w:rFonts w:ascii="Noto Sans" w:hAnsi="Noto Sans" w:cs="Noto Sans" w:eastAsia="Noto Sans"/>
           <w:lang w:val="en-US"/>
         </w:rPr>
-        <w:t xml:space="preserve">⁦people⁩</w:t>
+        <w:t xml:space="preserve">people</w:t>
       </w:r>
       <w:r>
         <w:rPr>
@@ -4117,7 +4068,7 @@
           <w:rFonts w:ascii="Noto Sans" w:hAnsi="Noto Sans" w:cs="Noto Sans" w:eastAsia="Noto Sans"/>
           <w:lang w:val="en-US"/>
         </w:rPr>
-        <w:t xml:space="preserve">⁦process ⁩</w:t>
+        <w:t xml:space="preserve">process </w:t>
       </w:r>
       <w:r>
         <w:rPr>
@@ -4132,7 +4083,7 @@
           <w:rFonts w:ascii="Noto Sans" w:hAnsi="Noto Sans" w:cs="Noto Sans" w:eastAsia="Noto Sans"/>
           <w:lang w:val="en-US"/>
         </w:rPr>
-        <w:t xml:space="preserve">⁦digital technologies ⁩</w:t>
+        <w:t xml:space="preserve">digital technologies </w:t>
       </w:r>
       <w:r>
         <w:rPr>
@@ -4147,7 +4098,7 @@
           <w:rFonts w:ascii="Noto Sans" w:hAnsi="Noto Sans" w:cs="Noto Sans" w:eastAsia="Noto Sans"/>
           <w:lang w:val="en-US"/>
         </w:rPr>
-        <w:t xml:space="preserve">⁦5]⁩</w:t>
+        <w:t xml:space="preserve">5]</w:t>
       </w:r>
     </w:p>
     <w:bookmarkEnd w:id="42"/>
@@ -4166,7 +4117,7 @@
           <w:rFonts w:ascii="Noto Sans" w:hAnsi="Noto Sans" w:cs="Noto Sans" w:eastAsia="Noto Sans"/>
           <w:lang w:val="en-US"/>
         </w:rPr>
-        <w:t xml:space="preserve">⁦1.4.4 ⁩</w:t>
+        <w:t xml:space="preserve">1.4.4 </w:t>
       </w:r>
       <w:r>
         <w:rPr>
@@ -4181,7 +4132,7 @@
           <w:rFonts w:ascii="Noto Sans" w:hAnsi="Noto Sans" w:cs="Noto Sans" w:eastAsia="Noto Sans"/>
           <w:lang w:val="en-US"/>
         </w:rPr>
-        <w:t xml:space="preserve">⁦IT Modernization⁩</w:t>
+        <w:t xml:space="preserve">IT Modernization</w:t>
       </w:r>
     </w:p>
     <w:p>
@@ -4237,7 +4188,7 @@
           <w:rFonts w:ascii="Noto Sans" w:hAnsi="Noto Sans" w:cs="Noto Sans" w:eastAsia="Noto Sans"/>
           <w:lang w:val="en-US"/>
         </w:rPr>
-        <w:t xml:space="preserve">⁦cloud ⁩</w:t>
+        <w:t xml:space="preserve">cloud </w:t>
       </w:r>
       <w:r>
         <w:rPr>
@@ -4263,7 +4214,7 @@
           <w:rFonts w:ascii="Noto Sans" w:hAnsi="Noto Sans" w:cs="Noto Sans" w:eastAsia="Noto Sans"/>
           <w:lang w:val="en-US"/>
         </w:rPr>
-        <w:t xml:space="preserve">⁦1.4.5 Intelligent Digital Transformation — ⁩</w:t>
+        <w:t xml:space="preserve">1.4.5 Intelligent Digital Transformation — </w:t>
       </w:r>
       <w:r>
         <w:rPr>
@@ -4325,7 +4276,7 @@
           <w:rFonts w:ascii="Noto Sans" w:hAnsi="Noto Sans" w:cs="Noto Sans" w:eastAsia="Noto Sans"/>
           <w:lang w:val="en-US"/>
         </w:rPr>
-        <w:t xml:space="preserve">⁦AI ⁩</w:t>
+        <w:t xml:space="preserve">AI </w:t>
       </w:r>
       <w:r>
         <w:rPr>
@@ -4356,7 +4307,7 @@
           <w:rFonts w:ascii="Noto Sans" w:hAnsi="Noto Sans" w:cs="Noto Sans" w:eastAsia="Noto Sans"/>
           <w:lang w:val="en-US"/>
         </w:rPr>
-        <w:t xml:space="preserve">⁦AI ⁩</w:t>
+        <w:t xml:space="preserve">AI </w:t>
       </w:r>
       <w:r>
         <w:rPr>
@@ -4371,7 +4322,7 @@
           <w:rFonts w:ascii="Noto Sans" w:hAnsi="Noto Sans" w:cs="Noto Sans" w:eastAsia="Noto Sans"/>
           <w:lang w:val="en-US"/>
         </w:rPr>
-        <w:t xml:space="preserve">⁦Intelligent Digital Transformation ⁩</w:t>
+        <w:t xml:space="preserve">Intelligent Digital Transformation </w:t>
       </w:r>
       <w:r>
         <w:rPr>
@@ -4413,7 +4364,7 @@
           <w:rFonts w:ascii="Noto Sans" w:hAnsi="Noto Sans" w:cs="Noto Sans" w:eastAsia="Noto Sans"/>
           <w:lang w:val="en-US"/>
         </w:rPr>
-        <w:t xml:space="preserve">⁦1.4.6 AI-Enabled ⁩</w:t>
+        <w:t xml:space="preserve">1.4.6 AI-Enabled </w:t>
       </w:r>
       <w:r>
         <w:rPr>
@@ -4428,7 +4379,7 @@
           <w:rFonts w:ascii="Noto Sans" w:hAnsi="Noto Sans" w:cs="Noto Sans" w:eastAsia="Noto Sans"/>
           <w:lang w:val="en-US"/>
         </w:rPr>
-        <w:t xml:space="preserve">⁦AI-Native⁩</w:t>
+        <w:t xml:space="preserve">AI-Native</w:t>
       </w:r>
     </w:p>
     <w:p>
@@ -4467,7 +4418,7 @@
           <w:rFonts w:ascii="Noto Sans" w:hAnsi="Noto Sans" w:cs="Noto Sans" w:eastAsia="Noto Sans"/>
           <w:lang w:val="en-US"/>
         </w:rPr>
-        <w:t xml:space="preserve">⁦AI ⁩</w:t>
+        <w:t xml:space="preserve">AI </w:t>
       </w:r>
       <w:r>
         <w:rPr>
@@ -4482,7 +4433,7 @@
           <w:rFonts w:ascii="Noto Sans" w:hAnsi="Noto Sans" w:cs="Noto Sans" w:eastAsia="Noto Sans"/>
           <w:lang w:val="en-US"/>
         </w:rPr>
-        <w:t xml:space="preserve">⁦AI ⁩</w:t>
+        <w:t xml:space="preserve">AI </w:t>
       </w:r>
       <w:r>
         <w:rPr>
@@ -4544,7 +4495,7 @@
           <w:rFonts w:ascii="Noto Sans" w:hAnsi="Noto Sans" w:cs="Noto Sans" w:eastAsia="Noto Sans"/>
           <w:lang w:val="en-US"/>
         </w:rPr>
-        <w:t xml:space="preserve">⁦AI ⁩</w:t>
+        <w:t xml:space="preserve">AI </w:t>
       </w:r>
       <w:r>
         <w:rPr>
@@ -4559,7 +4510,7 @@
           <w:rFonts w:ascii="Noto Sans" w:hAnsi="Noto Sans" w:cs="Noto Sans" w:eastAsia="Noto Sans"/>
           <w:lang w:val="en-US"/>
         </w:rPr>
-        <w:t xml:space="preserve">⁦AI-Native ⁩</w:t>
+        <w:t xml:space="preserve">AI-Native </w:t>
       </w:r>
       <w:r>
         <w:rPr>
@@ -4586,7 +4537,7 @@
           <w:rFonts w:ascii="Noto Sans" w:hAnsi="Noto Sans" w:cs="Noto Sans" w:eastAsia="Noto Sans"/>
           <w:lang w:val="en-US"/>
         </w:rPr>
-        <w:t xml:space="preserve">⁦1.4.7 ⁩</w:t>
+        <w:t xml:space="preserve">1.4.7 </w:t>
       </w:r>
       <w:r>
         <w:rPr>
@@ -4617,7 +4568,7 @@
           <w:rFonts w:ascii="Noto Sans" w:hAnsi="Noto Sans" w:cs="Noto Sans" w:eastAsia="Noto Sans"/>
           <w:lang w:val="en-US"/>
         </w:rPr>
-        <w:t xml:space="preserve">⁦ERP⁩</w:t>
+        <w:t xml:space="preserve">ERP</w:t>
       </w:r>
       <w:r>
         <w:rPr>
@@ -4632,7 +4583,7 @@
           <w:rFonts w:ascii="Noto Sans" w:hAnsi="Noto Sans" w:cs="Noto Sans" w:eastAsia="Noto Sans"/>
           <w:lang w:val="en-US"/>
         </w:rPr>
-        <w:t xml:space="preserve">⁦cloud.⁩</w:t>
+        <w:t xml:space="preserve">cloud.</w:t>
       </w:r>
     </w:p>
     <w:p>
@@ -4719,7 +4670,7 @@
           <w:rFonts w:ascii="Noto Sans" w:hAnsi="Noto Sans" w:cs="Noto Sans" w:eastAsia="Noto Sans"/>
           <w:lang w:val="en-US"/>
         </w:rPr>
-        <w:t xml:space="preserve">⁦1.4.8 ⁩</w:t>
+        <w:t xml:space="preserve">1.4.8 </w:t>
       </w:r>
       <w:r>
         <w:rPr>
@@ -4830,7 +4781,7 @@
           <w:rFonts w:ascii="Noto Sans" w:hAnsi="Noto Sans" w:cs="Noto Sans" w:eastAsia="Noto Sans"/>
           <w:lang w:val="en-US"/>
         </w:rPr>
-        <w:t xml:space="preserve">⁦AI ⁩</w:t>
+        <w:t xml:space="preserve">AI </w:t>
       </w:r>
       <w:r>
         <w:rPr>
@@ -4907,7 +4858,7 @@
           <w:rFonts w:ascii="Noto Sans" w:hAnsi="Noto Sans" w:cs="Noto Sans" w:eastAsia="Noto Sans"/>
           <w:lang w:val="en-US"/>
         </w:rPr>
-        <w:t xml:space="preserve">⁦1.4.9 ⁩</w:t>
+        <w:t xml:space="preserve">1.4.9 </w:t>
       </w:r>
       <w:r>
         <w:rPr>
@@ -5101,7 +5052,7 @@
           <w:rFonts w:ascii="Noto Sans" w:hAnsi="Noto Sans" w:cs="Noto Sans" w:eastAsia="Noto Sans"/>
           <w:lang w:val="en-US"/>
         </w:rPr>
-        <w:t xml:space="preserve">⁦Capability Map ⁩</w:t>
+        <w:t xml:space="preserve">Capability Map </w:t>
       </w:r>
       <w:r>
         <w:rPr>
@@ -5151,7 +5102,7 @@
           <w:rFonts w:ascii="Noto Sans" w:hAnsi="Noto Sans" w:cs="Noto Sans" w:eastAsia="Noto Sans"/>
           <w:lang w:val="en-US"/>
         </w:rPr>
-        <w:t xml:space="preserve">⁦AI ⁩</w:t>
+        <w:t xml:space="preserve">AI </w:t>
       </w:r>
       <w:r>
         <w:rPr>
@@ -5239,7 +5190,7 @@
           <w:b/>
           <w:lang w:val="en-US"/>
         </w:rPr>
-        <w:t xml:space="preserve">⁦Digitalization ⁩</w:t>
+        <w:t xml:space="preserve">Digitalization </w:t>
       </w:r>
       <w:r>
         <w:rPr>
@@ -5335,7 +5286,7 @@
           <w:rFonts w:ascii="Noto Sans" w:hAnsi="Noto Sans" w:cs="Noto Sans" w:eastAsia="Noto Sans"/>
           <w:lang w:val="en-US"/>
         </w:rPr>
-        <w:t xml:space="preserve">⁦AI ⁩</w:t>
+        <w:t xml:space="preserve">AI </w:t>
       </w:r>
       <w:r>
         <w:rPr>
@@ -5411,7 +5362,7 @@
           <w:b/>
           <w:lang w:val="en-US"/>
         </w:rPr>
-        <w:t xml:space="preserve">⁦Digitization ⁩</w:t>
+        <w:t xml:space="preserve">Digitization </w:t>
       </w:r>
       <w:r>
         <w:rPr>
@@ -5430,7 +5381,7 @@
           <w:b/>
           <w:lang w:val="en-US"/>
         </w:rPr>
-        <w:t xml:space="preserve">⁦Digitalization ⁩</w:t>
+        <w:t xml:space="preserve">Digitalization </w:t>
       </w:r>
       <w:r>
         <w:rPr>
@@ -5449,7 +5400,7 @@
           <w:b/>
           <w:lang w:val="en-US"/>
         </w:rPr>
-        <w:t xml:space="preserve">⁦Digital Transformation ⁩</w:t>
+        <w:t xml:space="preserve">Digital Transformation </w:t>
       </w:r>
       <w:r>
         <w:rPr>
@@ -5468,7 +5419,7 @@
           <w:b/>
           <w:lang w:val="en-US"/>
         </w:rPr>
-        <w:t xml:space="preserve">⁦Intelligent Digital Transformation ⁩</w:t>
+        <w:t xml:space="preserve">Intelligent Digital Transformation </w:t>
       </w:r>
       <w:r>
         <w:rPr>
@@ -5487,7 +5438,7 @@
           <w:b/>
           <w:lang w:val="en-US"/>
         </w:rPr>
-        <w:t xml:space="preserve">⁦AI ⁩</w:t>
+        <w:t xml:space="preserve">AI </w:t>
       </w:r>
       <w:r>
         <w:rPr>
@@ -5498,18 +5449,6 @@
           <w:lang w:val="fa-IR"/>
         </w:rPr>
         <w:t xml:space="preserve">پیوند می‌دهد.</w:t>
-      </w:r>
-    </w:p>
-    <w:p>
-      <w:pPr>
-        <w:ind w:firstLine="0"/>
-        <w:jc w:val="left"/>
-        <w:widowControl/>
-      </w:pPr>
-      <w:r>
-        <w:pict>
-          <v:rect style="width:0;height:1.5pt" o:hralign="center" o:hrstd="t" o:hr="t"/>
-        </w:pict>
       </w:r>
     </w:p>
     <w:bookmarkEnd w:id="49"/>
@@ -5530,7 +5469,7 @@
           <w:rFonts w:ascii="Noto Sans" w:hAnsi="Noto Sans" w:cs="Noto Sans" w:eastAsia="Noto Sans"/>
           <w:lang w:val="en-US"/>
         </w:rPr>
-        <w:t xml:space="preserve">⁦1.5 ⁩</w:t>
+        <w:t xml:space="preserve">1.5 </w:t>
       </w:r>
       <w:r>
         <w:rPr>
@@ -5551,7 +5490,7 @@
       <w:r>
         <w:drawing>
           <wp:inline>
-            <wp:extent cx="5791200" cy="3136900"/>
+            <wp:extent cx="5753100" cy="3116262"/>
             <wp:effectExtent b="0" l="0" r="0" t="0"/>
             <wp:docPr descr="چارچوب شش‌ستونه تحول دیجیتال هوشمند" title="" id="53" name="Picture"/>
             <a:graphic>
@@ -5581,7 +5520,7 @@
                   <pic:spPr bwMode="auto">
                     <a:xfrm>
                       <a:off x="0" y="0"/>
-                      <a:ext cx="5791200" cy="3136900"/>
+                      <a:ext cx="5753100" cy="3116262"/>
                     </a:xfrm>
                     <a:prstGeom prst="rect">
                       <a:avLst/>
@@ -5641,7 +5580,7 @@
           <w:b/>
           <w:lang w:val="en-US"/>
         </w:rPr>
-        <w:t xml:space="preserve">⁦1-3.⁩</w:t>
+        <w:t xml:space="preserve">1-3.</w:t>
       </w:r>
       <w:r>
         <w:rPr>
@@ -5690,7 +5629,7 @@
           <w:rFonts w:ascii="Noto Sans" w:hAnsi="Noto Sans" w:cs="Noto Sans" w:eastAsia="Noto Sans"/>
           <w:lang w:val="en-US"/>
         </w:rPr>
-        <w:t xml:space="preserve">⁦1.5.1 ⁩</w:t>
+        <w:t xml:space="preserve">1.5.1 </w:t>
       </w:r>
       <w:r>
         <w:rPr>
@@ -5784,7 +5723,7 @@
           <w:rFonts w:ascii="Noto Sans" w:hAnsi="Noto Sans" w:cs="Noto Sans" w:eastAsia="Noto Sans"/>
           <w:lang w:val="en-US"/>
         </w:rPr>
-        <w:t xml:space="preserve">⁦AI ⁩</w:t>
+        <w:t xml:space="preserve">AI </w:t>
       </w:r>
       <w:r>
         <w:rPr>
@@ -5890,7 +5829,7 @@
           <w:rFonts w:ascii="Noto Sans" w:hAnsi="Noto Sans" w:cs="Noto Sans" w:eastAsia="Noto Sans"/>
           <w:lang w:val="en-US"/>
         </w:rPr>
-        <w:t xml:space="preserve">⁦1.5.2 ⁩</w:t>
+        <w:t xml:space="preserve">1.5.2 </w:t>
       </w:r>
       <w:r>
         <w:rPr>
@@ -6114,7 +6053,7 @@
           <w:rFonts w:ascii="Noto Sans" w:hAnsi="Noto Sans" w:cs="Noto Sans" w:eastAsia="Noto Sans"/>
           <w:lang w:val="en-US"/>
         </w:rPr>
-        <w:t xml:space="preserve">⁦1.5.3 ⁩</w:t>
+        <w:t xml:space="preserve">1.5.3 </w:t>
       </w:r>
       <w:r>
         <w:rPr>
@@ -6284,7 +6223,7 @@
           <w:b/>
           <w:lang w:val="en-US"/>
         </w:rPr>
-        <w:t xml:space="preserve">⁦AI:⁩</w:t>
+        <w:t xml:space="preserve">AI:</w:t>
       </w:r>
       <w:r>
         <w:rPr>
@@ -6410,7 +6349,7 @@
           <w:rFonts w:ascii="Noto Sans" w:hAnsi="Noto Sans" w:cs="Noto Sans" w:eastAsia="Noto Sans"/>
           <w:lang w:val="en-US"/>
         </w:rPr>
-        <w:t xml:space="preserve">⁦1.5.4 ⁩</w:t>
+        <w:t xml:space="preserve">1.5.4 </w:t>
       </w:r>
       <w:r>
         <w:rPr>
@@ -6441,7 +6380,7 @@
           <w:rFonts w:ascii="Noto Sans" w:hAnsi="Noto Sans" w:cs="Noto Sans" w:eastAsia="Noto Sans"/>
           <w:lang w:val="en-US"/>
         </w:rPr>
-        <w:t xml:space="preserve">⁦4] ⁩</w:t>
+        <w:t xml:space="preserve">4] </w:t>
       </w:r>
       <w:r>
         <w:rPr>
@@ -6456,7 +6395,7 @@
           <w:rFonts w:ascii="Noto Sans" w:hAnsi="Noto Sans" w:cs="Noto Sans" w:eastAsia="Noto Sans"/>
           <w:lang w:val="en-US"/>
         </w:rPr>
-        <w:t xml:space="preserve">⁦5]⁩</w:t>
+        <w:t xml:space="preserve">5]</w:t>
       </w:r>
     </w:p>
     <w:p>
@@ -6510,7 +6449,7 @@
           <w:rFonts w:ascii="Noto Sans" w:hAnsi="Noto Sans" w:cs="Noto Sans" w:eastAsia="Noto Sans"/>
           <w:lang w:val="en-US"/>
         </w:rPr>
-        <w:t xml:space="preserve">⁦AI ⁩</w:t>
+        <w:t xml:space="preserve">AI </w:t>
       </w:r>
       <w:r>
         <w:rPr>
@@ -6525,7 +6464,7 @@
           <w:rFonts w:ascii="Noto Sans" w:hAnsi="Noto Sans" w:cs="Noto Sans" w:eastAsia="Noto Sans"/>
           <w:lang w:val="en-US"/>
         </w:rPr>
-        <w:t xml:space="preserve">⁦IoT ⁩</w:t>
+        <w:t xml:space="preserve">IoT </w:t>
       </w:r>
       <w:r>
         <w:rPr>
@@ -6540,7 +6479,7 @@
           <w:rFonts w:ascii="Noto Sans" w:hAnsi="Noto Sans" w:cs="Noto Sans" w:eastAsia="Noto Sans"/>
           <w:lang w:val="en-US"/>
         </w:rPr>
-        <w:t xml:space="preserve">⁦6]⁩</w:t>
+        <w:t xml:space="preserve">6]</w:t>
       </w:r>
     </w:p>
     <w:bookmarkEnd w:id="59"/>
@@ -6559,7 +6498,7 @@
           <w:rFonts w:ascii="Noto Sans" w:hAnsi="Noto Sans" w:cs="Noto Sans" w:eastAsia="Noto Sans"/>
           <w:lang w:val="en-US"/>
         </w:rPr>
-        <w:t xml:space="preserve">⁦1.5.5 ⁩</w:t>
+        <w:t xml:space="preserve">1.5.5 </w:t>
       </w:r>
       <w:r>
         <w:rPr>
@@ -6732,7 +6671,7 @@
           <w:rFonts w:ascii="Noto Sans" w:hAnsi="Noto Sans" w:cs="Noto Sans" w:eastAsia="Noto Sans"/>
           <w:lang w:val="en-US"/>
         </w:rPr>
-        <w:t xml:space="preserve">⁦AI» ⁩</w:t>
+        <w:t xml:space="preserve">AI» </w:t>
       </w:r>
       <w:r>
         <w:rPr>
@@ -6759,7 +6698,7 @@
           <w:rFonts w:ascii="Noto Sans" w:hAnsi="Noto Sans" w:cs="Noto Sans" w:eastAsia="Noto Sans"/>
           <w:lang w:val="en-US"/>
         </w:rPr>
-        <w:t xml:space="preserve">⁦1.5.6 ⁩</w:t>
+        <w:t xml:space="preserve">1.5.6 </w:t>
       </w:r>
       <w:r>
         <w:rPr>
@@ -6822,18 +6761,6 @@
           <w:lang w:val="fa-IR"/>
         </w:rPr>
         <w:t xml:space="preserve">اگر فناوری تغییر کند اما روش کار، نقش افراد، داده، تصمیم‌گیری و سازوکار مسئولیت‌پذیری تغییر نکند، احتمالاً با «نوسازی فناوری» روبه‌رو هستیم، نه تحول کامل سازمان.</w:t>
-      </w:r>
-    </w:p>
-    <w:p>
-      <w:pPr>
-        <w:ind w:firstLine="0"/>
-        <w:jc w:val="left"/>
-        <w:widowControl/>
-      </w:pPr>
-      <w:r>
-        <w:pict>
-          <v:rect style="width:0;height:1.5pt" o:hralign="center" o:hrstd="t" o:hr="t"/>
-        </w:pict>
       </w:r>
     </w:p>
     <w:bookmarkEnd w:id="61"/>
@@ -6854,7 +6781,7 @@
           <w:rFonts w:ascii="Noto Sans" w:hAnsi="Noto Sans" w:cs="Noto Sans" w:eastAsia="Noto Sans"/>
           <w:lang w:val="en-US"/>
         </w:rPr>
-        <w:t xml:space="preserve">⁦1.6 ⁩</w:t>
+        <w:t xml:space="preserve">1.6 </w:t>
       </w:r>
       <w:r>
         <w:rPr>
@@ -6869,7 +6796,7 @@
           <w:rFonts w:ascii="Noto Sans" w:hAnsi="Noto Sans" w:cs="Noto Sans" w:eastAsia="Noto Sans"/>
           <w:lang w:val="en-US"/>
         </w:rPr>
-        <w:t xml:space="preserve">⁦AI-Native⁩</w:t>
+        <w:t xml:space="preserve">AI-Native</w:t>
       </w:r>
     </w:p>
     <w:p>
@@ -6882,7 +6809,7 @@
       <w:r>
         <w:drawing>
           <wp:inline>
-            <wp:extent cx="5791200" cy="2509520"/>
+            <wp:extent cx="5753100" cy="2493010"/>
             <wp:effectExtent b="0" l="0" r="0" t="0"/>
             <wp:docPr descr="سازمان AI-Enabled در برابر AI-Native" title="" id="65" name="Picture"/>
             <a:graphic>
@@ -6912,7 +6839,7 @@
                   <pic:spPr bwMode="auto">
                     <a:xfrm>
                       <a:off x="0" y="0"/>
-                      <a:ext cx="5791200" cy="2509520"/>
+                      <a:ext cx="5753100" cy="2493010"/>
                     </a:xfrm>
                     <a:prstGeom prst="rect">
                       <a:avLst/>
@@ -6951,7 +6878,7 @@
           <w:rFonts w:ascii="Noto Sans" w:hAnsi="Noto Sans" w:cs="Noto Sans" w:eastAsia="Noto Sans"/>
           <w:lang w:val="en-US"/>
         </w:rPr>
-        <w:t xml:space="preserve">⁦AI-Enabled ⁩</w:t>
+        <w:t xml:space="preserve">AI-Enabled </w:t>
       </w:r>
       <w:r>
         <w:rPr>
@@ -6966,7 +6893,7 @@
           <w:rFonts w:ascii="Noto Sans" w:hAnsi="Noto Sans" w:cs="Noto Sans" w:eastAsia="Noto Sans"/>
           <w:lang w:val="en-US"/>
         </w:rPr>
-        <w:t xml:space="preserve">⁦AI-Native⁩</w:t>
+        <w:t xml:space="preserve">AI-Native</w:t>
       </w:r>
     </w:p>
     <w:p>
@@ -6993,7 +6920,7 @@
           <w:b/>
           <w:lang w:val="en-US"/>
         </w:rPr>
-        <w:t xml:space="preserve">⁦1-2.⁩</w:t>
+        <w:t xml:space="preserve">1-2.</w:t>
       </w:r>
       <w:r>
         <w:rPr>
@@ -7015,7 +6942,7 @@
           <w:rFonts w:ascii="Noto Sans" w:hAnsi="Noto Sans" w:cs="Noto Sans" w:eastAsia="Noto Sans"/>
           <w:lang w:val="en-US"/>
         </w:rPr>
-        <w:t xml:space="preserve">⁦AI-Enabled ⁩</w:t>
+        <w:t xml:space="preserve">AI-Enabled </w:t>
       </w:r>
       <w:r>
         <w:rPr>
@@ -7030,7 +6957,7 @@
           <w:rFonts w:ascii="Noto Sans" w:hAnsi="Noto Sans" w:cs="Noto Sans" w:eastAsia="Noto Sans"/>
           <w:lang w:val="en-US"/>
         </w:rPr>
-        <w:t xml:space="preserve">⁦AI-Native. ⁩</w:t>
+        <w:t xml:space="preserve">AI-Native. </w:t>
       </w:r>
       <w:r>
         <w:rPr>
@@ -7061,7 +6988,7 @@
           <w:rFonts w:ascii="Noto Sans" w:hAnsi="Noto Sans" w:cs="Noto Sans" w:eastAsia="Noto Sans"/>
           <w:lang w:val="en-US"/>
         </w:rPr>
-        <w:t xml:space="preserve">⁦Generative AI) ⁩</w:t>
+        <w:t xml:space="preserve">Generative AI) </w:t>
       </w:r>
       <w:r>
         <w:rPr>
@@ -7076,7 +7003,7 @@
           <w:rFonts w:ascii="Noto Sans" w:hAnsi="Noto Sans" w:cs="Noto Sans" w:eastAsia="Noto Sans"/>
           <w:lang w:val="en-US"/>
         </w:rPr>
-        <w:t xml:space="preserve">⁦Agentic AI) ⁩</w:t>
+        <w:t xml:space="preserve">Agentic AI) </w:t>
       </w:r>
       <w:r>
         <w:rPr>
@@ -7163,7 +7090,7 @@
           <w:rFonts w:ascii="Noto Sans" w:hAnsi="Noto Sans" w:cs="Noto Sans" w:eastAsia="Noto Sans"/>
           <w:lang w:val="en-US"/>
         </w:rPr>
-        <w:t xml:space="preserve">⁦1.6.1 AI-Enabled ⁩</w:t>
+        <w:t xml:space="preserve">1.6.1 AI-Enabled </w:t>
       </w:r>
       <w:r>
         <w:rPr>
@@ -7194,7 +7121,7 @@
           <w:rFonts w:ascii="Noto Sans" w:hAnsi="Noto Sans" w:cs="Noto Sans" w:eastAsia="Noto Sans"/>
           <w:lang w:val="en-US"/>
         </w:rPr>
-        <w:t xml:space="preserve">⁦AI-Enabled⁩</w:t>
+        <w:t xml:space="preserve">AI-Enabled</w:t>
       </w:r>
       <w:r>
         <w:rPr>
@@ -7225,7 +7152,7 @@
           <w:rFonts w:ascii="Noto Sans" w:hAnsi="Noto Sans" w:cs="Noto Sans" w:eastAsia="Noto Sans"/>
           <w:lang w:val="en-US"/>
         </w:rPr>
-        <w:t xml:space="preserve">⁦AI ⁩</w:t>
+        <w:t xml:space="preserve">AI </w:t>
       </w:r>
       <w:r>
         <w:rPr>
@@ -7252,7 +7179,7 @@
           <w:rFonts w:ascii="Noto Sans" w:hAnsi="Noto Sans" w:cs="Noto Sans" w:eastAsia="Noto Sans"/>
           <w:lang w:val="en-US"/>
         </w:rPr>
-        <w:t xml:space="preserve">⁦1.6.2 AI-Native ⁩</w:t>
+        <w:t xml:space="preserve">1.6.2 AI-Native </w:t>
       </w:r>
       <w:r>
         <w:rPr>
@@ -7299,7 +7226,7 @@
           <w:rFonts w:ascii="Noto Sans" w:hAnsi="Noto Sans" w:cs="Noto Sans" w:eastAsia="Noto Sans"/>
           <w:lang w:val="en-US"/>
         </w:rPr>
-        <w:t xml:space="preserve">⁦AI ⁩</w:t>
+        <w:t xml:space="preserve">AI </w:t>
       </w:r>
       <w:r>
         <w:rPr>
@@ -7330,7 +7257,7 @@
           <w:rFonts w:ascii="Noto Sans" w:hAnsi="Noto Sans" w:cs="Noto Sans" w:eastAsia="Noto Sans"/>
           <w:lang w:val="en-US"/>
         </w:rPr>
-        <w:t xml:space="preserve">⁦Kim ⁩</w:t>
+        <w:t xml:space="preserve">Kim </w:t>
       </w:r>
       <w:r>
         <w:rPr>
@@ -7345,7 +7272,7 @@
           <w:rFonts w:ascii="Noto Sans" w:hAnsi="Noto Sans" w:cs="Noto Sans" w:eastAsia="Noto Sans"/>
           <w:lang w:val="en-US"/>
         </w:rPr>
-        <w:t xml:space="preserve">⁦Koning ⁩</w:t>
+        <w:t xml:space="preserve">Koning </w:t>
       </w:r>
       <w:r>
         <w:rPr>
@@ -7360,7 +7287,7 @@
           <w:rFonts w:ascii="Noto Sans" w:hAnsi="Noto Sans" w:cs="Noto Sans" w:eastAsia="Noto Sans"/>
           <w:lang w:val="en-US"/>
         </w:rPr>
-        <w:t xml:space="preserve">⁦AI-native ⁩</w:t>
+        <w:t xml:space="preserve">AI-native </w:t>
       </w:r>
       <w:r>
         <w:rPr>
@@ -7375,7 +7302,7 @@
           <w:rFonts w:ascii="Noto Sans" w:hAnsi="Noto Sans" w:cs="Noto Sans" w:eastAsia="Noto Sans"/>
           <w:lang w:val="en-US"/>
         </w:rPr>
-        <w:t xml:space="preserve">⁦AI ⁩</w:t>
+        <w:t xml:space="preserve">AI </w:t>
       </w:r>
       <w:r>
         <w:rPr>
@@ -7390,7 +7317,7 @@
           <w:rFonts w:ascii="Noto Sans" w:hAnsi="Noto Sans" w:cs="Noto Sans" w:eastAsia="Noto Sans"/>
           <w:lang w:val="en-US"/>
         </w:rPr>
-        <w:t xml:space="preserve">⁦11]⁩</w:t>
+        <w:t xml:space="preserve">11]</w:t>
       </w:r>
     </w:p>
     <w:p>
@@ -7413,7 +7340,7 @@
           <w:rFonts w:ascii="Noto Sans" w:hAnsi="Noto Sans" w:cs="Noto Sans" w:eastAsia="Noto Sans"/>
           <w:lang w:val="en-US"/>
         </w:rPr>
-        <w:t xml:space="preserve">⁦AI-Native ⁩</w:t>
+        <w:t xml:space="preserve">AI-Native </w:t>
       </w:r>
       <w:r>
         <w:rPr>
@@ -7472,7 +7399,7 @@
           <w:rFonts w:ascii="Noto Sans" w:hAnsi="Noto Sans" w:cs="Noto Sans" w:eastAsia="Noto Sans"/>
           <w:lang w:val="en-US"/>
         </w:rPr>
-        <w:t xml:space="preserve">⁦1.6.3 ⁩</w:t>
+        <w:t xml:space="preserve">1.6.3 </w:t>
       </w:r>
       <w:r>
         <w:rPr>
@@ -7503,7 +7430,7 @@
           <w:rFonts w:ascii="Noto Sans" w:hAnsi="Noto Sans" w:cs="Noto Sans" w:eastAsia="Noto Sans"/>
           <w:lang w:val="en-US"/>
         </w:rPr>
-        <w:t xml:space="preserve">⁦AI-Native ⁩</w:t>
+        <w:t xml:space="preserve">AI-Native </w:t>
       </w:r>
       <w:r>
         <w:rPr>
@@ -7518,7 +7445,7 @@
           <w:rFonts w:ascii="Noto Sans" w:hAnsi="Noto Sans" w:cs="Noto Sans" w:eastAsia="Noto Sans"/>
           <w:lang w:val="en-US"/>
         </w:rPr>
-        <w:t xml:space="preserve">⁦AI ⁩</w:t>
+        <w:t xml:space="preserve">AI </w:t>
       </w:r>
       <w:r>
         <w:rPr>
@@ -7565,7 +7492,7 @@
           <w:rFonts w:ascii="Noto Sans" w:hAnsi="Noto Sans" w:cs="Noto Sans" w:eastAsia="Noto Sans"/>
           <w:lang w:val="en-US"/>
         </w:rPr>
-        <w:t xml:space="preserve">⁦AI ⁩</w:t>
+        <w:t xml:space="preserve">AI </w:t>
       </w:r>
       <w:r>
         <w:rPr>
@@ -7612,7 +7539,7 @@
           <w:rFonts w:ascii="Noto Sans" w:hAnsi="Noto Sans" w:cs="Noto Sans" w:eastAsia="Noto Sans"/>
           <w:lang w:val="en-US"/>
         </w:rPr>
-        <w:t xml:space="preserve">⁦AI ⁩</w:t>
+        <w:t xml:space="preserve">AI </w:t>
       </w:r>
       <w:r>
         <w:rPr>
@@ -7627,7 +7554,7 @@
           <w:rFonts w:ascii="Noto Sans" w:hAnsi="Noto Sans" w:cs="Noto Sans" w:eastAsia="Noto Sans"/>
           <w:lang w:val="en-US"/>
         </w:rPr>
-        <w:t xml:space="preserve">⁦AI-Native ⁩</w:t>
+        <w:t xml:space="preserve">AI-Native </w:t>
       </w:r>
       <w:r>
         <w:rPr>
@@ -7642,7 +7569,7 @@
           <w:rFonts w:ascii="Noto Sans" w:hAnsi="Noto Sans" w:cs="Noto Sans" w:eastAsia="Noto Sans"/>
           <w:lang w:val="en-US"/>
         </w:rPr>
-        <w:t xml:space="preserve">⁦AI-Native ⁩</w:t>
+        <w:t xml:space="preserve">AI-Native </w:t>
       </w:r>
       <w:r>
         <w:rPr>
@@ -7657,7 +7584,7 @@
           <w:rFonts w:ascii="Noto Sans" w:hAnsi="Noto Sans" w:cs="Noto Sans" w:eastAsia="Noto Sans"/>
           <w:lang w:val="en-US"/>
         </w:rPr>
-        <w:t xml:space="preserve">⁦AI-Native ⁩</w:t>
+        <w:t xml:space="preserve">AI-Native </w:t>
       </w:r>
       <w:r>
         <w:rPr>
@@ -7683,7 +7610,7 @@
           <w:rFonts w:ascii="Noto Sans" w:hAnsi="Noto Sans" w:cs="Noto Sans" w:eastAsia="Noto Sans"/>
           <w:lang w:val="en-US"/>
         </w:rPr>
-        <w:t xml:space="preserve">⁦1.6.4 ⁩</w:t>
+        <w:t xml:space="preserve">1.6.4 </w:t>
       </w:r>
       <w:r>
         <w:rPr>
@@ -7698,7 +7625,7 @@
           <w:rFonts w:ascii="Noto Sans" w:hAnsi="Noto Sans" w:cs="Noto Sans" w:eastAsia="Noto Sans"/>
           <w:lang w:val="en-US"/>
         </w:rPr>
-        <w:t xml:space="preserve">⁦AI-Assisted ⁩</w:t>
+        <w:t xml:space="preserve">AI-Assisted </w:t>
       </w:r>
       <w:r>
         <w:rPr>
@@ -7713,7 +7640,7 @@
           <w:rFonts w:ascii="Noto Sans" w:hAnsi="Noto Sans" w:cs="Noto Sans" w:eastAsia="Noto Sans"/>
           <w:lang w:val="en-US"/>
         </w:rPr>
-        <w:t xml:space="preserve">⁦AI-Native⁩</w:t>
+        <w:t xml:space="preserve">AI-Native</w:t>
       </w:r>
       <w:r>
         <w:rPr>
@@ -7906,7 +7833,7 @@
                 <w:rFonts w:ascii="Noto Sans" w:hAnsi="Noto Sans" w:cs="Noto Sans" w:eastAsia="Noto Sans"/>
                 <w:lang w:val="en-US"/>
               </w:rPr>
-              <w:t xml:space="preserve">⁦AI ⁩</w:t>
+              <w:t xml:space="preserve">AI </w:t>
             </w:r>
             <w:r>
               <w:rPr>
@@ -7943,7 +7870,7 @@
                 <w:rFonts w:ascii="Noto Sans" w:hAnsi="Noto Sans" w:cs="Noto Sans" w:eastAsia="Noto Sans"/>
                 <w:lang w:val="en-US"/>
               </w:rPr>
-              <w:t xml:space="preserve">⁦AI ⁩</w:t>
+              <w:t xml:space="preserve">AI </w:t>
             </w:r>
             <w:r>
               <w:rPr>
@@ -8003,7 +7930,7 @@
                 <w:rFonts w:ascii="Noto Sans" w:hAnsi="Noto Sans" w:cs="Noto Sans" w:eastAsia="Noto Sans"/>
                 <w:lang w:val="en-US"/>
               </w:rPr>
-              <w:t xml:space="preserve">⁦AI ⁩</w:t>
+              <w:t xml:space="preserve">AI </w:t>
             </w:r>
             <w:r>
               <w:rPr>
@@ -8040,7 +7967,7 @@
                 <w:rFonts w:ascii="Noto Sans" w:hAnsi="Noto Sans" w:cs="Noto Sans" w:eastAsia="Noto Sans"/>
                 <w:lang w:val="en-US"/>
               </w:rPr>
-              <w:t xml:space="preserve">⁦AI ⁩</w:t>
+              <w:t xml:space="preserve">AI </w:t>
             </w:r>
             <w:r>
               <w:rPr>
@@ -8092,7 +8019,7 @@
                 <w:rFonts w:ascii="Noto Sans" w:hAnsi="Noto Sans" w:cs="Noto Sans" w:eastAsia="Noto Sans"/>
                 <w:lang w:val="en-US"/>
               </w:rPr>
-              <w:t xml:space="preserve">⁦AI ⁩</w:t>
+              <w:t xml:space="preserve">AI </w:t>
             </w:r>
             <w:r>
               <w:rPr>
@@ -8174,7 +8101,7 @@
                 <w:rFonts w:ascii="Noto Sans" w:hAnsi="Noto Sans" w:cs="Noto Sans" w:eastAsia="Noto Sans"/>
                 <w:lang w:val="en-US"/>
               </w:rPr>
-              <w:t xml:space="preserve">⁦AI ⁩</w:t>
+              <w:t xml:space="preserve">AI </w:t>
             </w:r>
             <w:r>
               <w:rPr>
@@ -8211,7 +8138,7 @@
                 <w:rFonts w:ascii="Noto Sans" w:hAnsi="Noto Sans" w:cs="Noto Sans" w:eastAsia="Noto Sans"/>
                 <w:lang w:val="en-US"/>
               </w:rPr>
-              <w:t xml:space="preserve">⁦AI ⁩</w:t>
+              <w:t xml:space="preserve">AI </w:t>
             </w:r>
             <w:r>
               <w:rPr>
@@ -8257,7 +8184,7 @@
           <w:rFonts w:ascii="Noto Sans" w:hAnsi="Noto Sans" w:cs="Noto Sans" w:eastAsia="Noto Sans"/>
           <w:lang w:val="en-US"/>
         </w:rPr>
-        <w:t xml:space="preserve">⁦1.6.5 Agentic AI ⁩</w:t>
+        <w:t xml:space="preserve">1.6.5 Agentic AI </w:t>
       </w:r>
       <w:r>
         <w:rPr>
@@ -8288,7 +8215,7 @@
           <w:rFonts w:ascii="Noto Sans" w:hAnsi="Noto Sans" w:cs="Noto Sans" w:eastAsia="Noto Sans"/>
           <w:lang w:val="en-US"/>
         </w:rPr>
-        <w:t xml:space="preserve">⁦Agentic⁩</w:t>
+        <w:t xml:space="preserve">Agentic</w:t>
       </w:r>
       <w:r>
         <w:rPr>
@@ -8343,7 +8270,7 @@
           <w:rFonts w:ascii="Noto Sans" w:hAnsi="Noto Sans" w:cs="Noto Sans" w:eastAsia="Noto Sans"/>
           <w:lang w:val="en-US"/>
         </w:rPr>
-        <w:t xml:space="preserve">⁦Agentic AI ⁩</w:t>
+        <w:t xml:space="preserve">Agentic AI </w:t>
       </w:r>
       <w:r>
         <w:rPr>
@@ -8358,7 +8285,7 @@
           <w:rFonts w:ascii="Noto Sans" w:hAnsi="Noto Sans" w:cs="Noto Sans" w:eastAsia="Noto Sans"/>
           <w:lang w:val="en-US"/>
         </w:rPr>
-        <w:t xml:space="preserve">⁦7]⁩</w:t>
+        <w:t xml:space="preserve">7]</w:t>
       </w:r>
     </w:p>
     <w:p>
@@ -8381,7 +8308,7 @@
           <w:rFonts w:ascii="Noto Sans" w:hAnsi="Noto Sans" w:cs="Noto Sans" w:eastAsia="Noto Sans"/>
           <w:lang w:val="en-US"/>
         </w:rPr>
-        <w:t xml:space="preserve">⁦Agentic AI ⁩</w:t>
+        <w:t xml:space="preserve">Agentic AI </w:t>
       </w:r>
       <w:r>
         <w:rPr>
@@ -8396,7 +8323,7 @@
           <w:rFonts w:ascii="Noto Sans" w:hAnsi="Noto Sans" w:cs="Noto Sans" w:eastAsia="Noto Sans"/>
           <w:lang w:val="en-US"/>
         </w:rPr>
-        <w:t xml:space="preserve">⁦chatbot» ⁩</w:t>
+        <w:t xml:space="preserve">chatbot» </w:t>
       </w:r>
       <w:r>
         <w:rPr>
@@ -8427,7 +8354,7 @@
           <w:rFonts w:ascii="Noto Sans" w:hAnsi="Noto Sans" w:cs="Noto Sans" w:eastAsia="Noto Sans"/>
           <w:lang w:val="en-US"/>
         </w:rPr>
-        <w:t xml:space="preserve">⁦Agent ⁩</w:t>
+        <w:t xml:space="preserve">Agent </w:t>
       </w:r>
       <w:r>
         <w:rPr>
@@ -8442,7 +8369,7 @@
           <w:rFonts w:ascii="Noto Sans" w:hAnsi="Noto Sans" w:cs="Noto Sans" w:eastAsia="Noto Sans"/>
           <w:lang w:val="en-US"/>
         </w:rPr>
-        <w:t xml:space="preserve">⁦RAG⁩</w:t>
+        <w:t xml:space="preserve">RAG</w:t>
       </w:r>
       <w:r>
         <w:rPr>
@@ -8457,7 +8384,7 @@
           <w:rFonts w:ascii="Noto Sans" w:hAnsi="Noto Sans" w:cs="Noto Sans" w:eastAsia="Noto Sans"/>
           <w:lang w:val="en-US"/>
         </w:rPr>
-        <w:t xml:space="preserve">⁦Agent ⁩</w:t>
+        <w:t xml:space="preserve">Agent </w:t>
       </w:r>
       <w:r>
         <w:rPr>
@@ -8484,7 +8411,7 @@
           <w:rFonts w:ascii="Noto Sans" w:hAnsi="Noto Sans" w:cs="Noto Sans" w:eastAsia="Noto Sans"/>
           <w:lang w:val="en-US"/>
         </w:rPr>
-        <w:t xml:space="preserve">⁦1.6.6 ⁩</w:t>
+        <w:t xml:space="preserve">1.6.6 </w:t>
       </w:r>
       <w:r>
         <w:rPr>
@@ -8515,7 +8442,7 @@
           <w:rFonts w:ascii="Noto Sans" w:hAnsi="Noto Sans" w:cs="Noto Sans" w:eastAsia="Noto Sans"/>
           <w:lang w:val="en-US"/>
         </w:rPr>
-        <w:t xml:space="preserve">⁦AI ⁩</w:t>
+        <w:t xml:space="preserve">AI </w:t>
       </w:r>
       <w:r>
         <w:rPr>
@@ -8661,7 +8588,7 @@
           <w:rFonts w:ascii="Noto Sans" w:hAnsi="Noto Sans" w:cs="Noto Sans" w:eastAsia="Noto Sans"/>
           <w:lang w:val="en-US"/>
         </w:rPr>
-        <w:t xml:space="preserve">⁦1.6.7 ⁩</w:t>
+        <w:t xml:space="preserve">1.6.7 </w:t>
       </w:r>
       <w:r>
         <w:rPr>
@@ -8692,7 +8619,7 @@
           <w:rFonts w:ascii="Noto Sans" w:hAnsi="Noto Sans" w:cs="Noto Sans" w:eastAsia="Noto Sans"/>
           <w:lang w:val="en-US"/>
         </w:rPr>
-        <w:t xml:space="preserve">⁦AI ⁩</w:t>
+        <w:t xml:space="preserve">AI </w:t>
       </w:r>
       <w:r>
         <w:rPr>
@@ -8720,7 +8647,7 @@
           <w:rFonts w:ascii="Noto Sans" w:hAnsi="Noto Sans" w:cs="Noto Sans" w:eastAsia="Noto Sans"/>
           <w:lang w:val="en-US"/>
         </w:rPr>
-        <w:t xml:space="preserve">⁦AI ⁩</w:t>
+        <w:t xml:space="preserve">AI </w:t>
       </w:r>
       <w:r>
         <w:rPr>
@@ -8756,7 +8683,7 @@
           <w:rFonts w:ascii="Noto Sans" w:hAnsi="Noto Sans" w:cs="Noto Sans" w:eastAsia="Noto Sans"/>
           <w:lang w:val="en-US"/>
         </w:rPr>
-        <w:t xml:space="preserve">⁦AI ⁩</w:t>
+        <w:t xml:space="preserve">AI </w:t>
       </w:r>
       <w:r>
         <w:rPr>
@@ -8792,7 +8719,7 @@
           <w:rFonts w:ascii="Noto Sans" w:hAnsi="Noto Sans" w:cs="Noto Sans" w:eastAsia="Noto Sans"/>
           <w:lang w:val="en-US"/>
         </w:rPr>
-        <w:t xml:space="preserve">⁦AI ⁩</w:t>
+        <w:t xml:space="preserve">AI </w:t>
       </w:r>
       <w:r>
         <w:rPr>
@@ -8828,7 +8755,7 @@
           <w:rFonts w:ascii="Noto Sans" w:hAnsi="Noto Sans" w:cs="Noto Sans" w:eastAsia="Noto Sans"/>
           <w:lang w:val="en-US"/>
         </w:rPr>
-        <w:t xml:space="preserve">⁦AI ⁩</w:t>
+        <w:t xml:space="preserve">AI </w:t>
       </w:r>
       <w:r>
         <w:rPr>
@@ -8922,7 +8849,7 @@
           <w:rFonts w:ascii="Noto Sans" w:hAnsi="Noto Sans" w:cs="Noto Sans" w:eastAsia="Noto Sans"/>
           <w:lang w:val="en-US"/>
         </w:rPr>
-        <w:t xml:space="preserve">⁦AI-Assisted/AI-Enabled ⁩</w:t>
+        <w:t xml:space="preserve">AI-Assisted/AI-Enabled </w:t>
       </w:r>
       <w:r>
         <w:rPr>
@@ -8964,7 +8891,7 @@
           <w:rFonts w:ascii="Noto Sans" w:hAnsi="Noto Sans" w:cs="Noto Sans" w:eastAsia="Noto Sans"/>
           <w:lang w:val="en-US"/>
         </w:rPr>
-        <w:t xml:space="preserve">⁦AI-Native ⁩</w:t>
+        <w:t xml:space="preserve">AI-Native </w:t>
       </w:r>
       <w:r>
         <w:rPr>
@@ -8979,7 +8906,7 @@
           <w:rFonts w:ascii="Noto Sans" w:hAnsi="Noto Sans" w:cs="Noto Sans" w:eastAsia="Noto Sans"/>
           <w:lang w:val="en-US"/>
         </w:rPr>
-        <w:t xml:space="preserve">⁦AI ⁩</w:t>
+        <w:t xml:space="preserve">AI </w:t>
       </w:r>
       <w:r>
         <w:rPr>
@@ -8994,7 +8921,7 @@
           <w:rFonts w:ascii="Noto Sans" w:hAnsi="Noto Sans" w:cs="Noto Sans" w:eastAsia="Noto Sans"/>
           <w:lang w:val="en-US"/>
         </w:rPr>
-        <w:t xml:space="preserve">⁦Agentic AI ⁩</w:t>
+        <w:t xml:space="preserve">Agentic AI </w:t>
       </w:r>
       <w:r>
         <w:rPr>
@@ -9003,18 +8930,6 @@
           <w:lang w:val="fa-IR"/>
         </w:rPr>
         <w:t xml:space="preserve">مرز تازه‌ای برای اتوماسیون و طراحی سازمان ایجاد می‌کند، اما هنوز حوزه‌ای نوظهور است و باید همراه با ارزیابی ریسک، حکمرانی و شواهد تجربی دنبال شود.</w:t>
-      </w:r>
-    </w:p>
-    <w:p>
-      <w:pPr>
-        <w:ind w:firstLine="0"/>
-        <w:jc w:val="left"/>
-        <w:widowControl/>
-      </w:pPr>
-      <w:r>
-        <w:pict>
-          <v:rect style="width:0;height:1.5pt" o:hralign="center" o:hrstd="t" o:hr="t"/>
-        </w:pict>
       </w:r>
     </w:p>
     <w:bookmarkEnd w:id="74"/>
@@ -9035,7 +8950,7 @@
           <w:rFonts w:ascii="Noto Sans" w:hAnsi="Noto Sans" w:cs="Noto Sans" w:eastAsia="Noto Sans"/>
           <w:lang w:val="en-US"/>
         </w:rPr>
-        <w:t xml:space="preserve">⁦1.7 ⁩</w:t>
+        <w:t xml:space="preserve">1.7 </w:t>
       </w:r>
       <w:r>
         <w:rPr>
@@ -9077,7 +8992,7 @@
           <w:rFonts w:ascii="Noto Sans" w:hAnsi="Noto Sans" w:cs="Noto Sans" w:eastAsia="Noto Sans"/>
           <w:lang w:val="en-US"/>
         </w:rPr>
-        <w:t xml:space="preserve">⁦1.7.1 ⁩</w:t>
+        <w:t xml:space="preserve">1.7.1 </w:t>
       </w:r>
       <w:r>
         <w:rPr>
@@ -9136,7 +9051,7 @@
           <w:rFonts w:ascii="Noto Sans" w:hAnsi="Noto Sans" w:cs="Noto Sans" w:eastAsia="Noto Sans"/>
           <w:lang w:val="en-US"/>
         </w:rPr>
-        <w:t xml:space="preserve">⁦1.7.2 ⁩</w:t>
+        <w:t xml:space="preserve">1.7.2 </w:t>
       </w:r>
       <w:r>
         <w:rPr>
@@ -9183,7 +9098,7 @@
           <w:rFonts w:ascii="Noto Sans" w:hAnsi="Noto Sans" w:cs="Noto Sans" w:eastAsia="Noto Sans"/>
           <w:lang w:val="en-US"/>
         </w:rPr>
-        <w:t xml:space="preserve">⁦5]⁩</w:t>
+        <w:t xml:space="preserve">5]</w:t>
       </w:r>
     </w:p>
     <w:bookmarkEnd w:id="78"/>
@@ -9202,7 +9117,7 @@
           <w:rFonts w:ascii="Noto Sans" w:hAnsi="Noto Sans" w:cs="Noto Sans" w:eastAsia="Noto Sans"/>
           <w:lang w:val="en-US"/>
         </w:rPr>
-        <w:t xml:space="preserve">⁦1.7.3 ⁩</w:t>
+        <w:t xml:space="preserve">1.7.3 </w:t>
       </w:r>
       <w:r>
         <w:rPr>
@@ -9297,7 +9212,7 @@
           <w:rFonts w:ascii="Noto Sans" w:hAnsi="Noto Sans" w:cs="Noto Sans" w:eastAsia="Noto Sans"/>
           <w:lang w:val="en-US"/>
         </w:rPr>
-        <w:t xml:space="preserve">⁦Capability Map ⁩</w:t>
+        <w:t xml:space="preserve">Capability Map </w:t>
       </w:r>
       <w:r>
         <w:rPr>
@@ -9312,7 +9227,7 @@
           <w:rFonts w:ascii="Noto Sans" w:hAnsi="Noto Sans" w:cs="Noto Sans" w:eastAsia="Noto Sans"/>
           <w:lang w:val="en-US"/>
         </w:rPr>
-        <w:t xml:space="preserve">⁦AI ⁩</w:t>
+        <w:t xml:space="preserve">AI </w:t>
       </w:r>
       <w:r>
         <w:rPr>
@@ -9339,7 +9254,7 @@
           <w:rFonts w:ascii="Noto Sans" w:hAnsi="Noto Sans" w:cs="Noto Sans" w:eastAsia="Noto Sans"/>
           <w:lang w:val="en-US"/>
         </w:rPr>
-        <w:t xml:space="preserve">⁦1.7.4 ⁩</w:t>
+        <w:t xml:space="preserve">1.7.4 </w:t>
       </w:r>
       <w:r>
         <w:rPr>
@@ -9398,7 +9313,7 @@
           <w:rFonts w:ascii="Noto Sans" w:hAnsi="Noto Sans" w:cs="Noto Sans" w:eastAsia="Noto Sans"/>
           <w:lang w:val="en-US"/>
         </w:rPr>
-        <w:t xml:space="preserve">⁦1.7.5 ⁩</w:t>
+        <w:t xml:space="preserve">1.7.5 </w:t>
       </w:r>
       <w:r>
         <w:rPr>
@@ -9445,7 +9360,7 @@
           <w:rFonts w:ascii="Noto Sans" w:hAnsi="Noto Sans" w:cs="Noto Sans" w:eastAsia="Noto Sans"/>
           <w:lang w:val="en-US"/>
         </w:rPr>
-        <w:t xml:space="preserve">⁦5][6]⁩</w:t>
+        <w:t xml:space="preserve">5][6]</w:t>
       </w:r>
     </w:p>
     <w:bookmarkEnd w:id="81"/>
@@ -9464,7 +9379,7 @@
           <w:rFonts w:ascii="Noto Sans" w:hAnsi="Noto Sans" w:cs="Noto Sans" w:eastAsia="Noto Sans"/>
           <w:lang w:val="en-US"/>
         </w:rPr>
-        <w:t xml:space="preserve">⁦1.7.6 ⁩</w:t>
+        <w:t xml:space="preserve">1.7.6 </w:t>
       </w:r>
       <w:r>
         <w:rPr>
@@ -9495,7 +9410,7 @@
           <w:rFonts w:ascii="Noto Sans" w:hAnsi="Noto Sans" w:cs="Noto Sans" w:eastAsia="Noto Sans"/>
           <w:lang w:val="en-US"/>
         </w:rPr>
-        <w:t xml:space="preserve">⁦AI⁩</w:t>
+        <w:t xml:space="preserve">AI</w:t>
       </w:r>
       <w:r>
         <w:rPr>
@@ -9538,7 +9453,7 @@
           <w:rFonts w:ascii="Noto Sans" w:hAnsi="Noto Sans" w:cs="Noto Sans" w:eastAsia="Noto Sans"/>
           <w:lang w:val="en-US"/>
         </w:rPr>
-        <w:t xml:space="preserve">⁦1.7.7 ⁩</w:t>
+        <w:t xml:space="preserve">1.7.7 </w:t>
       </w:r>
       <w:r>
         <w:rPr>
@@ -9617,7 +9532,7 @@
           <w:rFonts w:ascii="Noto Sans" w:hAnsi="Noto Sans" w:cs="Noto Sans" w:eastAsia="Noto Sans"/>
           <w:lang w:val="en-US"/>
         </w:rPr>
-        <w:t xml:space="preserve">⁦AI ⁩</w:t>
+        <w:t xml:space="preserve">AI </w:t>
       </w:r>
       <w:r>
         <w:rPr>
@@ -9668,7 +9583,7 @@
           <w:b/>
           <w:lang w:val="en-US"/>
         </w:rPr>
-        <w:t xml:space="preserve">⁦AI → ⁩</w:t>
+        <w:t xml:space="preserve">AI → </w:t>
       </w:r>
       <w:r>
         <w:rPr>
@@ -9713,7 +9628,7 @@
           <w:rFonts w:ascii="Noto Sans" w:hAnsi="Noto Sans" w:cs="Noto Sans" w:eastAsia="Noto Sans"/>
           <w:lang w:val="en-US"/>
         </w:rPr>
-        <w:t xml:space="preserve">⁦1.7.8 ⁩</w:t>
+        <w:t xml:space="preserve">1.7.8 </w:t>
       </w:r>
       <w:r>
         <w:rPr>
@@ -9912,7 +9827,7 @@
           <w:rFonts w:ascii="Noto Sans" w:hAnsi="Noto Sans" w:cs="Noto Sans" w:eastAsia="Noto Sans"/>
           <w:lang w:val="en-US"/>
         </w:rPr>
-        <w:t xml:space="preserve">⁦10]⁩</w:t>
+        <w:t xml:space="preserve">10]</w:t>
       </w:r>
     </w:p>
     <w:bookmarkEnd w:id="84"/>
@@ -9931,7 +9846,7 @@
           <w:rFonts w:ascii="Noto Sans" w:hAnsi="Noto Sans" w:cs="Noto Sans" w:eastAsia="Noto Sans"/>
           <w:lang w:val="en-US"/>
         </w:rPr>
-        <w:t xml:space="preserve">⁦1.7.9 ⁩</w:t>
+        <w:t xml:space="preserve">1.7.9 </w:t>
       </w:r>
       <w:r>
         <w:rPr>
@@ -10146,18 +10061,6 @@
         <w:t xml:space="preserve">است. فناوری شرط مهمی است، اما به‌تنهایی کافی نیست.</w:t>
       </w:r>
     </w:p>
-    <w:p>
-      <w:pPr>
-        <w:ind w:firstLine="0"/>
-        <w:jc w:val="left"/>
-        <w:widowControl/>
-      </w:pPr>
-      <w:r>
-        <w:pict>
-          <v:rect style="width:0;height:1.5pt" o:hralign="center" o:hrstd="t" o:hr="t"/>
-        </w:pict>
-      </w:r>
-    </w:p>
     <w:bookmarkEnd w:id="85"/>
     <w:bookmarkEnd w:id="86"/>
     <w:bookmarkEnd w:id="87"/>
@@ -10176,7 +10079,7 @@
           <w:rFonts w:ascii="Noto Sans" w:hAnsi="Noto Sans" w:cs="Noto Sans" w:eastAsia="Noto Sans"/>
           <w:lang w:val="en-US"/>
         </w:rPr>
-        <w:t xml:space="preserve">⁦1.8 ⁩</w:t>
+        <w:t xml:space="preserve">1.8 </w:t>
       </w:r>
       <w:r>
         <w:rPr>
@@ -10250,7 +10153,7 @@
           <w:rFonts w:ascii="Noto Sans" w:hAnsi="Noto Sans" w:cs="Noto Sans" w:eastAsia="Noto Sans"/>
           <w:lang w:val="en-US"/>
         </w:rPr>
-        <w:t xml:space="preserve">⁦1.8.1 ⁩</w:t>
+        <w:t xml:space="preserve">1.8.1 </w:t>
       </w:r>
       <w:r>
         <w:rPr>
@@ -10463,7 +10366,7 @@
           <w:b/>
           <w:lang w:val="en-US"/>
         </w:rPr>
-        <w:t xml:space="preserve">⁦AI → ⁩</w:t>
+        <w:t xml:space="preserve">AI → </w:t>
       </w:r>
       <w:r>
         <w:rPr>
@@ -10506,7 +10409,7 @@
           <w:rFonts w:ascii="Noto Sans" w:hAnsi="Noto Sans" w:cs="Noto Sans" w:eastAsia="Noto Sans"/>
           <w:lang w:val="en-US"/>
         </w:rPr>
-        <w:t xml:space="preserve">⁦1.8.2 ⁩</w:t>
+        <w:t xml:space="preserve">1.8.2 </w:t>
       </w:r>
       <w:r>
         <w:rPr>
@@ -10521,7 +10424,7 @@
           <w:rFonts w:ascii="Noto Sans" w:hAnsi="Noto Sans" w:cs="Noto Sans" w:eastAsia="Noto Sans"/>
           <w:lang w:val="en-US"/>
         </w:rPr>
-        <w:t xml:space="preserve">⁦Digitization⁩</w:t>
+        <w:t xml:space="preserve">Digitization</w:t>
       </w:r>
     </w:p>
     <w:p>
@@ -10654,7 +10557,7 @@
           <w:rFonts w:ascii="Noto Sans" w:hAnsi="Noto Sans" w:cs="Noto Sans" w:eastAsia="Noto Sans"/>
           <w:lang w:val="en-US"/>
         </w:rPr>
-        <w:t xml:space="preserve">⁦1.8.3 ⁩</w:t>
+        <w:t xml:space="preserve">1.8.3 </w:t>
       </w:r>
       <w:r>
         <w:rPr>
@@ -10669,22 +10572,22 @@
           <w:rFonts w:ascii="Noto Sans" w:hAnsi="Noto Sans" w:cs="Noto Sans" w:eastAsia="Noto Sans"/>
           <w:lang w:val="en-US"/>
         </w:rPr>
-        <w:t xml:space="preserve">⁦Digitalization⁩</w:t>
-      </w:r>
-    </w:p>
-    <w:p>
-      <w:pPr>
-        <w:bidi/>
-        <w:ind w:firstLine="238"/>
-        <w:jc w:val="both"/>
-        <w:widowControl/>
-      </w:pPr>
-      <w:r>
-        <w:rPr>
-          <w:rFonts w:ascii="Noto Sans" w:hAnsi="Noto Sans" w:cs="Noto Sans" w:eastAsia="Noto Sans"/>
-          <w:lang w:val="en-US"/>
-        </w:rPr>
-        <w:t xml:space="preserve">⁦CRM⁩</w:t>
+        <w:t xml:space="preserve">Digitalization</w:t>
+      </w:r>
+    </w:p>
+    <w:p>
+      <w:pPr>
+        <w:bidi/>
+        <w:ind w:firstLine="238"/>
+        <w:jc w:val="both"/>
+        <w:widowControl/>
+      </w:pPr>
+      <w:r>
+        <w:rPr>
+          <w:rFonts w:ascii="Noto Sans" w:hAnsi="Noto Sans" w:cs="Noto Sans" w:eastAsia="Noto Sans"/>
+          <w:lang w:val="en-US"/>
+        </w:rPr>
+        <w:t xml:space="preserve">CRM</w:t>
       </w:r>
       <w:r>
         <w:rPr>
@@ -10809,7 +10712,7 @@
           <w:rFonts w:ascii="Noto Sans" w:hAnsi="Noto Sans" w:cs="Noto Sans" w:eastAsia="Noto Sans"/>
           <w:lang w:val="en-US"/>
         </w:rPr>
-        <w:t xml:space="preserve">⁦1.8.4 ⁩</w:t>
+        <w:t xml:space="preserve">1.8.4 </w:t>
       </w:r>
       <w:r>
         <w:rPr>
@@ -10824,7 +10727,7 @@
           <w:rFonts w:ascii="Noto Sans" w:hAnsi="Noto Sans" w:cs="Noto Sans" w:eastAsia="Noto Sans"/>
           <w:lang w:val="en-US"/>
         </w:rPr>
-        <w:t xml:space="preserve">⁦Digital Transformation⁩</w:t>
+        <w:t xml:space="preserve">Digital Transformation</w:t>
       </w:r>
     </w:p>
     <w:p>
@@ -10930,9 +10833,8 @@
     <w:p>
       <w:pPr>
         <w:pStyle w:val="Heading2"/>
-        <w:bidi/>
         <w:ind w:firstLine="0"/>
-        <w:jc w:val="right"/>
+        <w:jc w:val="left"/>
         <w:widowControl/>
         <w:keepNext/>
       </w:pPr>
@@ -10941,7 +10843,7 @@
           <w:rFonts w:ascii="Noto Sans" w:hAnsi="Noto Sans" w:cs="Noto Sans" w:eastAsia="Noto Sans"/>
           <w:lang w:val="en-US"/>
         </w:rPr>
-        <w:t xml:space="preserve">⁦1.8.5 ⁩</w:t>
+        <w:t xml:space="preserve">1.8.5 </w:t>
       </w:r>
       <w:r>
         <w:rPr>
@@ -10956,7 +10858,7 @@
           <w:rFonts w:ascii="Noto Sans" w:hAnsi="Noto Sans" w:cs="Noto Sans" w:eastAsia="Noto Sans"/>
           <w:lang w:val="en-US"/>
         </w:rPr>
-        <w:t xml:space="preserve">⁦AI-Enabled⁩</w:t>
+        <w:t xml:space="preserve">AI-Enabled</w:t>
       </w:r>
     </w:p>
     <w:p>
@@ -10979,7 +10881,7 @@
           <w:rFonts w:ascii="Noto Sans" w:hAnsi="Noto Sans" w:cs="Noto Sans" w:eastAsia="Noto Sans"/>
           <w:lang w:val="en-US"/>
         </w:rPr>
-        <w:t xml:space="preserve">⁦AI ⁩</w:t>
+        <w:t xml:space="preserve">AI </w:t>
       </w:r>
       <w:r>
         <w:rPr>
@@ -11136,7 +11038,7 @@
           <w:rFonts w:ascii="Noto Sans" w:hAnsi="Noto Sans" w:cs="Noto Sans" w:eastAsia="Noto Sans"/>
           <w:lang w:val="en-US"/>
         </w:rPr>
-        <w:t xml:space="preserve">⁦AI ⁩</w:t>
+        <w:t xml:space="preserve">AI </w:t>
       </w:r>
       <w:r>
         <w:rPr>
@@ -11163,7 +11065,7 @@
           <w:rFonts w:ascii="Noto Sans" w:hAnsi="Noto Sans" w:cs="Noto Sans" w:eastAsia="Noto Sans"/>
           <w:lang w:val="en-US"/>
         </w:rPr>
-        <w:t xml:space="preserve">⁦1.8.6 ⁩</w:t>
+        <w:t xml:space="preserve">1.8.6 </w:t>
       </w:r>
       <w:r>
         <w:rPr>
@@ -11178,7 +11080,7 @@
           <w:rFonts w:ascii="Noto Sans" w:hAnsi="Noto Sans" w:cs="Noto Sans" w:eastAsia="Noto Sans"/>
           <w:lang w:val="en-US"/>
         </w:rPr>
-        <w:t xml:space="preserve">⁦AI-Native⁩</w:t>
+        <w:t xml:space="preserve">AI-Native</w:t>
       </w:r>
     </w:p>
     <w:p>
@@ -11201,7 +11103,7 @@
           <w:rFonts w:ascii="Noto Sans" w:hAnsi="Noto Sans" w:cs="Noto Sans" w:eastAsia="Noto Sans"/>
           <w:lang w:val="en-US"/>
         </w:rPr>
-        <w:t xml:space="preserve">⁦AI ⁩</w:t>
+        <w:t xml:space="preserve">AI </w:t>
       </w:r>
       <w:r>
         <w:rPr>
@@ -11232,7 +11134,7 @@
           <w:rFonts w:ascii="Noto Sans" w:hAnsi="Noto Sans" w:cs="Noto Sans" w:eastAsia="Noto Sans"/>
           <w:lang w:val="en-US"/>
         </w:rPr>
-        <w:t xml:space="preserve">⁦AI» ⁩</w:t>
+        <w:t xml:space="preserve">AI» </w:t>
       </w:r>
       <w:r>
         <w:rPr>
@@ -11275,7 +11177,7 @@
           <w:rFonts w:ascii="Noto Sans" w:hAnsi="Noto Sans" w:cs="Noto Sans" w:eastAsia="Noto Sans"/>
           <w:lang w:val="en-US"/>
         </w:rPr>
-        <w:t xml:space="preserve">⁦1.8.7 ⁩</w:t>
+        <w:t xml:space="preserve">1.8.7 </w:t>
       </w:r>
       <w:r>
         <w:rPr>
@@ -11306,7 +11208,7 @@
           <w:rFonts w:ascii="Noto Sans" w:hAnsi="Noto Sans" w:cs="Noto Sans" w:eastAsia="Noto Sans"/>
           <w:lang w:val="en-US"/>
         </w:rPr>
-        <w:t xml:space="preserve">⁦AI ⁩</w:t>
+        <w:t xml:space="preserve">AI </w:t>
       </w:r>
       <w:r>
         <w:rPr>
@@ -11442,7 +11344,7 @@
           <w:rFonts w:ascii="Noto Sans" w:hAnsi="Noto Sans" w:cs="Noto Sans" w:eastAsia="Noto Sans"/>
           <w:lang w:val="en-US"/>
         </w:rPr>
-        <w:t xml:space="preserve">⁦AI ⁩</w:t>
+        <w:t xml:space="preserve">AI </w:t>
       </w:r>
       <w:r>
         <w:rPr>
@@ -11469,7 +11371,7 @@
           <w:rFonts w:ascii="Noto Sans" w:hAnsi="Noto Sans" w:cs="Noto Sans" w:eastAsia="Noto Sans"/>
           <w:lang w:val="en-US"/>
         </w:rPr>
-        <w:t xml:space="preserve">⁦1.8.8 ⁩</w:t>
+        <w:t xml:space="preserve">1.8.8 </w:t>
       </w:r>
       <w:r>
         <w:rPr>
@@ -11799,7 +11701,7 @@
                 <w:rFonts w:ascii="Noto Sans" w:hAnsi="Noto Sans" w:cs="Noto Sans" w:eastAsia="Noto Sans"/>
                 <w:lang w:val="en-US"/>
               </w:rPr>
-              <w:t xml:space="preserve">⁦AI⁩</w:t>
+              <w:t xml:space="preserve">AI</w:t>
             </w:r>
           </w:p>
         </w:tc>
@@ -11985,7 +11887,7 @@
           <w:rFonts w:ascii="Noto Sans" w:hAnsi="Noto Sans" w:cs="Noto Sans" w:eastAsia="Noto Sans"/>
           <w:lang w:val="en-US"/>
         </w:rPr>
-        <w:t xml:space="preserve">⁦Capability Map ⁩</w:t>
+        <w:t xml:space="preserve">Capability Map </w:t>
       </w:r>
       <w:r>
         <w:rPr>
@@ -12000,7 +11902,7 @@
           <w:rFonts w:ascii="Noto Sans" w:hAnsi="Noto Sans" w:cs="Noto Sans" w:eastAsia="Noto Sans"/>
           <w:lang w:val="en-US"/>
         </w:rPr>
-        <w:t xml:space="preserve">⁦Enterprise AI⁩</w:t>
+        <w:t xml:space="preserve">Enterprise AI</w:t>
       </w:r>
       <w:r>
         <w:rPr>
@@ -12027,7 +11929,7 @@
           <w:rFonts w:ascii="Noto Sans" w:hAnsi="Noto Sans" w:cs="Noto Sans" w:eastAsia="Noto Sans"/>
           <w:lang w:val="en-US"/>
         </w:rPr>
-        <w:t xml:space="preserve">⁦1.8.9 ⁩</w:t>
+        <w:t xml:space="preserve">1.8.9 </w:t>
       </w:r>
       <w:r>
         <w:rPr>
@@ -12168,7 +12070,7 @@
           <w:rFonts w:ascii="Noto Sans" w:hAnsi="Noto Sans" w:cs="Noto Sans" w:eastAsia="Noto Sans"/>
           <w:lang w:val="en-US"/>
         </w:rPr>
-        <w:t xml:space="preserve">⁦Capability Map ⁩</w:t>
+        <w:t xml:space="preserve">Capability Map </w:t>
       </w:r>
       <w:r>
         <w:rPr>
@@ -12244,18 +12146,6 @@
           <w:lang w:val="fa-IR"/>
         </w:rPr>
         <w:t xml:space="preserve">ایجاد کند؛ نه صرفاً اینکه چند سامانه جدید در سازمان نصب شده باشد.</w:t>
-      </w:r>
-    </w:p>
-    <w:p>
-      <w:pPr>
-        <w:ind w:firstLine="0"/>
-        <w:jc w:val="left"/>
-        <w:widowControl/>
-      </w:pPr>
-      <w:r>
-        <w:pict>
-          <v:rect style="width:0;height:1.5pt" o:hralign="center" o:hrstd="t" o:hr="t"/>
-        </w:pict>
       </w:r>
     </w:p>
     <w:bookmarkEnd w:id="96"/>
@@ -12276,7 +12166,7 @@
           <w:rFonts w:ascii="Noto Sans" w:hAnsi="Noto Sans" w:cs="Noto Sans" w:eastAsia="Noto Sans"/>
           <w:lang w:val="en-US"/>
         </w:rPr>
-        <w:t xml:space="preserve">⁦1.9 ⁩</w:t>
+        <w:t xml:space="preserve">1.9 </w:t>
       </w:r>
       <w:r>
         <w:rPr>
@@ -12302,7 +12192,7 @@
           <w:rFonts w:ascii="Noto Sans" w:hAnsi="Noto Sans" w:cs="Noto Sans" w:eastAsia="Noto Sans"/>
           <w:lang w:val="en-US"/>
         </w:rPr>
-        <w:t xml:space="preserve">⁦1.9.1 ⁩</w:t>
+        <w:t xml:space="preserve">1.9.1 </w:t>
       </w:r>
       <w:r>
         <w:rPr>
@@ -12467,7 +12357,7 @@
           <w:rFonts w:ascii="Noto Sans" w:hAnsi="Noto Sans" w:cs="Noto Sans" w:eastAsia="Noto Sans"/>
           <w:lang w:val="en-US"/>
         </w:rPr>
-        <w:t xml:space="preserve">⁦5][6][10]⁩</w:t>
+        <w:t xml:space="preserve">5][6][10]</w:t>
       </w:r>
     </w:p>
     <w:p>
@@ -12490,7 +12380,7 @@
           <w:rFonts w:ascii="Noto Sans" w:hAnsi="Noto Sans" w:cs="Noto Sans" w:eastAsia="Noto Sans"/>
           <w:lang w:val="en-US"/>
         </w:rPr>
-        <w:t xml:space="preserve">⁦Generative AI ⁩</w:t>
+        <w:t xml:space="preserve">Generative AI </w:t>
       </w:r>
       <w:r>
         <w:rPr>
@@ -12505,7 +12395,7 @@
           <w:rFonts w:ascii="Noto Sans" w:hAnsi="Noto Sans" w:cs="Noto Sans" w:eastAsia="Noto Sans"/>
           <w:lang w:val="en-US"/>
         </w:rPr>
-        <w:t xml:space="preserve">⁦Agentic AI ⁩</w:t>
+        <w:t xml:space="preserve">Agentic AI </w:t>
       </w:r>
       <w:r>
         <w:rPr>
@@ -12520,7 +12410,7 @@
           <w:rFonts w:ascii="Noto Sans" w:hAnsi="Noto Sans" w:cs="Noto Sans" w:eastAsia="Noto Sans"/>
           <w:lang w:val="en-US"/>
         </w:rPr>
-        <w:t xml:space="preserve">⁦Agentic AI ⁩</w:t>
+        <w:t xml:space="preserve">Agentic AI </w:t>
       </w:r>
       <w:r>
         <w:rPr>
@@ -12535,7 +12425,7 @@
           <w:rFonts w:ascii="Noto Sans" w:hAnsi="Noto Sans" w:cs="Noto Sans" w:eastAsia="Noto Sans"/>
           <w:lang w:val="en-US"/>
         </w:rPr>
-        <w:t xml:space="preserve">⁦7]⁩</w:t>
+        <w:t xml:space="preserve">7]</w:t>
       </w:r>
     </w:p>
     <w:p>
@@ -12620,7 +12510,7 @@
           <w:rFonts w:ascii="Noto Sans" w:hAnsi="Noto Sans" w:cs="Noto Sans" w:eastAsia="Noto Sans"/>
           <w:lang w:val="en-US"/>
         </w:rPr>
-        <w:t xml:space="preserve">⁦AI-Native ⁩</w:t>
+        <w:t xml:space="preserve">AI-Native </w:t>
       </w:r>
       <w:r>
         <w:rPr>
@@ -12635,7 +12525,7 @@
           <w:rFonts w:ascii="Noto Sans" w:hAnsi="Noto Sans" w:cs="Noto Sans" w:eastAsia="Noto Sans"/>
           <w:lang w:val="en-US"/>
         </w:rPr>
-        <w:t xml:space="preserve">⁦AI-native ⁩</w:t>
+        <w:t xml:space="preserve">AI-native </w:t>
       </w:r>
       <w:r>
         <w:rPr>
@@ -12650,7 +12540,7 @@
           <w:rFonts w:ascii="Noto Sans" w:hAnsi="Noto Sans" w:cs="Noto Sans" w:eastAsia="Noto Sans"/>
           <w:lang w:val="en-US"/>
         </w:rPr>
-        <w:t xml:space="preserve">⁦11]⁩</w:t>
+        <w:t xml:space="preserve">11]</w:t>
       </w:r>
     </w:p>
     <w:p>
@@ -12693,7 +12583,7 @@
           <w:b/>
           <w:lang w:val="en-US"/>
         </w:rPr>
-        <w:t xml:space="preserve">⁦AI → ⁩</w:t>
+        <w:t xml:space="preserve">AI → </w:t>
       </w:r>
       <w:r>
         <w:rPr>
@@ -12726,7 +12616,7 @@
           <w:rFonts w:ascii="Noto Sans" w:hAnsi="Noto Sans" w:cs="Noto Sans" w:eastAsia="Noto Sans"/>
           <w:lang w:val="en-US"/>
         </w:rPr>
-        <w:t xml:space="preserve">⁦Blueprint ⁩</w:t>
+        <w:t xml:space="preserve">Blueprint </w:t>
       </w:r>
       <w:r>
         <w:rPr>
@@ -12753,7 +12643,7 @@
           <w:rFonts w:ascii="Noto Sans" w:hAnsi="Noto Sans" w:cs="Noto Sans" w:eastAsia="Noto Sans"/>
           <w:lang w:val="en-US"/>
         </w:rPr>
-        <w:t xml:space="preserve">⁦1.9.2 ⁩</w:t>
+        <w:t xml:space="preserve">1.9.2 </w:t>
       </w:r>
       <w:r>
         <w:rPr>
@@ -12780,7 +12670,7 @@
           <w:rFonts w:ascii="Noto Sans" w:hAnsi="Noto Sans" w:cs="Noto Sans" w:eastAsia="Noto Sans"/>
           <w:lang w:val="en-US"/>
         </w:rPr>
-        <w:t xml:space="preserve">⁦Digitization⁩</w:t>
+        <w:t xml:space="preserve">Digitization</w:t>
       </w:r>
       <w:r>
         <w:rPr>
@@ -12795,7 +12685,7 @@
           <w:rFonts w:ascii="Noto Sans" w:hAnsi="Noto Sans" w:cs="Noto Sans" w:eastAsia="Noto Sans"/>
           <w:lang w:val="en-US"/>
         </w:rPr>
-        <w:t xml:space="preserve">⁦Digitalization ⁩</w:t>
+        <w:t xml:space="preserve">Digitalization </w:t>
       </w:r>
       <w:r>
         <w:rPr>
@@ -12810,7 +12700,7 @@
           <w:rFonts w:ascii="Noto Sans" w:hAnsi="Noto Sans" w:cs="Noto Sans" w:eastAsia="Noto Sans"/>
           <w:lang w:val="en-US"/>
         </w:rPr>
-        <w:t xml:space="preserve">⁦Digital Transformation ⁩</w:t>
+        <w:t xml:space="preserve">Digital Transformation </w:t>
       </w:r>
       <w:r>
         <w:rPr>
@@ -12846,7 +12736,7 @@
           <w:rFonts w:ascii="Noto Sans" w:hAnsi="Noto Sans" w:cs="Noto Sans" w:eastAsia="Noto Sans"/>
           <w:lang w:val="en-US"/>
         </w:rPr>
-        <w:t xml:space="preserve">⁦ERP ⁩</w:t>
+        <w:t xml:space="preserve">ERP </w:t>
       </w:r>
       <w:r>
         <w:rPr>
@@ -12861,7 +12751,7 @@
           <w:rFonts w:ascii="Noto Sans" w:hAnsi="Noto Sans" w:cs="Noto Sans" w:eastAsia="Noto Sans"/>
           <w:lang w:val="en-US"/>
         </w:rPr>
-        <w:t xml:space="preserve">⁦AI ⁩</w:t>
+        <w:t xml:space="preserve">AI </w:t>
       </w:r>
       <w:r>
         <w:rPr>
@@ -12876,7 +12766,7 @@
           <w:rFonts w:ascii="Noto Sans" w:hAnsi="Noto Sans" w:cs="Noto Sans" w:eastAsia="Noto Sans"/>
           <w:lang w:val="en-US"/>
         </w:rPr>
-        <w:t xml:space="preserve">⁦Transformation ⁩</w:t>
+        <w:t xml:space="preserve">Transformation </w:t>
       </w:r>
       <w:r>
         <w:rPr>
@@ -12953,7 +12843,7 @@
           <w:rFonts w:ascii="Noto Sans" w:hAnsi="Noto Sans" w:cs="Noto Sans" w:eastAsia="Noto Sans"/>
           <w:lang w:val="en-US"/>
         </w:rPr>
-        <w:t xml:space="preserve">⁦AI-Assisted⁩</w:t>
+        <w:t xml:space="preserve">AI-Assisted</w:t>
       </w:r>
       <w:r>
         <w:rPr>
@@ -12968,7 +12858,7 @@
           <w:rFonts w:ascii="Noto Sans" w:hAnsi="Noto Sans" w:cs="Noto Sans" w:eastAsia="Noto Sans"/>
           <w:lang w:val="en-US"/>
         </w:rPr>
-        <w:t xml:space="preserve">⁦AI-Enabled⁩</w:t>
+        <w:t xml:space="preserve">AI-Enabled</w:t>
       </w:r>
       <w:r>
         <w:rPr>
@@ -12983,7 +12873,7 @@
           <w:rFonts w:ascii="Noto Sans" w:hAnsi="Noto Sans" w:cs="Noto Sans" w:eastAsia="Noto Sans"/>
           <w:lang w:val="en-US"/>
         </w:rPr>
-        <w:t xml:space="preserve">⁦AI-Integrated ⁩</w:t>
+        <w:t xml:space="preserve">AI-Integrated </w:t>
       </w:r>
       <w:r>
         <w:rPr>
@@ -12998,7 +12888,7 @@
           <w:rFonts w:ascii="Noto Sans" w:hAnsi="Noto Sans" w:cs="Noto Sans" w:eastAsia="Noto Sans"/>
           <w:lang w:val="en-US"/>
         </w:rPr>
-        <w:t xml:space="preserve">⁦AI-Native ⁩</w:t>
+        <w:t xml:space="preserve">AI-Native </w:t>
       </w:r>
       <w:r>
         <w:rPr>
@@ -13034,7 +12924,7 @@
           <w:rFonts w:ascii="Noto Sans" w:hAnsi="Noto Sans" w:cs="Noto Sans" w:eastAsia="Noto Sans"/>
           <w:lang w:val="en-US"/>
         </w:rPr>
-        <w:t xml:space="preserve">⁦Intelligent Digital Transformation ⁩</w:t>
+        <w:t xml:space="preserve">Intelligent Digital Transformation </w:t>
       </w:r>
       <w:r>
         <w:rPr>
@@ -13061,7 +12951,7 @@
           <w:rFonts w:ascii="Noto Sans" w:hAnsi="Noto Sans" w:cs="Noto Sans" w:eastAsia="Noto Sans"/>
           <w:lang w:val="en-US"/>
         </w:rPr>
-        <w:t xml:space="preserve">⁦1.9.3 ⁩</w:t>
+        <w:t xml:space="preserve">1.9.3 </w:t>
       </w:r>
       <w:r>
         <w:rPr>
@@ -13097,7 +12987,7 @@
           <w:rFonts w:ascii="Noto Sans" w:hAnsi="Noto Sans" w:cs="Noto Sans" w:eastAsia="Noto Sans"/>
           <w:lang w:val="en-US"/>
         </w:rPr>
-        <w:t xml:space="preserve">⁦Digitization⁩</w:t>
+        <w:t xml:space="preserve">Digitization</w:t>
       </w:r>
       <w:r>
         <w:rPr>
@@ -13112,7 +13002,7 @@
           <w:rFonts w:ascii="Noto Sans" w:hAnsi="Noto Sans" w:cs="Noto Sans" w:eastAsia="Noto Sans"/>
           <w:lang w:val="en-US"/>
         </w:rPr>
-        <w:t xml:space="preserve">⁦Digitalization ⁩</w:t>
+        <w:t xml:space="preserve">Digitalization </w:t>
       </w:r>
       <w:r>
         <w:rPr>
@@ -13127,7 +13017,7 @@
           <w:rFonts w:ascii="Noto Sans" w:hAnsi="Noto Sans" w:cs="Noto Sans" w:eastAsia="Noto Sans"/>
           <w:lang w:val="en-US"/>
         </w:rPr>
-        <w:t xml:space="preserve">⁦Transformation ⁩</w:t>
+        <w:t xml:space="preserve">Transformation </w:t>
       </w:r>
       <w:r>
         <w:rPr>
@@ -13163,7 +13053,7 @@
           <w:rFonts w:ascii="Noto Sans" w:hAnsi="Noto Sans" w:cs="Noto Sans" w:eastAsia="Noto Sans"/>
           <w:lang w:val="en-US"/>
         </w:rPr>
-        <w:t xml:space="preserve">⁦Cloud ⁩</w:t>
+        <w:t xml:space="preserve">Cloud </w:t>
       </w:r>
       <w:r>
         <w:rPr>
@@ -13199,7 +13089,7 @@
           <w:rFonts w:ascii="Noto Sans" w:hAnsi="Noto Sans" w:cs="Noto Sans" w:eastAsia="Noto Sans"/>
           <w:lang w:val="en-US"/>
         </w:rPr>
-        <w:t xml:space="preserve">⁦AI ⁩</w:t>
+        <w:t xml:space="preserve">AI </w:t>
       </w:r>
       <w:r>
         <w:rPr>
@@ -13235,7 +13125,7 @@
           <w:rFonts w:ascii="Noto Sans" w:hAnsi="Noto Sans" w:cs="Noto Sans" w:eastAsia="Noto Sans"/>
           <w:lang w:val="en-US"/>
         </w:rPr>
-        <w:t xml:space="preserve">⁦AI ⁩</w:t>
+        <w:t xml:space="preserve">AI </w:t>
       </w:r>
       <w:r>
         <w:rPr>
@@ -13271,7 +13161,7 @@
           <w:rFonts w:ascii="Noto Sans" w:hAnsi="Noto Sans" w:cs="Noto Sans" w:eastAsia="Noto Sans"/>
           <w:lang w:val="en-US"/>
         </w:rPr>
-        <w:t xml:space="preserve">⁦Human-in-the-Loop ⁩</w:t>
+        <w:t xml:space="preserve">Human-in-the-Loop </w:t>
       </w:r>
       <w:r>
         <w:rPr>
@@ -13319,7 +13209,7 @@
           <w:rFonts w:ascii="Noto Sans" w:hAnsi="Noto Sans" w:cs="Noto Sans" w:eastAsia="Noto Sans"/>
           <w:lang w:val="en-US"/>
         </w:rPr>
-        <w:t xml:space="preserve">⁦1.9.4 ⁩</w:t>
+        <w:t xml:space="preserve">1.9.4 </w:t>
       </w:r>
       <w:r>
         <w:rPr>
@@ -13443,7 +13333,7 @@
           <w:rFonts w:ascii="Noto Sans" w:hAnsi="Noto Sans" w:cs="Noto Sans" w:eastAsia="Noto Sans"/>
           <w:lang w:val="en-US"/>
         </w:rPr>
-        <w:t xml:space="preserve">⁦Digitization ⁩</w:t>
+        <w:t xml:space="preserve">Digitization </w:t>
       </w:r>
       <w:r>
         <w:rPr>
@@ -13458,7 +13348,7 @@
           <w:rFonts w:ascii="Noto Sans" w:hAnsi="Noto Sans" w:cs="Noto Sans" w:eastAsia="Noto Sans"/>
           <w:lang w:val="en-US"/>
         </w:rPr>
-        <w:t xml:space="preserve">⁦Digitalization⁩</w:t>
+        <w:t xml:space="preserve">Digitalization</w:t>
       </w:r>
       <w:r>
         <w:rPr>
@@ -13557,7 +13447,7 @@
           <w:rFonts w:ascii="Noto Sans" w:hAnsi="Noto Sans" w:cs="Noto Sans" w:eastAsia="Noto Sans"/>
           <w:lang w:val="en-US"/>
         </w:rPr>
-        <w:t xml:space="preserve">⁦AI⁩</w:t>
+        <w:t xml:space="preserve">AI</w:t>
       </w:r>
       <w:r>
         <w:rPr>
@@ -13635,7 +13525,7 @@
           <w:rFonts w:ascii="Noto Sans" w:hAnsi="Noto Sans" w:cs="Noto Sans" w:eastAsia="Noto Sans"/>
           <w:lang w:val="en-US"/>
         </w:rPr>
-        <w:t xml:space="preserve">⁦KPI ⁩</w:t>
+        <w:t xml:space="preserve">KPI </w:t>
       </w:r>
       <w:r>
         <w:rPr>
@@ -13731,7 +13621,7 @@
           <w:rFonts w:ascii="Noto Sans" w:hAnsi="Noto Sans" w:cs="Noto Sans" w:eastAsia="Noto Sans"/>
           <w:lang w:val="en-US"/>
         </w:rPr>
-        <w:t xml:space="preserve">⁦1.9.5 ⁩</w:t>
+        <w:t xml:space="preserve">1.9.5 </w:t>
       </w:r>
       <w:r>
         <w:rPr>
@@ -13762,7 +13652,7 @@
           <w:rFonts w:ascii="Noto Sans" w:hAnsi="Noto Sans" w:cs="Noto Sans" w:eastAsia="Noto Sans"/>
           <w:lang w:val="en-US"/>
         </w:rPr>
-        <w:t xml:space="preserve">⁦Generative AI⁩</w:t>
+        <w:t xml:space="preserve">Generative AI</w:t>
       </w:r>
       <w:r>
         <w:rPr>
@@ -13777,7 +13667,7 @@
           <w:rFonts w:ascii="Noto Sans" w:hAnsi="Noto Sans" w:cs="Noto Sans" w:eastAsia="Noto Sans"/>
           <w:lang w:val="en-US"/>
         </w:rPr>
-        <w:t xml:space="preserve">⁦Digital Twin⁩</w:t>
+        <w:t xml:space="preserve">Digital Twin</w:t>
       </w:r>
       <w:r>
         <w:rPr>
@@ -13792,7 +13682,7 @@
           <w:rFonts w:ascii="Noto Sans" w:hAnsi="Noto Sans" w:cs="Noto Sans" w:eastAsia="Noto Sans"/>
           <w:lang w:val="en-US"/>
         </w:rPr>
-        <w:t xml:space="preserve">⁦IoT ⁩</w:t>
+        <w:t xml:space="preserve">IoT </w:t>
       </w:r>
       <w:r>
         <w:rPr>
@@ -13807,7 +13697,7 @@
           <w:rFonts w:ascii="Noto Sans" w:hAnsi="Noto Sans" w:cs="Noto Sans" w:eastAsia="Noto Sans"/>
           <w:lang w:val="en-US"/>
         </w:rPr>
-        <w:t xml:space="preserve">⁦Process Mining ⁩</w:t>
+        <w:t xml:space="preserve">Process Mining </w:t>
       </w:r>
       <w:r>
         <w:rPr>
@@ -13981,7 +13871,7 @@
           <w:rFonts w:ascii="Noto Sans" w:hAnsi="Noto Sans" w:cs="Noto Sans" w:eastAsia="Noto Sans"/>
           <w:lang w:val="en-US"/>
         </w:rPr>
-        <w:t xml:space="preserve">⁦1.9.6 ⁩</w:t>
+        <w:t xml:space="preserve">1.9.6 </w:t>
       </w:r>
       <w:r>
         <w:rPr>
@@ -14033,7 +13923,7 @@
           <w:rFonts w:ascii="Noto Sans" w:hAnsi="Noto Sans" w:cs="Noto Sans" w:eastAsia="Noto Sans"/>
           <w:lang w:val="en-US"/>
         </w:rPr>
-        <w:t xml:space="preserve">⁦Capability Map ⁩</w:t>
+        <w:t xml:space="preserve">Capability Map </w:t>
       </w:r>
       <w:r>
         <w:rPr>
@@ -14090,7 +13980,7 @@
           <w:rFonts w:ascii="Noto Sans" w:hAnsi="Noto Sans" w:cs="Noto Sans" w:eastAsia="Noto Sans"/>
           <w:lang w:val="en-US"/>
         </w:rPr>
-        <w:t xml:space="preserve">⁦AI ⁩</w:t>
+        <w:t xml:space="preserve">AI </w:t>
       </w:r>
       <w:r>
         <w:rPr>
@@ -14147,7 +14037,7 @@
           <w:rFonts w:ascii="Noto Sans" w:hAnsi="Noto Sans" w:cs="Noto Sans" w:eastAsia="Noto Sans"/>
           <w:lang w:val="en-US"/>
         </w:rPr>
-        <w:t xml:space="preserve">⁦AI-Enabled ⁩</w:t>
+        <w:t xml:space="preserve">AI-Enabled </w:t>
       </w:r>
       <w:r>
         <w:rPr>
@@ -14162,7 +14052,7 @@
           <w:rFonts w:ascii="Noto Sans" w:hAnsi="Noto Sans" w:cs="Noto Sans" w:eastAsia="Noto Sans"/>
           <w:lang w:val="en-US"/>
         </w:rPr>
-        <w:t xml:space="preserve">⁦AI-Native ⁩</w:t>
+        <w:t xml:space="preserve">AI-Native </w:t>
       </w:r>
       <w:r>
         <w:rPr>
@@ -14189,7 +14079,7 @@
           <w:rFonts w:ascii="Noto Sans" w:hAnsi="Noto Sans" w:cs="Noto Sans" w:eastAsia="Noto Sans"/>
           <w:lang w:val="en-US"/>
         </w:rPr>
-        <w:t xml:space="preserve">⁦1.9.7 ⁩</w:t>
+        <w:t xml:space="preserve">1.9.7 </w:t>
       </w:r>
       <w:r>
         <w:rPr>
@@ -14245,7 +14135,7 @@
           <w:b/>
           <w:lang w:val="en-US"/>
         </w:rPr>
-        <w:t xml:space="preserve">⁦20⁩</w:t>
+        <w:t xml:space="preserve">20</w:t>
       </w:r>
       <w:r>
         <w:rPr>
@@ -14287,7 +14177,7 @@
           <w:b/>
           <w:lang w:val="en-US"/>
         </w:rPr>
-        <w:t xml:space="preserve">⁦20⁩</w:t>
+        <w:t xml:space="preserve">20</w:t>
       </w:r>
       <w:r>
         <w:rPr>
@@ -14329,7 +14219,7 @@
           <w:b/>
           <w:lang w:val="en-US"/>
         </w:rPr>
-        <w:t xml:space="preserve">⁦AI ⁩</w:t>
+        <w:t xml:space="preserve">AI </w:t>
       </w:r>
       <w:r>
         <w:rPr>
@@ -14348,7 +14238,7 @@
           <w:b/>
           <w:lang w:val="en-US"/>
         </w:rPr>
-        <w:t xml:space="preserve">⁦20⁩</w:t>
+        <w:t xml:space="preserve">20</w:t>
       </w:r>
       <w:r>
         <w:rPr>
@@ -14390,7 +14280,7 @@
           <w:b/>
           <w:lang w:val="en-US"/>
         </w:rPr>
-        <w:t xml:space="preserve">⁦20⁩</w:t>
+        <w:t xml:space="preserve">20</w:t>
       </w:r>
       <w:r>
         <w:rPr>
@@ -14432,7 +14322,7 @@
           <w:b/>
           <w:lang w:val="en-US"/>
         </w:rPr>
-        <w:t xml:space="preserve">⁦20⁩</w:t>
+        <w:t xml:space="preserve">20</w:t>
       </w:r>
       <w:r>
         <w:rPr>
@@ -14461,7 +14351,7 @@
           <w:rFonts w:ascii="Noto Sans" w:hAnsi="Noto Sans" w:cs="Noto Sans" w:eastAsia="Noto Sans"/>
           <w:lang w:val="en-US"/>
         </w:rPr>
-        <w:t xml:space="preserve">⁦1.9.8 ⁩</w:t>
+        <w:t xml:space="preserve">1.9.8 </w:t>
       </w:r>
       <w:r>
         <w:rPr>
@@ -14524,18 +14414,6 @@
           <w:lang w:val="fa-IR"/>
         </w:rPr>
         <w:t xml:space="preserve">تحول دیجیتال مسابقه خرید جدیدترین فناوری نیست؛ توانایی سازمان برای تبدیل فناوری و داده به قابلیت، ارزش و یادگیری پایدار است.</w:t>
-      </w:r>
-    </w:p>
-    <w:p>
-      <w:pPr>
-        <w:ind w:firstLine="0"/>
-        <w:jc w:val="left"/>
-        <w:widowControl/>
-      </w:pPr>
-      <w:r>
-        <w:pict>
-          <v:rect style="width:0;height:1.5pt" o:hralign="center" o:hrstd="t" o:hr="t"/>
-        </w:pict>
       </w:r>
     </w:p>
     <w:bookmarkEnd w:id="106"/>
@@ -14665,7 +14543,7 @@
           <w:rFonts w:ascii="Noto Sans" w:hAnsi="Noto Sans" w:cs="Noto Sans" w:eastAsia="Noto Sans"/>
           <w:lang w:val="en-US"/>
         </w:rPr>
-        <w:t xml:space="preserve">⁦Digital Core.⁩</w:t>
+        <w:t xml:space="preserve">Digital Core.</w:t>
       </w:r>
     </w:p>
     <w:p>
@@ -14754,7 +14632,7 @@
           <w:rFonts w:ascii="Noto Sans" w:hAnsi="Noto Sans" w:cs="Noto Sans" w:eastAsia="Noto Sans"/>
           <w:lang w:val="en-US"/>
         </w:rPr>
-        <w:t xml:space="preserve">⁦AI ⁩</w:t>
+        <w:t xml:space="preserve">AI </w:t>
       </w:r>
       <w:r>
         <w:rPr>
@@ -14851,7 +14729,7 @@
           <w:rFonts w:ascii="Noto Sans" w:hAnsi="Noto Sans" w:cs="Noto Sans" w:eastAsia="Noto Sans"/>
           <w:lang w:val="en-US"/>
         </w:rPr>
-        <w:t xml:space="preserve">⁦AI⁩</w:t>
+        <w:t xml:space="preserve">AI</w:t>
       </w:r>
       <w:r>
         <w:rPr>
@@ -14866,7 +14744,7 @@
           <w:rFonts w:ascii="Noto Sans" w:hAnsi="Noto Sans" w:cs="Noto Sans" w:eastAsia="Noto Sans"/>
           <w:lang w:val="en-US"/>
         </w:rPr>
-        <w:t xml:space="preserve">⁦cloud-edge⁩</w:t>
+        <w:t xml:space="preserve">cloud-edge</w:t>
       </w:r>
       <w:r>
         <w:rPr>
@@ -14881,7 +14759,7 @@
           <w:rFonts w:ascii="Noto Sans" w:hAnsi="Noto Sans" w:cs="Noto Sans" w:eastAsia="Noto Sans"/>
           <w:lang w:val="en-US"/>
         </w:rPr>
-        <w:t xml:space="preserve">⁦cyber-physical systems ⁩</w:t>
+        <w:t xml:space="preserve">cyber-physical systems </w:t>
       </w:r>
       <w:r>
         <w:rPr>
@@ -14896,7 +14774,7 @@
           <w:rFonts w:ascii="Noto Sans" w:hAnsi="Noto Sans" w:cs="Noto Sans" w:eastAsia="Noto Sans"/>
           <w:lang w:val="en-US"/>
         </w:rPr>
-        <w:t xml:space="preserve">⁦Digital Twin.⁩</w:t>
+        <w:t xml:space="preserve">Digital Twin.</w:t>
       </w:r>
     </w:p>
     <w:bookmarkEnd w:id="109"/>
@@ -14975,7 +14853,7 @@
           <w:rFonts w:ascii="Noto Sans" w:hAnsi="Noto Sans" w:cs="Noto Sans" w:eastAsia="Noto Sans"/>
           <w:lang w:val="en-US"/>
         </w:rPr>
-        <w:t xml:space="preserve">⁦Lykourentzou, M. A., Apostolopoulos, N., Dabi⁩</w:t>
+        <w:t xml:space="preserve">Lykourentzou, M. A., Apostolopoulos, N., Dabi</w:t>
       </w:r>
       <w:r>
         <w:rPr>
@@ -14990,7 +14868,7 @@
           <w:rFonts w:ascii="Noto Sans" w:hAnsi="Noto Sans" w:cs="Noto Sans" w:eastAsia="Noto Sans"/>
           <w:lang w:val="en-US"/>
         </w:rPr>
-        <w:t xml:space="preserve">⁦M., Liargovas, P., &amp; Tekav⁩</w:t>
+        <w:t xml:space="preserve">M., Liargovas, P., &amp; Tekav</w:t>
       </w:r>
       <w:r>
         <w:rPr>
@@ -15005,7 +14883,7 @@
           <w:rFonts w:ascii="Noto Sans" w:hAnsi="Noto Sans" w:cs="Noto Sans" w:eastAsia="Noto Sans"/>
           <w:lang w:val="en-US"/>
         </w:rPr>
-        <w:t xml:space="preserve">⁦i⁩</w:t>
+        <w:t xml:space="preserve">i</w:t>
       </w:r>
       <w:r>
         <w:rPr>
@@ -15020,7 +14898,7 @@
           <w:rFonts w:ascii="Noto Sans" w:hAnsi="Noto Sans" w:cs="Noto Sans" w:eastAsia="Noto Sans"/>
           <w:lang w:val="en-US"/>
         </w:rPr>
-        <w:t xml:space="preserve">⁦M. (2025). Assessing the role of human factor in digital transformation projects: A systematic literature review and research agenda.⁩</w:t>
+        <w:t xml:space="preserve">M. (2025). Assessing the role of human factor in digital transformation projects: A systematic literature review and research agenda.</w:t>
       </w:r>
       <w:r>
         <w:rPr>
@@ -15462,7 +15340,7 @@
           <w:rFonts w:ascii="Noto Sans" w:hAnsi="Noto Sans" w:cs="Noto Sans" w:eastAsia="Noto Sans"/>
           <w:lang w:val="en-US"/>
         </w:rPr>
-        <w:t xml:space="preserve">⁦working paper ⁩</w:t>
+        <w:t xml:space="preserve">working paper </w:t>
       </w:r>
       <w:r>
         <w:rPr>
@@ -15477,7 +15355,7 @@
           <w:rFonts w:ascii="Noto Sans" w:hAnsi="Noto Sans" w:cs="Noto Sans" w:eastAsia="Noto Sans"/>
           <w:lang w:val="en-US"/>
         </w:rPr>
-        <w:t xml:space="preserve">⁦AI-native ⁩</w:t>
+        <w:t xml:space="preserve">AI-native </w:t>
       </w:r>
       <w:r>
         <w:rPr>
@@ -15492,7 +15370,7 @@
           <w:rFonts w:ascii="Noto Sans" w:hAnsi="Noto Sans" w:cs="Noto Sans" w:eastAsia="Noto Sans"/>
           <w:lang w:val="en-US"/>
         </w:rPr>
-        <w:t xml:space="preserve">⁦Vial (2019) ⁩</w:t>
+        <w:t xml:space="preserve">Vial (2019) </w:t>
       </w:r>
       <w:r>
         <w:rPr>
@@ -15523,7 +15401,7 @@
           <w:rFonts w:ascii="Noto Sans" w:hAnsi="Noto Sans" w:cs="Noto Sans" w:eastAsia="Noto Sans"/>
           <w:lang w:val="en-US"/>
         </w:rPr>
-        <w:t xml:space="preserve">⁦NIST AI RMF⁩</w:t>
+        <w:t xml:space="preserve">NIST AI RMF</w:t>
       </w:r>
       <w:r>
         <w:rPr>
@@ -15538,7 +15416,7 @@
           <w:rFonts w:ascii="Noto Sans" w:hAnsi="Noto Sans" w:cs="Noto Sans" w:eastAsia="Noto Sans"/>
           <w:lang w:val="en-US"/>
         </w:rPr>
-        <w:t xml:space="preserve">⁦ISO/IEC 42001 ⁩</w:t>
+        <w:t xml:space="preserve">ISO/IEC 42001 </w:t>
       </w:r>
       <w:r>
         <w:rPr>
@@ -16981,8 +16859,6 @@
     <w:rsid w:val="00FC693F"/>
     <w:pPr>
       <w:spacing w:after="120" w:before="0" w:line="322" w:lineRule="auto"/>
-      <w:bidi/>
-      <w:keepNext/>
       <w:widowControl/>
       <w:ind w:firstLine="238"/>
       <w:jc w:val="both"/>
@@ -17053,7 +16929,6 @@
       <w:jc w:val="right"/>
       <w:outlineLvl w:val="0"/>
       <w:pageBreakBefore/>
-      <w:bidi/>
       <w:widowControl/>
     </w:pPr>
     <w:rPr>
@@ -17081,7 +16956,6 @@
       <w:ind w:firstLine="0"/>
       <w:jc w:val="right"/>
       <w:outlineLvl w:val="1"/>
-      <w:bidi/>
       <w:widowControl/>
     </w:pPr>
     <w:rPr>
@@ -17109,7 +16983,6 @@
       <w:ind w:firstLine="0"/>
       <w:jc w:val="right"/>
       <w:outlineLvl w:val="2"/>
-      <w:bidi/>
       <w:widowControl/>
     </w:pPr>
     <w:rPr>
@@ -17137,7 +17010,6 @@
       <w:ind w:firstLine="0"/>
       <w:jc w:val="right"/>
       <w:outlineLvl w:val="3"/>
-      <w:bidi/>
       <w:widowControl/>
     </w:pPr>
     <w:rPr>
@@ -17359,8 +17231,6 @@
       <w:spacing w:after="160" w:before="0" w:line="264" w:lineRule="auto"/>
       <w:ind w:firstLine="0"/>
       <w:contextualSpacing/>
-      <w:bidi/>
-      <w:keepNext/>
       <w:widowControl/>
       <w:jc w:val="right"/>
     </w:pPr>
@@ -17402,8 +17272,6 @@
         <w:ilvl w:val="1"/>
       </w:numPr>
       <w:spacing w:after="300" w:before="0" w:line="276" w:lineRule="auto"/>
-      <w:bidi/>
-      <w:keepNext/>
       <w:widowControl/>
       <w:ind w:firstLine="0"/>
       <w:jc w:val="right"/>
@@ -17551,8 +17419,15 @@
       <w:numPr>
         <w:numId w:val="1"/>
       </w:numPr>
+      <w:spacing w:before="0" w:after="60" w:line="307" w:lineRule="auto"/>
+      <w:ind w:firstLine="0" w:left="227" w:right="113"/>
       <w:contextualSpacing/>
+      <w:widowControl/>
     </w:pPr>
+    <w:rPr>
+      <w:rFonts w:ascii="Noto Naskh Arabic" w:hAnsi="Noto Naskh Arabic"/>
+      <w:sz w:val="24"/>
+    </w:rPr>
   </w:style>
   <w:style w:styleId="ListBullet2" w:type="paragraph">
     <w:name w:val="List Bullet 2"/>
@@ -17564,8 +17439,15 @@
       <w:numPr>
         <w:numId w:val="2"/>
       </w:numPr>
+      <w:spacing w:before="0" w:after="40" w:line="300" w:lineRule="auto"/>
+      <w:ind w:firstLine="0" w:left="227" w:right="113"/>
       <w:contextualSpacing/>
+      <w:widowControl/>
     </w:pPr>
+    <w:rPr>
+      <w:rFonts w:ascii="Noto Naskh Arabic" w:hAnsi="Noto Naskh Arabic"/>
+      <w:sz w:val="23"/>
+    </w:rPr>
   </w:style>
   <w:style w:styleId="ListBullet3" w:type="paragraph">
     <w:name w:val="List Bullet 3"/>
@@ -17590,8 +17472,15 @@
       <w:numPr>
         <w:numId w:val="5"/>
       </w:numPr>
+      <w:spacing w:before="0" w:after="60" w:line="307" w:lineRule="auto"/>
+      <w:ind w:firstLine="0" w:left="227" w:right="113"/>
       <w:contextualSpacing/>
+      <w:widowControl/>
     </w:pPr>
+    <w:rPr>
+      <w:rFonts w:ascii="Noto Naskh Arabic" w:hAnsi="Noto Naskh Arabic"/>
+      <w:sz w:val="24"/>
+    </w:rPr>
   </w:style>
   <w:style w:styleId="ListNumber2" w:type="paragraph">
     <w:name w:val="List Number 2"/>
@@ -17603,8 +17492,15 @@
       <w:numPr>
         <w:numId w:val="6"/>
       </w:numPr>
+      <w:spacing w:before="0" w:after="40" w:line="300" w:lineRule="auto"/>
+      <w:ind w:firstLine="0" w:left="227" w:right="113"/>
       <w:contextualSpacing/>
+      <w:widowControl/>
     </w:pPr>
+    <w:rPr>
+      <w:rFonts w:ascii="Noto Naskh Arabic" w:hAnsi="Noto Naskh Arabic"/>
+      <w:sz w:val="23"/>
+    </w:rPr>
   </w:style>
   <w:style w:styleId="ListNumber3" w:type="paragraph">
     <w:name w:val="List Number 3"/>
@@ -17698,10 +17594,17 @@
     <w:uiPriority w:val="29"/>
     <w:qFormat/>
     <w:rsid w:val="00FC693F"/>
+    <w:pPr>
+      <w:spacing w:before="100" w:after="140" w:line="307" w:lineRule="auto"/>
+      <w:ind w:firstLine="0"/>
+      <w:widowControl/>
+    </w:pPr>
     <w:rPr>
+      <w:rFonts w:ascii="Noto Naskh Arabic" w:hAnsi="Noto Naskh Arabic"/>
       <w:i/>
       <w:iCs/>
       <w:color w:themeColor="text1" w:val="000000"/>
+      <w:sz w:val="24"/>
     </w:rPr>
   </w:style>
   <w:style w:customStyle="1" w:styleId="QuoteChar" w:type="character">
@@ -17813,8 +17716,6 @@
     <w:rsid w:val="00FC693F"/>
     <w:pPr>
       <w:spacing w:after="160" w:before="80" w:line="269" w:lineRule="auto"/>
-      <w:bidi/>
-      <w:keepNext/>
       <w:widowControl/>
       <w:ind w:firstLine="0"/>
       <w:jc w:val="center"/>
@@ -17862,15 +17763,18 @@
       <w:pBdr>
         <w:bottom w:color="4F81BD" w:space="4" w:sz="4" w:themeColor="accent1" w:val="single"/>
       </w:pBdr>
-      <w:spacing w:after="280" w:before="200"/>
-      <w:ind w:left="936" w:right="936"/>
+      <w:spacing w:after="140" w:before="100" w:line="307" w:lineRule="auto"/>
+      <w:ind w:left="936" w:right="936" w:firstLine="0"/>
+      <w:widowControl/>
     </w:pPr>
     <w:rPr>
+      <w:rFonts w:ascii="Noto Naskh Arabic" w:hAnsi="Noto Naskh Arabic"/>
       <w:b/>
       <w:bCs/>
       <w:i/>
       <w:iCs/>
       <w:color w:themeColor="accent1" w:val="4F81BD"/>
+      <w:sz w:val="24"/>
     </w:rPr>
   </w:style>
   <w:style w:customStyle="1" w:styleId="IntenseQuoteChar" w:type="character">

--- a/PUBLISH/CHAPTERS/01-foundations/01-foundations.docx
+++ b/PUBLISH/CHAPTERS/01-foundations/01-foundations.docx
@@ -6,9 +6,9 @@
       <w:pPr>
         <w:pStyle w:val="Title"/>
         <w:bidi/>
-        <w:ind w:firstLine="238"/>
-        <w:jc w:val="both"/>
-        <w:widowControl/>
+        <w:widowControl/>
+        <w:ind w:firstLine="238"/>
+        <w:jc w:val="right"/>
       </w:pPr>
       <w:r>
         <w:rPr>
@@ -31,9 +31,9 @@
       <w:pPr>
         <w:pStyle w:val="Heading1"/>
         <w:bidi/>
+        <w:widowControl/>
         <w:ind w:firstLine="0"/>
         <w:jc w:val="right"/>
-        <w:widowControl/>
         <w:keepNext/>
       </w:pPr>
       <w:r>
@@ -50,9 +50,9 @@
       <w:pPr>
         <w:pStyle w:val="Heading2"/>
         <w:bidi/>
+        <w:widowControl/>
         <w:ind w:firstLine="0"/>
         <w:jc w:val="right"/>
-        <w:widowControl/>
         <w:keepNext/>
       </w:pPr>
       <w:r>
@@ -74,9 +74,9 @@
     <w:p>
       <w:pPr>
         <w:bidi/>
-        <w:ind w:firstLine="238"/>
-        <w:jc w:val="both"/>
-        <w:widowControl/>
+        <w:widowControl/>
+        <w:ind w:firstLine="238"/>
+        <w:jc w:val="right"/>
       </w:pPr>
       <w:r>
         <w:rPr>
@@ -123,9 +123,9 @@
       <w:pPr>
         <w:pStyle w:val="Heading2"/>
         <w:bidi/>
+        <w:widowControl/>
         <w:ind w:firstLine="0"/>
         <w:jc w:val="right"/>
-        <w:widowControl/>
         <w:keepNext/>
       </w:pPr>
       <w:r>
@@ -145,9 +145,9 @@
         </w:numPr>
         <w:pStyle w:val="Compact"/>
         <w:bidi/>
-        <w:ind w:firstLine="238"/>
-        <w:jc w:val="both"/>
-        <w:widowControl/>
+        <w:widowControl/>
+        <w:ind w:firstLine="238"/>
+        <w:jc w:val="right"/>
       </w:pPr>
       <w:r>
         <w:rPr>
@@ -166,9 +166,9 @@
         </w:numPr>
         <w:pStyle w:val="Compact"/>
         <w:bidi/>
-        <w:ind w:firstLine="238"/>
-        <w:jc w:val="both"/>
-        <w:widowControl/>
+        <w:widowControl/>
+        <w:ind w:firstLine="238"/>
+        <w:jc w:val="right"/>
       </w:pPr>
       <w:r>
         <w:rPr>
@@ -187,9 +187,9 @@
         </w:numPr>
         <w:pStyle w:val="Compact"/>
         <w:bidi/>
-        <w:ind w:firstLine="238"/>
-        <w:jc w:val="both"/>
-        <w:widowControl/>
+        <w:widowControl/>
+        <w:ind w:firstLine="238"/>
+        <w:jc w:val="right"/>
       </w:pPr>
       <w:r>
         <w:rPr>
@@ -208,9 +208,9 @@
         </w:numPr>
         <w:pStyle w:val="Compact"/>
         <w:bidi/>
-        <w:ind w:firstLine="238"/>
-        <w:jc w:val="both"/>
-        <w:widowControl/>
+        <w:widowControl/>
+        <w:ind w:firstLine="238"/>
+        <w:jc w:val="right"/>
       </w:pPr>
       <w:r>
         <w:rPr>
@@ -229,9 +229,9 @@
         </w:numPr>
         <w:pStyle w:val="Compact"/>
         <w:bidi/>
-        <w:ind w:firstLine="238"/>
-        <w:jc w:val="both"/>
-        <w:widowControl/>
+        <w:widowControl/>
+        <w:ind w:firstLine="238"/>
+        <w:jc w:val="right"/>
       </w:pPr>
       <w:r>
         <w:rPr>
@@ -250,9 +250,9 @@
         </w:numPr>
         <w:pStyle w:val="Compact"/>
         <w:bidi/>
-        <w:ind w:firstLine="238"/>
-        <w:jc w:val="both"/>
-        <w:widowControl/>
+        <w:widowControl/>
+        <w:ind w:firstLine="238"/>
+        <w:jc w:val="right"/>
       </w:pPr>
       <w:r>
         <w:rPr>
@@ -278,9 +278,9 @@
         </w:numPr>
         <w:pStyle w:val="Compact"/>
         <w:bidi/>
-        <w:ind w:firstLine="238"/>
-        <w:jc w:val="both"/>
-        <w:widowControl/>
+        <w:widowControl/>
+        <w:ind w:firstLine="238"/>
+        <w:jc w:val="right"/>
       </w:pPr>
       <w:r>
         <w:rPr>
@@ -299,9 +299,9 @@
         </w:numPr>
         <w:pStyle w:val="Compact"/>
         <w:bidi/>
-        <w:ind w:firstLine="238"/>
-        <w:jc w:val="both"/>
-        <w:widowControl/>
+        <w:widowControl/>
+        <w:ind w:firstLine="238"/>
+        <w:jc w:val="right"/>
       </w:pPr>
       <w:r>
         <w:rPr>
@@ -320,9 +320,9 @@
         </w:numPr>
         <w:pStyle w:val="Compact"/>
         <w:bidi/>
-        <w:ind w:firstLine="238"/>
-        <w:jc w:val="both"/>
-        <w:widowControl/>
+        <w:widowControl/>
+        <w:ind w:firstLine="238"/>
+        <w:jc w:val="right"/>
       </w:pPr>
       <w:r>
         <w:rPr>
@@ -341,9 +341,9 @@
         </w:numPr>
         <w:pStyle w:val="Compact"/>
         <w:bidi/>
-        <w:ind w:firstLine="238"/>
-        <w:jc w:val="both"/>
-        <w:widowControl/>
+        <w:widowControl/>
+        <w:ind w:firstLine="238"/>
+        <w:jc w:val="right"/>
       </w:pPr>
       <w:r>
         <w:rPr>
@@ -360,9 +360,9 @@
       <w:pPr>
         <w:pStyle w:val="Heading2"/>
         <w:bidi/>
+        <w:widowControl/>
         <w:ind w:firstLine="0"/>
         <w:jc w:val="right"/>
-        <w:widowControl/>
         <w:keepNext/>
       </w:pPr>
       <w:r>
@@ -382,9 +382,9 @@
         </w:numPr>
         <w:pStyle w:val="Compact"/>
         <w:bidi/>
-        <w:ind w:firstLine="238"/>
-        <w:jc w:val="both"/>
-        <w:widowControl/>
+        <w:widowControl/>
+        <w:ind w:firstLine="238"/>
+        <w:jc w:val="right"/>
       </w:pPr>
       <w:r>
         <w:rPr>
@@ -398,8 +398,9 @@
       </w:r>
       <w:r>
         <w:rPr>
-          <w:rFonts w:ascii="Noto Sans" w:hAnsi="Noto Sans" w:cs="Noto Sans" w:eastAsia="Noto Sans"/>
-          <w:lang w:val="en-US"/>
+          <w:rFonts w:ascii="Noto Sans" w:hAnsi="Noto Sans" w:cs="Noto Naskh Arabic" w:eastAsia="Noto Sans"/>
+          <w:rtl/>
+          <w:lang w:val="fa-IR"/>
         </w:rPr>
         <w:t xml:space="preserve"> </w:t>
       </w:r>
@@ -420,9 +421,9 @@
         </w:numPr>
         <w:pStyle w:val="Compact"/>
         <w:bidi/>
-        <w:ind w:firstLine="238"/>
-        <w:jc w:val="both"/>
-        <w:widowControl/>
+        <w:widowControl/>
+        <w:ind w:firstLine="238"/>
+        <w:jc w:val="right"/>
       </w:pPr>
       <w:r>
         <w:rPr>
@@ -464,8 +465,9 @@
       </w:r>
       <w:r>
         <w:rPr>
-          <w:rFonts w:ascii="Noto Sans" w:hAnsi="Noto Sans" w:cs="Noto Sans" w:eastAsia="Noto Sans"/>
-          <w:lang w:val="en-US"/>
+          <w:rFonts w:ascii="Noto Sans" w:hAnsi="Noto Sans" w:cs="Noto Naskh Arabic" w:eastAsia="Noto Sans"/>
+          <w:rtl/>
+          <w:lang w:val="fa-IR"/>
         </w:rPr>
         <w:t xml:space="preserve"> </w:t>
       </w:r>
@@ -501,9 +503,9 @@
         </w:numPr>
         <w:pStyle w:val="Compact"/>
         <w:bidi/>
-        <w:ind w:firstLine="238"/>
-        <w:jc w:val="both"/>
-        <w:widowControl/>
+        <w:widowControl/>
+        <w:ind w:firstLine="238"/>
+        <w:jc w:val="right"/>
       </w:pPr>
       <w:r>
         <w:rPr>
@@ -517,8 +519,9 @@
       </w:r>
       <w:r>
         <w:rPr>
-          <w:rFonts w:ascii="Noto Sans" w:hAnsi="Noto Sans" w:cs="Noto Sans" w:eastAsia="Noto Sans"/>
-          <w:lang w:val="en-US"/>
+          <w:rFonts w:ascii="Noto Sans" w:hAnsi="Noto Sans" w:cs="Noto Naskh Arabic" w:eastAsia="Noto Sans"/>
+          <w:rtl/>
+          <w:lang w:val="fa-IR"/>
         </w:rPr>
         <w:t xml:space="preserve"> </w:t>
       </w:r>
@@ -598,9 +601,9 @@
       <w:pPr>
         <w:pStyle w:val="Heading1"/>
         <w:bidi/>
+        <w:widowControl/>
         <w:ind w:firstLine="0"/>
         <w:jc w:val="right"/>
-        <w:widowControl/>
         <w:keepNext/>
       </w:pPr>
       <w:r>
@@ -622,9 +625,9 @@
     <w:p>
       <w:pPr>
         <w:bidi/>
-        <w:ind w:firstLine="238"/>
-        <w:jc w:val="both"/>
-        <w:widowControl/>
+        <w:widowControl/>
+        <w:ind w:firstLine="238"/>
+        <w:jc w:val="right"/>
       </w:pPr>
       <w:r>
         <w:rPr>
@@ -638,9 +641,9 @@
     <w:p>
       <w:pPr>
         <w:bidi/>
-        <w:ind w:firstLine="238"/>
-        <w:jc w:val="both"/>
-        <w:widowControl/>
+        <w:widowControl/>
+        <w:ind w:firstLine="238"/>
+        <w:jc w:val="right"/>
       </w:pPr>
       <w:r>
         <w:rPr>
@@ -676,9 +679,9 @@
     <w:p>
       <w:pPr>
         <w:bidi/>
-        <w:ind w:firstLine="238"/>
-        <w:jc w:val="both"/>
-        <w:widowControl/>
+        <w:widowControl/>
+        <w:ind w:firstLine="238"/>
+        <w:jc w:val="right"/>
       </w:pPr>
       <w:r>
         <w:rPr>
@@ -849,9 +852,9 @@
     <w:p>
       <w:pPr>
         <w:bidi/>
-        <w:ind w:firstLine="238"/>
-        <w:jc w:val="both"/>
-        <w:widowControl/>
+        <w:widowControl/>
+        <w:ind w:firstLine="238"/>
+        <w:jc w:val="right"/>
       </w:pPr>
       <w:r>
         <w:rPr>
@@ -863,8 +866,9 @@
       </w:r>
       <w:r>
         <w:rPr>
-          <w:rFonts w:ascii="Noto Sans" w:hAnsi="Noto Sans" w:cs="Noto Sans" w:eastAsia="Noto Sans"/>
-          <w:lang w:val="en-US"/>
+          <w:rFonts w:ascii="Noto Sans" w:hAnsi="Noto Sans" w:cs="Noto Naskh Arabic" w:eastAsia="Noto Sans"/>
+          <w:rtl/>
+          <w:lang w:val="fa-IR"/>
         </w:rPr>
         <w:t xml:space="preserve"> </w:t>
       </w:r>
@@ -879,8 +883,9 @@
       </w:r>
       <w:r>
         <w:rPr>
-          <w:rFonts w:ascii="Noto Sans" w:hAnsi="Noto Sans" w:cs="Noto Sans" w:eastAsia="Noto Sans"/>
-          <w:lang w:val="en-US"/>
+          <w:rFonts w:ascii="Noto Sans" w:hAnsi="Noto Sans" w:cs="Noto Naskh Arabic" w:eastAsia="Noto Sans"/>
+          <w:rtl/>
+          <w:lang w:val="fa-IR"/>
         </w:rPr>
         <w:t xml:space="preserve"> </w:t>
       </w:r>
@@ -948,9 +953,9 @@
     <w:p>
       <w:pPr>
         <w:bidi/>
-        <w:ind w:firstLine="238"/>
-        <w:jc w:val="both"/>
-        <w:widowControl/>
+        <w:widowControl/>
+        <w:ind w:firstLine="238"/>
+        <w:jc w:val="right"/>
       </w:pPr>
       <w:r>
         <w:rPr>
@@ -962,8 +967,9 @@
       </w:r>
       <w:r>
         <w:rPr>
-          <w:rFonts w:ascii="Noto Sans" w:hAnsi="Noto Sans" w:cs="Noto Sans" w:eastAsia="Noto Sans"/>
-          <w:lang w:val="en-US"/>
+          <w:rFonts w:ascii="Noto Sans" w:hAnsi="Noto Sans" w:cs="Noto Naskh Arabic" w:eastAsia="Noto Sans"/>
+          <w:rtl/>
+          <w:lang w:val="fa-IR"/>
         </w:rPr>
         <w:t xml:space="preserve"> </w:t>
       </w:r>
@@ -978,8 +984,9 @@
       </w:r>
       <w:r>
         <w:rPr>
-          <w:rFonts w:ascii="Noto Sans" w:hAnsi="Noto Sans" w:cs="Noto Sans" w:eastAsia="Noto Sans"/>
-          <w:lang w:val="en-US"/>
+          <w:rFonts w:ascii="Noto Sans" w:hAnsi="Noto Sans" w:cs="Noto Naskh Arabic" w:eastAsia="Noto Sans"/>
+          <w:rtl/>
+          <w:lang w:val="fa-IR"/>
         </w:rPr>
         <w:t xml:space="preserve"> </w:t>
       </w:r>
@@ -995,9 +1002,9 @@
     <w:p>
       <w:pPr>
         <w:bidi/>
-        <w:ind w:firstLine="238"/>
-        <w:jc w:val="both"/>
-        <w:widowControl/>
+        <w:widowControl/>
+        <w:ind w:firstLine="238"/>
+        <w:jc w:val="right"/>
       </w:pPr>
       <w:r>
         <w:rPr>
@@ -1009,8 +1016,9 @@
       </w:r>
       <w:r>
         <w:rPr>
-          <w:rFonts w:ascii="Noto Sans" w:hAnsi="Noto Sans" w:cs="Noto Sans" w:eastAsia="Noto Sans"/>
-          <w:lang w:val="en-US"/>
+          <w:rFonts w:ascii="Noto Sans" w:hAnsi="Noto Sans" w:cs="Noto Naskh Arabic" w:eastAsia="Noto Sans"/>
+          <w:rtl/>
+          <w:lang w:val="fa-IR"/>
         </w:rPr>
         <w:t xml:space="preserve"> </w:t>
       </w:r>
@@ -1025,8 +1033,9 @@
       </w:r>
       <w:r>
         <w:rPr>
-          <w:rFonts w:ascii="Noto Sans" w:hAnsi="Noto Sans" w:cs="Noto Sans" w:eastAsia="Noto Sans"/>
-          <w:lang w:val="en-US"/>
+          <w:rFonts w:ascii="Noto Sans" w:hAnsi="Noto Sans" w:cs="Noto Naskh Arabic" w:eastAsia="Noto Sans"/>
+          <w:rtl/>
+          <w:lang w:val="fa-IR"/>
         </w:rPr>
         <w:t xml:space="preserve"> </w:t>
       </w:r>
@@ -1040,8 +1049,9 @@
       </w:r>
       <w:r>
         <w:rPr>
-          <w:rFonts w:ascii="Noto Sans" w:hAnsi="Noto Sans" w:cs="Noto Sans" w:eastAsia="Noto Sans"/>
-          <w:lang w:val="en-US"/>
+          <w:rFonts w:ascii="Noto Sans" w:hAnsi="Noto Sans" w:cs="Noto Naskh Arabic" w:eastAsia="Noto Sans"/>
+          <w:rtl/>
+          <w:lang w:val="fa-IR"/>
         </w:rPr>
         <w:t xml:space="preserve"> </w:t>
       </w:r>
@@ -1056,8 +1066,9 @@
       </w:r>
       <w:r>
         <w:rPr>
-          <w:rFonts w:ascii="Noto Sans" w:hAnsi="Noto Sans" w:cs="Noto Sans" w:eastAsia="Noto Sans"/>
-          <w:lang w:val="en-US"/>
+          <w:rFonts w:ascii="Noto Sans" w:hAnsi="Noto Sans" w:cs="Noto Naskh Arabic" w:eastAsia="Noto Sans"/>
+          <w:rtl/>
+          <w:lang w:val="fa-IR"/>
         </w:rPr>
         <w:t xml:space="preserve"> </w:t>
       </w:r>
@@ -1073,9 +1084,9 @@
     <w:p>
       <w:pPr>
         <w:bidi/>
-        <w:ind w:firstLine="238"/>
-        <w:jc w:val="both"/>
-        <w:widowControl/>
+        <w:widowControl/>
+        <w:ind w:firstLine="238"/>
+        <w:jc w:val="right"/>
       </w:pPr>
       <w:r>
         <w:rPr>
@@ -1090,9 +1101,9 @@
       <w:pPr>
         <w:pStyle w:val="BlockText"/>
         <w:bidi/>
-        <w:ind w:firstLine="238"/>
-        <w:jc w:val="both"/>
-        <w:widowControl/>
+        <w:widowControl/>
+        <w:ind w:firstLine="238"/>
+        <w:jc w:val="right"/>
       </w:pPr>
       <w:r>
         <w:rPr>
@@ -1108,9 +1119,9 @@
     <w:p>
       <w:pPr>
         <w:bidi/>
-        <w:ind w:firstLine="238"/>
-        <w:jc w:val="both"/>
-        <w:widowControl/>
+        <w:widowControl/>
+        <w:ind w:firstLine="238"/>
+        <w:jc w:val="right"/>
       </w:pPr>
       <w:r>
         <w:rPr>
@@ -1169,9 +1180,9 @@
     <w:p>
       <w:pPr>
         <w:bidi/>
-        <w:ind w:firstLine="238"/>
-        <w:jc w:val="both"/>
-        <w:widowControl/>
+        <w:widowControl/>
+        <w:ind w:firstLine="238"/>
+        <w:jc w:val="right"/>
       </w:pPr>
       <w:r>
         <w:rPr>
@@ -1230,9 +1241,9 @@
     <w:p>
       <w:pPr>
         <w:bidi/>
-        <w:ind w:firstLine="238"/>
-        <w:jc w:val="both"/>
-        <w:widowControl/>
+        <w:widowControl/>
+        <w:ind w:firstLine="238"/>
+        <w:jc w:val="right"/>
       </w:pPr>
       <w:r>
         <w:rPr>
@@ -1244,8 +1255,9 @@
       </w:r>
       <w:r>
         <w:rPr>
-          <w:rFonts w:ascii="Noto Sans" w:hAnsi="Noto Sans" w:cs="Noto Sans" w:eastAsia="Noto Sans"/>
-          <w:lang w:val="en-US"/>
+          <w:rFonts w:ascii="Noto Sans" w:hAnsi="Noto Sans" w:cs="Noto Naskh Arabic" w:eastAsia="Noto Sans"/>
+          <w:rtl/>
+          <w:lang w:val="fa-IR"/>
         </w:rPr>
         <w:t xml:space="preserve"> </w:t>
       </w:r>
@@ -1261,8 +1273,9 @@
       </w:r>
       <w:r>
         <w:rPr>
-          <w:rFonts w:ascii="Noto Sans" w:hAnsi="Noto Sans" w:cs="Noto Sans" w:eastAsia="Noto Sans"/>
-          <w:lang w:val="en-US"/>
+          <w:rFonts w:ascii="Noto Sans" w:hAnsi="Noto Sans" w:cs="Noto Naskh Arabic" w:eastAsia="Noto Sans"/>
+          <w:rtl/>
+          <w:lang w:val="fa-IR"/>
         </w:rPr>
         <w:t xml:space="preserve"> </w:t>
       </w:r>
@@ -1280,9 +1293,9 @@
       <w:pPr>
         <w:pStyle w:val="Heading3"/>
         <w:bidi/>
+        <w:widowControl/>
         <w:ind w:firstLine="0"/>
         <w:jc w:val="right"/>
-        <w:widowControl/>
         <w:keepNext/>
       </w:pPr>
       <w:r>
@@ -1297,9 +1310,9 @@
     <w:p>
       <w:pPr>
         <w:bidi/>
-        <w:ind w:firstLine="238"/>
-        <w:jc w:val="both"/>
-        <w:widowControl/>
+        <w:widowControl/>
+        <w:ind w:firstLine="238"/>
+        <w:jc w:val="right"/>
       </w:pPr>
       <w:r>
         <w:rPr>
@@ -1319,9 +1332,9 @@
       <w:pPr>
         <w:pStyle w:val="Heading1"/>
         <w:bidi/>
+        <w:widowControl/>
         <w:ind w:firstLine="0"/>
         <w:jc w:val="right"/>
-        <w:widowControl/>
         <w:keepNext/>
       </w:pPr>
       <w:r>
@@ -1343,9 +1356,9 @@
     <w:p>
       <w:pPr>
         <w:bidi/>
-        <w:ind w:firstLine="238"/>
-        <w:jc w:val="both"/>
-        <w:widowControl/>
+        <w:widowControl/>
+        <w:ind w:firstLine="238"/>
+        <w:jc w:val="right"/>
       </w:pPr>
       <w:r>
         <w:rPr>
@@ -1363,9 +1376,10 @@
           <w:numId w:val="1003"/>
         </w:numPr>
         <w:pStyle w:val="Compact"/>
-        <w:ind w:firstLine="0"/>
-        <w:jc w:val="left"/>
-        <w:widowControl/>
+        <w:bidi/>
+        <w:widowControl/>
+        <w:ind w:firstLine="238"/>
+        <w:jc w:val="right"/>
       </w:pPr>
       <w:r>
         <w:rPr>
@@ -1377,8 +1391,9 @@
       </w:r>
       <w:r>
         <w:rPr>
-          <w:rFonts w:ascii="Noto Sans" w:hAnsi="Noto Sans" w:cs="Noto Sans" w:eastAsia="Noto Sans"/>
-          <w:lang w:val="en-US"/>
+          <w:rFonts w:ascii="Noto Sans" w:hAnsi="Noto Sans" w:cs="Noto Naskh Arabic" w:eastAsia="Noto Sans"/>
+          <w:rtl/>
+          <w:lang w:val="fa-IR"/>
         </w:rPr>
         <w:t xml:space="preserve"> </w:t>
       </w:r>
@@ -1401,8 +1416,9 @@
       </w:r>
       <w:r>
         <w:rPr>
-          <w:rFonts w:ascii="Noto Sans" w:hAnsi="Noto Sans" w:cs="Noto Sans" w:eastAsia="Noto Sans"/>
-          <w:lang w:val="en-US"/>
+          <w:rFonts w:ascii="Noto Sans" w:hAnsi="Noto Sans" w:cs="Noto Naskh Arabic" w:eastAsia="Noto Sans"/>
+          <w:rtl/>
+          <w:lang w:val="fa-IR"/>
         </w:rPr>
         <w:t xml:space="preserve"> </w:t>
       </w:r>
@@ -1425,8 +1441,9 @@
       </w:r>
       <w:r>
         <w:rPr>
-          <w:rFonts w:ascii="Noto Sans" w:hAnsi="Noto Sans" w:cs="Noto Sans" w:eastAsia="Noto Sans"/>
-          <w:lang w:val="en-US"/>
+          <w:rFonts w:ascii="Noto Sans" w:hAnsi="Noto Sans" w:cs="Noto Naskh Arabic" w:eastAsia="Noto Sans"/>
+          <w:rtl/>
+          <w:lang w:val="fa-IR"/>
         </w:rPr>
         <w:t xml:space="preserve"> </w:t>
       </w:r>
@@ -1441,8 +1458,9 @@
       </w:r>
       <w:r>
         <w:rPr>
-          <w:rFonts w:ascii="Noto Sans" w:hAnsi="Noto Sans" w:cs="Noto Sans" w:eastAsia="Noto Sans"/>
-          <w:lang w:val="en-US"/>
+          <w:rFonts w:ascii="Noto Sans" w:hAnsi="Noto Sans" w:cs="Noto Naskh Arabic" w:eastAsia="Noto Sans"/>
+          <w:rtl/>
+          <w:lang w:val="fa-IR"/>
         </w:rPr>
         <w:t xml:space="preserve"> </w:t>
       </w:r>
@@ -1456,8 +1474,9 @@
       </w:r>
       <w:r>
         <w:rPr>
-          <w:rFonts w:ascii="Noto Sans" w:hAnsi="Noto Sans" w:cs="Noto Sans" w:eastAsia="Noto Sans"/>
-          <w:lang w:val="en-US"/>
+          <w:rFonts w:ascii="Noto Sans" w:hAnsi="Noto Sans" w:cs="Noto Naskh Arabic" w:eastAsia="Noto Sans"/>
+          <w:rtl/>
+          <w:lang w:val="fa-IR"/>
         </w:rPr>
         <w:t xml:space="preserve"> </w:t>
       </w:r>
@@ -1472,8 +1491,9 @@
       </w:r>
       <w:r>
         <w:rPr>
-          <w:rFonts w:ascii="Noto Sans" w:hAnsi="Noto Sans" w:cs="Noto Sans" w:eastAsia="Noto Sans"/>
-          <w:lang w:val="en-US"/>
+          <w:rFonts w:ascii="Noto Sans" w:hAnsi="Noto Sans" w:cs="Noto Naskh Arabic" w:eastAsia="Noto Sans"/>
+          <w:rtl/>
+          <w:lang w:val="fa-IR"/>
         </w:rPr>
         <w:t xml:space="preserve"> </w:t>
       </w:r>
@@ -1494,9 +1514,9 @@
         </w:numPr>
         <w:pStyle w:val="Compact"/>
         <w:bidi/>
-        <w:ind w:firstLine="238"/>
-        <w:jc w:val="both"/>
-        <w:widowControl/>
+        <w:widowControl/>
+        <w:ind w:firstLine="238"/>
+        <w:jc w:val="right"/>
       </w:pPr>
       <w:r>
         <w:rPr>
@@ -1515,9 +1535,9 @@
         </w:numPr>
         <w:pStyle w:val="Compact"/>
         <w:bidi/>
-        <w:ind w:firstLine="238"/>
-        <w:jc w:val="both"/>
-        <w:widowControl/>
+        <w:widowControl/>
+        <w:ind w:firstLine="238"/>
+        <w:jc w:val="right"/>
       </w:pPr>
       <w:r>
         <w:rPr>
@@ -1536,9 +1556,9 @@
         </w:numPr>
         <w:pStyle w:val="Compact"/>
         <w:bidi/>
-        <w:ind w:firstLine="238"/>
-        <w:jc w:val="both"/>
-        <w:widowControl/>
+        <w:widowControl/>
+        <w:ind w:firstLine="238"/>
+        <w:jc w:val="right"/>
       </w:pPr>
       <w:r>
         <w:rPr>
@@ -1572,9 +1592,9 @@
         </w:numPr>
         <w:pStyle w:val="Compact"/>
         <w:bidi/>
-        <w:ind w:firstLine="238"/>
-        <w:jc w:val="both"/>
-        <w:widowControl/>
+        <w:widowControl/>
+        <w:ind w:firstLine="238"/>
+        <w:jc w:val="right"/>
       </w:pPr>
       <w:r>
         <w:rPr>
@@ -1593,9 +1613,9 @@
         </w:numPr>
         <w:pStyle w:val="Compact"/>
         <w:bidi/>
-        <w:ind w:firstLine="238"/>
-        <w:jc w:val="both"/>
-        <w:widowControl/>
+        <w:widowControl/>
+        <w:ind w:firstLine="238"/>
+        <w:jc w:val="right"/>
       </w:pPr>
       <w:r>
         <w:rPr>
@@ -1607,8 +1627,9 @@
       </w:r>
       <w:r>
         <w:rPr>
-          <w:rFonts w:ascii="Noto Sans" w:hAnsi="Noto Sans" w:cs="Noto Sans" w:eastAsia="Noto Sans"/>
-          <w:lang w:val="en-US"/>
+          <w:rFonts w:ascii="Noto Sans" w:hAnsi="Noto Sans" w:cs="Noto Naskh Arabic" w:eastAsia="Noto Sans"/>
+          <w:rtl/>
+          <w:lang w:val="fa-IR"/>
         </w:rPr>
         <w:t xml:space="preserve"> </w:t>
       </w:r>
@@ -1623,8 +1644,9 @@
       </w:r>
       <w:r>
         <w:rPr>
-          <w:rFonts w:ascii="Noto Sans" w:hAnsi="Noto Sans" w:cs="Noto Sans" w:eastAsia="Noto Sans"/>
-          <w:lang w:val="en-US"/>
+          <w:rFonts w:ascii="Noto Sans" w:hAnsi="Noto Sans" w:cs="Noto Naskh Arabic" w:eastAsia="Noto Sans"/>
+          <w:rtl/>
+          <w:lang w:val="fa-IR"/>
         </w:rPr>
         <w:t xml:space="preserve"> </w:t>
       </w:r>
@@ -1638,8 +1660,9 @@
       </w:r>
       <w:r>
         <w:rPr>
-          <w:rFonts w:ascii="Noto Sans" w:hAnsi="Noto Sans" w:cs="Noto Sans" w:eastAsia="Noto Sans"/>
-          <w:lang w:val="en-US"/>
+          <w:rFonts w:ascii="Noto Sans" w:hAnsi="Noto Sans" w:cs="Noto Naskh Arabic" w:eastAsia="Noto Sans"/>
+          <w:rtl/>
+          <w:lang w:val="fa-IR"/>
         </w:rPr>
         <w:t xml:space="preserve"> </w:t>
       </w:r>
@@ -1654,8 +1677,9 @@
       </w:r>
       <w:r>
         <w:rPr>
-          <w:rFonts w:ascii="Noto Sans" w:hAnsi="Noto Sans" w:cs="Noto Sans" w:eastAsia="Noto Sans"/>
-          <w:lang w:val="en-US"/>
+          <w:rFonts w:ascii="Noto Sans" w:hAnsi="Noto Sans" w:cs="Noto Naskh Arabic" w:eastAsia="Noto Sans"/>
+          <w:rtl/>
+          <w:lang w:val="fa-IR"/>
         </w:rPr>
         <w:t xml:space="preserve"> </w:t>
       </w:r>
@@ -1676,9 +1700,9 @@
         </w:numPr>
         <w:pStyle w:val="Compact"/>
         <w:bidi/>
-        <w:ind w:firstLine="238"/>
-        <w:jc w:val="both"/>
-        <w:widowControl/>
+        <w:widowControl/>
+        <w:ind w:firstLine="238"/>
+        <w:jc w:val="right"/>
       </w:pPr>
       <w:r>
         <w:rPr>
@@ -1690,8 +1714,9 @@
       </w:r>
       <w:r>
         <w:rPr>
-          <w:rFonts w:ascii="Noto Sans" w:hAnsi="Noto Sans" w:cs="Noto Sans" w:eastAsia="Noto Sans"/>
-          <w:lang w:val="en-US"/>
+          <w:rFonts w:ascii="Noto Sans" w:hAnsi="Noto Sans" w:cs="Noto Naskh Arabic" w:eastAsia="Noto Sans"/>
+          <w:rtl/>
+          <w:lang w:val="fa-IR"/>
         </w:rPr>
         <w:t xml:space="preserve"> </w:t>
       </w:r>
@@ -1706,8 +1731,9 @@
       </w:r>
       <w:r>
         <w:rPr>
-          <w:rFonts w:ascii="Noto Sans" w:hAnsi="Noto Sans" w:cs="Noto Sans" w:eastAsia="Noto Sans"/>
-          <w:lang w:val="en-US"/>
+          <w:rFonts w:ascii="Noto Sans" w:hAnsi="Noto Sans" w:cs="Noto Naskh Arabic" w:eastAsia="Noto Sans"/>
+          <w:rtl/>
+          <w:lang w:val="fa-IR"/>
         </w:rPr>
         <w:t xml:space="preserve"> </w:t>
       </w:r>
@@ -1728,9 +1754,9 @@
         </w:numPr>
         <w:pStyle w:val="Compact"/>
         <w:bidi/>
-        <w:ind w:firstLine="238"/>
-        <w:jc w:val="both"/>
-        <w:widowControl/>
+        <w:widowControl/>
+        <w:ind w:firstLine="238"/>
+        <w:jc w:val="right"/>
       </w:pPr>
       <w:r>
         <w:rPr>
@@ -1749,9 +1775,9 @@
         </w:numPr>
         <w:pStyle w:val="Compact"/>
         <w:bidi/>
-        <w:ind w:firstLine="238"/>
-        <w:jc w:val="both"/>
-        <w:widowControl/>
+        <w:widowControl/>
+        <w:ind w:firstLine="238"/>
+        <w:jc w:val="right"/>
       </w:pPr>
       <w:r>
         <w:rPr>
@@ -1770,9 +1796,9 @@
         </w:numPr>
         <w:pStyle w:val="Compact"/>
         <w:bidi/>
-        <w:ind w:firstLine="238"/>
-        <w:jc w:val="both"/>
-        <w:widowControl/>
+        <w:widowControl/>
+        <w:ind w:firstLine="238"/>
+        <w:jc w:val="right"/>
       </w:pPr>
       <w:r>
         <w:rPr>
@@ -1788,9 +1814,9 @@
       <w:pPr>
         <w:pStyle w:val="Heading3"/>
         <w:bidi/>
+        <w:widowControl/>
         <w:ind w:firstLine="0"/>
         <w:jc w:val="right"/>
-        <w:widowControl/>
         <w:keepNext/>
       </w:pPr>
       <w:r>
@@ -1805,9 +1831,9 @@
     <w:p>
       <w:pPr>
         <w:bidi/>
-        <w:ind w:firstLine="238"/>
-        <w:jc w:val="both"/>
-        <w:widowControl/>
+        <w:widowControl/>
+        <w:ind w:firstLine="238"/>
+        <w:jc w:val="right"/>
       </w:pPr>
       <w:r>
         <w:rPr>
@@ -1822,9 +1848,9 @@
       <w:pPr>
         <w:pStyle w:val="BlockText"/>
         <w:bidi/>
-        <w:ind w:firstLine="238"/>
-        <w:jc w:val="both"/>
-        <w:widowControl/>
+        <w:widowControl/>
+        <w:ind w:firstLine="238"/>
+        <w:jc w:val="right"/>
       </w:pPr>
       <w:r>
         <w:rPr>
@@ -1839,14 +1865,14 @@
     </w:p>
     <w:bookmarkEnd w:id="26"/>
     <w:bookmarkEnd w:id="27"/>
-    <w:bookmarkStart w:id="39" w:name="سیر-تکامل-تحول-دیجیتال"/>
+    <w:bookmarkStart w:id="38" w:name="سیر-تکامل-تحول-دیجیتال"/>
     <w:p>
       <w:pPr>
         <w:pStyle w:val="Heading1"/>
         <w:bidi/>
+        <w:widowControl/>
         <w:ind w:firstLine="0"/>
         <w:jc w:val="right"/>
-        <w:widowControl/>
         <w:keepNext/>
       </w:pPr>
       <w:r>
@@ -1868,36 +1894,29 @@
     <w:p>
       <w:pPr>
         <w:pStyle w:val="CaptionedFigure"/>
+        <w:bidi/>
+        <w:widowControl/>
+        <w:spacing w:before="0" w:after="0"/>
         <w:ind w:firstLine="0"/>
-        <w:jc w:val="left"/>
-        <w:widowControl/>
+        <w:jc w:val="center"/>
       </w:pPr>
       <w:r>
         <w:drawing>
           <wp:inline>
-            <wp:extent cx="5753100" cy="2061527"/>
+            <wp:extent cx="5791200" cy="2075180"/>
             <wp:effectExtent b="0" l="0" r="0" t="0"/>
             <wp:docPr descr="سیر تحول دیجیتال" title="" id="29" name="Picture"/>
             <a:graphic>
               <a:graphicData uri="http://schemas.openxmlformats.org/drawingml/2006/picture">
                 <pic:pic>
                   <pic:nvPicPr>
-                    <pic:cNvPr descr="figures/digital-evolution.svg" id="30" name="Picture"/>
+                    <pic:cNvPr descr="figures/digital-evolution.png" id="30" name="Picture"/>
                     <pic:cNvPicPr>
                       <a:picLocks noChangeArrowheads="1" noChangeAspect="1"/>
                     </pic:cNvPicPr>
                   </pic:nvPicPr>
                   <pic:blipFill>
-                    <a:blip r:embed="rId31">
-                      <a:extLst>
-                        <a:ext uri="{28A0092B-C50C-407E-A947-70E740481C1C}">
-                          <a14:useLocalDpi xmlns:a14="http://schemas.microsoft.com/office/drawing/2010/main" val="0"/>
-                        </a:ext>
-                        <a:ext uri="{96DAC541-7B7A-43D3-8B79-37D633B846F1}">
-                          <asvg:svgBlip xmlns:asvg="http://schemas.microsoft.com/office/drawing/2016/SVG/main" r:embed="rId28"/>
-                        </a:ext>
-                      </a:extLst>
-                    </a:blip>
+                    <a:blip r:embed="rId28"/>
                     <a:stretch>
                       <a:fillRect/>
                     </a:stretch>
@@ -1905,7 +1924,7 @@
                   <pic:spPr bwMode="auto">
                     <a:xfrm>
                       <a:off x="0" y="0"/>
-                      <a:ext cx="5753100" cy="2061527"/>
+                      <a:ext cx="5791200" cy="2075180"/>
                     </a:xfrm>
                     <a:prstGeom prst="rect">
                       <a:avLst/>
@@ -1928,9 +1947,9 @@
       <w:pPr>
         <w:pStyle w:val="ImageCaption"/>
         <w:bidi/>
-        <w:ind w:firstLine="238"/>
-        <w:jc w:val="both"/>
-        <w:widowControl/>
+        <w:widowControl/>
+        <w:ind w:firstLine="238"/>
+        <w:jc w:val="right"/>
       </w:pPr>
       <w:r>
         <w:rPr>
@@ -1944,9 +1963,9 @@
     <w:p>
       <w:pPr>
         <w:bidi/>
-        <w:ind w:firstLine="238"/>
-        <w:jc w:val="both"/>
-        <w:widowControl/>
+        <w:widowControl/>
+        <w:ind w:firstLine="238"/>
+        <w:jc w:val="right"/>
       </w:pPr>
       <w:r>
         <w:rPr>
@@ -1969,8 +1988,9 @@
       </w:r>
       <w:r>
         <w:rPr>
-          <w:rFonts w:ascii="Noto Sans" w:hAnsi="Noto Sans" w:cs="Noto Sans" w:eastAsia="Noto Sans"/>
-          <w:lang w:val="en-US"/>
+          <w:rFonts w:ascii="Noto Sans" w:hAnsi="Noto Sans" w:cs="Noto Naskh Arabic" w:eastAsia="Noto Sans"/>
+          <w:rtl/>
+          <w:lang w:val="fa-IR"/>
         </w:rPr>
         <w:t xml:space="preserve"> </w:t>
       </w:r>
@@ -2001,9 +2021,9 @@
     <w:p>
       <w:pPr>
         <w:bidi/>
-        <w:ind w:firstLine="238"/>
-        <w:jc w:val="both"/>
-        <w:widowControl/>
+        <w:widowControl/>
+        <w:ind w:firstLine="238"/>
+        <w:jc w:val="right"/>
       </w:pPr>
       <w:r>
         <w:rPr>
@@ -2036,14 +2056,14 @@
         <w:t xml:space="preserve">1][2]</w:t>
       </w:r>
     </w:p>
-    <w:bookmarkStart w:id="32" w:name="از-رایانش-سازمانی-تا-دیجیتالیشدن"/>
+    <w:bookmarkStart w:id="31" w:name="از-رایانش-سازمانی-تا-دیجیتالیشدن"/>
     <w:p>
       <w:pPr>
         <w:pStyle w:val="Heading2"/>
         <w:bidi/>
+        <w:widowControl/>
         <w:ind w:firstLine="0"/>
         <w:jc w:val="right"/>
-        <w:widowControl/>
         <w:keepNext/>
       </w:pPr>
       <w:r>
@@ -2065,9 +2085,9 @@
     <w:p>
       <w:pPr>
         <w:bidi/>
-        <w:ind w:firstLine="238"/>
-        <w:jc w:val="both"/>
-        <w:widowControl/>
+        <w:widowControl/>
+        <w:ind w:firstLine="238"/>
+        <w:jc w:val="right"/>
       </w:pPr>
       <w:r>
         <w:rPr>
@@ -2081,9 +2101,9 @@
     <w:p>
       <w:pPr>
         <w:bidi/>
-        <w:ind w:firstLine="238"/>
-        <w:jc w:val="both"/>
-        <w:widowControl/>
+        <w:widowControl/>
+        <w:ind w:firstLine="238"/>
+        <w:jc w:val="right"/>
       </w:pPr>
       <w:r>
         <w:rPr>
@@ -2124,14 +2144,15 @@
         <w:t xml:space="preserve">، پورتال‌های سازمانی و بعدتر رایانش ابری مرز میان «واحد فناوری» و «عملیات سازمان» را کاهش دادند. در اینجا، دیجیتال‌کردن دیگر فقط به ذخیره اطلاعات محدود نبود؛ بخشی از تجربه مشتری و جریان ارزش نیز دیجیتال شد.</w:t>
       </w:r>
     </w:p>
-    <w:bookmarkEnd w:id="32"/>
-    <w:bookmarkStart w:id="33" w:name="از-digitization-به-digitalization"/>
+    <w:bookmarkEnd w:id="31"/>
+    <w:bookmarkStart w:id="32" w:name="از-digitization-به-digitalization"/>
     <w:p>
       <w:pPr>
         <w:pStyle w:val="Heading2"/>
+        <w:bidi/>
+        <w:widowControl/>
         <w:ind w:firstLine="0"/>
-        <w:jc w:val="left"/>
-        <w:widowControl/>
+        <w:jc w:val="right"/>
         <w:keepNext/>
       </w:pPr>
       <w:r>
@@ -2175,9 +2196,9 @@
     <w:p>
       <w:pPr>
         <w:bidi/>
-        <w:ind w:firstLine="238"/>
-        <w:jc w:val="both"/>
-        <w:widowControl/>
+        <w:widowControl/>
+        <w:ind w:firstLine="238"/>
+        <w:jc w:val="right"/>
       </w:pPr>
       <w:r>
         <w:rPr>
@@ -2190,8 +2211,9 @@
       </w:r>
       <w:r>
         <w:rPr>
-          <w:rFonts w:ascii="Noto Sans" w:hAnsi="Noto Sans" w:cs="Noto Sans" w:eastAsia="Noto Sans"/>
-          <w:lang w:val="en-US"/>
+          <w:rFonts w:ascii="Noto Sans" w:hAnsi="Noto Sans" w:cs="Noto Naskh Arabic" w:eastAsia="Noto Sans"/>
+          <w:rtl/>
+          <w:lang w:val="fa-IR"/>
         </w:rPr>
         <w:t xml:space="preserve"> </w:t>
       </w:r>
@@ -2207,9 +2229,9 @@
     <w:p>
       <w:pPr>
         <w:bidi/>
-        <w:ind w:firstLine="238"/>
-        <w:jc w:val="both"/>
-        <w:widowControl/>
+        <w:widowControl/>
+        <w:ind w:firstLine="238"/>
+        <w:jc w:val="right"/>
       </w:pPr>
       <w:r>
         <w:rPr>
@@ -2222,8 +2244,9 @@
       </w:r>
       <w:r>
         <w:rPr>
-          <w:rFonts w:ascii="Noto Sans" w:hAnsi="Noto Sans" w:cs="Noto Sans" w:eastAsia="Noto Sans"/>
-          <w:lang w:val="en-US"/>
+          <w:rFonts w:ascii="Noto Sans" w:hAnsi="Noto Sans" w:cs="Noto Naskh Arabic" w:eastAsia="Noto Sans"/>
+          <w:rtl/>
+          <w:lang w:val="fa-IR"/>
         </w:rPr>
         <w:t xml:space="preserve"> </w:t>
       </w:r>
@@ -2239,9 +2262,9 @@
     <w:p>
       <w:pPr>
         <w:bidi/>
-        <w:ind w:firstLine="238"/>
-        <w:jc w:val="both"/>
-        <w:widowControl/>
+        <w:widowControl/>
+        <w:ind w:firstLine="238"/>
+        <w:jc w:val="right"/>
       </w:pPr>
       <w:r>
         <w:rPr>
@@ -2255,9 +2278,9 @@
     <w:p>
       <w:pPr>
         <w:bidi/>
-        <w:ind w:firstLine="238"/>
-        <w:jc w:val="both"/>
-        <w:widowControl/>
+        <w:widowControl/>
+        <w:ind w:firstLine="238"/>
+        <w:jc w:val="right"/>
       </w:pPr>
       <w:r>
         <w:rPr>
@@ -2275,14 +2298,15 @@
         <w:t xml:space="preserve">3]</w:t>
       </w:r>
     </w:p>
-    <w:bookmarkEnd w:id="33"/>
-    <w:bookmarkStart w:id="34" w:name="ظهور-digital-transformation"/>
+    <w:bookmarkEnd w:id="32"/>
+    <w:bookmarkStart w:id="33" w:name="ظهور-digital-transformation"/>
     <w:p>
       <w:pPr>
         <w:pStyle w:val="Heading2"/>
+        <w:bidi/>
+        <w:widowControl/>
         <w:ind w:firstLine="0"/>
-        <w:jc w:val="left"/>
-        <w:widowControl/>
+        <w:jc w:val="right"/>
         <w:keepNext/>
       </w:pPr>
       <w:r>
@@ -2311,9 +2335,9 @@
     <w:p>
       <w:pPr>
         <w:bidi/>
-        <w:ind w:firstLine="238"/>
-        <w:jc w:val="both"/>
-        <w:widowControl/>
+        <w:widowControl/>
+        <w:ind w:firstLine="238"/>
+        <w:jc w:val="right"/>
       </w:pPr>
       <w:r>
         <w:rPr>
@@ -2325,8 +2349,9 @@
       </w:r>
       <w:r>
         <w:rPr>
-          <w:rFonts w:ascii="Noto Sans" w:hAnsi="Noto Sans" w:cs="Noto Sans" w:eastAsia="Noto Sans"/>
-          <w:lang w:val="en-US"/>
+          <w:rFonts w:ascii="Noto Sans" w:hAnsi="Noto Sans" w:cs="Noto Naskh Arabic" w:eastAsia="Noto Sans"/>
+          <w:rtl/>
+          <w:lang w:val="fa-IR"/>
         </w:rPr>
         <w:t xml:space="preserve"> </w:t>
       </w:r>
@@ -2351,9 +2376,9 @@
     <w:p>
       <w:pPr>
         <w:bidi/>
-        <w:ind w:firstLine="238"/>
-        <w:jc w:val="both"/>
-        <w:widowControl/>
+        <w:widowControl/>
+        <w:ind w:firstLine="238"/>
+        <w:jc w:val="right"/>
       </w:pPr>
       <w:r>
         <w:rPr>
@@ -2394,15 +2419,111 @@
         <w:t xml:space="preserve">این نوع نگاه برای فهم فصل‌های بعدی کتاب مهم است، زیرا استراتژی و معماری بدون درک تغییر قابلیت‌ها قابل طراحی دقیق نیستند.</w:t>
       </w:r>
     </w:p>
+    <w:bookmarkEnd w:id="33"/>
+    <w:bookmarkStart w:id="34" w:name="داده-پلتفرم-و-اقتصاد-دیجیتال"/>
+    <w:p>
+      <w:pPr>
+        <w:pStyle w:val="Heading2"/>
+        <w:bidi/>
+        <w:widowControl/>
+        <w:ind w:firstLine="0"/>
+        <w:jc w:val="right"/>
+        <w:keepNext/>
+      </w:pPr>
+      <w:r>
+        <w:rPr>
+          <w:rFonts w:ascii="Noto Sans" w:hAnsi="Noto Sans" w:cs="Noto Sans" w:eastAsia="Noto Sans"/>
+          <w:lang w:val="en-US"/>
+        </w:rPr>
+        <w:t xml:space="preserve">1.3.4 </w:t>
+      </w:r>
+      <w:r>
+        <w:rPr>
+          <w:rFonts w:ascii="Noto Sans" w:hAnsi="Noto Sans" w:cs="Noto Naskh Arabic" w:eastAsia="Noto Sans"/>
+          <w:rtl/>
+          <w:lang w:val="fa-IR"/>
+        </w:rPr>
+        <w:t xml:space="preserve">داده، پلتفرم و اقتصاد دیجیتال</w:t>
+      </w:r>
+    </w:p>
+    <w:p>
+      <w:pPr>
+        <w:bidi/>
+        <w:widowControl/>
+        <w:ind w:firstLine="238"/>
+        <w:jc w:val="right"/>
+      </w:pPr>
+      <w:r>
+        <w:rPr>
+          <w:rFonts w:ascii="Noto Sans" w:hAnsi="Noto Sans" w:cs="Noto Naskh Arabic" w:eastAsia="Noto Sans"/>
+          <w:rtl/>
+          <w:lang w:val="fa-IR"/>
+        </w:rPr>
+        <w:t xml:space="preserve">در مرحله بعد، داده از یک محصول جانبی سامانه‌های عملیاتی به یکی از منابع مهم تصمیم‌گیری و نوآوری تبدیل شد. سازمان‌ها از داده برای مشاهده وضعیت، تحلیل رفتار، پیش‌بینی تقاضا، شخصی‌سازی خدمات و بهینه‌سازی عملیات استفاده کردند.</w:t>
+      </w:r>
+    </w:p>
+    <w:p>
+      <w:pPr>
+        <w:bidi/>
+        <w:widowControl/>
+        <w:ind w:firstLine="238"/>
+        <w:jc w:val="right"/>
+      </w:pPr>
+      <w:r>
+        <w:rPr>
+          <w:rFonts w:ascii="Noto Sans" w:hAnsi="Noto Sans" w:cs="Noto Naskh Arabic" w:eastAsia="Noto Sans"/>
+          <w:rtl/>
+          <w:lang w:val="fa-IR"/>
+        </w:rPr>
+        <w:t xml:space="preserve">هم‌زمان، پلتفرم‌های دیجیتال امکان دادند خلق ارزش به شبکه‌ای از کاربران، شرکا، توسعه‌دهندگان و ارائه‌دهندگان خدمت متصل شود. در این الگو، فناوری صرفاً ابزار اجرای عملیات داخلی نیست؛ بخشی از زیرساخت اکوسیستم ارزش‌آفرینی است. </w:t>
+      </w:r>
+      <w:r>
+        <w:rPr>
+          <w:rFonts w:ascii="Noto Sans" w:hAnsi="Noto Sans" w:cs="Noto Sans" w:eastAsia="Noto Sans"/>
+          <w:lang w:val="en-US"/>
+        </w:rPr>
+        <w:t xml:space="preserve">Lee </w:t>
+      </w:r>
+      <w:r>
+        <w:rPr>
+          <w:rFonts w:ascii="Noto Sans" w:hAnsi="Noto Sans" w:cs="Noto Naskh Arabic" w:eastAsia="Noto Sans"/>
+          <w:rtl/>
+          <w:lang w:val="fa-IR"/>
+        </w:rPr>
+        <w:t xml:space="preserve">در کتاب ۲۰۲۵ خود نیز تحول را از مبانی دیجیتال به پلتفرم‌ها، فناوری‌های دیجیتال و سپس </w:t>
+      </w:r>
+      <w:r>
+        <w:rPr>
+          <w:rFonts w:ascii="Noto Sans" w:hAnsi="Noto Sans" w:cs="Noto Sans" w:eastAsia="Noto Sans"/>
+          <w:lang w:val="en-US"/>
+        </w:rPr>
+        <w:t xml:space="preserve">AI </w:t>
+      </w:r>
+      <w:r>
+        <w:rPr>
+          <w:rFonts w:ascii="Noto Sans" w:hAnsi="Noto Sans" w:cs="Noto Naskh Arabic" w:eastAsia="Noto Sans"/>
+          <w:rtl/>
+          <w:lang w:val="fa-IR"/>
+        </w:rPr>
+        <w:t xml:space="preserve">و کاربردهای صنعتی و اجتماعی دنبال می‌کند. [</w:t>
+      </w:r>
+      <w:r>
+        <w:rPr>
+          <w:rFonts w:ascii="Noto Sans" w:hAnsi="Noto Sans" w:cs="Noto Sans" w:eastAsia="Noto Sans"/>
+          <w:lang w:val="en-US"/>
+        </w:rPr>
+        <w:t xml:space="preserve">2]</w:t>
+      </w:r>
+    </w:p>
     <w:bookmarkEnd w:id="34"/>
-    <w:bookmarkStart w:id="35" w:name="داده-پلتفرم-و-اقتصاد-دیجیتال"/>
+    <w:bookmarkStart w:id="35" w:name="ورود-ai-به-تحول-سازمانی"/>
     <w:p>
       <w:pPr>
         <w:pStyle w:val="Heading2"/>
         <w:bidi/>
+        <w:widowControl/>
         <w:ind w:firstLine="0"/>
         <w:jc w:val="right"/>
-        <w:widowControl/>
         <w:keepNext/>
       </w:pPr>
       <w:r>
@@ -2410,62 +2531,15 @@
           <w:rFonts w:ascii="Noto Sans" w:hAnsi="Noto Sans" w:cs="Noto Sans" w:eastAsia="Noto Sans"/>
           <w:lang w:val="en-US"/>
         </w:rPr>
-        <w:t xml:space="preserve">1.3.4 </w:t>
-      </w:r>
-      <w:r>
-        <w:rPr>
-          <w:rFonts w:ascii="Noto Sans" w:hAnsi="Noto Sans" w:cs="Noto Naskh Arabic" w:eastAsia="Noto Sans"/>
-          <w:rtl/>
-          <w:lang w:val="fa-IR"/>
-        </w:rPr>
-        <w:t xml:space="preserve">داده، پلتفرم و اقتصاد دیجیتال</w:t>
-      </w:r>
-    </w:p>
-    <w:p>
-      <w:pPr>
-        <w:bidi/>
-        <w:ind w:firstLine="238"/>
-        <w:jc w:val="both"/>
-        <w:widowControl/>
-      </w:pPr>
-      <w:r>
-        <w:rPr>
-          <w:rFonts w:ascii="Noto Sans" w:hAnsi="Noto Sans" w:cs="Noto Naskh Arabic" w:eastAsia="Noto Sans"/>
-          <w:rtl/>
-          <w:lang w:val="fa-IR"/>
-        </w:rPr>
-        <w:t xml:space="preserve">در مرحله بعد، داده از یک محصول جانبی سامانه‌های عملیاتی به یکی از منابع مهم تصمیم‌گیری و نوآوری تبدیل شد. سازمان‌ها از داده برای مشاهده وضعیت، تحلیل رفتار، پیش‌بینی تقاضا، شخصی‌سازی خدمات و بهینه‌سازی عملیات استفاده کردند.</w:t>
-      </w:r>
-    </w:p>
-    <w:p>
-      <w:pPr>
-        <w:bidi/>
-        <w:ind w:firstLine="238"/>
-        <w:jc w:val="both"/>
-        <w:widowControl/>
-      </w:pPr>
-      <w:r>
-        <w:rPr>
-          <w:rFonts w:ascii="Noto Sans" w:hAnsi="Noto Sans" w:cs="Noto Naskh Arabic" w:eastAsia="Noto Sans"/>
-          <w:rtl/>
-          <w:lang w:val="fa-IR"/>
-        </w:rPr>
-        <w:t xml:space="preserve">هم‌زمان، پلتفرم‌های دیجیتال امکان دادند خلق ارزش به شبکه‌ای از کاربران، شرکا، توسعه‌دهندگان و ارائه‌دهندگان خدمت متصل شود. در این الگو، فناوری صرفاً ابزار اجرای عملیات داخلی نیست؛ بخشی از زیرساخت اکوسیستم ارزش‌آفرینی است. </w:t>
-      </w:r>
-      <w:r>
-        <w:rPr>
-          <w:rFonts w:ascii="Noto Sans" w:hAnsi="Noto Sans" w:cs="Noto Sans" w:eastAsia="Noto Sans"/>
-          <w:lang w:val="en-US"/>
-        </w:rPr>
-        <w:t xml:space="preserve">Lee </w:t>
-      </w:r>
-      <w:r>
-        <w:rPr>
-          <w:rFonts w:ascii="Noto Sans" w:hAnsi="Noto Sans" w:cs="Noto Naskh Arabic" w:eastAsia="Noto Sans"/>
-          <w:rtl/>
-          <w:lang w:val="fa-IR"/>
-        </w:rPr>
-        <w:t xml:space="preserve">در کتاب ۲۰۲۵ خود نیز تحول را از مبانی دیجیتال به پلتفرم‌ها، فناوری‌های دیجیتال و سپس </w:t>
+        <w:t xml:space="preserve">1.3.5 </w:t>
+      </w:r>
+      <w:r>
+        <w:rPr>
+          <w:rFonts w:ascii="Noto Sans" w:hAnsi="Noto Sans" w:cs="Noto Naskh Arabic" w:eastAsia="Noto Sans"/>
+          <w:rtl/>
+          <w:lang w:val="fa-IR"/>
+        </w:rPr>
+        <w:t xml:space="preserve">ورود </w:t>
       </w:r>
       <w:r>
         <w:rPr>
@@ -2480,64 +2554,15 @@
           <w:rtl/>
           <w:lang w:val="fa-IR"/>
         </w:rPr>
-        <w:t xml:space="preserve">و کاربردهای صنعتی و اجتماعی دنبال می‌کند. [</w:t>
-      </w:r>
-      <w:r>
-        <w:rPr>
-          <w:rFonts w:ascii="Noto Sans" w:hAnsi="Noto Sans" w:cs="Noto Sans" w:eastAsia="Noto Sans"/>
-          <w:lang w:val="en-US"/>
-        </w:rPr>
-        <w:t xml:space="preserve">2]</w:t>
-      </w:r>
-    </w:p>
-    <w:bookmarkEnd w:id="35"/>
-    <w:bookmarkStart w:id="36" w:name="ورود-ai-به-تحول-سازمانی"/>
-    <w:p>
-      <w:pPr>
-        <w:pStyle w:val="Heading2"/>
-        <w:bidi/>
-        <w:ind w:firstLine="0"/>
-        <w:jc w:val="right"/>
-        <w:widowControl/>
-        <w:keepNext/>
-      </w:pPr>
-      <w:r>
-        <w:rPr>
-          <w:rFonts w:ascii="Noto Sans" w:hAnsi="Noto Sans" w:cs="Noto Sans" w:eastAsia="Noto Sans"/>
-          <w:lang w:val="en-US"/>
-        </w:rPr>
-        <w:t xml:space="preserve">1.3.5 </w:t>
-      </w:r>
-      <w:r>
-        <w:rPr>
-          <w:rFonts w:ascii="Noto Sans" w:hAnsi="Noto Sans" w:cs="Noto Naskh Arabic" w:eastAsia="Noto Sans"/>
-          <w:rtl/>
-          <w:lang w:val="fa-IR"/>
-        </w:rPr>
-        <w:t xml:space="preserve">ورود </w:t>
-      </w:r>
-      <w:r>
-        <w:rPr>
-          <w:rFonts w:ascii="Noto Sans" w:hAnsi="Noto Sans" w:cs="Noto Sans" w:eastAsia="Noto Sans"/>
-          <w:lang w:val="en-US"/>
-        </w:rPr>
-        <w:t xml:space="preserve">AI </w:t>
-      </w:r>
-      <w:r>
-        <w:rPr>
-          <w:rFonts w:ascii="Noto Sans" w:hAnsi="Noto Sans" w:cs="Noto Naskh Arabic" w:eastAsia="Noto Sans"/>
-          <w:rtl/>
-          <w:lang w:val="fa-IR"/>
-        </w:rPr>
         <w:t xml:space="preserve">به تحول سازمانی</w:t>
       </w:r>
     </w:p>
     <w:p>
       <w:pPr>
         <w:bidi/>
-        <w:ind w:firstLine="238"/>
-        <w:jc w:val="both"/>
-        <w:widowControl/>
+        <w:widowControl/>
+        <w:ind w:firstLine="238"/>
+        <w:jc w:val="right"/>
       </w:pPr>
       <w:r>
         <w:rPr>
@@ -2549,8 +2574,9 @@
       </w:r>
       <w:r>
         <w:rPr>
-          <w:rFonts w:ascii="Noto Sans" w:hAnsi="Noto Sans" w:cs="Noto Sans" w:eastAsia="Noto Sans"/>
-          <w:lang w:val="en-US"/>
+          <w:rFonts w:ascii="Noto Sans" w:hAnsi="Noto Sans" w:cs="Noto Naskh Arabic" w:eastAsia="Noto Sans"/>
+          <w:rtl/>
+          <w:lang w:val="fa-IR"/>
         </w:rPr>
         <w:t xml:space="preserve"> </w:t>
       </w:r>
@@ -2565,8 +2591,9 @@
       </w:r>
       <w:r>
         <w:rPr>
-          <w:rFonts w:ascii="Noto Sans" w:hAnsi="Noto Sans" w:cs="Noto Sans" w:eastAsia="Noto Sans"/>
-          <w:lang w:val="en-US"/>
+          <w:rFonts w:ascii="Noto Sans" w:hAnsi="Noto Sans" w:cs="Noto Naskh Arabic" w:eastAsia="Noto Sans"/>
+          <w:rtl/>
+          <w:lang w:val="fa-IR"/>
         </w:rPr>
         <w:t xml:space="preserve"> </w:t>
       </w:r>
@@ -2582,9 +2609,9 @@
     <w:p>
       <w:pPr>
         <w:bidi/>
-        <w:ind w:firstLine="238"/>
-        <w:jc w:val="both"/>
-        <w:widowControl/>
+        <w:widowControl/>
+        <w:ind w:firstLine="238"/>
+        <w:jc w:val="right"/>
       </w:pPr>
       <w:r>
         <w:rPr>
@@ -2596,8 +2623,9 @@
       </w:r>
       <w:r>
         <w:rPr>
-          <w:rFonts w:ascii="Noto Sans" w:hAnsi="Noto Sans" w:cs="Noto Sans" w:eastAsia="Noto Sans"/>
-          <w:lang w:val="en-US"/>
+          <w:rFonts w:ascii="Noto Sans" w:hAnsi="Noto Sans" w:cs="Noto Naskh Arabic" w:eastAsia="Noto Sans"/>
+          <w:rtl/>
+          <w:lang w:val="fa-IR"/>
         </w:rPr>
         <w:t xml:space="preserve"> </w:t>
       </w:r>
@@ -2612,8 +2640,9 @@
       </w:r>
       <w:r>
         <w:rPr>
-          <w:rFonts w:ascii="Noto Sans" w:hAnsi="Noto Sans" w:cs="Noto Sans" w:eastAsia="Noto Sans"/>
-          <w:lang w:val="en-US"/>
+          <w:rFonts w:ascii="Noto Sans" w:hAnsi="Noto Sans" w:cs="Noto Naskh Arabic" w:eastAsia="Noto Sans"/>
+          <w:rtl/>
+          <w:lang w:val="fa-IR"/>
         </w:rPr>
         <w:t xml:space="preserve"> </w:t>
       </w:r>
@@ -2629,9 +2658,9 @@
     <w:p>
       <w:pPr>
         <w:bidi/>
-        <w:ind w:firstLine="238"/>
-        <w:jc w:val="both"/>
-        <w:widowControl/>
+        <w:widowControl/>
+        <w:ind w:firstLine="238"/>
+        <w:jc w:val="right"/>
       </w:pPr>
       <w:r>
         <w:rPr>
@@ -2724,15 +2753,15 @@
         <w:t xml:space="preserve">4]</w:t>
       </w:r>
     </w:p>
-    <w:bookmarkEnd w:id="36"/>
-    <w:bookmarkStart w:id="38" w:name="X6b74a7c704558de4fca2f84e31483979c4db466"/>
+    <w:bookmarkEnd w:id="35"/>
+    <w:bookmarkStart w:id="37" w:name="X6b74a7c704558de4fca2f84e31483979c4db466"/>
     <w:p>
       <w:pPr>
         <w:pStyle w:val="Heading2"/>
         <w:bidi/>
+        <w:widowControl/>
         <w:ind w:firstLine="0"/>
         <w:jc w:val="right"/>
-        <w:widowControl/>
         <w:keepNext/>
       </w:pPr>
       <w:r>
@@ -2754,9 +2783,9 @@
     <w:p>
       <w:pPr>
         <w:bidi/>
-        <w:ind w:firstLine="238"/>
-        <w:jc w:val="both"/>
-        <w:widowControl/>
+        <w:widowControl/>
+        <w:ind w:firstLine="238"/>
+        <w:jc w:val="right"/>
       </w:pPr>
       <w:r>
         <w:rPr>
@@ -2770,9 +2799,9 @@
     <w:p>
       <w:pPr>
         <w:bidi/>
-        <w:ind w:firstLine="238"/>
-        <w:jc w:val="both"/>
-        <w:widowControl/>
+        <w:widowControl/>
+        <w:ind w:firstLine="238"/>
+        <w:jc w:val="right"/>
       </w:pPr>
       <w:r>
         <w:rPr>
@@ -2784,8 +2813,9 @@
       </w:r>
       <w:r>
         <w:rPr>
-          <w:rFonts w:ascii="Noto Sans" w:hAnsi="Noto Sans" w:cs="Noto Sans" w:eastAsia="Noto Sans"/>
-          <w:lang w:val="en-US"/>
+          <w:rFonts w:ascii="Noto Sans" w:hAnsi="Noto Sans" w:cs="Noto Naskh Arabic" w:eastAsia="Noto Sans"/>
+          <w:rtl/>
+          <w:lang w:val="fa-IR"/>
         </w:rPr>
         <w:t xml:space="preserve"> </w:t>
       </w:r>
@@ -2801,8 +2831,9 @@
       </w:r>
       <w:r>
         <w:rPr>
-          <w:rFonts w:ascii="Noto Sans" w:hAnsi="Noto Sans" w:cs="Noto Sans" w:eastAsia="Noto Sans"/>
-          <w:lang w:val="en-US"/>
+          <w:rFonts w:ascii="Noto Sans" w:hAnsi="Noto Sans" w:cs="Noto Naskh Arabic" w:eastAsia="Noto Sans"/>
+          <w:rtl/>
+          <w:lang w:val="fa-IR"/>
         </w:rPr>
         <w:t xml:space="preserve"> </w:t>
       </w:r>
@@ -2843,6 +2874,7 @@
               <w:spacing w:before="0" w:after="40" w:line="259" w:lineRule="auto"/>
               <w:ind w:firstLine="0"/>
               <w:jc w:val="right"/>
+              <w:widowControl/>
             </w:pPr>
             <w:r>
               <w:rPr>
@@ -2866,6 +2898,7 @@
               <w:spacing w:before="0" w:after="40" w:line="259" w:lineRule="auto"/>
               <w:ind w:firstLine="0"/>
               <w:jc w:val="right"/>
+              <w:widowControl/>
             </w:pPr>
             <w:r>
               <w:rPr>
@@ -2889,6 +2922,7 @@
               <w:spacing w:before="0" w:after="40" w:line="259" w:lineRule="auto"/>
               <w:ind w:firstLine="0"/>
               <w:jc w:val="right"/>
+              <w:widowControl/>
             </w:pPr>
             <w:r>
               <w:rPr>
@@ -2914,6 +2948,7 @@
               <w:spacing w:before="0" w:after="40" w:line="259" w:lineRule="auto"/>
               <w:ind w:firstLine="0"/>
               <w:jc w:val="right"/>
+              <w:widowControl/>
             </w:pPr>
             <w:r>
               <w:rPr>
@@ -2936,6 +2971,7 @@
               <w:spacing w:before="0" w:after="40" w:line="259" w:lineRule="auto"/>
               <w:ind w:firstLine="0"/>
               <w:jc w:val="right"/>
+              <w:widowControl/>
             </w:pPr>
             <w:r>
               <w:rPr>
@@ -2958,6 +2994,7 @@
               <w:spacing w:before="0" w:after="40" w:line="259" w:lineRule="auto"/>
               <w:ind w:firstLine="0"/>
               <w:jc w:val="right"/>
+              <w:widowControl/>
             </w:pPr>
             <w:r>
               <w:rPr>
@@ -2982,6 +3019,7 @@
               <w:spacing w:before="0" w:after="40" w:line="259" w:lineRule="auto"/>
               <w:ind w:firstLine="0"/>
               <w:jc w:val="right"/>
+              <w:widowControl/>
             </w:pPr>
             <w:r>
               <w:rPr>
@@ -3003,6 +3041,7 @@
               <w:spacing w:before="0" w:after="40" w:line="259" w:lineRule="auto"/>
               <w:ind w:firstLine="0"/>
               <w:jc w:val="right"/>
+              <w:widowControl/>
             </w:pPr>
             <w:r>
               <w:rPr>
@@ -3025,6 +3064,7 @@
               <w:spacing w:before="0" w:after="40" w:line="259" w:lineRule="auto"/>
               <w:ind w:firstLine="0"/>
               <w:jc w:val="right"/>
+              <w:widowControl/>
             </w:pPr>
             <w:r>
               <w:rPr>
@@ -3049,6 +3089,7 @@
               <w:spacing w:before="0" w:after="40" w:line="259" w:lineRule="auto"/>
               <w:ind w:firstLine="0"/>
               <w:jc w:val="right"/>
+              <w:widowControl/>
             </w:pPr>
             <w:r>
               <w:rPr>
@@ -3070,6 +3111,7 @@
               <w:spacing w:before="0" w:after="40" w:line="259" w:lineRule="auto"/>
               <w:ind w:firstLine="0"/>
               <w:jc w:val="right"/>
+              <w:widowControl/>
             </w:pPr>
             <w:r>
               <w:rPr>
@@ -3092,6 +3134,7 @@
               <w:spacing w:before="0" w:after="40" w:line="259" w:lineRule="auto"/>
               <w:ind w:firstLine="0"/>
               <w:jc w:val="right"/>
+              <w:widowControl/>
             </w:pPr>
             <w:r>
               <w:rPr>
@@ -3116,6 +3159,7 @@
               <w:spacing w:before="0" w:after="40" w:line="259" w:lineRule="auto"/>
               <w:ind w:firstLine="0"/>
               <w:jc w:val="right"/>
+              <w:widowControl/>
             </w:pPr>
             <w:r>
               <w:rPr>
@@ -3137,6 +3181,7 @@
               <w:spacing w:before="0" w:after="40" w:line="259" w:lineRule="auto"/>
               <w:ind w:firstLine="0"/>
               <w:jc w:val="right"/>
+              <w:widowControl/>
             </w:pPr>
             <w:r>
               <w:rPr>
@@ -3159,6 +3204,7 @@
               <w:spacing w:before="0" w:after="40" w:line="259" w:lineRule="auto"/>
               <w:ind w:firstLine="0"/>
               <w:jc w:val="right"/>
+              <w:widowControl/>
             </w:pPr>
             <w:r>
               <w:rPr>
@@ -3183,6 +3229,7 @@
               <w:spacing w:before="0" w:after="40" w:line="259" w:lineRule="auto"/>
               <w:ind w:firstLine="0"/>
               <w:jc w:val="right"/>
+              <w:widowControl/>
             </w:pPr>
             <w:r>
               <w:rPr>
@@ -3204,6 +3251,7 @@
               <w:spacing w:before="0" w:after="40" w:line="259" w:lineRule="auto"/>
               <w:ind w:firstLine="0"/>
               <w:jc w:val="right"/>
+              <w:widowControl/>
             </w:pPr>
             <w:r>
               <w:rPr>
@@ -3226,6 +3274,7 @@
               <w:spacing w:before="0" w:after="40" w:line="259" w:lineRule="auto"/>
               <w:ind w:firstLine="0"/>
               <w:jc w:val="right"/>
+              <w:widowControl/>
             </w:pPr>
             <w:r>
               <w:rPr>
@@ -3265,6 +3314,7 @@
               <w:spacing w:before="0" w:after="40" w:line="259" w:lineRule="auto"/>
               <w:ind w:firstLine="0"/>
               <w:jc w:val="right"/>
+              <w:widowControl/>
             </w:pPr>
             <w:r>
               <w:rPr>
@@ -3286,6 +3336,7 @@
               <w:spacing w:before="0" w:after="40" w:line="259" w:lineRule="auto"/>
               <w:ind w:firstLine="0"/>
               <w:jc w:val="right"/>
+              <w:widowControl/>
             </w:pPr>
             <w:r>
               <w:rPr>
@@ -3315,6 +3366,7 @@
               <w:spacing w:before="0" w:after="40" w:line="259" w:lineRule="auto"/>
               <w:ind w:firstLine="0"/>
               <w:jc w:val="right"/>
+              <w:widowControl/>
             </w:pPr>
             <w:r>
               <w:rPr>
@@ -3346,9 +3398,9 @@
     <w:p>
       <w:pPr>
         <w:bidi/>
-        <w:ind w:firstLine="238"/>
-        <w:jc w:val="both"/>
-        <w:widowControl/>
+        <w:widowControl/>
+        <w:ind w:firstLine="238"/>
+        <w:jc w:val="right"/>
       </w:pPr>
       <w:r>
         <w:rPr>
@@ -3359,14 +3411,14 @@
         <w:t xml:space="preserve">سطح آخر هنوز یک مفهوم در حال شکل‌گیری است و نباید آن را به‌عنوان یک استاندارد رسمی یا یک مدل تاریخی قطعی تلقی کرد.</w:t>
       </w:r>
     </w:p>
-    <w:bookmarkStart w:id="37" w:name="جمعبندی"/>
+    <w:bookmarkStart w:id="36" w:name="جمعبندی"/>
     <w:p>
       <w:pPr>
         <w:pStyle w:val="Heading3"/>
         <w:bidi/>
+        <w:widowControl/>
         <w:ind w:firstLine="0"/>
         <w:jc w:val="right"/>
-        <w:widowControl/>
         <w:keepNext/>
       </w:pPr>
       <w:r>
@@ -3381,9 +3433,9 @@
     <w:p>
       <w:pPr>
         <w:bidi/>
-        <w:ind w:firstLine="238"/>
-        <w:jc w:val="both"/>
-        <w:widowControl/>
+        <w:widowControl/>
+        <w:ind w:firstLine="238"/>
+        <w:jc w:val="right"/>
       </w:pPr>
       <w:r>
         <w:rPr>
@@ -3395,8 +3447,9 @@
       </w:r>
       <w:r>
         <w:rPr>
-          <w:rFonts w:ascii="Noto Sans" w:hAnsi="Noto Sans" w:cs="Noto Sans" w:eastAsia="Noto Sans"/>
-          <w:lang w:val="en-US"/>
+          <w:rFonts w:ascii="Noto Sans" w:hAnsi="Noto Sans" w:cs="Noto Naskh Arabic" w:eastAsia="Noto Sans"/>
+          <w:rtl/>
+          <w:lang w:val="fa-IR"/>
         </w:rPr>
         <w:t xml:space="preserve"> </w:t>
       </w:r>
@@ -3412,8 +3465,9 @@
       </w:r>
       <w:r>
         <w:rPr>
-          <w:rFonts w:ascii="Noto Sans" w:hAnsi="Noto Sans" w:cs="Noto Sans" w:eastAsia="Noto Sans"/>
-          <w:lang w:val="en-US"/>
+          <w:rFonts w:ascii="Noto Sans" w:hAnsi="Noto Sans" w:cs="Noto Naskh Arabic" w:eastAsia="Noto Sans"/>
+          <w:rtl/>
+          <w:lang w:val="fa-IR"/>
         </w:rPr>
         <w:t xml:space="preserve"> </w:t>
       </w:r>
@@ -3427,8 +3481,9 @@
       </w:r>
       <w:r>
         <w:rPr>
-          <w:rFonts w:ascii="Noto Sans" w:hAnsi="Noto Sans" w:cs="Noto Sans" w:eastAsia="Noto Sans"/>
-          <w:lang w:val="en-US"/>
+          <w:rFonts w:ascii="Noto Sans" w:hAnsi="Noto Sans" w:cs="Noto Naskh Arabic" w:eastAsia="Noto Sans"/>
+          <w:rtl/>
+          <w:lang w:val="fa-IR"/>
         </w:rPr>
         <w:t xml:space="preserve"> </w:t>
       </w:r>
@@ -3444,8 +3499,9 @@
       </w:r>
       <w:r>
         <w:rPr>
-          <w:rFonts w:ascii="Noto Sans" w:hAnsi="Noto Sans" w:cs="Noto Sans" w:eastAsia="Noto Sans"/>
-          <w:lang w:val="en-US"/>
+          <w:rFonts w:ascii="Noto Sans" w:hAnsi="Noto Sans" w:cs="Noto Naskh Arabic" w:eastAsia="Noto Sans"/>
+          <w:rtl/>
+          <w:lang w:val="fa-IR"/>
         </w:rPr>
         <w:t xml:space="preserve"> </w:t>
       </w:r>
@@ -3459,8 +3515,9 @@
       </w:r>
       <w:r>
         <w:rPr>
-          <w:rFonts w:ascii="Noto Sans" w:hAnsi="Noto Sans" w:cs="Noto Sans" w:eastAsia="Noto Sans"/>
-          <w:lang w:val="en-US"/>
+          <w:rFonts w:ascii="Noto Sans" w:hAnsi="Noto Sans" w:cs="Noto Naskh Arabic" w:eastAsia="Noto Sans"/>
+          <w:rtl/>
+          <w:lang w:val="fa-IR"/>
         </w:rPr>
         <w:t xml:space="preserve"> </w:t>
       </w:r>
@@ -3476,8 +3533,9 @@
       </w:r>
       <w:r>
         <w:rPr>
-          <w:rFonts w:ascii="Noto Sans" w:hAnsi="Noto Sans" w:cs="Noto Sans" w:eastAsia="Noto Sans"/>
-          <w:lang w:val="en-US"/>
+          <w:rFonts w:ascii="Noto Sans" w:hAnsi="Noto Sans" w:cs="Noto Naskh Arabic" w:eastAsia="Noto Sans"/>
+          <w:rtl/>
+          <w:lang w:val="fa-IR"/>
         </w:rPr>
         <w:t xml:space="preserve"> </w:t>
       </w:r>
@@ -3508,9 +3566,9 @@
     <w:p>
       <w:pPr>
         <w:bidi/>
-        <w:ind w:firstLine="238"/>
-        <w:jc w:val="both"/>
-        <w:widowControl/>
+        <w:widowControl/>
+        <w:ind w:firstLine="238"/>
+        <w:jc w:val="right"/>
       </w:pPr>
       <w:r>
         <w:rPr>
@@ -3521,17 +3579,17 @@
         <w:t xml:space="preserve">در فصل بعد، فناوری‌های اصلی این مسیر معرفی می‌شوند؛ اما پاسخ به اینکه «کدام فناوری برای کدام مسئله مناسب است» عمداً به فصل‌های استراتژی و معماری واگذار می‌شود.</w:t>
       </w:r>
     </w:p>
+    <w:bookmarkEnd w:id="36"/>
     <w:bookmarkEnd w:id="37"/>
     <w:bookmarkEnd w:id="38"/>
-    <w:bookmarkEnd w:id="39"/>
-    <w:bookmarkStart w:id="51" w:name="مفاهیم-بنیادی-و-مرزبندی-مفهومی"/>
+    <w:bookmarkStart w:id="50" w:name="مفاهیم-بنیادی-و-مرزبندی-مفهومی"/>
     <w:p>
       <w:pPr>
         <w:pStyle w:val="Heading1"/>
         <w:bidi/>
+        <w:widowControl/>
         <w:ind w:firstLine="0"/>
         <w:jc w:val="right"/>
-        <w:widowControl/>
         <w:keepNext/>
       </w:pPr>
       <w:r>
@@ -3553,9 +3611,9 @@
     <w:p>
       <w:pPr>
         <w:bidi/>
-        <w:ind w:firstLine="238"/>
-        <w:jc w:val="both"/>
-        <w:widowControl/>
+        <w:widowControl/>
+        <w:ind w:firstLine="238"/>
+        <w:jc w:val="right"/>
       </w:pPr>
       <w:r>
         <w:rPr>
@@ -3611,13 +3669,14 @@
         <w:t xml:space="preserve">به‌جای یکدیگر به کار روند، اندازه‌گیری پیشرفت، انتخاب فناوری و ارزیابی موفقیت نیز مبهم می‌شود. در این فصل از یک تمایز آموزشی استفاده می‌کنیم که در ادامه کتاب ثابت خواهد ماند؛ این تمایز برای همه سازمان‌ها یک قانون سخت تاریخی نیست، اما برای تحلیل و آموزش بسیار مفید است.</w:t>
       </w:r>
     </w:p>
-    <w:bookmarkStart w:id="40" w:name="digitization-دیجیتالیسازی"/>
+    <w:bookmarkStart w:id="39" w:name="digitization-دیجیتالیسازی"/>
     <w:p>
       <w:pPr>
         <w:pStyle w:val="Heading2"/>
+        <w:bidi/>
+        <w:widowControl/>
         <w:ind w:firstLine="0"/>
-        <w:jc w:val="left"/>
-        <w:widowControl/>
+        <w:jc w:val="right"/>
         <w:keepNext/>
       </w:pPr>
       <w:r>
@@ -3639,9 +3698,9 @@
     <w:p>
       <w:pPr>
         <w:bidi/>
-        <w:ind w:firstLine="238"/>
-        <w:jc w:val="both"/>
-        <w:widowControl/>
+        <w:widowControl/>
+        <w:ind w:firstLine="238"/>
+        <w:jc w:val="right"/>
       </w:pPr>
       <w:r>
         <w:rPr>
@@ -3654,8 +3713,9 @@
       </w:r>
       <w:r>
         <w:rPr>
-          <w:rFonts w:ascii="Noto Sans" w:hAnsi="Noto Sans" w:cs="Noto Sans" w:eastAsia="Noto Sans"/>
-          <w:lang w:val="en-US"/>
+          <w:rFonts w:ascii="Noto Sans" w:hAnsi="Noto Sans" w:cs="Noto Naskh Arabic" w:eastAsia="Noto Sans"/>
+          <w:rtl/>
+          <w:lang w:val="fa-IR"/>
         </w:rPr>
         <w:t xml:space="preserve"> </w:t>
       </w:r>
@@ -3671,9 +3731,9 @@
     <w:p>
       <w:pPr>
         <w:bidi/>
-        <w:ind w:firstLine="238"/>
-        <w:jc w:val="both"/>
-        <w:widowControl/>
+        <w:widowControl/>
+        <w:ind w:firstLine="238"/>
+        <w:jc w:val="right"/>
       </w:pPr>
       <w:r>
         <w:rPr>
@@ -3692,9 +3752,9 @@
         </w:numPr>
         <w:pStyle w:val="Compact"/>
         <w:bidi/>
-        <w:ind w:firstLine="238"/>
-        <w:jc w:val="both"/>
-        <w:widowControl/>
+        <w:widowControl/>
+        <w:ind w:firstLine="238"/>
+        <w:jc w:val="right"/>
       </w:pPr>
       <w:r>
         <w:rPr>
@@ -3728,9 +3788,9 @@
         </w:numPr>
         <w:pStyle w:val="Compact"/>
         <w:bidi/>
-        <w:ind w:firstLine="238"/>
-        <w:jc w:val="both"/>
-        <w:widowControl/>
+        <w:widowControl/>
+        <w:ind w:firstLine="238"/>
+        <w:jc w:val="right"/>
       </w:pPr>
       <w:r>
         <w:rPr>
@@ -3749,9 +3809,9 @@
         </w:numPr>
         <w:pStyle w:val="Compact"/>
         <w:bidi/>
-        <w:ind w:firstLine="238"/>
-        <w:jc w:val="both"/>
-        <w:widowControl/>
+        <w:widowControl/>
+        <w:ind w:firstLine="238"/>
+        <w:jc w:val="right"/>
       </w:pPr>
       <w:r>
         <w:rPr>
@@ -3765,9 +3825,9 @@
     <w:p>
       <w:pPr>
         <w:bidi/>
-        <w:ind w:firstLine="238"/>
-        <w:jc w:val="both"/>
-        <w:widowControl/>
+        <w:widowControl/>
+        <w:ind w:firstLine="238"/>
+        <w:jc w:val="right"/>
       </w:pPr>
       <w:r>
         <w:rPr>
@@ -3778,15 +3838,15 @@
         <w:t xml:space="preserve">در این سطح، ممکن است هیچ تغییری در فرایند، ساختار سازمان یا منطق تصمیم‌گیری رخ ندهد. بنابراین دیجیتالی‌شدن اطلاعات می‌تواند پیش‌نیاز تحول باشد، اما به‌تنهایی تحول سازمانی محسوب نمی‌شود.</w:t>
       </w:r>
     </w:p>
-    <w:bookmarkEnd w:id="40"/>
-    <w:bookmarkStart w:id="41" w:name="Xfbc5750aed69a5c08387eefb6433df79fcb98dc"/>
+    <w:bookmarkEnd w:id="39"/>
+    <w:bookmarkStart w:id="40" w:name="Xfbc5750aed69a5c08387eefb6433df79fcb98dc"/>
     <w:p>
       <w:pPr>
         <w:pStyle w:val="Heading2"/>
         <w:bidi/>
+        <w:widowControl/>
         <w:ind w:firstLine="0"/>
         <w:jc w:val="right"/>
-        <w:widowControl/>
         <w:keepNext/>
       </w:pPr>
       <w:r>
@@ -3808,9 +3868,9 @@
     <w:p>
       <w:pPr>
         <w:bidi/>
-        <w:ind w:firstLine="238"/>
-        <w:jc w:val="both"/>
-        <w:widowControl/>
+        <w:widowControl/>
+        <w:ind w:firstLine="238"/>
+        <w:jc w:val="right"/>
       </w:pPr>
       <w:r>
         <w:rPr>
@@ -3823,8 +3883,9 @@
       </w:r>
       <w:r>
         <w:rPr>
-          <w:rFonts w:ascii="Noto Sans" w:hAnsi="Noto Sans" w:cs="Noto Sans" w:eastAsia="Noto Sans"/>
-          <w:lang w:val="en-US"/>
+          <w:rFonts w:ascii="Noto Sans" w:hAnsi="Noto Sans" w:cs="Noto Naskh Arabic" w:eastAsia="Noto Sans"/>
+          <w:rtl/>
+          <w:lang w:val="fa-IR"/>
         </w:rPr>
         <w:t xml:space="preserve"> </w:t>
       </w:r>
@@ -3840,9 +3901,9 @@
     <w:p>
       <w:pPr>
         <w:bidi/>
-        <w:ind w:firstLine="238"/>
-        <w:jc w:val="both"/>
-        <w:widowControl/>
+        <w:widowControl/>
+        <w:ind w:firstLine="238"/>
+        <w:jc w:val="right"/>
       </w:pPr>
       <w:r>
         <w:rPr>
@@ -3886,9 +3947,9 @@
     <w:p>
       <w:pPr>
         <w:bidi/>
-        <w:ind w:firstLine="238"/>
-        <w:jc w:val="both"/>
-        <w:widowControl/>
+        <w:widowControl/>
+        <w:ind w:firstLine="238"/>
+        <w:jc w:val="right"/>
       </w:pPr>
       <w:r>
         <w:rPr>
@@ -3914,14 +3975,15 @@
         <w:t xml:space="preserve">نیز الزاماً به معنی تغییر مدل کسب‌وکار نیست. ممکن است یک سازمان فرایند موجود را بسیار کارآمدتر کند بدون اینکه محصول، بازار هدف یا منطق خلق ارزش خود را تغییر دهد.</w:t>
       </w:r>
     </w:p>
-    <w:bookmarkEnd w:id="41"/>
-    <w:bookmarkStart w:id="42" w:name="digital-transformation-تحول-دیجیتال"/>
+    <w:bookmarkEnd w:id="40"/>
+    <w:bookmarkStart w:id="41" w:name="digital-transformation-تحول-دیجیتال"/>
     <w:p>
       <w:pPr>
         <w:pStyle w:val="Heading2"/>
+        <w:bidi/>
+        <w:widowControl/>
         <w:ind w:firstLine="0"/>
-        <w:jc w:val="left"/>
-        <w:widowControl/>
+        <w:jc w:val="right"/>
         <w:keepNext/>
       </w:pPr>
       <w:r>
@@ -3943,9 +4005,9 @@
     <w:p>
       <w:pPr>
         <w:bidi/>
-        <w:ind w:firstLine="238"/>
-        <w:jc w:val="both"/>
-        <w:widowControl/>
+        <w:widowControl/>
+        <w:ind w:firstLine="238"/>
+        <w:jc w:val="right"/>
       </w:pPr>
       <w:r>
         <w:rPr>
@@ -3958,8 +4020,9 @@
       </w:r>
       <w:r>
         <w:rPr>
-          <w:rFonts w:ascii="Noto Sans" w:hAnsi="Noto Sans" w:cs="Noto Sans" w:eastAsia="Noto Sans"/>
-          <w:lang w:val="en-US"/>
+          <w:rFonts w:ascii="Noto Sans" w:hAnsi="Noto Sans" w:cs="Noto Naskh Arabic" w:eastAsia="Noto Sans"/>
+          <w:rtl/>
+          <w:lang w:val="fa-IR"/>
         </w:rPr>
         <w:t xml:space="preserve"> </w:t>
       </w:r>
@@ -3975,9 +4038,9 @@
     <w:p>
       <w:pPr>
         <w:bidi/>
-        <w:ind w:firstLine="238"/>
-        <w:jc w:val="both"/>
-        <w:widowControl/>
+        <w:widowControl/>
+        <w:ind w:firstLine="238"/>
+        <w:jc w:val="right"/>
       </w:pPr>
       <w:r>
         <w:rPr>
@@ -3991,9 +4054,9 @@
     <w:p>
       <w:pPr>
         <w:bidi/>
-        <w:ind w:firstLine="238"/>
-        <w:jc w:val="both"/>
-        <w:widowControl/>
+        <w:widowControl/>
+        <w:ind w:firstLine="238"/>
+        <w:jc w:val="right"/>
       </w:pPr>
       <w:r>
         <w:rPr>
@@ -4101,15 +4164,15 @@
         <w:t xml:space="preserve">5]</w:t>
       </w:r>
     </w:p>
-    <w:bookmarkEnd w:id="42"/>
-    <w:bookmarkStart w:id="43" w:name="تحول-دیجیتال-در-برابر-it-modernization"/>
+    <w:bookmarkEnd w:id="41"/>
+    <w:bookmarkStart w:id="42" w:name="تحول-دیجیتال-در-برابر-it-modernization"/>
     <w:p>
       <w:pPr>
         <w:pStyle w:val="Heading2"/>
         <w:bidi/>
+        <w:widowControl/>
         <w:ind w:firstLine="0"/>
         <w:jc w:val="right"/>
-        <w:widowControl/>
         <w:keepNext/>
       </w:pPr>
       <w:r>
@@ -4138,9 +4201,9 @@
     <w:p>
       <w:pPr>
         <w:bidi/>
-        <w:ind w:firstLine="238"/>
-        <w:jc w:val="both"/>
-        <w:widowControl/>
+        <w:widowControl/>
+        <w:ind w:firstLine="238"/>
+        <w:jc w:val="right"/>
       </w:pPr>
       <w:r>
         <w:rPr>
@@ -4171,9 +4234,9 @@
     <w:p>
       <w:pPr>
         <w:bidi/>
-        <w:ind w:firstLine="238"/>
-        <w:jc w:val="both"/>
-        <w:widowControl/>
+        <w:widowControl/>
+        <w:ind w:firstLine="238"/>
+        <w:jc w:val="right"/>
       </w:pPr>
       <w:r>
         <w:rPr>
@@ -4199,14 +4262,15 @@
         <w:t xml:space="preserve">منتقل کند و همچنان همان محصولات، همان فرایندهای ناکارآمد و همان منطق تصمیم‌گیری را داشته باشد. در این حالت، نوسازی فناوری اتفاق افتاده است، اما شواهد تحول سازمانی هنوز کافی نیست.</w:t>
       </w:r>
     </w:p>
-    <w:bookmarkEnd w:id="43"/>
-    <w:bookmarkStart w:id="44" w:name="X134db0dd405d13007c81059954ad0720a99a0da"/>
+    <w:bookmarkEnd w:id="42"/>
+    <w:bookmarkStart w:id="43" w:name="X134db0dd405d13007c81059954ad0720a99a0da"/>
     <w:p>
       <w:pPr>
         <w:pStyle w:val="Heading2"/>
+        <w:bidi/>
+        <w:widowControl/>
         <w:ind w:firstLine="0"/>
-        <w:jc w:val="left"/>
-        <w:widowControl/>
+        <w:jc w:val="right"/>
         <w:keepNext/>
       </w:pPr>
       <w:r>
@@ -4228,9 +4292,9 @@
     <w:p>
       <w:pPr>
         <w:bidi/>
-        <w:ind w:firstLine="238"/>
-        <w:jc w:val="both"/>
-        <w:widowControl/>
+        <w:widowControl/>
+        <w:ind w:firstLine="238"/>
+        <w:jc w:val="right"/>
       </w:pPr>
       <w:r>
         <w:rPr>
@@ -4242,8 +4306,9 @@
       </w:r>
       <w:r>
         <w:rPr>
-          <w:rFonts w:ascii="Noto Sans" w:hAnsi="Noto Sans" w:cs="Noto Sans" w:eastAsia="Noto Sans"/>
-          <w:lang w:val="en-US"/>
+          <w:rFonts w:ascii="Noto Sans" w:hAnsi="Noto Sans" w:cs="Noto Naskh Arabic" w:eastAsia="Noto Sans"/>
+          <w:rtl/>
+          <w:lang w:val="fa-IR"/>
         </w:rPr>
         <w:t xml:space="preserve"> </w:t>
       </w:r>
@@ -4258,8 +4323,9 @@
       </w:r>
       <w:r>
         <w:rPr>
-          <w:rFonts w:ascii="Noto Sans" w:hAnsi="Noto Sans" w:cs="Noto Sans" w:eastAsia="Noto Sans"/>
-          <w:lang w:val="en-US"/>
+          <w:rFonts w:ascii="Noto Sans" w:hAnsi="Noto Sans" w:cs="Noto Naskh Arabic" w:eastAsia="Noto Sans"/>
+          <w:rtl/>
+          <w:lang w:val="fa-IR"/>
         </w:rPr>
         <w:t xml:space="preserve"> </w:t>
       </w:r>
@@ -4290,9 +4356,9 @@
     <w:p>
       <w:pPr>
         <w:bidi/>
-        <w:ind w:firstLine="238"/>
-        <w:jc w:val="both"/>
-        <w:widowControl/>
+        <w:widowControl/>
+        <w:ind w:firstLine="238"/>
+        <w:jc w:val="right"/>
       </w:pPr>
       <w:r>
         <w:rPr>
@@ -4336,9 +4402,9 @@
     <w:p>
       <w:pPr>
         <w:bidi/>
-        <w:ind w:firstLine="238"/>
-        <w:jc w:val="both"/>
-        <w:widowControl/>
+        <w:widowControl/>
+        <w:ind w:firstLine="238"/>
+        <w:jc w:val="right"/>
       </w:pPr>
       <w:r>
         <w:rPr>
@@ -4349,14 +4415,15 @@
         <w:t xml:space="preserve">همچنین این اصطلاح به معنی «خودمختاری کامل سازمان» نیست. در بسیاری از کاربردها، معماری مناسب ترکیبی از انسان و ماشین است و تصمیم‌های حساس به نظارت انسانی، کنترل‌های فنی و سازوکارهای حکمرانی نیاز دارند.</w:t>
       </w:r>
     </w:p>
-    <w:bookmarkEnd w:id="44"/>
-    <w:bookmarkStart w:id="45" w:name="ai-enabled-در-برابر-ai-native"/>
+    <w:bookmarkEnd w:id="43"/>
+    <w:bookmarkStart w:id="44" w:name="ai-enabled-در-برابر-ai-native"/>
     <w:p>
       <w:pPr>
         <w:pStyle w:val="Heading2"/>
+        <w:bidi/>
+        <w:widowControl/>
         <w:ind w:firstLine="0"/>
-        <w:jc w:val="left"/>
-        <w:widowControl/>
+        <w:jc w:val="right"/>
         <w:keepNext/>
       </w:pPr>
       <w:r>
@@ -4385,9 +4452,9 @@
     <w:p>
       <w:pPr>
         <w:bidi/>
-        <w:ind w:firstLine="238"/>
-        <w:jc w:val="both"/>
-        <w:widowControl/>
+        <w:widowControl/>
+        <w:ind w:firstLine="238"/>
+        <w:jc w:val="right"/>
       </w:pPr>
       <w:r>
         <w:rPr>
@@ -4400,8 +4467,9 @@
       </w:r>
       <w:r>
         <w:rPr>
-          <w:rFonts w:ascii="Noto Sans" w:hAnsi="Noto Sans" w:cs="Noto Sans" w:eastAsia="Noto Sans"/>
-          <w:lang w:val="en-US"/>
+          <w:rFonts w:ascii="Noto Sans" w:hAnsi="Noto Sans" w:cs="Noto Naskh Arabic" w:eastAsia="Noto Sans"/>
+          <w:rtl/>
+          <w:lang w:val="fa-IR"/>
         </w:rPr>
         <w:t xml:space="preserve"> </w:t>
       </w:r>
@@ -4447,9 +4515,9 @@
     <w:p>
       <w:pPr>
         <w:bidi/>
-        <w:ind w:firstLine="238"/>
-        <w:jc w:val="both"/>
-        <w:widowControl/>
+        <w:widowControl/>
+        <w:ind w:firstLine="238"/>
+        <w:jc w:val="right"/>
       </w:pPr>
       <w:r>
         <w:rPr>
@@ -4461,8 +4529,9 @@
       </w:r>
       <w:r>
         <w:rPr>
-          <w:rFonts w:ascii="Noto Sans" w:hAnsi="Noto Sans" w:cs="Noto Sans" w:eastAsia="Noto Sans"/>
-          <w:lang w:val="en-US"/>
+          <w:rFonts w:ascii="Noto Sans" w:hAnsi="Noto Sans" w:cs="Noto Naskh Arabic" w:eastAsia="Noto Sans"/>
+          <w:rtl/>
+          <w:lang w:val="fa-IR"/>
         </w:rPr>
         <w:t xml:space="preserve"> </w:t>
       </w:r>
@@ -4477,8 +4546,9 @@
       </w:r>
       <w:r>
         <w:rPr>
-          <w:rFonts w:ascii="Noto Sans" w:hAnsi="Noto Sans" w:cs="Noto Sans" w:eastAsia="Noto Sans"/>
-          <w:lang w:val="en-US"/>
+          <w:rFonts w:ascii="Noto Sans" w:hAnsi="Noto Sans" w:cs="Noto Naskh Arabic" w:eastAsia="Noto Sans"/>
+          <w:rtl/>
+          <w:lang w:val="fa-IR"/>
         </w:rPr>
         <w:t xml:space="preserve"> </w:t>
       </w:r>
@@ -4521,15 +4591,15 @@
         <w:t xml:space="preserve">یک مفهوم پژوهشی در حال شکل‌گیری تلقی می‌شود، نه یک طبقه‌بندی رسمی قطعی.</w:t>
       </w:r>
     </w:p>
-    <w:bookmarkEnd w:id="45"/>
-    <w:bookmarkStart w:id="46" w:name="پروژه-فناوری-در-برابر-برنامه-تحول"/>
+    <w:bookmarkEnd w:id="44"/>
+    <w:bookmarkStart w:id="45" w:name="پروژه-فناوری-در-برابر-برنامه-تحول"/>
     <w:p>
       <w:pPr>
         <w:pStyle w:val="Heading2"/>
         <w:bidi/>
+        <w:widowControl/>
         <w:ind w:firstLine="0"/>
         <w:jc w:val="right"/>
-        <w:widowControl/>
         <w:keepNext/>
       </w:pPr>
       <w:r>
@@ -4551,9 +4621,9 @@
     <w:p>
       <w:pPr>
         <w:bidi/>
-        <w:ind w:firstLine="238"/>
-        <w:jc w:val="both"/>
-        <w:widowControl/>
+        <w:widowControl/>
+        <w:ind w:firstLine="238"/>
+        <w:jc w:val="right"/>
       </w:pPr>
       <w:r>
         <w:rPr>
@@ -4589,9 +4659,9 @@
     <w:p>
       <w:pPr>
         <w:bidi/>
-        <w:ind w:firstLine="238"/>
-        <w:jc w:val="both"/>
-        <w:widowControl/>
+        <w:widowControl/>
+        <w:ind w:firstLine="238"/>
+        <w:jc w:val="right"/>
       </w:pPr>
       <w:r>
         <w:rPr>
@@ -4605,8 +4675,9 @@
       </w:r>
       <w:r>
         <w:rPr>
-          <w:rFonts w:ascii="Noto Sans" w:hAnsi="Noto Sans" w:cs="Noto Sans" w:eastAsia="Noto Sans"/>
-          <w:lang w:val="en-US"/>
+          <w:rFonts w:ascii="Noto Sans" w:hAnsi="Noto Sans" w:cs="Noto Naskh Arabic" w:eastAsia="Noto Sans"/>
+          <w:rtl/>
+          <w:lang w:val="fa-IR"/>
         </w:rPr>
         <w:t xml:space="preserve"> </w:t>
       </w:r>
@@ -4622,9 +4693,9 @@
     <w:p>
       <w:pPr>
         <w:bidi/>
-        <w:ind w:firstLine="238"/>
-        <w:jc w:val="both"/>
-        <w:widowControl/>
+        <w:widowControl/>
+        <w:ind w:firstLine="238"/>
+        <w:jc w:val="right"/>
       </w:pPr>
       <w:r>
         <w:rPr>
@@ -4639,9 +4710,9 @@
       <w:pPr>
         <w:pStyle w:val="BlockText"/>
         <w:bidi/>
-        <w:ind w:firstLine="238"/>
-        <w:jc w:val="both"/>
-        <w:widowControl/>
+        <w:widowControl/>
+        <w:ind w:firstLine="238"/>
+        <w:jc w:val="right"/>
       </w:pPr>
       <w:r>
         <w:rPr>
@@ -4654,15 +4725,15 @@
         <w:t xml:space="preserve">آیا این پروژه بخشی از یک تغییر بزرگ‌تر است که قابلیت و ارزش سازمان را بهبود می‌دهد؟</w:t>
       </w:r>
     </w:p>
-    <w:bookmarkEnd w:id="46"/>
-    <w:bookmarkStart w:id="47" w:name="Xa8fcd92035a455f5e329ad1bb67337030b49288"/>
+    <w:bookmarkEnd w:id="45"/>
+    <w:bookmarkStart w:id="46" w:name="Xa8fcd92035a455f5e329ad1bb67337030b49288"/>
     <w:p>
       <w:pPr>
         <w:pStyle w:val="Heading2"/>
         <w:bidi/>
+        <w:widowControl/>
         <w:ind w:firstLine="0"/>
         <w:jc w:val="right"/>
-        <w:widowControl/>
         <w:keepNext/>
       </w:pPr>
       <w:r>
@@ -4684,9 +4755,9 @@
     <w:p>
       <w:pPr>
         <w:bidi/>
-        <w:ind w:firstLine="238"/>
-        <w:jc w:val="both"/>
-        <w:widowControl/>
+        <w:widowControl/>
+        <w:ind w:firstLine="238"/>
+        <w:jc w:val="right"/>
       </w:pPr>
       <w:r>
         <w:rPr>
@@ -4698,8 +4769,9 @@
       </w:r>
       <w:r>
         <w:rPr>
-          <w:rFonts w:ascii="Noto Sans" w:hAnsi="Noto Sans" w:cs="Noto Sans" w:eastAsia="Noto Sans"/>
-          <w:lang w:val="en-US"/>
+          <w:rFonts w:ascii="Noto Sans" w:hAnsi="Noto Sans" w:cs="Noto Naskh Arabic" w:eastAsia="Noto Sans"/>
+          <w:rtl/>
+          <w:lang w:val="fa-IR"/>
         </w:rPr>
         <w:t xml:space="preserve"> </w:t>
       </w:r>
@@ -4715,8 +4787,9 @@
       </w:r>
       <w:r>
         <w:rPr>
-          <w:rFonts w:ascii="Noto Sans" w:hAnsi="Noto Sans" w:cs="Noto Sans" w:eastAsia="Noto Sans"/>
-          <w:lang w:val="en-US"/>
+          <w:rFonts w:ascii="Noto Sans" w:hAnsi="Noto Sans" w:cs="Noto Naskh Arabic" w:eastAsia="Noto Sans"/>
+          <w:rtl/>
+          <w:lang w:val="fa-IR"/>
         </w:rPr>
         <w:t xml:space="preserve"> </w:t>
       </w:r>
@@ -4730,8 +4803,9 @@
       </w:r>
       <w:r>
         <w:rPr>
-          <w:rFonts w:ascii="Noto Sans" w:hAnsi="Noto Sans" w:cs="Noto Sans" w:eastAsia="Noto Sans"/>
-          <w:lang w:val="en-US"/>
+          <w:rFonts w:ascii="Noto Sans" w:hAnsi="Noto Sans" w:cs="Noto Naskh Arabic" w:eastAsia="Noto Sans"/>
+          <w:rtl/>
+          <w:lang w:val="fa-IR"/>
         </w:rPr>
         <w:t xml:space="preserve"> </w:t>
       </w:r>
@@ -4747,8 +4821,9 @@
       </w:r>
       <w:r>
         <w:rPr>
-          <w:rFonts w:ascii="Noto Sans" w:hAnsi="Noto Sans" w:cs="Noto Sans" w:eastAsia="Noto Sans"/>
-          <w:lang w:val="en-US"/>
+          <w:rFonts w:ascii="Noto Sans" w:hAnsi="Noto Sans" w:cs="Noto Naskh Arabic" w:eastAsia="Noto Sans"/>
+          <w:rtl/>
+          <w:lang w:val="fa-IR"/>
         </w:rPr>
         <w:t xml:space="preserve"> </w:t>
       </w:r>
@@ -4764,9 +4839,9 @@
     <w:p>
       <w:pPr>
         <w:bidi/>
-        <w:ind w:firstLine="238"/>
-        <w:jc w:val="both"/>
-        <w:widowControl/>
+        <w:widowControl/>
+        <w:ind w:firstLine="238"/>
+        <w:jc w:val="right"/>
       </w:pPr>
       <w:r>
         <w:rPr>
@@ -4795,9 +4870,9 @@
     <w:p>
       <w:pPr>
         <w:bidi/>
-        <w:ind w:firstLine="238"/>
-        <w:jc w:val="both"/>
-        <w:widowControl/>
+        <w:widowControl/>
+        <w:ind w:firstLine="238"/>
+        <w:jc w:val="right"/>
       </w:pPr>
       <w:r>
         <w:rPr>
@@ -4811,9 +4886,9 @@
     <w:p>
       <w:pPr>
         <w:bidi/>
-        <w:ind w:firstLine="238"/>
-        <w:jc w:val="both"/>
-        <w:widowControl/>
+        <w:widowControl/>
+        <w:ind w:firstLine="238"/>
+        <w:jc w:val="right"/>
       </w:pPr>
       <w:r>
         <w:rPr>
@@ -4829,9 +4904,9 @@
     <w:p>
       <w:pPr>
         <w:bidi/>
-        <w:ind w:firstLine="238"/>
-        <w:jc w:val="both"/>
-        <w:widowControl/>
+        <w:widowControl/>
+        <w:ind w:firstLine="238"/>
+        <w:jc w:val="right"/>
       </w:pPr>
       <w:r>
         <w:rPr>
@@ -4842,15 +4917,15 @@
         <w:t xml:space="preserve">از همین‌جا می‌توان فهمید چرا یک سازمان ممکن است فناوری پیشرفته داشته باشد اما همچنان تحول‌یافته نباشد.</w:t>
       </w:r>
     </w:p>
-    <w:bookmarkEnd w:id="47"/>
-    <w:bookmarkStart w:id="50" w:name="هفت-سؤال-برای-تشخیص-یک-ابتکار-تحول"/>
+    <w:bookmarkEnd w:id="46"/>
+    <w:bookmarkStart w:id="49" w:name="هفت-سؤال-برای-تشخیص-یک-ابتکار-تحول"/>
     <w:p>
       <w:pPr>
         <w:pStyle w:val="Heading2"/>
         <w:bidi/>
+        <w:widowControl/>
         <w:ind w:firstLine="0"/>
         <w:jc w:val="right"/>
-        <w:widowControl/>
         <w:keepNext/>
       </w:pPr>
       <w:r>
@@ -4872,9 +4947,9 @@
     <w:p>
       <w:pPr>
         <w:bidi/>
-        <w:ind w:firstLine="238"/>
-        <w:jc w:val="both"/>
-        <w:widowControl/>
+        <w:widowControl/>
+        <w:ind w:firstLine="238"/>
+        <w:jc w:val="right"/>
       </w:pPr>
       <w:r>
         <w:rPr>
@@ -4893,9 +4968,9 @@
         </w:numPr>
         <w:pStyle w:val="Compact"/>
         <w:bidi/>
-        <w:ind w:firstLine="238"/>
-        <w:jc w:val="both"/>
-        <w:widowControl/>
+        <w:widowControl/>
+        <w:ind w:firstLine="238"/>
+        <w:jc w:val="right"/>
       </w:pPr>
       <w:r>
         <w:rPr>
@@ -4914,9 +4989,9 @@
         </w:numPr>
         <w:pStyle w:val="Compact"/>
         <w:bidi/>
-        <w:ind w:firstLine="238"/>
-        <w:jc w:val="both"/>
-        <w:widowControl/>
+        <w:widowControl/>
+        <w:ind w:firstLine="238"/>
+        <w:jc w:val="right"/>
       </w:pPr>
       <w:r>
         <w:rPr>
@@ -4935,9 +5010,9 @@
         </w:numPr>
         <w:pStyle w:val="Compact"/>
         <w:bidi/>
-        <w:ind w:firstLine="238"/>
-        <w:jc w:val="both"/>
-        <w:widowControl/>
+        <w:widowControl/>
+        <w:ind w:firstLine="238"/>
+        <w:jc w:val="right"/>
       </w:pPr>
       <w:r>
         <w:rPr>
@@ -4956,9 +5031,9 @@
         </w:numPr>
         <w:pStyle w:val="Compact"/>
         <w:bidi/>
-        <w:ind w:firstLine="238"/>
-        <w:jc w:val="both"/>
-        <w:widowControl/>
+        <w:widowControl/>
+        <w:ind w:firstLine="238"/>
+        <w:jc w:val="right"/>
       </w:pPr>
       <w:r>
         <w:rPr>
@@ -4977,9 +5052,9 @@
         </w:numPr>
         <w:pStyle w:val="Compact"/>
         <w:bidi/>
-        <w:ind w:firstLine="238"/>
-        <w:jc w:val="both"/>
-        <w:widowControl/>
+        <w:widowControl/>
+        <w:ind w:firstLine="238"/>
+        <w:jc w:val="right"/>
       </w:pPr>
       <w:r>
         <w:rPr>
@@ -4998,9 +5073,9 @@
         </w:numPr>
         <w:pStyle w:val="Compact"/>
         <w:bidi/>
-        <w:ind w:firstLine="238"/>
-        <w:jc w:val="both"/>
-        <w:widowControl/>
+        <w:widowControl/>
+        <w:ind w:firstLine="238"/>
+        <w:jc w:val="right"/>
       </w:pPr>
       <w:r>
         <w:rPr>
@@ -5019,9 +5094,9 @@
         </w:numPr>
         <w:pStyle w:val="Compact"/>
         <w:bidi/>
-        <w:ind w:firstLine="238"/>
-        <w:jc w:val="both"/>
-        <w:widowControl/>
+        <w:widowControl/>
+        <w:ind w:firstLine="238"/>
+        <w:jc w:val="right"/>
       </w:pPr>
       <w:r>
         <w:rPr>
@@ -5035,9 +5110,9 @@
     <w:p>
       <w:pPr>
         <w:bidi/>
-        <w:ind w:firstLine="238"/>
-        <w:jc w:val="both"/>
-        <w:widowControl/>
+        <w:widowControl/>
+        <w:ind w:firstLine="238"/>
+        <w:jc w:val="right"/>
       </w:pPr>
       <w:r>
         <w:rPr>
@@ -5063,14 +5138,14 @@
         <w:t xml:space="preserve">متصل خواهند شد.</w:t>
       </w:r>
     </w:p>
-    <w:bookmarkStart w:id="48" w:name="مثال-جمعبندی"/>
+    <w:bookmarkStart w:id="47" w:name="مثال-جمعبندی"/>
     <w:p>
       <w:pPr>
         <w:pStyle w:val="Heading3"/>
         <w:bidi/>
+        <w:widowControl/>
         <w:ind w:firstLine="0"/>
         <w:jc w:val="right"/>
-        <w:widowControl/>
         <w:keepNext/>
       </w:pPr>
       <w:r>
@@ -5085,9 +5160,9 @@
     <w:p>
       <w:pPr>
         <w:bidi/>
-        <w:ind w:firstLine="238"/>
-        <w:jc w:val="both"/>
-        <w:widowControl/>
+        <w:widowControl/>
+        <w:ind w:firstLine="238"/>
+        <w:jc w:val="right"/>
       </w:pPr>
       <w:r>
         <w:rPr>
@@ -5116,9 +5191,9 @@
     <w:p>
       <w:pPr>
         <w:bidi/>
-        <w:ind w:firstLine="238"/>
-        <w:jc w:val="both"/>
-        <w:widowControl/>
+        <w:widowControl/>
+        <w:ind w:firstLine="238"/>
+        <w:jc w:val="right"/>
       </w:pPr>
       <w:r>
         <w:rPr>
@@ -5130,8 +5205,9 @@
       </w:r>
       <w:r>
         <w:rPr>
-          <w:rFonts w:ascii="Noto Sans" w:hAnsi="Noto Sans" w:cs="Noto Sans" w:eastAsia="Noto Sans"/>
-          <w:lang w:val="en-US"/>
+          <w:rFonts w:ascii="Noto Sans" w:hAnsi="Noto Sans" w:cs="Noto Naskh Arabic" w:eastAsia="Noto Sans"/>
+          <w:rtl/>
+          <w:lang w:val="fa-IR"/>
         </w:rPr>
         <w:t xml:space="preserve"> </w:t>
       </w:r>
@@ -5147,8 +5223,9 @@
       </w:r>
       <w:r>
         <w:rPr>
-          <w:rFonts w:ascii="Noto Sans" w:hAnsi="Noto Sans" w:cs="Noto Sans" w:eastAsia="Noto Sans"/>
-          <w:lang w:val="en-US"/>
+          <w:rFonts w:ascii="Noto Sans" w:hAnsi="Noto Sans" w:cs="Noto Naskh Arabic" w:eastAsia="Noto Sans"/>
+          <w:rtl/>
+          <w:lang w:val="fa-IR"/>
         </w:rPr>
         <w:t xml:space="preserve"> </w:t>
       </w:r>
@@ -5164,9 +5241,9 @@
     <w:p>
       <w:pPr>
         <w:bidi/>
-        <w:ind w:firstLine="238"/>
-        <w:jc w:val="both"/>
-        <w:widowControl/>
+        <w:widowControl/>
+        <w:ind w:firstLine="238"/>
+        <w:jc w:val="right"/>
       </w:pPr>
       <w:r>
         <w:rPr>
@@ -5178,8 +5255,9 @@
       </w:r>
       <w:r>
         <w:rPr>
-          <w:rFonts w:ascii="Noto Sans" w:hAnsi="Noto Sans" w:cs="Noto Sans" w:eastAsia="Noto Sans"/>
-          <w:lang w:val="en-US"/>
+          <w:rFonts w:ascii="Noto Sans" w:hAnsi="Noto Sans" w:cs="Noto Naskh Arabic" w:eastAsia="Noto Sans"/>
+          <w:rtl/>
+          <w:lang w:val="fa-IR"/>
         </w:rPr>
         <w:t xml:space="preserve"> </w:t>
       </w:r>
@@ -5204,8 +5282,9 @@
       </w:r>
       <w:r>
         <w:rPr>
-          <w:rFonts w:ascii="Noto Sans" w:hAnsi="Noto Sans" w:cs="Noto Sans" w:eastAsia="Noto Sans"/>
-          <w:lang w:val="en-US"/>
+          <w:rFonts w:ascii="Noto Sans" w:hAnsi="Noto Sans" w:cs="Noto Naskh Arabic" w:eastAsia="Noto Sans"/>
+          <w:rtl/>
+          <w:lang w:val="fa-IR"/>
         </w:rPr>
         <w:t xml:space="preserve"> </w:t>
       </w:r>
@@ -5221,9 +5300,9 @@
     <w:p>
       <w:pPr>
         <w:bidi/>
-        <w:ind w:firstLine="238"/>
-        <w:jc w:val="both"/>
-        <w:widowControl/>
+        <w:widowControl/>
+        <w:ind w:firstLine="238"/>
+        <w:jc w:val="right"/>
       </w:pPr>
       <w:r>
         <w:rPr>
@@ -5235,8 +5314,9 @@
       </w:r>
       <w:r>
         <w:rPr>
-          <w:rFonts w:ascii="Noto Sans" w:hAnsi="Noto Sans" w:cs="Noto Sans" w:eastAsia="Noto Sans"/>
-          <w:lang w:val="en-US"/>
+          <w:rFonts w:ascii="Noto Sans" w:hAnsi="Noto Sans" w:cs="Noto Naskh Arabic" w:eastAsia="Noto Sans"/>
+          <w:rtl/>
+          <w:lang w:val="fa-IR"/>
         </w:rPr>
         <w:t xml:space="preserve"> </w:t>
       </w:r>
@@ -5252,8 +5332,9 @@
       </w:r>
       <w:r>
         <w:rPr>
-          <w:rFonts w:ascii="Noto Sans" w:hAnsi="Noto Sans" w:cs="Noto Sans" w:eastAsia="Noto Sans"/>
-          <w:lang w:val="en-US"/>
+          <w:rFonts w:ascii="Noto Sans" w:hAnsi="Noto Sans" w:cs="Noto Naskh Arabic" w:eastAsia="Noto Sans"/>
+          <w:rtl/>
+          <w:lang w:val="fa-IR"/>
         </w:rPr>
         <w:t xml:space="preserve"> </w:t>
       </w:r>
@@ -5269,9 +5350,9 @@
     <w:p>
       <w:pPr>
         <w:bidi/>
-        <w:ind w:firstLine="238"/>
-        <w:jc w:val="both"/>
-        <w:widowControl/>
+        <w:widowControl/>
+        <w:ind w:firstLine="238"/>
+        <w:jc w:val="right"/>
       </w:pPr>
       <w:r>
         <w:rPr>
@@ -5298,8 +5379,9 @@
       </w:r>
       <w:r>
         <w:rPr>
-          <w:rFonts w:ascii="Noto Sans" w:hAnsi="Noto Sans" w:cs="Noto Sans" w:eastAsia="Noto Sans"/>
-          <w:lang w:val="en-US"/>
+          <w:rFonts w:ascii="Noto Sans" w:hAnsi="Noto Sans" w:cs="Noto Naskh Arabic" w:eastAsia="Noto Sans"/>
+          <w:rtl/>
+          <w:lang w:val="fa-IR"/>
         </w:rPr>
         <w:t xml:space="preserve"> </w:t>
       </w:r>
@@ -5314,8 +5396,9 @@
       </w:r>
       <w:r>
         <w:rPr>
-          <w:rFonts w:ascii="Noto Sans" w:hAnsi="Noto Sans" w:cs="Noto Sans" w:eastAsia="Noto Sans"/>
-          <w:lang w:val="en-US"/>
+          <w:rFonts w:ascii="Noto Sans" w:hAnsi="Noto Sans" w:cs="Noto Naskh Arabic" w:eastAsia="Noto Sans"/>
+          <w:rtl/>
+          <w:lang w:val="fa-IR"/>
         </w:rPr>
         <w:t xml:space="preserve"> </w:t>
       </w:r>
@@ -5328,15 +5411,15 @@
         <w:t xml:space="preserve">صحبت کرد؛ البته با حفظ کنترل‌ها و نظارت لازم.</w:t>
       </w:r>
     </w:p>
-    <w:bookmarkEnd w:id="48"/>
-    <w:bookmarkStart w:id="49" w:name="نکته-آموزشی"/>
+    <w:bookmarkEnd w:id="47"/>
+    <w:bookmarkStart w:id="48" w:name="نکته-آموزشی"/>
     <w:p>
       <w:pPr>
         <w:pStyle w:val="Heading3"/>
         <w:bidi/>
+        <w:widowControl/>
         <w:ind w:firstLine="0"/>
         <w:jc w:val="right"/>
-        <w:widowControl/>
         <w:keepNext/>
       </w:pPr>
       <w:r>
@@ -5351,9 +5434,9 @@
     <w:p>
       <w:pPr>
         <w:bidi/>
-        <w:ind w:firstLine="238"/>
-        <w:jc w:val="both"/>
-        <w:widowControl/>
+        <w:widowControl/>
+        <w:ind w:firstLine="238"/>
+        <w:jc w:val="right"/>
       </w:pPr>
       <w:r>
         <w:rPr>
@@ -5451,17 +5534,17 @@
         <w:t xml:space="preserve">پیوند می‌دهد.</w:t>
       </w:r>
     </w:p>
+    <w:bookmarkEnd w:id="48"/>
     <w:bookmarkEnd w:id="49"/>
     <w:bookmarkEnd w:id="50"/>
-    <w:bookmarkEnd w:id="51"/>
-    <w:bookmarkStart w:id="63" w:name="تحول-دیجیتال-بهعنوان-یک-سیستم-اجتماعیفنی"/>
+    <w:bookmarkStart w:id="61" w:name="تحول-دیجیتال-بهعنوان-یک-سیستم-اجتماعیفنی"/>
     <w:p>
       <w:pPr>
         <w:pStyle w:val="Heading1"/>
         <w:bidi/>
+        <w:widowControl/>
         <w:ind w:firstLine="0"/>
         <w:jc w:val="right"/>
-        <w:widowControl/>
         <w:keepNext/>
       </w:pPr>
       <w:r>
@@ -5483,36 +5566,29 @@
     <w:p>
       <w:pPr>
         <w:pStyle w:val="CaptionedFigure"/>
+        <w:bidi/>
+        <w:widowControl/>
+        <w:spacing w:before="0" w:after="0"/>
         <w:ind w:firstLine="0"/>
-        <w:jc w:val="left"/>
-        <w:widowControl/>
+        <w:jc w:val="center"/>
       </w:pPr>
       <w:r>
         <w:drawing>
           <wp:inline>
-            <wp:extent cx="5753100" cy="3116262"/>
+            <wp:extent cx="5791200" cy="3136900"/>
             <wp:effectExtent b="0" l="0" r="0" t="0"/>
-            <wp:docPr descr="چارچوب شش‌ستونه تحول دیجیتال هوشمند" title="" id="53" name="Picture"/>
+            <wp:docPr descr="چارچوب شش‌ستونه تحول دیجیتال هوشمند" title="" id="52" name="Picture"/>
             <a:graphic>
               <a:graphicData uri="http://schemas.openxmlformats.org/drawingml/2006/picture">
                 <pic:pic>
                   <pic:nvPicPr>
-                    <pic:cNvPr descr="figures/six-pillars.svg" id="54" name="Picture"/>
+                    <pic:cNvPr descr="figures/six-pillars.png" id="53" name="Picture"/>
                     <pic:cNvPicPr>
                       <a:picLocks noChangeArrowheads="1" noChangeAspect="1"/>
                     </pic:cNvPicPr>
                   </pic:nvPicPr>
                   <pic:blipFill>
-                    <a:blip r:embed="rId55">
-                      <a:extLst>
-                        <a:ext uri="{28A0092B-C50C-407E-A947-70E740481C1C}">
-                          <a14:useLocalDpi xmlns:a14="http://schemas.microsoft.com/office/drawing/2010/main" val="0"/>
-                        </a:ext>
-                        <a:ext uri="{96DAC541-7B7A-43D3-8B79-37D633B846F1}">
-                          <asvg:svgBlip xmlns:asvg="http://schemas.microsoft.com/office/drawing/2016/SVG/main" r:embed="rId52"/>
-                        </a:ext>
-                      </a:extLst>
-                    </a:blip>
+                    <a:blip r:embed="rId51"/>
                     <a:stretch>
                       <a:fillRect/>
                     </a:stretch>
@@ -5520,7 +5596,7 @@
                   <pic:spPr bwMode="auto">
                     <a:xfrm>
                       <a:off x="0" y="0"/>
-                      <a:ext cx="5753100" cy="3116262"/>
+                      <a:ext cx="5791200" cy="3136900"/>
                     </a:xfrm>
                     <a:prstGeom prst="rect">
                       <a:avLst/>
@@ -5543,9 +5619,9 @@
       <w:pPr>
         <w:pStyle w:val="ImageCaption"/>
         <w:bidi/>
-        <w:ind w:firstLine="238"/>
-        <w:jc w:val="both"/>
-        <w:widowControl/>
+        <w:widowControl/>
+        <w:ind w:firstLine="238"/>
+        <w:jc w:val="right"/>
       </w:pPr>
       <w:r>
         <w:rPr>
@@ -5559,9 +5635,9 @@
     <w:p>
       <w:pPr>
         <w:bidi/>
-        <w:ind w:firstLine="238"/>
-        <w:jc w:val="both"/>
-        <w:widowControl/>
+        <w:widowControl/>
+        <w:ind w:firstLine="238"/>
+        <w:jc w:val="right"/>
       </w:pPr>
       <w:r>
         <w:rPr>
@@ -5584,8 +5660,9 @@
       </w:r>
       <w:r>
         <w:rPr>
-          <w:rFonts w:ascii="Noto Sans" w:hAnsi="Noto Sans" w:cs="Noto Sans" w:eastAsia="Noto Sans"/>
-          <w:lang w:val="en-US"/>
+          <w:rFonts w:ascii="Noto Sans" w:hAnsi="Noto Sans" w:cs="Noto Naskh Arabic" w:eastAsia="Noto Sans"/>
+          <w:rtl/>
+          <w:lang w:val="fa-IR"/>
         </w:rPr>
         <w:t xml:space="preserve"> </w:t>
       </w:r>
@@ -5601,9 +5678,9 @@
     <w:p>
       <w:pPr>
         <w:bidi/>
-        <w:ind w:firstLine="238"/>
-        <w:jc w:val="both"/>
-        <w:widowControl/>
+        <w:widowControl/>
+        <w:ind w:firstLine="238"/>
+        <w:jc w:val="right"/>
       </w:pPr>
       <w:r>
         <w:rPr>
@@ -5614,14 +5691,14 @@
         <w:t xml:space="preserve">یکی از مهم‌ترین خطاهای تحلیلی در تحول دیجیتال، تقلیل آن به فناوری است. سازمان یک سیستم اجتماعی–فنی است؛ یعنی عملکرد آن حاصل تعامل فناوری با انسان، فرایند، ساختار، فرهنگ، قوانین و محیط است.</w:t>
       </w:r>
     </w:p>
-    <w:bookmarkStart w:id="56" w:name="چرا-فناوری-بهتنهایی-کافی-نیست"/>
+    <w:bookmarkStart w:id="54" w:name="چرا-فناوری-بهتنهایی-کافی-نیست"/>
     <w:p>
       <w:pPr>
         <w:pStyle w:val="Heading2"/>
         <w:bidi/>
+        <w:widowControl/>
         <w:ind w:firstLine="0"/>
         <w:jc w:val="right"/>
-        <w:widowControl/>
         <w:keepNext/>
       </w:pPr>
       <w:r>
@@ -5643,9 +5720,9 @@
     <w:p>
       <w:pPr>
         <w:bidi/>
-        <w:ind w:firstLine="238"/>
-        <w:jc w:val="both"/>
-        <w:widowControl/>
+        <w:widowControl/>
+        <w:ind w:firstLine="238"/>
+        <w:jc w:val="right"/>
       </w:pPr>
       <w:r>
         <w:rPr>
@@ -5664,9 +5741,9 @@
         </w:numPr>
         <w:pStyle w:val="Compact"/>
         <w:bidi/>
-        <w:ind w:firstLine="238"/>
-        <w:jc w:val="both"/>
-        <w:widowControl/>
+        <w:widowControl/>
+        <w:ind w:firstLine="238"/>
+        <w:jc w:val="right"/>
       </w:pPr>
       <w:r>
         <w:rPr>
@@ -5685,9 +5762,9 @@
         </w:numPr>
         <w:pStyle w:val="Compact"/>
         <w:bidi/>
-        <w:ind w:firstLine="238"/>
-        <w:jc w:val="both"/>
-        <w:widowControl/>
+        <w:widowControl/>
+        <w:ind w:firstLine="238"/>
+        <w:jc w:val="right"/>
       </w:pPr>
       <w:r>
         <w:rPr>
@@ -5706,9 +5783,9 @@
         </w:numPr>
         <w:pStyle w:val="Compact"/>
         <w:bidi/>
-        <w:ind w:firstLine="238"/>
-        <w:jc w:val="both"/>
-        <w:widowControl/>
+        <w:widowControl/>
+        <w:ind w:firstLine="238"/>
+        <w:jc w:val="right"/>
       </w:pPr>
       <w:r>
         <w:rPr>
@@ -5742,9 +5819,9 @@
         </w:numPr>
         <w:pStyle w:val="Compact"/>
         <w:bidi/>
-        <w:ind w:firstLine="238"/>
-        <w:jc w:val="both"/>
-        <w:widowControl/>
+        <w:widowControl/>
+        <w:ind w:firstLine="238"/>
+        <w:jc w:val="right"/>
       </w:pPr>
       <w:r>
         <w:rPr>
@@ -5763,9 +5840,9 @@
         </w:numPr>
         <w:pStyle w:val="Compact"/>
         <w:bidi/>
-        <w:ind w:firstLine="238"/>
-        <w:jc w:val="both"/>
-        <w:widowControl/>
+        <w:widowControl/>
+        <w:ind w:firstLine="238"/>
+        <w:jc w:val="right"/>
       </w:pPr>
       <w:r>
         <w:rPr>
@@ -5784,9 +5861,9 @@
         </w:numPr>
         <w:pStyle w:val="Compact"/>
         <w:bidi/>
-        <w:ind w:firstLine="238"/>
-        <w:jc w:val="both"/>
-        <w:widowControl/>
+        <w:widowControl/>
+        <w:ind w:firstLine="238"/>
+        <w:jc w:val="right"/>
       </w:pPr>
       <w:r>
         <w:rPr>
@@ -5800,9 +5877,9 @@
     <w:p>
       <w:pPr>
         <w:bidi/>
-        <w:ind w:firstLine="238"/>
-        <w:jc w:val="both"/>
-        <w:widowControl/>
+        <w:widowControl/>
+        <w:ind w:firstLine="238"/>
+        <w:jc w:val="right"/>
       </w:pPr>
       <w:r>
         <w:rPr>
@@ -5813,15 +5890,15 @@
         <w:t xml:space="preserve">نمی‌توان گفت سازمان صرفاً به دلیل نصب فناوری متحول شده است.</w:t>
       </w:r>
     </w:p>
-    <w:bookmarkEnd w:id="56"/>
-    <w:bookmarkStart w:id="57" w:name="پنج-جزء-اجتماعیفنی"/>
+    <w:bookmarkEnd w:id="54"/>
+    <w:bookmarkStart w:id="55" w:name="پنج-جزء-اجتماعیفنی"/>
     <w:p>
       <w:pPr>
         <w:pStyle w:val="Heading2"/>
         <w:bidi/>
+        <w:widowControl/>
         <w:ind w:firstLine="0"/>
         <w:jc w:val="right"/>
-        <w:widowControl/>
         <w:keepNext/>
       </w:pPr>
       <w:r>
@@ -5843,9 +5920,9 @@
     <w:p>
       <w:pPr>
         <w:bidi/>
-        <w:ind w:firstLine="238"/>
-        <w:jc w:val="both"/>
-        <w:widowControl/>
+        <w:widowControl/>
+        <w:ind w:firstLine="238"/>
+        <w:jc w:val="right"/>
       </w:pPr>
       <w:r>
         <w:rPr>
@@ -5859,9 +5936,9 @@
     <w:p>
       <w:pPr>
         <w:bidi/>
-        <w:ind w:firstLine="238"/>
-        <w:jc w:val="both"/>
-        <w:widowControl/>
+        <w:widowControl/>
+        <w:ind w:firstLine="238"/>
+        <w:jc w:val="right"/>
       </w:pPr>
       <w:r>
         <w:rPr>
@@ -5875,8 +5952,9 @@
       </w:r>
       <w:r>
         <w:rPr>
-          <w:rFonts w:ascii="Noto Sans" w:hAnsi="Noto Sans" w:cs="Noto Sans" w:eastAsia="Noto Sans"/>
-          <w:lang w:val="en-US"/>
+          <w:rFonts w:ascii="Noto Sans" w:hAnsi="Noto Sans" w:cs="Noto Naskh Arabic" w:eastAsia="Noto Sans"/>
+          <w:rtl/>
+          <w:lang w:val="fa-IR"/>
         </w:rPr>
         <w:t xml:space="preserve"> </w:t>
       </w:r>
@@ -5892,9 +5970,9 @@
     <w:p>
       <w:pPr>
         <w:bidi/>
-        <w:ind w:firstLine="238"/>
-        <w:jc w:val="both"/>
-        <w:widowControl/>
+        <w:widowControl/>
+        <w:ind w:firstLine="238"/>
+        <w:jc w:val="right"/>
       </w:pPr>
       <w:r>
         <w:rPr>
@@ -5908,8 +5986,9 @@
       </w:r>
       <w:r>
         <w:rPr>
-          <w:rFonts w:ascii="Noto Sans" w:hAnsi="Noto Sans" w:cs="Noto Sans" w:eastAsia="Noto Sans"/>
-          <w:lang w:val="en-US"/>
+          <w:rFonts w:ascii="Noto Sans" w:hAnsi="Noto Sans" w:cs="Noto Naskh Arabic" w:eastAsia="Noto Sans"/>
+          <w:rtl/>
+          <w:lang w:val="fa-IR"/>
         </w:rPr>
         <w:t xml:space="preserve"> </w:t>
       </w:r>
@@ -5925,9 +6004,9 @@
     <w:p>
       <w:pPr>
         <w:bidi/>
-        <w:ind w:firstLine="238"/>
-        <w:jc w:val="both"/>
-        <w:widowControl/>
+        <w:widowControl/>
+        <w:ind w:firstLine="238"/>
+        <w:jc w:val="right"/>
       </w:pPr>
       <w:r>
         <w:rPr>
@@ -5941,8 +6020,9 @@
       </w:r>
       <w:r>
         <w:rPr>
-          <w:rFonts w:ascii="Noto Sans" w:hAnsi="Noto Sans" w:cs="Noto Sans" w:eastAsia="Noto Sans"/>
-          <w:lang w:val="en-US"/>
+          <w:rFonts w:ascii="Noto Sans" w:hAnsi="Noto Sans" w:cs="Noto Naskh Arabic" w:eastAsia="Noto Sans"/>
+          <w:rtl/>
+          <w:lang w:val="fa-IR"/>
         </w:rPr>
         <w:t xml:space="preserve"> </w:t>
       </w:r>
@@ -5958,9 +6038,9 @@
     <w:p>
       <w:pPr>
         <w:bidi/>
-        <w:ind w:firstLine="238"/>
-        <w:jc w:val="both"/>
-        <w:widowControl/>
+        <w:widowControl/>
+        <w:ind w:firstLine="238"/>
+        <w:jc w:val="right"/>
       </w:pPr>
       <w:r>
         <w:rPr>
@@ -5974,8 +6054,9 @@
       </w:r>
       <w:r>
         <w:rPr>
-          <w:rFonts w:ascii="Noto Sans" w:hAnsi="Noto Sans" w:cs="Noto Sans" w:eastAsia="Noto Sans"/>
-          <w:lang w:val="en-US"/>
+          <w:rFonts w:ascii="Noto Sans" w:hAnsi="Noto Sans" w:cs="Noto Naskh Arabic" w:eastAsia="Noto Sans"/>
+          <w:rtl/>
+          <w:lang w:val="fa-IR"/>
         </w:rPr>
         <w:t xml:space="preserve"> </w:t>
       </w:r>
@@ -5991,9 +6072,9 @@
     <w:p>
       <w:pPr>
         <w:bidi/>
-        <w:ind w:firstLine="238"/>
-        <w:jc w:val="both"/>
-        <w:widowControl/>
+        <w:widowControl/>
+        <w:ind w:firstLine="238"/>
+        <w:jc w:val="right"/>
       </w:pPr>
       <w:r>
         <w:rPr>
@@ -6007,8 +6088,9 @@
       </w:r>
       <w:r>
         <w:rPr>
-          <w:rFonts w:ascii="Noto Sans" w:hAnsi="Noto Sans" w:cs="Noto Sans" w:eastAsia="Noto Sans"/>
-          <w:lang w:val="en-US"/>
+          <w:rFonts w:ascii="Noto Sans" w:hAnsi="Noto Sans" w:cs="Noto Naskh Arabic" w:eastAsia="Noto Sans"/>
+          <w:rtl/>
+          <w:lang w:val="fa-IR"/>
         </w:rPr>
         <w:t xml:space="preserve"> </w:t>
       </w:r>
@@ -6024,9 +6106,9 @@
     <w:p>
       <w:pPr>
         <w:bidi/>
-        <w:ind w:firstLine="238"/>
-        <w:jc w:val="both"/>
-        <w:widowControl/>
+        <w:widowControl/>
+        <w:ind w:firstLine="238"/>
+        <w:jc w:val="right"/>
       </w:pPr>
       <w:r>
         <w:rPr>
@@ -6037,15 +6119,15 @@
         <w:t xml:space="preserve">تحول پایدار زمانی رخ می‌دهد که این اجزا به‌صورت هماهنگ تغییر کنند.</w:t>
       </w:r>
     </w:p>
-    <w:bookmarkEnd w:id="57"/>
-    <w:bookmarkStart w:id="58" w:name="چارچوب-ششستونه-کتاب"/>
+    <w:bookmarkEnd w:id="55"/>
+    <w:bookmarkStart w:id="56" w:name="چارچوب-ششستونه-کتاب"/>
     <w:p>
       <w:pPr>
         <w:pStyle w:val="Heading2"/>
         <w:bidi/>
+        <w:widowControl/>
         <w:ind w:firstLine="0"/>
         <w:jc w:val="right"/>
-        <w:widowControl/>
         <w:keepNext/>
       </w:pPr>
       <w:r>
@@ -6067,9 +6149,9 @@
     <w:p>
       <w:pPr>
         <w:bidi/>
-        <w:ind w:firstLine="238"/>
-        <w:jc w:val="both"/>
-        <w:widowControl/>
+        <w:widowControl/>
+        <w:ind w:firstLine="238"/>
+        <w:jc w:val="right"/>
       </w:pPr>
       <w:r>
         <w:rPr>
@@ -6088,9 +6170,9 @@
         </w:numPr>
         <w:pStyle w:val="Compact"/>
         <w:bidi/>
-        <w:ind w:firstLine="238"/>
-        <w:jc w:val="both"/>
-        <w:widowControl/>
+        <w:widowControl/>
+        <w:ind w:firstLine="238"/>
+        <w:jc w:val="right"/>
       </w:pPr>
       <w:r>
         <w:rPr>
@@ -6104,8 +6186,9 @@
       </w:r>
       <w:r>
         <w:rPr>
-          <w:rFonts w:ascii="Noto Sans" w:hAnsi="Noto Sans" w:cs="Noto Sans" w:eastAsia="Noto Sans"/>
-          <w:lang w:val="en-US"/>
+          <w:rFonts w:ascii="Noto Sans" w:hAnsi="Noto Sans" w:cs="Noto Naskh Arabic" w:eastAsia="Noto Sans"/>
+          <w:rtl/>
+          <w:lang w:val="fa-IR"/>
         </w:rPr>
         <w:t xml:space="preserve"> </w:t>
       </w:r>
@@ -6126,9 +6209,9 @@
         </w:numPr>
         <w:pStyle w:val="Compact"/>
         <w:bidi/>
-        <w:ind w:firstLine="238"/>
-        <w:jc w:val="both"/>
-        <w:widowControl/>
+        <w:widowControl/>
+        <w:ind w:firstLine="238"/>
+        <w:jc w:val="right"/>
       </w:pPr>
       <w:r>
         <w:rPr>
@@ -6142,8 +6225,9 @@
       </w:r>
       <w:r>
         <w:rPr>
-          <w:rFonts w:ascii="Noto Sans" w:hAnsi="Noto Sans" w:cs="Noto Sans" w:eastAsia="Noto Sans"/>
-          <w:lang w:val="en-US"/>
+          <w:rFonts w:ascii="Noto Sans" w:hAnsi="Noto Sans" w:cs="Noto Naskh Arabic" w:eastAsia="Noto Sans"/>
+          <w:rtl/>
+          <w:lang w:val="fa-IR"/>
         </w:rPr>
         <w:t xml:space="preserve"> </w:t>
       </w:r>
@@ -6164,9 +6248,9 @@
         </w:numPr>
         <w:pStyle w:val="Compact"/>
         <w:bidi/>
-        <w:ind w:firstLine="238"/>
-        <w:jc w:val="both"/>
-        <w:widowControl/>
+        <w:widowControl/>
+        <w:ind w:firstLine="238"/>
+        <w:jc w:val="right"/>
       </w:pPr>
       <w:r>
         <w:rPr>
@@ -6180,8 +6264,9 @@
       </w:r>
       <w:r>
         <w:rPr>
-          <w:rFonts w:ascii="Noto Sans" w:hAnsi="Noto Sans" w:cs="Noto Sans" w:eastAsia="Noto Sans"/>
-          <w:lang w:val="en-US"/>
+          <w:rFonts w:ascii="Noto Sans" w:hAnsi="Noto Sans" w:cs="Noto Naskh Arabic" w:eastAsia="Noto Sans"/>
+          <w:rtl/>
+          <w:lang w:val="fa-IR"/>
         </w:rPr>
         <w:t xml:space="preserve"> </w:t>
       </w:r>
@@ -6202,9 +6287,9 @@
         </w:numPr>
         <w:pStyle w:val="Compact"/>
         <w:bidi/>
-        <w:ind w:firstLine="238"/>
-        <w:jc w:val="both"/>
-        <w:widowControl/>
+        <w:widowControl/>
+        <w:ind w:firstLine="238"/>
+        <w:jc w:val="right"/>
       </w:pPr>
       <w:r>
         <w:rPr>
@@ -6227,8 +6312,9 @@
       </w:r>
       <w:r>
         <w:rPr>
-          <w:rFonts w:ascii="Noto Sans" w:hAnsi="Noto Sans" w:cs="Noto Sans" w:eastAsia="Noto Sans"/>
-          <w:lang w:val="en-US"/>
+          <w:rFonts w:ascii="Noto Sans" w:hAnsi="Noto Sans" w:cs="Noto Naskh Arabic" w:eastAsia="Noto Sans"/>
+          <w:rtl/>
+          <w:lang w:val="fa-IR"/>
         </w:rPr>
         <w:t xml:space="preserve"> </w:t>
       </w:r>
@@ -6249,9 +6335,9 @@
         </w:numPr>
         <w:pStyle w:val="Compact"/>
         <w:bidi/>
-        <w:ind w:firstLine="238"/>
-        <w:jc w:val="both"/>
-        <w:widowControl/>
+        <w:widowControl/>
+        <w:ind w:firstLine="238"/>
+        <w:jc w:val="right"/>
       </w:pPr>
       <w:r>
         <w:rPr>
@@ -6265,8 +6351,9 @@
       </w:r>
       <w:r>
         <w:rPr>
-          <w:rFonts w:ascii="Noto Sans" w:hAnsi="Noto Sans" w:cs="Noto Sans" w:eastAsia="Noto Sans"/>
-          <w:lang w:val="en-US"/>
+          <w:rFonts w:ascii="Noto Sans" w:hAnsi="Noto Sans" w:cs="Noto Naskh Arabic" w:eastAsia="Noto Sans"/>
+          <w:rtl/>
+          <w:lang w:val="fa-IR"/>
         </w:rPr>
         <w:t xml:space="preserve"> </w:t>
       </w:r>
@@ -6287,9 +6374,9 @@
         </w:numPr>
         <w:pStyle w:val="Compact"/>
         <w:bidi/>
-        <w:ind w:firstLine="238"/>
-        <w:jc w:val="both"/>
-        <w:widowControl/>
+        <w:widowControl/>
+        <w:ind w:firstLine="238"/>
+        <w:jc w:val="right"/>
       </w:pPr>
       <w:r>
         <w:rPr>
@@ -6303,8 +6390,9 @@
       </w:r>
       <w:r>
         <w:rPr>
-          <w:rFonts w:ascii="Noto Sans" w:hAnsi="Noto Sans" w:cs="Noto Sans" w:eastAsia="Noto Sans"/>
-          <w:lang w:val="en-US"/>
+          <w:rFonts w:ascii="Noto Sans" w:hAnsi="Noto Sans" w:cs="Noto Naskh Arabic" w:eastAsia="Noto Sans"/>
+          <w:rtl/>
+          <w:lang w:val="fa-IR"/>
         </w:rPr>
         <w:t xml:space="preserve"> </w:t>
       </w:r>
@@ -6320,9 +6408,9 @@
     <w:p>
       <w:pPr>
         <w:bidi/>
-        <w:ind w:firstLine="238"/>
-        <w:jc w:val="both"/>
-        <w:widowControl/>
+        <w:widowControl/>
+        <w:ind w:firstLine="238"/>
+        <w:jc w:val="right"/>
       </w:pPr>
       <w:r>
         <w:rPr>
@@ -6333,15 +6421,15 @@
         <w:t xml:space="preserve">این چارچوب یک مدل آموزشی است و ادعای استانداردبودن آن در ادبیات ندارد. مزیت آن ایجاد زبان مشترک برای فصل‌های بعدی است.</w:t>
       </w:r>
     </w:p>
-    <w:bookmarkEnd w:id="58"/>
-    <w:bookmarkStart w:id="59" w:name="شواهد-پژوهشی-جدید"/>
+    <w:bookmarkEnd w:id="56"/>
+    <w:bookmarkStart w:id="57" w:name="شواهد-پژوهشی-جدید"/>
     <w:p>
       <w:pPr>
         <w:pStyle w:val="Heading2"/>
         <w:bidi/>
+        <w:widowControl/>
         <w:ind w:firstLine="0"/>
         <w:jc w:val="right"/>
-        <w:widowControl/>
         <w:keepNext/>
       </w:pPr>
       <w:r>
@@ -6363,9 +6451,9 @@
     <w:p>
       <w:pPr>
         <w:bidi/>
-        <w:ind w:firstLine="238"/>
-        <w:jc w:val="both"/>
-        <w:widowControl/>
+        <w:widowControl/>
+        <w:ind w:firstLine="238"/>
+        <w:jc w:val="right"/>
       </w:pPr>
       <w:r>
         <w:rPr>
@@ -6401,9 +6489,9 @@
     <w:p>
       <w:pPr>
         <w:bidi/>
-        <w:ind w:firstLine="238"/>
-        <w:jc w:val="both"/>
-        <w:widowControl/>
+        <w:widowControl/>
+        <w:ind w:firstLine="238"/>
+        <w:jc w:val="right"/>
       </w:pPr>
       <w:r>
         <w:rPr>
@@ -6415,8 +6503,9 @@
       </w:r>
       <w:r>
         <w:rPr>
-          <w:rFonts w:ascii="Noto Sans" w:hAnsi="Noto Sans" w:cs="Noto Sans" w:eastAsia="Noto Sans"/>
-          <w:lang w:val="en-US"/>
+          <w:rFonts w:ascii="Noto Sans" w:hAnsi="Noto Sans" w:cs="Noto Naskh Arabic" w:eastAsia="Noto Sans"/>
+          <w:rtl/>
+          <w:lang w:val="fa-IR"/>
         </w:rPr>
         <w:t xml:space="preserve"> </w:t>
       </w:r>
@@ -6431,8 +6520,9 @@
       </w:r>
       <w:r>
         <w:rPr>
-          <w:rFonts w:ascii="Noto Sans" w:hAnsi="Noto Sans" w:cs="Noto Sans" w:eastAsia="Noto Sans"/>
-          <w:lang w:val="en-US"/>
+          <w:rFonts w:ascii="Noto Sans" w:hAnsi="Noto Sans" w:cs="Noto Naskh Arabic" w:eastAsia="Noto Sans"/>
+          <w:rtl/>
+          <w:lang w:val="fa-IR"/>
         </w:rPr>
         <w:t xml:space="preserve"> </w:t>
       </w:r>
@@ -6482,15 +6572,15 @@
         <w:t xml:space="preserve">6]</w:t>
       </w:r>
     </w:p>
-    <w:bookmarkEnd w:id="59"/>
-    <w:bookmarkStart w:id="60" w:name="نمونه-آموزشی-بیمارستان"/>
+    <w:bookmarkEnd w:id="57"/>
+    <w:bookmarkStart w:id="58" w:name="نمونه-آموزشی-بیمارستان"/>
     <w:p>
       <w:pPr>
         <w:pStyle w:val="Heading2"/>
         <w:bidi/>
+        <w:widowControl/>
         <w:ind w:firstLine="0"/>
         <w:jc w:val="right"/>
-        <w:widowControl/>
         <w:keepNext/>
       </w:pPr>
       <w:r>
@@ -6512,9 +6602,9 @@
     <w:p>
       <w:pPr>
         <w:bidi/>
-        <w:ind w:firstLine="238"/>
-        <w:jc w:val="both"/>
-        <w:widowControl/>
+        <w:widowControl/>
+        <w:ind w:firstLine="238"/>
+        <w:jc w:val="right"/>
       </w:pPr>
       <w:r>
         <w:rPr>
@@ -6533,9 +6623,9 @@
         </w:numPr>
         <w:pStyle w:val="Compact"/>
         <w:bidi/>
-        <w:ind w:firstLine="238"/>
-        <w:jc w:val="both"/>
-        <w:widowControl/>
+        <w:widowControl/>
+        <w:ind w:firstLine="238"/>
+        <w:jc w:val="right"/>
       </w:pPr>
       <w:r>
         <w:rPr>
@@ -6554,9 +6644,9 @@
         </w:numPr>
         <w:pStyle w:val="Compact"/>
         <w:bidi/>
-        <w:ind w:firstLine="238"/>
-        <w:jc w:val="both"/>
-        <w:widowControl/>
+        <w:widowControl/>
+        <w:ind w:firstLine="238"/>
+        <w:jc w:val="right"/>
       </w:pPr>
       <w:r>
         <w:rPr>
@@ -6575,9 +6665,9 @@
         </w:numPr>
         <w:pStyle w:val="Compact"/>
         <w:bidi/>
-        <w:ind w:firstLine="238"/>
-        <w:jc w:val="both"/>
-        <w:widowControl/>
+        <w:widowControl/>
+        <w:ind w:firstLine="238"/>
+        <w:jc w:val="right"/>
       </w:pPr>
       <w:r>
         <w:rPr>
@@ -6596,9 +6686,9 @@
         </w:numPr>
         <w:pStyle w:val="Compact"/>
         <w:bidi/>
-        <w:ind w:firstLine="238"/>
-        <w:jc w:val="both"/>
-        <w:widowControl/>
+        <w:widowControl/>
+        <w:ind w:firstLine="238"/>
+        <w:jc w:val="right"/>
       </w:pPr>
       <w:r>
         <w:rPr>
@@ -6617,9 +6707,9 @@
         </w:numPr>
         <w:pStyle w:val="Compact"/>
         <w:bidi/>
-        <w:ind w:firstLine="238"/>
-        <w:jc w:val="both"/>
-        <w:widowControl/>
+        <w:widowControl/>
+        <w:ind w:firstLine="238"/>
+        <w:jc w:val="right"/>
       </w:pPr>
       <w:r>
         <w:rPr>
@@ -6638,9 +6728,9 @@
         </w:numPr>
         <w:pStyle w:val="Compact"/>
         <w:bidi/>
-        <w:ind w:firstLine="238"/>
-        <w:jc w:val="both"/>
-        <w:widowControl/>
+        <w:widowControl/>
+        <w:ind w:firstLine="238"/>
+        <w:jc w:val="right"/>
       </w:pPr>
       <w:r>
         <w:rPr>
@@ -6654,9 +6744,9 @@
     <w:p>
       <w:pPr>
         <w:bidi/>
-        <w:ind w:firstLine="238"/>
-        <w:jc w:val="both"/>
-        <w:widowControl/>
+        <w:widowControl/>
+        <w:ind w:firstLine="238"/>
+        <w:jc w:val="right"/>
       </w:pPr>
       <w:r>
         <w:rPr>
@@ -6682,15 +6772,15 @@
         <w:t xml:space="preserve">فقط یک جزء از یک سیستم اجتماعی–فنی بزرگ‌تر است.</w:t>
       </w:r>
     </w:p>
-    <w:bookmarkEnd w:id="60"/>
-    <w:bookmarkStart w:id="62" w:name="پیام-برای-مدیر-تحول"/>
+    <w:bookmarkEnd w:id="58"/>
+    <w:bookmarkStart w:id="60" w:name="پیام-برای-مدیر-تحول"/>
     <w:p>
       <w:pPr>
         <w:pStyle w:val="Heading2"/>
         <w:bidi/>
+        <w:widowControl/>
         <w:ind w:firstLine="0"/>
         <w:jc w:val="right"/>
-        <w:widowControl/>
         <w:keepNext/>
       </w:pPr>
       <w:r>
@@ -6712,9 +6802,9 @@
     <w:p>
       <w:pPr>
         <w:bidi/>
-        <w:ind w:firstLine="238"/>
-        <w:jc w:val="both"/>
-        <w:widowControl/>
+        <w:widowControl/>
+        <w:ind w:firstLine="238"/>
+        <w:jc w:val="right"/>
       </w:pPr>
       <w:r>
         <w:rPr>
@@ -6725,14 +6815,14 @@
         <w:t xml:space="preserve">مدیر تحول نباید فقط مدیر فناوری باشد. وظیفه او ایجاد هماهنگی میان فناوری و سازمان است. این هماهنگی شامل تعریف مسئله، ایجاد قابلیت، بازطراحی فرایند، آموزش افراد، مدیریت تغییر و ایجاد سازوکار کنترل است.</w:t>
       </w:r>
     </w:p>
-    <w:bookmarkStart w:id="61" w:name="اصل-فصل"/>
+    <w:bookmarkStart w:id="59" w:name="اصل-فصل"/>
     <w:p>
       <w:pPr>
         <w:pStyle w:val="Heading3"/>
         <w:bidi/>
+        <w:widowControl/>
         <w:ind w:firstLine="0"/>
         <w:jc w:val="right"/>
-        <w:widowControl/>
         <w:keepNext/>
       </w:pPr>
       <w:r>
@@ -6748,9 +6838,9 @@
       <w:pPr>
         <w:pStyle w:val="BlockText"/>
         <w:bidi/>
-        <w:ind w:firstLine="238"/>
-        <w:jc w:val="both"/>
-        <w:widowControl/>
+        <w:widowControl/>
+        <w:ind w:firstLine="238"/>
+        <w:jc w:val="right"/>
       </w:pPr>
       <w:r>
         <w:rPr>
@@ -6763,17 +6853,17 @@
         <w:t xml:space="preserve">اگر فناوری تغییر کند اما روش کار، نقش افراد، داده، تصمیم‌گیری و سازوکار مسئولیت‌پذیری تغییر نکند، احتمالاً با «نوسازی فناوری» روبه‌رو هستیم، نه تحول کامل سازمان.</w:t>
       </w:r>
     </w:p>
+    <w:bookmarkEnd w:id="59"/>
+    <w:bookmarkEnd w:id="60"/>
     <w:bookmarkEnd w:id="61"/>
-    <w:bookmarkEnd w:id="62"/>
-    <w:bookmarkEnd w:id="63"/>
-    <w:bookmarkStart w:id="76" w:name="از-سازمان-دیجیتال-تا-سازمان-ai-native"/>
+    <w:bookmarkStart w:id="73" w:name="از-سازمان-دیجیتال-تا-سازمان-ai-native"/>
     <w:p>
       <w:pPr>
         <w:pStyle w:val="Heading1"/>
         <w:bidi/>
+        <w:widowControl/>
         <w:ind w:firstLine="0"/>
         <w:jc w:val="right"/>
-        <w:widowControl/>
         <w:keepNext/>
       </w:pPr>
       <w:r>
@@ -6802,36 +6892,29 @@
     <w:p>
       <w:pPr>
         <w:pStyle w:val="CaptionedFigure"/>
+        <w:bidi/>
+        <w:widowControl/>
+        <w:spacing w:before="0" w:after="0"/>
         <w:ind w:firstLine="0"/>
-        <w:jc w:val="left"/>
-        <w:widowControl/>
+        <w:jc w:val="center"/>
       </w:pPr>
       <w:r>
         <w:drawing>
           <wp:inline>
-            <wp:extent cx="5753100" cy="2493010"/>
+            <wp:extent cx="5791200" cy="2509520"/>
             <wp:effectExtent b="0" l="0" r="0" t="0"/>
-            <wp:docPr descr="سازمان AI-Enabled در برابر AI-Native" title="" id="65" name="Picture"/>
+            <wp:docPr descr="سازمان AI-Enabled در برابر AI-Native" title="" id="63" name="Picture"/>
             <a:graphic>
               <a:graphicData uri="http://schemas.openxmlformats.org/drawingml/2006/picture">
                 <pic:pic>
                   <pic:nvPicPr>
-                    <pic:cNvPr descr="figures/ai-enabled-vs-ai-native.svg" id="66" name="Picture"/>
+                    <pic:cNvPr descr="figures/ai-enabled-vs-ai-native.png" id="64" name="Picture"/>
                     <pic:cNvPicPr>
                       <a:picLocks noChangeArrowheads="1" noChangeAspect="1"/>
                     </pic:cNvPicPr>
                   </pic:nvPicPr>
                   <pic:blipFill>
-                    <a:blip r:embed="rId67">
-                      <a:extLst>
-                        <a:ext uri="{28A0092B-C50C-407E-A947-70E740481C1C}">
-                          <a14:useLocalDpi xmlns:a14="http://schemas.microsoft.com/office/drawing/2010/main" val="0"/>
-                        </a:ext>
-                        <a:ext uri="{96DAC541-7B7A-43D3-8B79-37D633B846F1}">
-                          <asvg:svgBlip xmlns:asvg="http://schemas.microsoft.com/office/drawing/2016/SVG/main" r:embed="rId64"/>
-                        </a:ext>
-                      </a:extLst>
-                    </a:blip>
+                    <a:blip r:embed="rId62"/>
                     <a:stretch>
                       <a:fillRect/>
                     </a:stretch>
@@ -6839,7 +6922,7 @@
                   <pic:spPr bwMode="auto">
                     <a:xfrm>
                       <a:off x="0" y="0"/>
-                      <a:ext cx="5753100" cy="2493010"/>
+                      <a:ext cx="5791200" cy="2509520"/>
                     </a:xfrm>
                     <a:prstGeom prst="rect">
                       <a:avLst/>
@@ -6861,9 +6944,10 @@
     <w:p>
       <w:pPr>
         <w:pStyle w:val="ImageCaption"/>
-        <w:ind w:firstLine="0"/>
-        <w:jc w:val="left"/>
-        <w:widowControl/>
+        <w:bidi/>
+        <w:widowControl/>
+        <w:ind w:firstLine="238"/>
+        <w:jc w:val="right"/>
       </w:pPr>
       <w:r>
         <w:rPr>
@@ -6899,9 +6983,9 @@
     <w:p>
       <w:pPr>
         <w:bidi/>
-        <w:ind w:firstLine="238"/>
-        <w:jc w:val="both"/>
-        <w:widowControl/>
+        <w:widowControl/>
+        <w:ind w:firstLine="238"/>
+        <w:jc w:val="right"/>
       </w:pPr>
       <w:r>
         <w:rPr>
@@ -6924,8 +7008,9 @@
       </w:r>
       <w:r>
         <w:rPr>
-          <w:rFonts w:ascii="Noto Sans" w:hAnsi="Noto Sans" w:cs="Noto Sans" w:eastAsia="Noto Sans"/>
-          <w:lang w:val="en-US"/>
+          <w:rFonts w:ascii="Noto Sans" w:hAnsi="Noto Sans" w:cs="Noto Naskh Arabic" w:eastAsia="Noto Sans"/>
+          <w:rtl/>
+          <w:lang w:val="fa-IR"/>
         </w:rPr>
         <w:t xml:space="preserve"> </w:t>
       </w:r>
@@ -6971,9 +7056,9 @@
     <w:p>
       <w:pPr>
         <w:bidi/>
-        <w:ind w:firstLine="238"/>
-        <w:jc w:val="both"/>
-        <w:widowControl/>
+        <w:widowControl/>
+        <w:ind w:firstLine="238"/>
+        <w:jc w:val="right"/>
       </w:pPr>
       <w:r>
         <w:rPr>
@@ -7015,8 +7100,9 @@
       </w:r>
       <w:r>
         <w:rPr>
-          <w:rFonts w:ascii="Noto Sans" w:hAnsi="Noto Sans" w:cs="Noto Sans" w:eastAsia="Noto Sans"/>
-          <w:lang w:val="en-US"/>
+          <w:rFonts w:ascii="Noto Sans" w:hAnsi="Noto Sans" w:cs="Noto Naskh Arabic" w:eastAsia="Noto Sans"/>
+          <w:rtl/>
+          <w:lang w:val="fa-IR"/>
         </w:rPr>
         <w:t xml:space="preserve"> </w:t>
       </w:r>
@@ -7031,8 +7117,9 @@
       </w:r>
       <w:r>
         <w:rPr>
-          <w:rFonts w:ascii="Noto Sans" w:hAnsi="Noto Sans" w:cs="Noto Sans" w:eastAsia="Noto Sans"/>
-          <w:lang w:val="en-US"/>
+          <w:rFonts w:ascii="Noto Sans" w:hAnsi="Noto Sans" w:cs="Noto Naskh Arabic" w:eastAsia="Noto Sans"/>
+          <w:rtl/>
+          <w:lang w:val="fa-IR"/>
         </w:rPr>
         <w:t xml:space="preserve"> </w:t>
       </w:r>
@@ -7046,8 +7133,9 @@
       </w:r>
       <w:r>
         <w:rPr>
-          <w:rFonts w:ascii="Noto Sans" w:hAnsi="Noto Sans" w:cs="Noto Sans" w:eastAsia="Noto Sans"/>
-          <w:lang w:val="en-US"/>
+          <w:rFonts w:ascii="Noto Sans" w:hAnsi="Noto Sans" w:cs="Noto Naskh Arabic" w:eastAsia="Noto Sans"/>
+          <w:rtl/>
+          <w:lang w:val="fa-IR"/>
         </w:rPr>
         <w:t xml:space="preserve"> </w:t>
       </w:r>
@@ -7062,8 +7150,9 @@
       </w:r>
       <w:r>
         <w:rPr>
-          <w:rFonts w:ascii="Noto Sans" w:hAnsi="Noto Sans" w:cs="Noto Sans" w:eastAsia="Noto Sans"/>
-          <w:lang w:val="en-US"/>
+          <w:rFonts w:ascii="Noto Sans" w:hAnsi="Noto Sans" w:cs="Noto Naskh Arabic" w:eastAsia="Noto Sans"/>
+          <w:rtl/>
+          <w:lang w:val="fa-IR"/>
         </w:rPr>
         <w:t xml:space="preserve"> </w:t>
       </w:r>
@@ -7076,13 +7165,14 @@
         <w:t xml:space="preserve">را شکل می‌دهد.</w:t>
       </w:r>
     </w:p>
-    <w:bookmarkStart w:id="68" w:name="ai-enabled-یعنی-چه"/>
+    <w:bookmarkStart w:id="65" w:name="ai-enabled-یعنی-چه"/>
     <w:p>
       <w:pPr>
         <w:pStyle w:val="Heading2"/>
+        <w:bidi/>
+        <w:widowControl/>
         <w:ind w:firstLine="0"/>
-        <w:jc w:val="left"/>
-        <w:widowControl/>
+        <w:jc w:val="right"/>
         <w:keepNext/>
       </w:pPr>
       <w:r>
@@ -7104,9 +7194,9 @@
     <w:p>
       <w:pPr>
         <w:bidi/>
-        <w:ind w:firstLine="238"/>
-        <w:jc w:val="both"/>
-        <w:widowControl/>
+        <w:widowControl/>
+        <w:ind w:firstLine="238"/>
+        <w:jc w:val="right"/>
       </w:pPr>
       <w:r>
         <w:rPr>
@@ -7135,9 +7225,9 @@
     <w:p>
       <w:pPr>
         <w:bidi/>
-        <w:ind w:firstLine="238"/>
-        <w:jc w:val="both"/>
-        <w:widowControl/>
+        <w:widowControl/>
+        <w:ind w:firstLine="238"/>
+        <w:jc w:val="right"/>
       </w:pPr>
       <w:r>
         <w:rPr>
@@ -7163,15 +7253,15 @@
         <w:t xml:space="preserve">به مسئله واقعی، فرایند مشخص و معیار عملکرد متصل باشد؛ نه اینکه صرفاً به دلیل جدیدبودن فناوری یک ابزار خریداری شود.</w:t>
       </w:r>
     </w:p>
-    <w:bookmarkEnd w:id="68"/>
-    <w:bookmarkStart w:id="69" w:name="ai-native-یک-مفهوم-نوظهور-است"/>
+    <w:bookmarkEnd w:id="65"/>
+    <w:bookmarkStart w:id="66" w:name="ai-native-یک-مفهوم-نوظهور-است"/>
     <w:p>
       <w:pPr>
         <w:pStyle w:val="Heading2"/>
         <w:bidi/>
+        <w:widowControl/>
         <w:ind w:firstLine="0"/>
         <w:jc w:val="right"/>
-        <w:widowControl/>
         <w:keepNext/>
       </w:pPr>
       <w:r>
@@ -7193,9 +7283,9 @@
     <w:p>
       <w:pPr>
         <w:bidi/>
-        <w:ind w:firstLine="238"/>
-        <w:jc w:val="both"/>
-        <w:widowControl/>
+        <w:widowControl/>
+        <w:ind w:firstLine="238"/>
+        <w:jc w:val="right"/>
       </w:pPr>
       <w:r>
         <w:rPr>
@@ -7208,8 +7298,9 @@
       </w:r>
       <w:r>
         <w:rPr>
-          <w:rFonts w:ascii="Noto Sans" w:hAnsi="Noto Sans" w:cs="Noto Sans" w:eastAsia="Noto Sans"/>
-          <w:lang w:val="en-US"/>
+          <w:rFonts w:ascii="Noto Sans" w:hAnsi="Noto Sans" w:cs="Noto Naskh Arabic" w:eastAsia="Noto Sans"/>
+          <w:rtl/>
+          <w:lang w:val="fa-IR"/>
         </w:rPr>
         <w:t xml:space="preserve"> </w:t>
       </w:r>
@@ -7240,9 +7331,9 @@
     <w:p>
       <w:pPr>
         <w:bidi/>
-        <w:ind w:firstLine="238"/>
-        <w:jc w:val="both"/>
-        <w:widowControl/>
+        <w:widowControl/>
+        <w:ind w:firstLine="238"/>
+        <w:jc w:val="right"/>
       </w:pPr>
       <w:r>
         <w:rPr>
@@ -7323,9 +7414,9 @@
     <w:p>
       <w:pPr>
         <w:bidi/>
-        <w:ind w:firstLine="238"/>
-        <w:jc w:val="both"/>
-        <w:widowControl/>
+        <w:widowControl/>
+        <w:ind w:firstLine="238"/>
+        <w:jc w:val="right"/>
       </w:pPr>
       <w:r>
         <w:rPr>
@@ -7352,8 +7443,9 @@
       </w:r>
       <w:r>
         <w:rPr>
-          <w:rFonts w:ascii="Noto Sans" w:hAnsi="Noto Sans" w:cs="Noto Sans" w:eastAsia="Noto Sans"/>
-          <w:lang w:val="en-US"/>
+          <w:rFonts w:ascii="Noto Sans" w:hAnsi="Noto Sans" w:cs="Noto Naskh Arabic" w:eastAsia="Noto Sans"/>
+          <w:rtl/>
+          <w:lang w:val="fa-IR"/>
         </w:rPr>
         <w:t xml:space="preserve"> </w:t>
       </w:r>
@@ -7369,8 +7461,9 @@
       </w:r>
       <w:r>
         <w:rPr>
-          <w:rFonts w:ascii="Noto Sans" w:hAnsi="Noto Sans" w:cs="Noto Sans" w:eastAsia="Noto Sans"/>
-          <w:lang w:val="en-US"/>
+          <w:rFonts w:ascii="Noto Sans" w:hAnsi="Noto Sans" w:cs="Noto Naskh Arabic" w:eastAsia="Noto Sans"/>
+          <w:rtl/>
+          <w:lang w:val="fa-IR"/>
         </w:rPr>
         <w:t xml:space="preserve"> </w:t>
       </w:r>
@@ -7383,15 +7476,15 @@
         <w:t xml:space="preserve">می‌دانیم، نه برچسبی که بتوان با یک آزمون ساده و قطعی به همه سازمان‌ها نسبت داد.</w:t>
       </w:r>
     </w:p>
-    <w:bookmarkEnd w:id="69"/>
-    <w:bookmarkStart w:id="70" w:name="تعریف-عملیاتی-کتاب"/>
+    <w:bookmarkEnd w:id="66"/>
+    <w:bookmarkStart w:id="67" w:name="تعریف-عملیاتی-کتاب"/>
     <w:p>
       <w:pPr>
         <w:pStyle w:val="Heading2"/>
         <w:bidi/>
+        <w:widowControl/>
         <w:ind w:firstLine="0"/>
         <w:jc w:val="right"/>
-        <w:widowControl/>
         <w:keepNext/>
       </w:pPr>
       <w:r>
@@ -7413,9 +7506,9 @@
     <w:p>
       <w:pPr>
         <w:bidi/>
-        <w:ind w:firstLine="238"/>
-        <w:jc w:val="both"/>
-        <w:widowControl/>
+        <w:widowControl/>
+        <w:ind w:firstLine="238"/>
+        <w:jc w:val="right"/>
       </w:pPr>
       <w:r>
         <w:rPr>
@@ -7457,8 +7550,9 @@
       </w:r>
       <w:r>
         <w:rPr>
-          <w:rFonts w:ascii="Noto Sans" w:hAnsi="Noto Sans" w:cs="Noto Sans" w:eastAsia="Noto Sans"/>
-          <w:lang w:val="en-US"/>
+          <w:rFonts w:ascii="Noto Sans" w:hAnsi="Noto Sans" w:cs="Noto Naskh Arabic" w:eastAsia="Noto Sans"/>
+          <w:rtl/>
+          <w:lang w:val="fa-IR"/>
         </w:rPr>
         <w:t xml:space="preserve"> </w:t>
       </w:r>
@@ -7474,8 +7568,9 @@
       </w:r>
       <w:r>
         <w:rPr>
-          <w:rFonts w:ascii="Noto Sans" w:hAnsi="Noto Sans" w:cs="Noto Sans" w:eastAsia="Noto Sans"/>
-          <w:lang w:val="en-US"/>
+          <w:rFonts w:ascii="Noto Sans" w:hAnsi="Noto Sans" w:cs="Noto Naskh Arabic" w:eastAsia="Noto Sans"/>
+          <w:rtl/>
+          <w:lang w:val="fa-IR"/>
         </w:rPr>
         <w:t xml:space="preserve"> </w:t>
       </w:r>
@@ -7506,9 +7601,9 @@
     <w:p>
       <w:pPr>
         <w:bidi/>
-        <w:ind w:firstLine="238"/>
-        <w:jc w:val="both"/>
-        <w:widowControl/>
+        <w:widowControl/>
+        <w:ind w:firstLine="238"/>
+        <w:jc w:val="right"/>
       </w:pPr>
       <w:r>
         <w:rPr>
@@ -7522,9 +7617,9 @@
     <w:p>
       <w:pPr>
         <w:bidi/>
-        <w:ind w:firstLine="238"/>
-        <w:jc w:val="both"/>
-        <w:widowControl/>
+        <w:widowControl/>
+        <w:ind w:firstLine="238"/>
+        <w:jc w:val="right"/>
       </w:pPr>
       <w:r>
         <w:rPr>
@@ -7595,14 +7690,15 @@
         <w:t xml:space="preserve">بودن الزاماً به معنای خودمختاری بیشتر یا عملکرد بهتر نیست؛ ارزش آن به مسئله، محیط، ریسک و طراحی سیستم بستگی دارد.</w:t>
       </w:r>
     </w:p>
-    <w:bookmarkEnd w:id="70"/>
-    <w:bookmarkStart w:id="71" w:name="Xd7200d5e03f84b755b84ce993564b88e63e5e50"/>
+    <w:bookmarkEnd w:id="67"/>
+    <w:bookmarkStart w:id="68" w:name="Xd7200d5e03f84b755b84ce993564b88e63e5e50"/>
     <w:p>
       <w:pPr>
         <w:pStyle w:val="Heading2"/>
+        <w:bidi/>
+        <w:widowControl/>
         <w:ind w:firstLine="0"/>
-        <w:jc w:val="left"/>
-        <w:widowControl/>
+        <w:jc w:val="right"/>
         <w:keepNext/>
       </w:pPr>
       <w:r>
@@ -7654,9 +7750,9 @@
     <w:p>
       <w:pPr>
         <w:bidi/>
-        <w:ind w:firstLine="238"/>
-        <w:jc w:val="both"/>
-        <w:widowControl/>
+        <w:widowControl/>
+        <w:ind w:firstLine="238"/>
+        <w:jc w:val="right"/>
       </w:pPr>
       <w:r>
         <w:rPr>
@@ -7668,8 +7764,9 @@
       </w:r>
       <w:r>
         <w:rPr>
-          <w:rFonts w:ascii="Noto Sans" w:hAnsi="Noto Sans" w:cs="Noto Sans" w:eastAsia="Noto Sans"/>
-          <w:lang w:val="en-US"/>
+          <w:rFonts w:ascii="Noto Sans" w:hAnsi="Noto Sans" w:cs="Noto Naskh Arabic" w:eastAsia="Noto Sans"/>
+          <w:rtl/>
+          <w:lang w:val="fa-IR"/>
         </w:rPr>
         <w:t xml:space="preserve"> </w:t>
       </w:r>
@@ -7685,8 +7782,9 @@
       </w:r>
       <w:r>
         <w:rPr>
-          <w:rFonts w:ascii="Noto Sans" w:hAnsi="Noto Sans" w:cs="Noto Sans" w:eastAsia="Noto Sans"/>
-          <w:lang w:val="en-US"/>
+          <w:rFonts w:ascii="Noto Sans" w:hAnsi="Noto Sans" w:cs="Noto Naskh Arabic" w:eastAsia="Noto Sans"/>
+          <w:rtl/>
+          <w:lang w:val="fa-IR"/>
         </w:rPr>
         <w:t xml:space="preserve"> </w:t>
       </w:r>
@@ -7727,6 +7825,7 @@
               <w:spacing w:before="0" w:after="40" w:line="259" w:lineRule="auto"/>
               <w:ind w:firstLine="0"/>
               <w:jc w:val="right"/>
+              <w:widowControl/>
             </w:pPr>
             <w:r>
               <w:rPr>
@@ -7750,6 +7849,7 @@
               <w:spacing w:before="0" w:after="40" w:line="259" w:lineRule="auto"/>
               <w:ind w:firstLine="0"/>
               <w:jc w:val="right"/>
+              <w:widowControl/>
             </w:pPr>
             <w:r>
               <w:rPr>
@@ -7773,6 +7873,7 @@
               <w:spacing w:before="0" w:after="40" w:line="259" w:lineRule="auto"/>
               <w:ind w:firstLine="0"/>
               <w:jc w:val="right"/>
+              <w:widowControl/>
             </w:pPr>
             <w:r>
               <w:rPr>
@@ -7798,6 +7899,7 @@
               <w:spacing w:before="0" w:after="40" w:line="259" w:lineRule="auto"/>
               <w:ind w:firstLine="0"/>
               <w:jc w:val="right"/>
+              <w:widowControl/>
             </w:pPr>
             <w:r>
               <w:rPr>
@@ -7819,6 +7921,7 @@
               <w:spacing w:before="0" w:after="40" w:line="259" w:lineRule="auto"/>
               <w:ind w:firstLine="0"/>
               <w:jc w:val="right"/>
+              <w:widowControl/>
             </w:pPr>
             <w:r>
               <w:rPr>
@@ -7856,6 +7959,7 @@
               <w:spacing w:before="0" w:after="40" w:line="259" w:lineRule="auto"/>
               <w:ind w:firstLine="0"/>
               <w:jc w:val="right"/>
+              <w:widowControl/>
             </w:pPr>
             <w:r>
               <w:rPr>
@@ -7895,6 +7999,7 @@
               <w:spacing w:before="0" w:after="40" w:line="259" w:lineRule="auto"/>
               <w:ind w:firstLine="0"/>
               <w:jc w:val="right"/>
+              <w:widowControl/>
             </w:pPr>
             <w:r>
               <w:rPr>
@@ -7916,6 +8021,7 @@
               <w:spacing w:before="0" w:after="40" w:line="259" w:lineRule="auto"/>
               <w:ind w:firstLine="0"/>
               <w:jc w:val="right"/>
+              <w:widowControl/>
             </w:pPr>
             <w:r>
               <w:rPr>
@@ -7953,6 +8059,7 @@
               <w:spacing w:before="0" w:after="40" w:line="259" w:lineRule="auto"/>
               <w:ind w:firstLine="0"/>
               <w:jc w:val="right"/>
+              <w:widowControl/>
             </w:pPr>
             <w:r>
               <w:rPr>
@@ -7992,6 +8099,7 @@
               <w:spacing w:before="0" w:after="40" w:line="259" w:lineRule="auto"/>
               <w:ind w:firstLine="0"/>
               <w:jc w:val="right"/>
+              <w:widowControl/>
             </w:pPr>
             <w:r>
               <w:rPr>
@@ -8013,6 +8121,7 @@
               <w:spacing w:before="0" w:after="40" w:line="259" w:lineRule="auto"/>
               <w:ind w:firstLine="0"/>
               <w:jc w:val="right"/>
+              <w:widowControl/>
             </w:pPr>
             <w:r>
               <w:rPr>
@@ -8042,6 +8151,7 @@
               <w:spacing w:before="0" w:after="40" w:line="259" w:lineRule="auto"/>
               <w:ind w:firstLine="0"/>
               <w:jc w:val="right"/>
+              <w:widowControl/>
             </w:pPr>
             <w:r>
               <w:rPr>
@@ -8066,6 +8176,7 @@
               <w:spacing w:before="0" w:after="40" w:line="259" w:lineRule="auto"/>
               <w:ind w:firstLine="0"/>
               <w:jc w:val="right"/>
+              <w:widowControl/>
             </w:pPr>
             <w:r>
               <w:rPr>
@@ -8087,6 +8198,7 @@
               <w:spacing w:before="0" w:after="40" w:line="259" w:lineRule="auto"/>
               <w:ind w:firstLine="0"/>
               <w:jc w:val="right"/>
+              <w:widowControl/>
             </w:pPr>
             <w:r>
               <w:rPr>
@@ -8124,6 +8236,7 @@
               <w:spacing w:before="0" w:after="40" w:line="259" w:lineRule="auto"/>
               <w:ind w:firstLine="0"/>
               <w:jc w:val="right"/>
+              <w:widowControl/>
             </w:pPr>
             <w:r>
               <w:rPr>
@@ -8155,9 +8268,9 @@
     <w:p>
       <w:pPr>
         <w:bidi/>
-        <w:ind w:firstLine="238"/>
-        <w:jc w:val="both"/>
-        <w:widowControl/>
+        <w:widowControl/>
+        <w:ind w:firstLine="238"/>
+        <w:jc w:val="right"/>
       </w:pPr>
       <w:r>
         <w:rPr>
@@ -8168,15 +8281,15 @@
         <w:t xml:space="preserve">این سطوح برای آموزش و تشخیص‌اند و نباید به‌عنوان استاندارد رسمی بلوغ معرفی شوند.</w:t>
       </w:r>
     </w:p>
-    <w:bookmarkEnd w:id="71"/>
-    <w:bookmarkStart w:id="72" w:name="agentic-ai-چه-چیزی-را-تغییر-میدهد"/>
+    <w:bookmarkEnd w:id="68"/>
+    <w:bookmarkStart w:id="69" w:name="agentic-ai-چه-چیزی-را-تغییر-میدهد"/>
     <w:p>
       <w:pPr>
         <w:pStyle w:val="Heading2"/>
         <w:bidi/>
+        <w:widowControl/>
         <w:ind w:firstLine="0"/>
         <w:jc w:val="right"/>
-        <w:widowControl/>
         <w:keepNext/>
       </w:pPr>
       <w:r>
@@ -8198,9 +8311,9 @@
     <w:p>
       <w:pPr>
         <w:bidi/>
-        <w:ind w:firstLine="238"/>
-        <w:jc w:val="both"/>
-        <w:widowControl/>
+        <w:widowControl/>
+        <w:ind w:firstLine="238"/>
+        <w:jc w:val="right"/>
       </w:pPr>
       <w:r>
         <w:rPr>
@@ -8229,9 +8342,9 @@
     <w:p>
       <w:pPr>
         <w:bidi/>
-        <w:ind w:firstLine="238"/>
-        <w:jc w:val="both"/>
-        <w:widowControl/>
+        <w:widowControl/>
+        <w:ind w:firstLine="238"/>
+        <w:jc w:val="right"/>
       </w:pPr>
       <w:r>
         <w:rPr>
@@ -8243,8 +8356,9 @@
       </w:r>
       <w:r>
         <w:rPr>
-          <w:rFonts w:ascii="Noto Sans" w:hAnsi="Noto Sans" w:cs="Noto Sans" w:eastAsia="Noto Sans"/>
-          <w:lang w:val="en-US"/>
+          <w:rFonts w:ascii="Noto Sans" w:hAnsi="Noto Sans" w:cs="Noto Naskh Arabic" w:eastAsia="Noto Sans"/>
+          <w:rtl/>
+          <w:lang w:val="fa-IR"/>
         </w:rPr>
         <w:t xml:space="preserve"> </w:t>
       </w:r>
@@ -8291,9 +8405,9 @@
     <w:p>
       <w:pPr>
         <w:bidi/>
-        <w:ind w:firstLine="238"/>
-        <w:jc w:val="both"/>
-        <w:widowControl/>
+        <w:widowControl/>
+        <w:ind w:firstLine="238"/>
+        <w:jc w:val="right"/>
       </w:pPr>
       <w:r>
         <w:rPr>
@@ -8337,9 +8451,9 @@
     <w:p>
       <w:pPr>
         <w:bidi/>
-        <w:ind w:firstLine="238"/>
-        <w:jc w:val="both"/>
-        <w:widowControl/>
+        <w:widowControl/>
+        <w:ind w:firstLine="238"/>
+        <w:jc w:val="right"/>
       </w:pPr>
       <w:r>
         <w:rPr>
@@ -8395,15 +8509,15 @@
         <w:t xml:space="preserve">در فصل ۷ بررسی خواهند شد.</w:t>
       </w:r>
     </w:p>
-    <w:bookmarkEnd w:id="72"/>
-    <w:bookmarkStart w:id="73" w:name="خودمختاری-هدف-نهایی-نیست"/>
+    <w:bookmarkEnd w:id="69"/>
+    <w:bookmarkStart w:id="70" w:name="خودمختاری-هدف-نهایی-نیست"/>
     <w:p>
       <w:pPr>
         <w:pStyle w:val="Heading2"/>
         <w:bidi/>
+        <w:widowControl/>
         <w:ind w:firstLine="0"/>
         <w:jc w:val="right"/>
-        <w:widowControl/>
         <w:keepNext/>
       </w:pPr>
       <w:r>
@@ -8425,9 +8539,9 @@
     <w:p>
       <w:pPr>
         <w:bidi/>
-        <w:ind w:firstLine="238"/>
-        <w:jc w:val="both"/>
-        <w:widowControl/>
+        <w:widowControl/>
+        <w:ind w:firstLine="238"/>
+        <w:jc w:val="right"/>
       </w:pPr>
       <w:r>
         <w:rPr>
@@ -8456,9 +8570,9 @@
     <w:p>
       <w:pPr>
         <w:bidi/>
-        <w:ind w:firstLine="238"/>
-        <w:jc w:val="both"/>
-        <w:widowControl/>
+        <w:widowControl/>
+        <w:ind w:firstLine="238"/>
+        <w:jc w:val="right"/>
       </w:pPr>
       <w:r>
         <w:rPr>
@@ -8470,8 +8584,9 @@
       </w:r>
       <w:r>
         <w:rPr>
-          <w:rFonts w:ascii="Noto Sans" w:hAnsi="Noto Sans" w:cs="Noto Sans" w:eastAsia="Noto Sans"/>
-          <w:lang w:val="en-US"/>
+          <w:rFonts w:ascii="Noto Sans" w:hAnsi="Noto Sans" w:cs="Noto Naskh Arabic" w:eastAsia="Noto Sans"/>
+          <w:rtl/>
+          <w:lang w:val="fa-IR"/>
         </w:rPr>
         <w:t xml:space="preserve"> </w:t>
       </w:r>
@@ -8486,8 +8601,9 @@
       </w:r>
       <w:r>
         <w:rPr>
-          <w:rFonts w:ascii="Noto Sans" w:hAnsi="Noto Sans" w:cs="Noto Sans" w:eastAsia="Noto Sans"/>
-          <w:lang w:val="en-US"/>
+          <w:rFonts w:ascii="Noto Sans" w:hAnsi="Noto Sans" w:cs="Noto Naskh Arabic" w:eastAsia="Noto Sans"/>
+          <w:rtl/>
+          <w:lang w:val="fa-IR"/>
         </w:rPr>
         <w:t xml:space="preserve"> </w:t>
       </w:r>
@@ -8501,8 +8617,9 @@
       </w:r>
       <w:r>
         <w:rPr>
-          <w:rFonts w:ascii="Noto Sans" w:hAnsi="Noto Sans" w:cs="Noto Sans" w:eastAsia="Noto Sans"/>
-          <w:lang w:val="en-US"/>
+          <w:rFonts w:ascii="Noto Sans" w:hAnsi="Noto Sans" w:cs="Noto Naskh Arabic" w:eastAsia="Noto Sans"/>
+          <w:rtl/>
+          <w:lang w:val="fa-IR"/>
         </w:rPr>
         <w:t xml:space="preserve"> </w:t>
       </w:r>
@@ -8527,9 +8644,9 @@
     <w:p>
       <w:pPr>
         <w:bidi/>
-        <w:ind w:firstLine="238"/>
-        <w:jc w:val="both"/>
-        <w:widowControl/>
+        <w:widowControl/>
+        <w:ind w:firstLine="238"/>
+        <w:jc w:val="right"/>
       </w:pPr>
       <w:r>
         <w:rPr>
@@ -8541,8 +8658,9 @@
       </w:r>
       <w:r>
         <w:rPr>
-          <w:rFonts w:ascii="Noto Sans" w:hAnsi="Noto Sans" w:cs="Noto Sans" w:eastAsia="Noto Sans"/>
-          <w:lang w:val="en-US"/>
+          <w:rFonts w:ascii="Noto Sans" w:hAnsi="Noto Sans" w:cs="Noto Naskh Arabic" w:eastAsia="Noto Sans"/>
+          <w:rtl/>
+          <w:lang w:val="fa-IR"/>
         </w:rPr>
         <w:t xml:space="preserve"> </w:t>
       </w:r>
@@ -8558,8 +8676,9 @@
       </w:r>
       <w:r>
         <w:rPr>
-          <w:rFonts w:ascii="Noto Sans" w:hAnsi="Noto Sans" w:cs="Noto Sans" w:eastAsia="Noto Sans"/>
-          <w:lang w:val="en-US"/>
+          <w:rFonts w:ascii="Noto Sans" w:hAnsi="Noto Sans" w:cs="Noto Naskh Arabic" w:eastAsia="Noto Sans"/>
+          <w:rtl/>
+          <w:lang w:val="fa-IR"/>
         </w:rPr>
         <w:t xml:space="preserve"> </w:t>
       </w:r>
@@ -8572,15 +8691,15 @@
         <w:t xml:space="preserve">است.</w:t>
       </w:r>
     </w:p>
-    <w:bookmarkEnd w:id="73"/>
-    <w:bookmarkStart w:id="75" w:name="یک-آزمون-ساده-برای-مدیر"/>
+    <w:bookmarkEnd w:id="70"/>
+    <w:bookmarkStart w:id="72" w:name="یک-آزمون-ساده-برای-مدیر"/>
     <w:p>
       <w:pPr>
         <w:pStyle w:val="Heading2"/>
         <w:bidi/>
+        <w:widowControl/>
         <w:ind w:firstLine="0"/>
         <w:jc w:val="right"/>
-        <w:widowControl/>
         <w:keepNext/>
       </w:pPr>
       <w:r>
@@ -8602,9 +8721,9 @@
     <w:p>
       <w:pPr>
         <w:bidi/>
-        <w:ind w:firstLine="238"/>
-        <w:jc w:val="both"/>
-        <w:widowControl/>
+        <w:widowControl/>
+        <w:ind w:firstLine="238"/>
+        <w:jc w:val="right"/>
       </w:pPr>
       <w:r>
         <w:rPr>
@@ -8638,9 +8757,9 @@
         </w:numPr>
         <w:pStyle w:val="Compact"/>
         <w:bidi/>
-        <w:ind w:firstLine="238"/>
-        <w:jc w:val="both"/>
-        <w:widowControl/>
+        <w:widowControl/>
+        <w:ind w:firstLine="238"/>
+        <w:jc w:val="right"/>
       </w:pPr>
       <w:r>
         <w:rPr>
@@ -8666,9 +8785,9 @@
         </w:numPr>
         <w:pStyle w:val="Compact"/>
         <w:bidi/>
-        <w:ind w:firstLine="238"/>
-        <w:jc w:val="both"/>
-        <w:widowControl/>
+        <w:widowControl/>
+        <w:ind w:firstLine="238"/>
+        <w:jc w:val="right"/>
       </w:pPr>
       <w:r>
         <w:rPr>
@@ -8702,9 +8821,9 @@
         </w:numPr>
         <w:pStyle w:val="Compact"/>
         <w:bidi/>
-        <w:ind w:firstLine="238"/>
-        <w:jc w:val="both"/>
-        <w:widowControl/>
+        <w:widowControl/>
+        <w:ind w:firstLine="238"/>
+        <w:jc w:val="right"/>
       </w:pPr>
       <w:r>
         <w:rPr>
@@ -8738,9 +8857,9 @@
         </w:numPr>
         <w:pStyle w:val="Compact"/>
         <w:bidi/>
-        <w:ind w:firstLine="238"/>
-        <w:jc w:val="both"/>
-        <w:widowControl/>
+        <w:widowControl/>
+        <w:ind w:firstLine="238"/>
+        <w:jc w:val="right"/>
       </w:pPr>
       <w:r>
         <w:rPr>
@@ -8774,9 +8893,9 @@
         </w:numPr>
         <w:pStyle w:val="Compact"/>
         <w:bidi/>
-        <w:ind w:firstLine="238"/>
-        <w:jc w:val="both"/>
-        <w:widowControl/>
+        <w:widowControl/>
+        <w:ind w:firstLine="238"/>
+        <w:jc w:val="right"/>
       </w:pPr>
       <w:r>
         <w:rPr>
@@ -8795,9 +8914,9 @@
         </w:numPr>
         <w:pStyle w:val="Compact"/>
         <w:bidi/>
-        <w:ind w:firstLine="238"/>
-        <w:jc w:val="both"/>
-        <w:widowControl/>
+        <w:widowControl/>
+        <w:ind w:firstLine="238"/>
+        <w:jc w:val="right"/>
       </w:pPr>
       <w:r>
         <w:rPr>
@@ -8816,9 +8935,9 @@
         </w:numPr>
         <w:pStyle w:val="Compact"/>
         <w:bidi/>
-        <w:ind w:firstLine="238"/>
-        <w:jc w:val="both"/>
-        <w:widowControl/>
+        <w:widowControl/>
+        <w:ind w:firstLine="238"/>
+        <w:jc w:val="right"/>
       </w:pPr>
       <w:r>
         <w:rPr>
@@ -8832,9 +8951,9 @@
     <w:p>
       <w:pPr>
         <w:bidi/>
-        <w:ind w:firstLine="238"/>
-        <w:jc w:val="both"/>
-        <w:widowControl/>
+        <w:widowControl/>
+        <w:ind w:firstLine="238"/>
+        <w:jc w:val="right"/>
       </w:pPr>
       <w:r>
         <w:rPr>
@@ -8860,14 +8979,14 @@
         <w:t xml:space="preserve">قرار دارد.</w:t>
       </w:r>
     </w:p>
-    <w:bookmarkStart w:id="74" w:name="جمعبندی-آموزشی"/>
+    <w:bookmarkStart w:id="71" w:name="جمعبندی-آموزشی"/>
     <w:p>
       <w:pPr>
         <w:pStyle w:val="Heading3"/>
         <w:bidi/>
+        <w:widowControl/>
         <w:ind w:firstLine="0"/>
         <w:jc w:val="right"/>
-        <w:widowControl/>
         <w:keepNext/>
       </w:pPr>
       <w:r>
@@ -8882,9 +9001,9 @@
     <w:p>
       <w:pPr>
         <w:bidi/>
-        <w:ind w:firstLine="238"/>
-        <w:jc w:val="both"/>
-        <w:widowControl/>
+        <w:widowControl/>
+        <w:ind w:firstLine="238"/>
+        <w:jc w:val="right"/>
       </w:pPr>
       <w:r>
         <w:rPr>
@@ -8932,17 +9051,184 @@
         <w:t xml:space="preserve">مرز تازه‌ای برای اتوماسیون و طراحی سازمان ایجاد می‌کند، اما هنوز حوزه‌ای نوظهور است و باید همراه با ارزیابی ریسک، حکمرانی و شواهد تجربی دنبال شود.</w:t>
       </w:r>
     </w:p>
+    <w:bookmarkEnd w:id="71"/>
+    <w:bookmarkEnd w:id="72"/>
+    <w:bookmarkEnd w:id="73"/>
+    <w:bookmarkStart w:id="84" w:name="عوامل-موفقیت-و-دلایل-شکست-تحول-دیجیتال"/>
+    <w:p>
+      <w:pPr>
+        <w:pStyle w:val="Heading1"/>
+        <w:bidi/>
+        <w:widowControl/>
+        <w:ind w:firstLine="0"/>
+        <w:jc w:val="right"/>
+        <w:keepNext/>
+      </w:pPr>
+      <w:r>
+        <w:rPr>
+          <w:rFonts w:ascii="Noto Sans" w:hAnsi="Noto Sans" w:cs="Noto Sans" w:eastAsia="Noto Sans"/>
+          <w:lang w:val="en-US"/>
+        </w:rPr>
+        <w:t xml:space="preserve">1.7 </w:t>
+      </w:r>
+      <w:r>
+        <w:rPr>
+          <w:rFonts w:ascii="Noto Sans" w:hAnsi="Noto Sans" w:cs="Noto Naskh Arabic" w:eastAsia="Noto Sans"/>
+          <w:rtl/>
+          <w:lang w:val="fa-IR"/>
+        </w:rPr>
+        <w:t xml:space="preserve">عوامل موفقیت و دلایل شکست تحول دیجیتال</w:t>
+      </w:r>
+    </w:p>
+    <w:p>
+      <w:pPr>
+        <w:bidi/>
+        <w:widowControl/>
+        <w:ind w:firstLine="238"/>
+        <w:jc w:val="right"/>
+      </w:pPr>
+      <w:r>
+        <w:rPr>
+          <w:rFonts w:ascii="Noto Sans" w:hAnsi="Noto Sans" w:cs="Noto Naskh Arabic" w:eastAsia="Noto Sans"/>
+          <w:rtl/>
+          <w:lang w:val="fa-IR"/>
+        </w:rPr>
+        <w:t xml:space="preserve">تحول دیجیتال را نمی‌توان با یک نسخه ثابت اجرا کرد؛ اما پژوهش‌های جدید چند الگوی تکرارشونده را نشان می‌دهند. مهم‌تر از فهرست‌کردن عوامل، فهم رابطه میان آنهاست. فناوری زمانی به تحول تبدیل می‌شود که مسئله، ارزش، قابلیت، فرایند، انسان، معماری، داده و حکمرانی در یک مسیر مشترک قرار گیرند.</w:t>
+      </w:r>
+    </w:p>
+    <w:bookmarkStart w:id="74" w:name="مسئله-و-ارزش-پیش-از-فناوری"/>
+    <w:p>
+      <w:pPr>
+        <w:pStyle w:val="Heading2"/>
+        <w:bidi/>
+        <w:widowControl/>
+        <w:ind w:firstLine="0"/>
+        <w:jc w:val="right"/>
+        <w:keepNext/>
+      </w:pPr>
+      <w:r>
+        <w:rPr>
+          <w:rFonts w:ascii="Noto Sans" w:hAnsi="Noto Sans" w:cs="Noto Sans" w:eastAsia="Noto Sans"/>
+          <w:lang w:val="en-US"/>
+        </w:rPr>
+        <w:t xml:space="preserve">1.7.1 </w:t>
+      </w:r>
+      <w:r>
+        <w:rPr>
+          <w:rFonts w:ascii="Noto Sans" w:hAnsi="Noto Sans" w:cs="Noto Naskh Arabic" w:eastAsia="Noto Sans"/>
+          <w:rtl/>
+          <w:lang w:val="fa-IR"/>
+        </w:rPr>
+        <w:t xml:space="preserve">مسئله و ارزش پیش از فناوری</w:t>
+      </w:r>
+    </w:p>
+    <w:p>
+      <w:pPr>
+        <w:bidi/>
+        <w:widowControl/>
+        <w:ind w:firstLine="238"/>
+        <w:jc w:val="right"/>
+      </w:pPr>
+      <w:r>
+        <w:rPr>
+          <w:rFonts w:ascii="Noto Sans" w:hAnsi="Noto Sans" w:cs="Noto Naskh Arabic" w:eastAsia="Noto Sans"/>
+          <w:rtl/>
+          <w:lang w:val="fa-IR"/>
+        </w:rPr>
+        <w:t xml:space="preserve">شروع صحیح تحول با یک مسئله یا فرصت آغاز می‌شود، نه با نام یک فناوری. مسئله می‌تواند کاهش زمان پاسخ‌گویی مشتری، کاهش خرابی تجهیزات، افزایش دقت پیش‌بینی تقاضا، بهبود کیفیت خدمت یا ایجاد یک محصول جدید باشد.</w:t>
+      </w:r>
+    </w:p>
+    <w:p>
+      <w:pPr>
+        <w:bidi/>
+        <w:widowControl/>
+        <w:ind w:firstLine="238"/>
+        <w:jc w:val="right"/>
+      </w:pPr>
+      <w:r>
+        <w:rPr>
+          <w:rFonts w:ascii="Noto Sans" w:hAnsi="Noto Sans" w:cs="Noto Naskh Arabic" w:eastAsia="Noto Sans"/>
+          <w:rtl/>
+          <w:lang w:val="fa-IR"/>
+        </w:rPr>
+        <w:t xml:space="preserve">تفاوت مهمی میان «هدف فناورانه» و «هدف سازمانی» وجود دارد. «پیاده‌سازی یک مدل زبانی» هدف فناورانه است؛ «کاهش زمان تهیه پاسخ کارشناسی بدون افت کیفیت و با کنترل مسئولیت» هدف سازمانی است. هدف دوم امکان سنجش ارزش و طراحی فرایند مناسب را فراهم می‌کند.</w:t>
+      </w:r>
+    </w:p>
     <w:bookmarkEnd w:id="74"/>
+    <w:bookmarkStart w:id="75" w:name="رهبری-و-مالکیت-سازمانی"/>
+    <w:p>
+      <w:pPr>
+        <w:pStyle w:val="Heading2"/>
+        <w:bidi/>
+        <w:widowControl/>
+        <w:ind w:firstLine="0"/>
+        <w:jc w:val="right"/>
+        <w:keepNext/>
+      </w:pPr>
+      <w:r>
+        <w:rPr>
+          <w:rFonts w:ascii="Noto Sans" w:hAnsi="Noto Sans" w:cs="Noto Sans" w:eastAsia="Noto Sans"/>
+          <w:lang w:val="en-US"/>
+        </w:rPr>
+        <w:t xml:space="preserve">1.7.2 </w:t>
+      </w:r>
+      <w:r>
+        <w:rPr>
+          <w:rFonts w:ascii="Noto Sans" w:hAnsi="Noto Sans" w:cs="Noto Naskh Arabic" w:eastAsia="Noto Sans"/>
+          <w:rtl/>
+          <w:lang w:val="fa-IR"/>
+        </w:rPr>
+        <w:t xml:space="preserve">رهبری و مالکیت سازمانی</w:t>
+      </w:r>
+    </w:p>
+    <w:p>
+      <w:pPr>
+        <w:bidi/>
+        <w:widowControl/>
+        <w:ind w:firstLine="238"/>
+        <w:jc w:val="right"/>
+      </w:pPr>
+      <w:r>
+        <w:rPr>
+          <w:rFonts w:ascii="Noto Sans" w:hAnsi="Noto Sans" w:cs="Noto Naskh Arabic" w:eastAsia="Noto Sans"/>
+          <w:rtl/>
+          <w:lang w:val="fa-IR"/>
+        </w:rPr>
+        <w:t xml:space="preserve">تحول معمولاً از مرز یک واحد سازمانی فراتر می‌رود. بنابراین مدیر ارشد، مالک کسب‌وکار، متخصصان فناوری و صاحبان فرایند باید درباره هدف، اولویت و سطح تغییر مورد نیاز توافق داشته باشند.</w:t>
+      </w:r>
+    </w:p>
+    <w:p>
+      <w:pPr>
+        <w:bidi/>
+        <w:widowControl/>
+        <w:ind w:firstLine="238"/>
+        <w:jc w:val="right"/>
+      </w:pPr>
+      <w:r>
+        <w:rPr>
+          <w:rFonts w:ascii="Noto Sans" w:hAnsi="Noto Sans" w:cs="Noto Naskh Arabic" w:eastAsia="Noto Sans"/>
+          <w:rtl/>
+          <w:lang w:val="fa-IR"/>
+        </w:rPr>
+        <w:t xml:space="preserve">پژوهش‌های ۲۰۲۵ بر نقش رهبری، آمادگی کاربران، فرهنگ و عامل انسانی در موفقیت تحول تأکید دارند. یک مرور نظام‌مند که ۱۸۳ مقاله را تحلیل کرده است، پیشنهاد می‌کند عامل انسانی به‌عنوان یک عامل مستقل و هم‌سطح با عوامل دیگر در طراحی و ارزیابی پروژه‌های تحول دیده شود. [</w:t>
+      </w:r>
+      <w:r>
+        <w:rPr>
+          <w:rFonts w:ascii="Noto Sans" w:hAnsi="Noto Sans" w:cs="Noto Sans" w:eastAsia="Noto Sans"/>
+          <w:lang w:val="en-US"/>
+        </w:rPr>
+        <w:t xml:space="preserve">5]</w:t>
+      </w:r>
+    </w:p>
     <w:bookmarkEnd w:id="75"/>
-    <w:bookmarkEnd w:id="76"/>
-    <w:bookmarkStart w:id="87" w:name="عوامل-موفقیت-و-دلایل-شکست-تحول-دیجیتال"/>
-    <w:p>
-      <w:pPr>
-        <w:pStyle w:val="Heading1"/>
-        <w:bidi/>
+    <w:bookmarkStart w:id="76" w:name="قابلیت-بهجای-خرید-فناوری"/>
+    <w:p>
+      <w:pPr>
+        <w:pStyle w:val="Heading2"/>
+        <w:bidi/>
+        <w:widowControl/>
         <w:ind w:firstLine="0"/>
         <w:jc w:val="right"/>
-        <w:widowControl/>
         <w:keepNext/>
       </w:pPr>
       <w:r>
@@ -8950,173 +9236,6 @@
           <w:rFonts w:ascii="Noto Sans" w:hAnsi="Noto Sans" w:cs="Noto Sans" w:eastAsia="Noto Sans"/>
           <w:lang w:val="en-US"/>
         </w:rPr>
-        <w:t xml:space="preserve">1.7 </w:t>
-      </w:r>
-      <w:r>
-        <w:rPr>
-          <w:rFonts w:ascii="Noto Sans" w:hAnsi="Noto Sans" w:cs="Noto Naskh Arabic" w:eastAsia="Noto Sans"/>
-          <w:rtl/>
-          <w:lang w:val="fa-IR"/>
-        </w:rPr>
-        <w:t xml:space="preserve">عوامل موفقیت و دلایل شکست تحول دیجیتال</w:t>
-      </w:r>
-    </w:p>
-    <w:p>
-      <w:pPr>
-        <w:bidi/>
-        <w:ind w:firstLine="238"/>
-        <w:jc w:val="both"/>
-        <w:widowControl/>
-      </w:pPr>
-      <w:r>
-        <w:rPr>
-          <w:rFonts w:ascii="Noto Sans" w:hAnsi="Noto Sans" w:cs="Noto Naskh Arabic" w:eastAsia="Noto Sans"/>
-          <w:rtl/>
-          <w:lang w:val="fa-IR"/>
-        </w:rPr>
-        <w:t xml:space="preserve">تحول دیجیتال را نمی‌توان با یک نسخه ثابت اجرا کرد؛ اما پژوهش‌های جدید چند الگوی تکرارشونده را نشان می‌دهند. مهم‌تر از فهرست‌کردن عوامل، فهم رابطه میان آنهاست. فناوری زمانی به تحول تبدیل می‌شود که مسئله، ارزش، قابلیت، فرایند، انسان، معماری، داده و حکمرانی در یک مسیر مشترک قرار گیرند.</w:t>
-      </w:r>
-    </w:p>
-    <w:bookmarkStart w:id="77" w:name="مسئله-و-ارزش-پیش-از-فناوری"/>
-    <w:p>
-      <w:pPr>
-        <w:pStyle w:val="Heading2"/>
-        <w:bidi/>
-        <w:ind w:firstLine="0"/>
-        <w:jc w:val="right"/>
-        <w:widowControl/>
-        <w:keepNext/>
-      </w:pPr>
-      <w:r>
-        <w:rPr>
-          <w:rFonts w:ascii="Noto Sans" w:hAnsi="Noto Sans" w:cs="Noto Sans" w:eastAsia="Noto Sans"/>
-          <w:lang w:val="en-US"/>
-        </w:rPr>
-        <w:t xml:space="preserve">1.7.1 </w:t>
-      </w:r>
-      <w:r>
-        <w:rPr>
-          <w:rFonts w:ascii="Noto Sans" w:hAnsi="Noto Sans" w:cs="Noto Naskh Arabic" w:eastAsia="Noto Sans"/>
-          <w:rtl/>
-          <w:lang w:val="fa-IR"/>
-        </w:rPr>
-        <w:t xml:space="preserve">مسئله و ارزش پیش از فناوری</w:t>
-      </w:r>
-    </w:p>
-    <w:p>
-      <w:pPr>
-        <w:bidi/>
-        <w:ind w:firstLine="238"/>
-        <w:jc w:val="both"/>
-        <w:widowControl/>
-      </w:pPr>
-      <w:r>
-        <w:rPr>
-          <w:rFonts w:ascii="Noto Sans" w:hAnsi="Noto Sans" w:cs="Noto Naskh Arabic" w:eastAsia="Noto Sans"/>
-          <w:rtl/>
-          <w:lang w:val="fa-IR"/>
-        </w:rPr>
-        <w:t xml:space="preserve">شروع صحیح تحول با یک مسئله یا فرصت آغاز می‌شود، نه با نام یک فناوری. مسئله می‌تواند کاهش زمان پاسخ‌گویی مشتری، کاهش خرابی تجهیزات، افزایش دقت پیش‌بینی تقاضا، بهبود کیفیت خدمت یا ایجاد یک محصول جدید باشد.</w:t>
-      </w:r>
-    </w:p>
-    <w:p>
-      <w:pPr>
-        <w:bidi/>
-        <w:ind w:firstLine="238"/>
-        <w:jc w:val="both"/>
-        <w:widowControl/>
-      </w:pPr>
-      <w:r>
-        <w:rPr>
-          <w:rFonts w:ascii="Noto Sans" w:hAnsi="Noto Sans" w:cs="Noto Naskh Arabic" w:eastAsia="Noto Sans"/>
-          <w:rtl/>
-          <w:lang w:val="fa-IR"/>
-        </w:rPr>
-        <w:t xml:space="preserve">تفاوت مهمی میان «هدف فناورانه» و «هدف سازمانی» وجود دارد. «پیاده‌سازی یک مدل زبانی» هدف فناورانه است؛ «کاهش زمان تهیه پاسخ کارشناسی بدون افت کیفیت و با کنترل مسئولیت» هدف سازمانی است. هدف دوم امکان سنجش ارزش و طراحی فرایند مناسب را فراهم می‌کند.</w:t>
-      </w:r>
-    </w:p>
-    <w:bookmarkEnd w:id="77"/>
-    <w:bookmarkStart w:id="78" w:name="رهبری-و-مالکیت-سازمانی"/>
-    <w:p>
-      <w:pPr>
-        <w:pStyle w:val="Heading2"/>
-        <w:bidi/>
-        <w:ind w:firstLine="0"/>
-        <w:jc w:val="right"/>
-        <w:widowControl/>
-        <w:keepNext/>
-      </w:pPr>
-      <w:r>
-        <w:rPr>
-          <w:rFonts w:ascii="Noto Sans" w:hAnsi="Noto Sans" w:cs="Noto Sans" w:eastAsia="Noto Sans"/>
-          <w:lang w:val="en-US"/>
-        </w:rPr>
-        <w:t xml:space="preserve">1.7.2 </w:t>
-      </w:r>
-      <w:r>
-        <w:rPr>
-          <w:rFonts w:ascii="Noto Sans" w:hAnsi="Noto Sans" w:cs="Noto Naskh Arabic" w:eastAsia="Noto Sans"/>
-          <w:rtl/>
-          <w:lang w:val="fa-IR"/>
-        </w:rPr>
-        <w:t xml:space="preserve">رهبری و مالکیت سازمانی</w:t>
-      </w:r>
-    </w:p>
-    <w:p>
-      <w:pPr>
-        <w:bidi/>
-        <w:ind w:firstLine="238"/>
-        <w:jc w:val="both"/>
-        <w:widowControl/>
-      </w:pPr>
-      <w:r>
-        <w:rPr>
-          <w:rFonts w:ascii="Noto Sans" w:hAnsi="Noto Sans" w:cs="Noto Naskh Arabic" w:eastAsia="Noto Sans"/>
-          <w:rtl/>
-          <w:lang w:val="fa-IR"/>
-        </w:rPr>
-        <w:t xml:space="preserve">تحول معمولاً از مرز یک واحد سازمانی فراتر می‌رود. بنابراین مدیر ارشد، مالک کسب‌وکار، متخصصان فناوری و صاحبان فرایند باید درباره هدف، اولویت و سطح تغییر مورد نیاز توافق داشته باشند.</w:t>
-      </w:r>
-    </w:p>
-    <w:p>
-      <w:pPr>
-        <w:bidi/>
-        <w:ind w:firstLine="238"/>
-        <w:jc w:val="both"/>
-        <w:widowControl/>
-      </w:pPr>
-      <w:r>
-        <w:rPr>
-          <w:rFonts w:ascii="Noto Sans" w:hAnsi="Noto Sans" w:cs="Noto Naskh Arabic" w:eastAsia="Noto Sans"/>
-          <w:rtl/>
-          <w:lang w:val="fa-IR"/>
-        </w:rPr>
-        <w:t xml:space="preserve">پژوهش‌های ۲۰۲۵ بر نقش رهبری، آمادگی کاربران، فرهنگ و عامل انسانی در موفقیت تحول تأکید دارند. یک مرور نظام‌مند که ۱۸۳ مقاله را تحلیل کرده است، پیشنهاد می‌کند عامل انسانی به‌عنوان یک عامل مستقل و هم‌سطح با عوامل دیگر در طراحی و ارزیابی پروژه‌های تحول دیده شود. [</w:t>
-      </w:r>
-      <w:r>
-        <w:rPr>
-          <w:rFonts w:ascii="Noto Sans" w:hAnsi="Noto Sans" w:cs="Noto Sans" w:eastAsia="Noto Sans"/>
-          <w:lang w:val="en-US"/>
-        </w:rPr>
-        <w:t xml:space="preserve">5]</w:t>
-      </w:r>
-    </w:p>
-    <w:bookmarkEnd w:id="78"/>
-    <w:bookmarkStart w:id="79" w:name="قابلیت-بهجای-خرید-فناوری"/>
-    <w:p>
-      <w:pPr>
-        <w:pStyle w:val="Heading2"/>
-        <w:bidi/>
-        <w:ind w:firstLine="0"/>
-        <w:jc w:val="right"/>
-        <w:widowControl/>
-        <w:keepNext/>
-      </w:pPr>
-      <w:r>
-        <w:rPr>
-          <w:rFonts w:ascii="Noto Sans" w:hAnsi="Noto Sans" w:cs="Noto Sans" w:eastAsia="Noto Sans"/>
-          <w:lang w:val="en-US"/>
-        </w:rPr>
         <w:t xml:space="preserve">1.7.3 </w:t>
       </w:r>
       <w:r>
@@ -9131,9 +9250,9 @@
     <w:p>
       <w:pPr>
         <w:bidi/>
-        <w:ind w:firstLine="238"/>
-        <w:jc w:val="both"/>
-        <w:widowControl/>
+        <w:widowControl/>
+        <w:ind w:firstLine="238"/>
+        <w:jc w:val="right"/>
       </w:pPr>
       <w:r>
         <w:rPr>
@@ -9145,8 +9264,9 @@
       </w:r>
       <w:r>
         <w:rPr>
-          <w:rFonts w:ascii="Noto Sans" w:hAnsi="Noto Sans" w:cs="Noto Sans" w:eastAsia="Noto Sans"/>
-          <w:lang w:val="en-US"/>
+          <w:rFonts w:ascii="Noto Sans" w:hAnsi="Noto Sans" w:cs="Noto Naskh Arabic" w:eastAsia="Noto Sans"/>
+          <w:rtl/>
+          <w:lang w:val="fa-IR"/>
         </w:rPr>
         <w:t xml:space="preserve"> </w:t>
       </w:r>
@@ -9162,8 +9282,9 @@
       </w:r>
       <w:r>
         <w:rPr>
-          <w:rFonts w:ascii="Noto Sans" w:hAnsi="Noto Sans" w:cs="Noto Sans" w:eastAsia="Noto Sans"/>
-          <w:lang w:val="en-US"/>
+          <w:rFonts w:ascii="Noto Sans" w:hAnsi="Noto Sans" w:cs="Noto Naskh Arabic" w:eastAsia="Noto Sans"/>
+          <w:rtl/>
+          <w:lang w:val="fa-IR"/>
         </w:rPr>
         <w:t xml:space="preserve"> </w:t>
       </w:r>
@@ -9179,9 +9300,9 @@
     <w:p>
       <w:pPr>
         <w:bidi/>
-        <w:ind w:firstLine="238"/>
-        <w:jc w:val="both"/>
-        <w:widowControl/>
+        <w:widowControl/>
+        <w:ind w:firstLine="238"/>
+        <w:jc w:val="right"/>
       </w:pPr>
       <w:r>
         <w:rPr>
@@ -9195,9 +9316,9 @@
     <w:p>
       <w:pPr>
         <w:bidi/>
-        <w:ind w:firstLine="238"/>
-        <w:jc w:val="both"/>
-        <w:widowControl/>
+        <w:widowControl/>
+        <w:ind w:firstLine="238"/>
+        <w:jc w:val="right"/>
       </w:pPr>
       <w:r>
         <w:rPr>
@@ -9238,15 +9359,214 @@
         <w:t xml:space="preserve">را می‌سازد و فصل ۷ آنها را در عملیات به کار می‌گیرد.</w:t>
       </w:r>
     </w:p>
+    <w:bookmarkEnd w:id="76"/>
+    <w:bookmarkStart w:id="77" w:name="داده-معماری-و-زیرساخت"/>
+    <w:p>
+      <w:pPr>
+        <w:pStyle w:val="Heading2"/>
+        <w:bidi/>
+        <w:widowControl/>
+        <w:ind w:firstLine="0"/>
+        <w:jc w:val="right"/>
+        <w:keepNext/>
+      </w:pPr>
+      <w:r>
+        <w:rPr>
+          <w:rFonts w:ascii="Noto Sans" w:hAnsi="Noto Sans" w:cs="Noto Sans" w:eastAsia="Noto Sans"/>
+          <w:lang w:val="en-US"/>
+        </w:rPr>
+        <w:t xml:space="preserve">1.7.4 </w:t>
+      </w:r>
+      <w:r>
+        <w:rPr>
+          <w:rFonts w:ascii="Noto Sans" w:hAnsi="Noto Sans" w:cs="Noto Naskh Arabic" w:eastAsia="Noto Sans"/>
+          <w:rtl/>
+          <w:lang w:val="fa-IR"/>
+        </w:rPr>
+        <w:t xml:space="preserve">داده، معماری و زیرساخت</w:t>
+      </w:r>
+    </w:p>
+    <w:p>
+      <w:pPr>
+        <w:bidi/>
+        <w:widowControl/>
+        <w:ind w:firstLine="238"/>
+        <w:jc w:val="right"/>
+      </w:pPr>
+      <w:r>
+        <w:rPr>
+          <w:rFonts w:ascii="Noto Sans" w:hAnsi="Noto Sans" w:cs="Noto Naskh Arabic" w:eastAsia="Noto Sans"/>
+          <w:rtl/>
+          <w:lang w:val="fa-IR"/>
+        </w:rPr>
+        <w:t xml:space="preserve">هوش مصنوعی بدون داده قابل اتکا، یکپارچگی و زیرساخت مناسب نمی‌تواند به‌صورت پایدار ارزش ایجاد کند. مسئله فقط حجم داده نیست؛ کیفیت، مالکیت، دسترسی، معنا، امنیت و به‌روزبودن نیز مهم‌اند.</w:t>
+      </w:r>
+    </w:p>
+    <w:p>
+      <w:pPr>
+        <w:bidi/>
+        <w:widowControl/>
+        <w:ind w:firstLine="238"/>
+        <w:jc w:val="right"/>
+      </w:pPr>
+      <w:r>
+        <w:rPr>
+          <w:rFonts w:ascii="Noto Sans" w:hAnsi="Noto Sans" w:cs="Noto Naskh Arabic" w:eastAsia="Noto Sans"/>
+          <w:rtl/>
+          <w:lang w:val="fa-IR"/>
+        </w:rPr>
+        <w:t xml:space="preserve">به همین ترتیب، ابتکارهای مستقل ممکن است در یک آزمایش کوچک موفق باشند اما هنگام مقیاس‌گذاری با مشکل هویت، یکپارچگی، داده یا وابستگی به سامانه‌های قدیمی مواجه شوند. اینجاست که معماری سازمانی از یک موضوع فنی به یک الزام تحول تبدیل می‌شود.</w:t>
+      </w:r>
+    </w:p>
+    <w:bookmarkEnd w:id="77"/>
+    <w:bookmarkStart w:id="78" w:name="انسان-مهارت-و-تغییر-رفتار"/>
+    <w:p>
+      <w:pPr>
+        <w:pStyle w:val="Heading2"/>
+        <w:bidi/>
+        <w:widowControl/>
+        <w:ind w:firstLine="0"/>
+        <w:jc w:val="right"/>
+        <w:keepNext/>
+      </w:pPr>
+      <w:r>
+        <w:rPr>
+          <w:rFonts w:ascii="Noto Sans" w:hAnsi="Noto Sans" w:cs="Noto Sans" w:eastAsia="Noto Sans"/>
+          <w:lang w:val="en-US"/>
+        </w:rPr>
+        <w:t xml:space="preserve">1.7.5 </w:t>
+      </w:r>
+      <w:r>
+        <w:rPr>
+          <w:rFonts w:ascii="Noto Sans" w:hAnsi="Noto Sans" w:cs="Noto Naskh Arabic" w:eastAsia="Noto Sans"/>
+          <w:rtl/>
+          <w:lang w:val="fa-IR"/>
+        </w:rPr>
+        <w:t xml:space="preserve">انسان، مهارت و تغییر رفتار</w:t>
+      </w:r>
+    </w:p>
+    <w:p>
+      <w:pPr>
+        <w:bidi/>
+        <w:widowControl/>
+        <w:ind w:firstLine="238"/>
+        <w:jc w:val="right"/>
+      </w:pPr>
+      <w:r>
+        <w:rPr>
+          <w:rFonts w:ascii="Noto Sans" w:hAnsi="Noto Sans" w:cs="Noto Naskh Arabic" w:eastAsia="Noto Sans"/>
+          <w:rtl/>
+          <w:lang w:val="fa-IR"/>
+        </w:rPr>
+        <w:t xml:space="preserve">کارکنان کاربران منفعل فناوری نیستند. آنها بخشی از سیستم تحول‌اند. استفاده موفق از فناوری ممکن است به تغییر نقش‌ها، شاخص‌های عملکرد، مهارت‌ها و حتی تقسیم اختیار میان انسان و ماشین نیاز داشته باشد.</w:t>
+      </w:r>
+    </w:p>
+    <w:p>
+      <w:pPr>
+        <w:bidi/>
+        <w:widowControl/>
+        <w:ind w:firstLine="238"/>
+        <w:jc w:val="right"/>
+      </w:pPr>
+      <w:r>
+        <w:rPr>
+          <w:rFonts w:ascii="Noto Sans" w:hAnsi="Noto Sans" w:cs="Noto Naskh Arabic" w:eastAsia="Noto Sans"/>
+          <w:rtl/>
+          <w:lang w:val="fa-IR"/>
+        </w:rPr>
+        <w:t xml:space="preserve">شواهد پژوهشی ۲۰۲۵ نیز این تغییر نگاه را پشتیبانی می‌کنند و نشان می‌دهند عامل انسانی، یادگیری، فرهنگ و آمادگی کارکنان با موفقیت تحول ارتباط دارند. [</w:t>
+      </w:r>
+      <w:r>
+        <w:rPr>
+          <w:rFonts w:ascii="Noto Sans" w:hAnsi="Noto Sans" w:cs="Noto Sans" w:eastAsia="Noto Sans"/>
+          <w:lang w:val="en-US"/>
+        </w:rPr>
+        <w:t xml:space="preserve">5][6]</w:t>
+      </w:r>
+    </w:p>
+    <w:bookmarkEnd w:id="78"/>
+    <w:bookmarkStart w:id="79" w:name="حکمرانی-از-ابتدا-نه-در-انتها"/>
+    <w:p>
+      <w:pPr>
+        <w:pStyle w:val="Heading2"/>
+        <w:bidi/>
+        <w:widowControl/>
+        <w:ind w:firstLine="0"/>
+        <w:jc w:val="right"/>
+        <w:keepNext/>
+      </w:pPr>
+      <w:r>
+        <w:rPr>
+          <w:rFonts w:ascii="Noto Sans" w:hAnsi="Noto Sans" w:cs="Noto Sans" w:eastAsia="Noto Sans"/>
+          <w:lang w:val="en-US"/>
+        </w:rPr>
+        <w:t xml:space="preserve">1.7.6 </w:t>
+      </w:r>
+      <w:r>
+        <w:rPr>
+          <w:rFonts w:ascii="Noto Sans" w:hAnsi="Noto Sans" w:cs="Noto Naskh Arabic" w:eastAsia="Noto Sans"/>
+          <w:rtl/>
+          <w:lang w:val="fa-IR"/>
+        </w:rPr>
+        <w:t xml:space="preserve">حکمرانی از ابتدا، نه در انتها</w:t>
+      </w:r>
+    </w:p>
+    <w:p>
+      <w:pPr>
+        <w:bidi/>
+        <w:widowControl/>
+        <w:ind w:firstLine="238"/>
+        <w:jc w:val="right"/>
+      </w:pPr>
+      <w:r>
+        <w:rPr>
+          <w:rFonts w:ascii="Noto Sans" w:hAnsi="Noto Sans" w:cs="Noto Naskh Arabic" w:eastAsia="Noto Sans"/>
+          <w:rtl/>
+          <w:lang w:val="fa-IR"/>
+        </w:rPr>
+        <w:t xml:space="preserve">در پروژه‌های </w:t>
+      </w:r>
+      <w:r>
+        <w:rPr>
+          <w:rFonts w:ascii="Noto Sans" w:hAnsi="Noto Sans" w:cs="Noto Sans" w:eastAsia="Noto Sans"/>
+          <w:lang w:val="en-US"/>
+        </w:rPr>
+        <w:t xml:space="preserve">AI</w:t>
+      </w:r>
+      <w:r>
+        <w:rPr>
+          <w:rFonts w:ascii="Noto Sans" w:hAnsi="Noto Sans" w:cs="Noto Naskh Arabic" w:eastAsia="Noto Sans"/>
+          <w:rtl/>
+          <w:lang w:val="fa-IR"/>
+        </w:rPr>
+        <w:t xml:space="preserve">، حکمرانی نباید بعد از استقرار اضافه شود. سطح دسترسی، نظارت انسانی، ثبت فعالیت، مدیریت خطا، حریم خصوصی، مسئولیت‌پذیری و معیارهای توقف باید از مرحله طراحی دیده شوند.</w:t>
+      </w:r>
+    </w:p>
+    <w:p>
+      <w:pPr>
+        <w:bidi/>
+        <w:widowControl/>
+        <w:ind w:firstLine="238"/>
+        <w:jc w:val="right"/>
+      </w:pPr>
+      <w:r>
+        <w:rPr>
+          <w:rFonts w:ascii="Noto Sans" w:hAnsi="Noto Sans" w:cs="Noto Naskh Arabic" w:eastAsia="Noto Sans"/>
+          <w:rtl/>
+          <w:lang w:val="fa-IR"/>
+        </w:rPr>
+        <w:t xml:space="preserve">این اصل در فصل ۹ به‌صورت کامل بررسی خواهد شد. در فصل اول فقط باید آن را به‌عنوان یک جزء ضروری سیستم تحول بشناسیم.</w:t>
+      </w:r>
+    </w:p>
     <w:bookmarkEnd w:id="79"/>
-    <w:bookmarkStart w:id="80" w:name="داده-معماری-و-زیرساخت"/>
+    <w:bookmarkStart w:id="80" w:name="الگوی-شکست-وقتی-اجزا-همراستا-نیستند"/>
     <w:p>
       <w:pPr>
         <w:pStyle w:val="Heading2"/>
         <w:bidi/>
+        <w:widowControl/>
         <w:ind w:firstLine="0"/>
         <w:jc w:val="right"/>
-        <w:widowControl/>
         <w:keepNext/>
       </w:pPr>
       <w:r>
@@ -9254,205 +9574,6 @@
           <w:rFonts w:ascii="Noto Sans" w:hAnsi="Noto Sans" w:cs="Noto Sans" w:eastAsia="Noto Sans"/>
           <w:lang w:val="en-US"/>
         </w:rPr>
-        <w:t xml:space="preserve">1.7.4 </w:t>
-      </w:r>
-      <w:r>
-        <w:rPr>
-          <w:rFonts w:ascii="Noto Sans" w:hAnsi="Noto Sans" w:cs="Noto Naskh Arabic" w:eastAsia="Noto Sans"/>
-          <w:rtl/>
-          <w:lang w:val="fa-IR"/>
-        </w:rPr>
-        <w:t xml:space="preserve">داده، معماری و زیرساخت</w:t>
-      </w:r>
-    </w:p>
-    <w:p>
-      <w:pPr>
-        <w:bidi/>
-        <w:ind w:firstLine="238"/>
-        <w:jc w:val="both"/>
-        <w:widowControl/>
-      </w:pPr>
-      <w:r>
-        <w:rPr>
-          <w:rFonts w:ascii="Noto Sans" w:hAnsi="Noto Sans" w:cs="Noto Naskh Arabic" w:eastAsia="Noto Sans"/>
-          <w:rtl/>
-          <w:lang w:val="fa-IR"/>
-        </w:rPr>
-        <w:t xml:space="preserve">هوش مصنوعی بدون داده قابل اتکا، یکپارچگی و زیرساخت مناسب نمی‌تواند به‌صورت پایدار ارزش ایجاد کند. مسئله فقط حجم داده نیست؛ کیفیت، مالکیت، دسترسی، معنا، امنیت و به‌روزبودن نیز مهم‌اند.</w:t>
-      </w:r>
-    </w:p>
-    <w:p>
-      <w:pPr>
-        <w:bidi/>
-        <w:ind w:firstLine="238"/>
-        <w:jc w:val="both"/>
-        <w:widowControl/>
-      </w:pPr>
-      <w:r>
-        <w:rPr>
-          <w:rFonts w:ascii="Noto Sans" w:hAnsi="Noto Sans" w:cs="Noto Naskh Arabic" w:eastAsia="Noto Sans"/>
-          <w:rtl/>
-          <w:lang w:val="fa-IR"/>
-        </w:rPr>
-        <w:t xml:space="preserve">به همین ترتیب، ابتکارهای مستقل ممکن است در یک آزمایش کوچک موفق باشند اما هنگام مقیاس‌گذاری با مشکل هویت، یکپارچگی، داده یا وابستگی به سامانه‌های قدیمی مواجه شوند. اینجاست که معماری سازمانی از یک موضوع فنی به یک الزام تحول تبدیل می‌شود.</w:t>
-      </w:r>
-    </w:p>
-    <w:bookmarkEnd w:id="80"/>
-    <w:bookmarkStart w:id="81" w:name="انسان-مهارت-و-تغییر-رفتار"/>
-    <w:p>
-      <w:pPr>
-        <w:pStyle w:val="Heading2"/>
-        <w:bidi/>
-        <w:ind w:firstLine="0"/>
-        <w:jc w:val="right"/>
-        <w:widowControl/>
-        <w:keepNext/>
-      </w:pPr>
-      <w:r>
-        <w:rPr>
-          <w:rFonts w:ascii="Noto Sans" w:hAnsi="Noto Sans" w:cs="Noto Sans" w:eastAsia="Noto Sans"/>
-          <w:lang w:val="en-US"/>
-        </w:rPr>
-        <w:t xml:space="preserve">1.7.5 </w:t>
-      </w:r>
-      <w:r>
-        <w:rPr>
-          <w:rFonts w:ascii="Noto Sans" w:hAnsi="Noto Sans" w:cs="Noto Naskh Arabic" w:eastAsia="Noto Sans"/>
-          <w:rtl/>
-          <w:lang w:val="fa-IR"/>
-        </w:rPr>
-        <w:t xml:space="preserve">انسان، مهارت و تغییر رفتار</w:t>
-      </w:r>
-    </w:p>
-    <w:p>
-      <w:pPr>
-        <w:bidi/>
-        <w:ind w:firstLine="238"/>
-        <w:jc w:val="both"/>
-        <w:widowControl/>
-      </w:pPr>
-      <w:r>
-        <w:rPr>
-          <w:rFonts w:ascii="Noto Sans" w:hAnsi="Noto Sans" w:cs="Noto Naskh Arabic" w:eastAsia="Noto Sans"/>
-          <w:rtl/>
-          <w:lang w:val="fa-IR"/>
-        </w:rPr>
-        <w:t xml:space="preserve">کارکنان کاربران منفعل فناوری نیستند. آنها بخشی از سیستم تحول‌اند. استفاده موفق از فناوری ممکن است به تغییر نقش‌ها، شاخص‌های عملکرد، مهارت‌ها و حتی تقسیم اختیار میان انسان و ماشین نیاز داشته باشد.</w:t>
-      </w:r>
-    </w:p>
-    <w:p>
-      <w:pPr>
-        <w:bidi/>
-        <w:ind w:firstLine="238"/>
-        <w:jc w:val="both"/>
-        <w:widowControl/>
-      </w:pPr>
-      <w:r>
-        <w:rPr>
-          <w:rFonts w:ascii="Noto Sans" w:hAnsi="Noto Sans" w:cs="Noto Naskh Arabic" w:eastAsia="Noto Sans"/>
-          <w:rtl/>
-          <w:lang w:val="fa-IR"/>
-        </w:rPr>
-        <w:t xml:space="preserve">شواهد پژوهشی ۲۰۲۵ نیز این تغییر نگاه را پشتیبانی می‌کنند و نشان می‌دهند عامل انسانی، یادگیری، فرهنگ و آمادگی کارکنان با موفقیت تحول ارتباط دارند. [</w:t>
-      </w:r>
-      <w:r>
-        <w:rPr>
-          <w:rFonts w:ascii="Noto Sans" w:hAnsi="Noto Sans" w:cs="Noto Sans" w:eastAsia="Noto Sans"/>
-          <w:lang w:val="en-US"/>
-        </w:rPr>
-        <w:t xml:space="preserve">5][6]</w:t>
-      </w:r>
-    </w:p>
-    <w:bookmarkEnd w:id="81"/>
-    <w:bookmarkStart w:id="82" w:name="حکمرانی-از-ابتدا-نه-در-انتها"/>
-    <w:p>
-      <w:pPr>
-        <w:pStyle w:val="Heading2"/>
-        <w:bidi/>
-        <w:ind w:firstLine="0"/>
-        <w:jc w:val="right"/>
-        <w:widowControl/>
-        <w:keepNext/>
-      </w:pPr>
-      <w:r>
-        <w:rPr>
-          <w:rFonts w:ascii="Noto Sans" w:hAnsi="Noto Sans" w:cs="Noto Sans" w:eastAsia="Noto Sans"/>
-          <w:lang w:val="en-US"/>
-        </w:rPr>
-        <w:t xml:space="preserve">1.7.6 </w:t>
-      </w:r>
-      <w:r>
-        <w:rPr>
-          <w:rFonts w:ascii="Noto Sans" w:hAnsi="Noto Sans" w:cs="Noto Naskh Arabic" w:eastAsia="Noto Sans"/>
-          <w:rtl/>
-          <w:lang w:val="fa-IR"/>
-        </w:rPr>
-        <w:t xml:space="preserve">حکمرانی از ابتدا، نه در انتها</w:t>
-      </w:r>
-    </w:p>
-    <w:p>
-      <w:pPr>
-        <w:bidi/>
-        <w:ind w:firstLine="238"/>
-        <w:jc w:val="both"/>
-        <w:widowControl/>
-      </w:pPr>
-      <w:r>
-        <w:rPr>
-          <w:rFonts w:ascii="Noto Sans" w:hAnsi="Noto Sans" w:cs="Noto Naskh Arabic" w:eastAsia="Noto Sans"/>
-          <w:rtl/>
-          <w:lang w:val="fa-IR"/>
-        </w:rPr>
-        <w:t xml:space="preserve">در پروژه‌های </w:t>
-      </w:r>
-      <w:r>
-        <w:rPr>
-          <w:rFonts w:ascii="Noto Sans" w:hAnsi="Noto Sans" w:cs="Noto Sans" w:eastAsia="Noto Sans"/>
-          <w:lang w:val="en-US"/>
-        </w:rPr>
-        <w:t xml:space="preserve">AI</w:t>
-      </w:r>
-      <w:r>
-        <w:rPr>
-          <w:rFonts w:ascii="Noto Sans" w:hAnsi="Noto Sans" w:cs="Noto Naskh Arabic" w:eastAsia="Noto Sans"/>
-          <w:rtl/>
-          <w:lang w:val="fa-IR"/>
-        </w:rPr>
-        <w:t xml:space="preserve">، حکمرانی نباید بعد از استقرار اضافه شود. سطح دسترسی، نظارت انسانی، ثبت فعالیت، مدیریت خطا، حریم خصوصی، مسئولیت‌پذیری و معیارهای توقف باید از مرحله طراحی دیده شوند.</w:t>
-      </w:r>
-    </w:p>
-    <w:p>
-      <w:pPr>
-        <w:bidi/>
-        <w:ind w:firstLine="238"/>
-        <w:jc w:val="both"/>
-        <w:widowControl/>
-      </w:pPr>
-      <w:r>
-        <w:rPr>
-          <w:rFonts w:ascii="Noto Sans" w:hAnsi="Noto Sans" w:cs="Noto Naskh Arabic" w:eastAsia="Noto Sans"/>
-          <w:rtl/>
-          <w:lang w:val="fa-IR"/>
-        </w:rPr>
-        <w:t xml:space="preserve">این اصل در فصل ۹ به‌صورت کامل بررسی خواهد شد. در فصل اول فقط باید آن را به‌عنوان یک جزء ضروری سیستم تحول بشناسیم.</w:t>
-      </w:r>
-    </w:p>
-    <w:bookmarkEnd w:id="82"/>
-    <w:bookmarkStart w:id="83" w:name="الگوی-شکست-وقتی-اجزا-همراستا-نیستند"/>
-    <w:p>
-      <w:pPr>
-        <w:pStyle w:val="Heading2"/>
-        <w:bidi/>
-        <w:ind w:firstLine="0"/>
-        <w:jc w:val="right"/>
-        <w:widowControl/>
-        <w:keepNext/>
-      </w:pPr>
-      <w:r>
-        <w:rPr>
-          <w:rFonts w:ascii="Noto Sans" w:hAnsi="Noto Sans" w:cs="Noto Sans" w:eastAsia="Noto Sans"/>
-          <w:lang w:val="en-US"/>
-        </w:rPr>
         <w:t xml:space="preserve">1.7.7 </w:t>
       </w:r>
       <w:r>
@@ -9467,9 +9588,9 @@
     <w:p>
       <w:pPr>
         <w:bidi/>
-        <w:ind w:firstLine="238"/>
-        <w:jc w:val="both"/>
-        <w:widowControl/>
+        <w:widowControl/>
+        <w:ind w:firstLine="238"/>
+        <w:jc w:val="right"/>
       </w:pPr>
       <w:r>
         <w:rPr>
@@ -9481,8 +9602,9 @@
       </w:r>
       <w:r>
         <w:rPr>
-          <w:rFonts w:ascii="Noto Sans" w:hAnsi="Noto Sans" w:cs="Noto Sans" w:eastAsia="Noto Sans"/>
-          <w:lang w:val="en-US"/>
+          <w:rFonts w:ascii="Noto Sans" w:hAnsi="Noto Sans" w:cs="Noto Naskh Arabic" w:eastAsia="Noto Sans"/>
+          <w:rtl/>
+          <w:lang w:val="fa-IR"/>
         </w:rPr>
         <w:t xml:space="preserve"> </w:t>
       </w:r>
@@ -9498,8 +9620,9 @@
       </w:r>
       <w:r>
         <w:rPr>
-          <w:rFonts w:ascii="Noto Sans" w:hAnsi="Noto Sans" w:cs="Noto Sans" w:eastAsia="Noto Sans"/>
-          <w:lang w:val="en-US"/>
+          <w:rFonts w:ascii="Noto Sans" w:hAnsi="Noto Sans" w:cs="Noto Naskh Arabic" w:eastAsia="Noto Sans"/>
+          <w:rtl/>
+          <w:lang w:val="fa-IR"/>
         </w:rPr>
         <w:t xml:space="preserve"> </w:t>
       </w:r>
@@ -9515,9 +9638,9 @@
     <w:p>
       <w:pPr>
         <w:bidi/>
-        <w:ind w:firstLine="238"/>
-        <w:jc w:val="both"/>
-        <w:widowControl/>
+        <w:widowControl/>
+        <w:ind w:firstLine="238"/>
+        <w:jc w:val="right"/>
       </w:pPr>
       <w:r>
         <w:rPr>
@@ -9546,9 +9669,9 @@
     <w:p>
       <w:pPr>
         <w:bidi/>
-        <w:ind w:firstLine="238"/>
-        <w:jc w:val="both"/>
-        <w:widowControl/>
+        <w:widowControl/>
+        <w:ind w:firstLine="238"/>
+        <w:jc w:val="right"/>
       </w:pPr>
       <w:r>
         <w:rPr>
@@ -9562,9 +9685,9 @@
     <w:p>
       <w:pPr>
         <w:bidi/>
-        <w:ind w:firstLine="238"/>
-        <w:jc w:val="both"/>
-        <w:widowControl/>
+        <w:widowControl/>
+        <w:ind w:firstLine="238"/>
+        <w:jc w:val="right"/>
       </w:pPr>
       <w:r>
         <w:rPr>
@@ -9599,9 +9722,9 @@
     <w:p>
       <w:pPr>
         <w:bidi/>
-        <w:ind w:firstLine="238"/>
-        <w:jc w:val="both"/>
-        <w:widowControl/>
+        <w:widowControl/>
+        <w:ind w:firstLine="238"/>
+        <w:jc w:val="right"/>
       </w:pPr>
       <w:r>
         <w:rPr>
@@ -9612,15 +9735,15 @@
         <w:t xml:space="preserve">هر حلقه باید با حلقه قبل و بعد سازگار باشد.</w:t>
       </w:r>
     </w:p>
-    <w:bookmarkEnd w:id="83"/>
-    <w:bookmarkStart w:id="84" w:name="هشت-الگوی-شکست-رایج"/>
+    <w:bookmarkEnd w:id="80"/>
+    <w:bookmarkStart w:id="81" w:name="هشت-الگوی-شکست-رایج"/>
     <w:p>
       <w:pPr>
         <w:pStyle w:val="Heading2"/>
         <w:bidi/>
+        <w:widowControl/>
         <w:ind w:firstLine="0"/>
         <w:jc w:val="right"/>
-        <w:widowControl/>
         <w:keepNext/>
       </w:pPr>
       <w:r>
@@ -9647,9 +9770,9 @@
         </w:numPr>
         <w:pStyle w:val="Compact"/>
         <w:bidi/>
-        <w:ind w:firstLine="238"/>
-        <w:jc w:val="both"/>
-        <w:widowControl/>
+        <w:widowControl/>
+        <w:ind w:firstLine="238"/>
+        <w:jc w:val="right"/>
       </w:pPr>
       <w:r>
         <w:rPr>
@@ -9668,9 +9791,9 @@
         </w:numPr>
         <w:pStyle w:val="Compact"/>
         <w:bidi/>
-        <w:ind w:firstLine="238"/>
-        <w:jc w:val="both"/>
-        <w:widowControl/>
+        <w:widowControl/>
+        <w:ind w:firstLine="238"/>
+        <w:jc w:val="right"/>
       </w:pPr>
       <w:r>
         <w:rPr>
@@ -9689,9 +9812,9 @@
         </w:numPr>
         <w:pStyle w:val="Compact"/>
         <w:bidi/>
-        <w:ind w:firstLine="238"/>
-        <w:jc w:val="both"/>
-        <w:widowControl/>
+        <w:widowControl/>
+        <w:ind w:firstLine="238"/>
+        <w:jc w:val="right"/>
       </w:pPr>
       <w:r>
         <w:rPr>
@@ -9710,9 +9833,9 @@
         </w:numPr>
         <w:pStyle w:val="Compact"/>
         <w:bidi/>
-        <w:ind w:firstLine="238"/>
-        <w:jc w:val="both"/>
-        <w:widowControl/>
+        <w:widowControl/>
+        <w:ind w:firstLine="238"/>
+        <w:jc w:val="right"/>
       </w:pPr>
       <w:r>
         <w:rPr>
@@ -9731,9 +9854,9 @@
         </w:numPr>
         <w:pStyle w:val="Compact"/>
         <w:bidi/>
-        <w:ind w:firstLine="238"/>
-        <w:jc w:val="both"/>
-        <w:widowControl/>
+        <w:widowControl/>
+        <w:ind w:firstLine="238"/>
+        <w:jc w:val="right"/>
       </w:pPr>
       <w:r>
         <w:rPr>
@@ -9752,9 +9875,9 @@
         </w:numPr>
         <w:pStyle w:val="Compact"/>
         <w:bidi/>
-        <w:ind w:firstLine="238"/>
-        <w:jc w:val="both"/>
-        <w:widowControl/>
+        <w:widowControl/>
+        <w:ind w:firstLine="238"/>
+        <w:jc w:val="right"/>
       </w:pPr>
       <w:r>
         <w:rPr>
@@ -9773,9 +9896,9 @@
         </w:numPr>
         <w:pStyle w:val="Compact"/>
         <w:bidi/>
-        <w:ind w:firstLine="238"/>
-        <w:jc w:val="both"/>
-        <w:widowControl/>
+        <w:widowControl/>
+        <w:ind w:firstLine="238"/>
+        <w:jc w:val="right"/>
       </w:pPr>
       <w:r>
         <w:rPr>
@@ -9794,9 +9917,9 @@
         </w:numPr>
         <w:pStyle w:val="Compact"/>
         <w:bidi/>
-        <w:ind w:firstLine="238"/>
-        <w:jc w:val="both"/>
-        <w:widowControl/>
+        <w:widowControl/>
+        <w:ind w:firstLine="238"/>
+        <w:jc w:val="right"/>
       </w:pPr>
       <w:r>
         <w:rPr>
@@ -9810,9 +9933,9 @@
     <w:p>
       <w:pPr>
         <w:bidi/>
-        <w:ind w:firstLine="238"/>
-        <w:jc w:val="both"/>
-        <w:widowControl/>
+        <w:widowControl/>
+        <w:ind w:firstLine="238"/>
+        <w:jc w:val="right"/>
       </w:pPr>
       <w:r>
         <w:rPr>
@@ -9830,15 +9953,15 @@
         <w:t xml:space="preserve">10]</w:t>
       </w:r>
     </w:p>
-    <w:bookmarkEnd w:id="84"/>
-    <w:bookmarkStart w:id="86" w:name="آزمون-پنجسؤالی-مدیریت"/>
+    <w:bookmarkEnd w:id="81"/>
+    <w:bookmarkStart w:id="83" w:name="آزمون-پنجسؤالی-مدیریت"/>
     <w:p>
       <w:pPr>
         <w:pStyle w:val="Heading2"/>
         <w:bidi/>
+        <w:widowControl/>
         <w:ind w:firstLine="0"/>
         <w:jc w:val="right"/>
-        <w:widowControl/>
         <w:keepNext/>
       </w:pPr>
       <w:r>
@@ -9860,9 +9983,9 @@
     <w:p>
       <w:pPr>
         <w:bidi/>
-        <w:ind w:firstLine="238"/>
-        <w:jc w:val="both"/>
-        <w:widowControl/>
+        <w:widowControl/>
+        <w:ind w:firstLine="238"/>
+        <w:jc w:val="right"/>
       </w:pPr>
       <w:r>
         <w:rPr>
@@ -9881,9 +10004,9 @@
         </w:numPr>
         <w:pStyle w:val="Compact"/>
         <w:bidi/>
-        <w:ind w:firstLine="238"/>
-        <w:jc w:val="both"/>
-        <w:widowControl/>
+        <w:widowControl/>
+        <w:ind w:firstLine="238"/>
+        <w:jc w:val="right"/>
       </w:pPr>
       <w:r>
         <w:rPr>
@@ -9902,9 +10025,9 @@
         </w:numPr>
         <w:pStyle w:val="Compact"/>
         <w:bidi/>
-        <w:ind w:firstLine="238"/>
-        <w:jc w:val="both"/>
-        <w:widowControl/>
+        <w:widowControl/>
+        <w:ind w:firstLine="238"/>
+        <w:jc w:val="right"/>
       </w:pPr>
       <w:r>
         <w:rPr>
@@ -9923,9 +10046,9 @@
         </w:numPr>
         <w:pStyle w:val="Compact"/>
         <w:bidi/>
-        <w:ind w:firstLine="238"/>
-        <w:jc w:val="both"/>
-        <w:widowControl/>
+        <w:widowControl/>
+        <w:ind w:firstLine="238"/>
+        <w:jc w:val="right"/>
       </w:pPr>
       <w:r>
         <w:rPr>
@@ -9944,9 +10067,9 @@
         </w:numPr>
         <w:pStyle w:val="Compact"/>
         <w:bidi/>
-        <w:ind w:firstLine="238"/>
-        <w:jc w:val="both"/>
-        <w:widowControl/>
+        <w:widowControl/>
+        <w:ind w:firstLine="238"/>
+        <w:jc w:val="right"/>
       </w:pPr>
       <w:r>
         <w:rPr>
@@ -9965,9 +10088,9 @@
         </w:numPr>
         <w:pStyle w:val="Compact"/>
         <w:bidi/>
-        <w:ind w:firstLine="238"/>
-        <w:jc w:val="both"/>
-        <w:widowControl/>
+        <w:widowControl/>
+        <w:ind w:firstLine="238"/>
+        <w:jc w:val="right"/>
       </w:pPr>
       <w:r>
         <w:rPr>
@@ -9981,9 +10104,9 @@
     <w:p>
       <w:pPr>
         <w:bidi/>
-        <w:ind w:firstLine="238"/>
-        <w:jc w:val="both"/>
-        <w:widowControl/>
+        <w:widowControl/>
+        <w:ind w:firstLine="238"/>
+        <w:jc w:val="right"/>
       </w:pPr>
       <w:r>
         <w:rPr>
@@ -9994,14 +10117,14 @@
         <w:t xml:space="preserve">اگر پاسخ این پرسش‌ها مبهم باشد، ورود به مرحله خرید و پیاده‌سازی فناوری معمولاً زودهنگام است.</w:t>
       </w:r>
     </w:p>
-    <w:bookmarkStart w:id="85" w:name="جمعبندی-آموزشی-1"/>
+    <w:bookmarkStart w:id="82" w:name="جمعبندی-آموزشی-1"/>
     <w:p>
       <w:pPr>
         <w:pStyle w:val="Heading3"/>
         <w:bidi/>
+        <w:widowControl/>
         <w:ind w:firstLine="0"/>
         <w:jc w:val="right"/>
-        <w:widowControl/>
         <w:keepNext/>
       </w:pPr>
       <w:r>
@@ -10016,9 +10139,9 @@
     <w:p>
       <w:pPr>
         <w:bidi/>
-        <w:ind w:firstLine="238"/>
-        <w:jc w:val="both"/>
-        <w:widowControl/>
+        <w:widowControl/>
+        <w:ind w:firstLine="238"/>
+        <w:jc w:val="right"/>
       </w:pPr>
       <w:r>
         <w:rPr>
@@ -10030,8 +10153,9 @@
       </w:r>
       <w:r>
         <w:rPr>
-          <w:rFonts w:ascii="Noto Sans" w:hAnsi="Noto Sans" w:cs="Noto Sans" w:eastAsia="Noto Sans"/>
-          <w:lang w:val="en-US"/>
+          <w:rFonts w:ascii="Noto Sans" w:hAnsi="Noto Sans" w:cs="Noto Naskh Arabic" w:eastAsia="Noto Sans"/>
+          <w:rtl/>
+          <w:lang w:val="fa-IR"/>
         </w:rPr>
         <w:t xml:space="preserve"> </w:t>
       </w:r>
@@ -10047,8 +10171,9 @@
       </w:r>
       <w:r>
         <w:rPr>
-          <w:rFonts w:ascii="Noto Sans" w:hAnsi="Noto Sans" w:cs="Noto Sans" w:eastAsia="Noto Sans"/>
-          <w:lang w:val="en-US"/>
+          <w:rFonts w:ascii="Noto Sans" w:hAnsi="Noto Sans" w:cs="Noto Naskh Arabic" w:eastAsia="Noto Sans"/>
+          <w:rtl/>
+          <w:lang w:val="fa-IR"/>
         </w:rPr>
         <w:t xml:space="preserve"> </w:t>
       </w:r>
@@ -10061,17 +10186,17 @@
         <w:t xml:space="preserve">است. فناوری شرط مهمی است، اما به‌تنهایی کافی نیست.</w:t>
       </w:r>
     </w:p>
-    <w:bookmarkEnd w:id="85"/>
-    <w:bookmarkEnd w:id="86"/>
-    <w:bookmarkEnd w:id="87"/>
-    <w:bookmarkStart w:id="98" w:name="Xb6ed802f3159599688fc39c25693cc5825800ce"/>
+    <w:bookmarkEnd w:id="82"/>
+    <w:bookmarkEnd w:id="83"/>
+    <w:bookmarkEnd w:id="84"/>
+    <w:bookmarkStart w:id="95" w:name="Xb6ed802f3159599688fc39c25693cc5825800ce"/>
     <w:p>
       <w:pPr>
         <w:pStyle w:val="Heading1"/>
         <w:bidi/>
+        <w:widowControl/>
         <w:ind w:firstLine="0"/>
         <w:jc w:val="right"/>
-        <w:widowControl/>
         <w:keepNext/>
       </w:pPr>
       <w:r>
@@ -10093,9 +10218,9 @@
     <w:p>
       <w:pPr>
         <w:bidi/>
-        <w:ind w:firstLine="238"/>
-        <w:jc w:val="both"/>
-        <w:widowControl/>
+        <w:widowControl/>
+        <w:ind w:firstLine="238"/>
+        <w:jc w:val="right"/>
       </w:pPr>
       <w:r>
         <w:rPr>
@@ -10107,8 +10232,9 @@
       </w:r>
       <w:r>
         <w:rPr>
-          <w:rFonts w:ascii="Noto Sans" w:hAnsi="Noto Sans" w:cs="Noto Sans" w:eastAsia="Noto Sans"/>
-          <w:lang w:val="en-US"/>
+          <w:rFonts w:ascii="Noto Sans" w:hAnsi="Noto Sans" w:cs="Noto Naskh Arabic" w:eastAsia="Noto Sans"/>
+          <w:rtl/>
+          <w:lang w:val="fa-IR"/>
         </w:rPr>
         <w:t xml:space="preserve"> </w:t>
       </w:r>
@@ -10124,8 +10250,9 @@
       </w:r>
       <w:r>
         <w:rPr>
-          <w:rFonts w:ascii="Noto Sans" w:hAnsi="Noto Sans" w:cs="Noto Sans" w:eastAsia="Noto Sans"/>
-          <w:lang w:val="en-US"/>
+          <w:rFonts w:ascii="Noto Sans" w:hAnsi="Noto Sans" w:cs="Noto Naskh Arabic" w:eastAsia="Noto Sans"/>
+          <w:rtl/>
+          <w:lang w:val="fa-IR"/>
         </w:rPr>
         <w:t xml:space="preserve"> </w:t>
       </w:r>
@@ -10138,14 +10265,14 @@
         <w:t xml:space="preserve">است و شرح داخلی یک سازمان واقعی نیست. هدف آن این است که دانشجو بتواند مفاهیم فصل را روی یک مسئله سازمانی واقعی به کار ببرد و تفاوت میان تغییر فناوری و تغییر قابلیت را ببیند.</w:t>
       </w:r>
     </w:p>
-    <w:bookmarkStart w:id="88" w:name="وضعیت-اولیه"/>
+    <w:bookmarkStart w:id="85" w:name="وضعیت-اولیه"/>
     <w:p>
       <w:pPr>
         <w:pStyle w:val="Heading2"/>
         <w:bidi/>
+        <w:widowControl/>
         <w:ind w:firstLine="0"/>
         <w:jc w:val="right"/>
-        <w:widowControl/>
         <w:keepNext/>
       </w:pPr>
       <w:r>
@@ -10167,9 +10294,9 @@
     <w:p>
       <w:pPr>
         <w:bidi/>
-        <w:ind w:firstLine="238"/>
-        <w:jc w:val="both"/>
-        <w:widowControl/>
+        <w:widowControl/>
+        <w:ind w:firstLine="238"/>
+        <w:jc w:val="right"/>
       </w:pPr>
       <w:r>
         <w:rPr>
@@ -10188,9 +10315,9 @@
         </w:numPr>
         <w:pStyle w:val="Compact"/>
         <w:bidi/>
-        <w:ind w:firstLine="238"/>
-        <w:jc w:val="both"/>
-        <w:widowControl/>
+        <w:widowControl/>
+        <w:ind w:firstLine="238"/>
+        <w:jc w:val="right"/>
       </w:pPr>
       <w:r>
         <w:rPr>
@@ -10209,9 +10336,9 @@
         </w:numPr>
         <w:pStyle w:val="Compact"/>
         <w:bidi/>
-        <w:ind w:firstLine="238"/>
-        <w:jc w:val="both"/>
-        <w:widowControl/>
+        <w:widowControl/>
+        <w:ind w:firstLine="238"/>
+        <w:jc w:val="right"/>
       </w:pPr>
       <w:r>
         <w:rPr>
@@ -10230,9 +10357,9 @@
         </w:numPr>
         <w:pStyle w:val="Compact"/>
         <w:bidi/>
-        <w:ind w:firstLine="238"/>
-        <w:jc w:val="both"/>
-        <w:widowControl/>
+        <w:widowControl/>
+        <w:ind w:firstLine="238"/>
+        <w:jc w:val="right"/>
       </w:pPr>
       <w:r>
         <w:rPr>
@@ -10251,9 +10378,9 @@
         </w:numPr>
         <w:pStyle w:val="Compact"/>
         <w:bidi/>
-        <w:ind w:firstLine="238"/>
-        <w:jc w:val="both"/>
-        <w:widowControl/>
+        <w:widowControl/>
+        <w:ind w:firstLine="238"/>
+        <w:jc w:val="right"/>
       </w:pPr>
       <w:r>
         <w:rPr>
@@ -10272,9 +10399,9 @@
         </w:numPr>
         <w:pStyle w:val="Compact"/>
         <w:bidi/>
-        <w:ind w:firstLine="238"/>
-        <w:jc w:val="both"/>
-        <w:widowControl/>
+        <w:widowControl/>
+        <w:ind w:firstLine="238"/>
+        <w:jc w:val="right"/>
       </w:pPr>
       <w:r>
         <w:rPr>
@@ -10293,9 +10420,9 @@
         </w:numPr>
         <w:pStyle w:val="Compact"/>
         <w:bidi/>
-        <w:ind w:firstLine="238"/>
-        <w:jc w:val="both"/>
-        <w:widowControl/>
+        <w:widowControl/>
+        <w:ind w:firstLine="238"/>
+        <w:jc w:val="right"/>
       </w:pPr>
       <w:r>
         <w:rPr>
@@ -10314,9 +10441,9 @@
         </w:numPr>
         <w:pStyle w:val="Compact"/>
         <w:bidi/>
-        <w:ind w:firstLine="238"/>
-        <w:jc w:val="both"/>
-        <w:widowControl/>
+        <w:widowControl/>
+        <w:ind w:firstLine="238"/>
+        <w:jc w:val="right"/>
       </w:pPr>
       <w:r>
         <w:rPr>
@@ -10330,9 +10457,9 @@
     <w:p>
       <w:pPr>
         <w:bidi/>
-        <w:ind w:firstLine="238"/>
-        <w:jc w:val="both"/>
-        <w:widowControl/>
+        <w:widowControl/>
+        <w:ind w:firstLine="238"/>
+        <w:jc w:val="right"/>
       </w:pPr>
       <w:r>
         <w:rPr>
@@ -10344,8 +10471,9 @@
       </w:r>
       <w:r>
         <w:rPr>
-          <w:rFonts w:ascii="Noto Sans" w:hAnsi="Noto Sans" w:cs="Noto Sans" w:eastAsia="Noto Sans"/>
-          <w:lang w:val="en-US"/>
+          <w:rFonts w:ascii="Noto Sans" w:hAnsi="Noto Sans" w:cs="Noto Naskh Arabic" w:eastAsia="Noto Sans"/>
+          <w:rtl/>
+          <w:lang w:val="fa-IR"/>
         </w:rPr>
         <w:t xml:space="preserve"> </w:t>
       </w:r>
@@ -10380,8 +10508,9 @@
       </w:r>
       <w:r>
         <w:rPr>
-          <w:rFonts w:ascii="Noto Sans" w:hAnsi="Noto Sans" w:cs="Noto Sans" w:eastAsia="Noto Sans"/>
-          <w:lang w:val="en-US"/>
+          <w:rFonts w:ascii="Noto Sans" w:hAnsi="Noto Sans" w:cs="Noto Naskh Arabic" w:eastAsia="Noto Sans"/>
+          <w:rtl/>
+          <w:lang w:val="fa-IR"/>
         </w:rPr>
         <w:t xml:space="preserve"> </w:t>
       </w:r>
@@ -10394,14 +10523,15 @@
         <w:t xml:space="preserve">را بررسی می‌کند.</w:t>
       </w:r>
     </w:p>
-    <w:bookmarkEnd w:id="88"/>
-    <w:bookmarkStart w:id="89" w:name="مرحله-اول-digitization"/>
+    <w:bookmarkEnd w:id="85"/>
+    <w:bookmarkStart w:id="86" w:name="مرحله-اول-digitization"/>
     <w:p>
       <w:pPr>
         <w:pStyle w:val="Heading2"/>
+        <w:bidi/>
+        <w:widowControl/>
         <w:ind w:firstLine="0"/>
-        <w:jc w:val="left"/>
-        <w:widowControl/>
+        <w:jc w:val="right"/>
         <w:keepNext/>
       </w:pPr>
       <w:r>
@@ -10430,9 +10560,9 @@
     <w:p>
       <w:pPr>
         <w:bidi/>
-        <w:ind w:firstLine="238"/>
-        <w:jc w:val="both"/>
-        <w:widowControl/>
+        <w:widowControl/>
+        <w:ind w:firstLine="238"/>
+        <w:jc w:val="right"/>
       </w:pPr>
       <w:r>
         <w:rPr>
@@ -10446,9 +10576,9 @@
     <w:p>
       <w:pPr>
         <w:bidi/>
-        <w:ind w:firstLine="238"/>
-        <w:jc w:val="both"/>
-        <w:widowControl/>
+        <w:widowControl/>
+        <w:ind w:firstLine="238"/>
+        <w:jc w:val="right"/>
       </w:pPr>
       <w:r>
         <w:rPr>
@@ -10462,8 +10592,9 @@
       </w:r>
       <w:r>
         <w:rPr>
-          <w:rFonts w:ascii="Noto Sans" w:hAnsi="Noto Sans" w:cs="Noto Sans" w:eastAsia="Noto Sans"/>
-          <w:lang w:val="en-US"/>
+          <w:rFonts w:ascii="Noto Sans" w:hAnsi="Noto Sans" w:cs="Noto Naskh Arabic" w:eastAsia="Noto Sans"/>
+          <w:rtl/>
+          <w:lang w:val="fa-IR"/>
         </w:rPr>
         <w:t xml:space="preserve"> </w:t>
       </w:r>
@@ -10479,9 +10610,9 @@
     <w:p>
       <w:pPr>
         <w:bidi/>
-        <w:ind w:firstLine="238"/>
-        <w:jc w:val="both"/>
-        <w:widowControl/>
+        <w:widowControl/>
+        <w:ind w:firstLine="238"/>
+        <w:jc w:val="right"/>
       </w:pPr>
       <w:r>
         <w:rPr>
@@ -10495,8 +10626,9 @@
       </w:r>
       <w:r>
         <w:rPr>
-          <w:rFonts w:ascii="Noto Sans" w:hAnsi="Noto Sans" w:cs="Noto Sans" w:eastAsia="Noto Sans"/>
-          <w:lang w:val="en-US"/>
+          <w:rFonts w:ascii="Noto Sans" w:hAnsi="Noto Sans" w:cs="Noto Naskh Arabic" w:eastAsia="Noto Sans"/>
+          <w:rtl/>
+          <w:lang w:val="fa-IR"/>
         </w:rPr>
         <w:t xml:space="preserve"> </w:t>
       </w:r>
@@ -10512,9 +10644,9 @@
     <w:p>
       <w:pPr>
         <w:bidi/>
-        <w:ind w:firstLine="238"/>
-        <w:jc w:val="both"/>
-        <w:widowControl/>
+        <w:widowControl/>
+        <w:ind w:firstLine="238"/>
+        <w:jc w:val="right"/>
       </w:pPr>
       <w:r>
         <w:rPr>
@@ -10528,8 +10660,9 @@
       </w:r>
       <w:r>
         <w:rPr>
-          <w:rFonts w:ascii="Noto Sans" w:hAnsi="Noto Sans" w:cs="Noto Sans" w:eastAsia="Noto Sans"/>
-          <w:lang w:val="en-US"/>
+          <w:rFonts w:ascii="Noto Sans" w:hAnsi="Noto Sans" w:cs="Noto Naskh Arabic" w:eastAsia="Noto Sans"/>
+          <w:rtl/>
+          <w:lang w:val="fa-IR"/>
         </w:rPr>
         <w:t xml:space="preserve"> </w:t>
       </w:r>
@@ -10542,14 +10675,15 @@
         <w:t xml:space="preserve">منطق اصلی خدمت تقریباً همان است.</w:t>
       </w:r>
     </w:p>
-    <w:bookmarkEnd w:id="89"/>
-    <w:bookmarkStart w:id="90" w:name="مرحله-دوم-digitalization"/>
+    <w:bookmarkEnd w:id="86"/>
+    <w:bookmarkStart w:id="87" w:name="مرحله-دوم-digitalization"/>
     <w:p>
       <w:pPr>
         <w:pStyle w:val="Heading2"/>
+        <w:bidi/>
+        <w:widowControl/>
         <w:ind w:firstLine="0"/>
-        <w:jc w:val="left"/>
-        <w:widowControl/>
+        <w:jc w:val="right"/>
         <w:keepNext/>
       </w:pPr>
       <w:r>
@@ -10578,9 +10712,9 @@
     <w:p>
       <w:pPr>
         <w:bidi/>
-        <w:ind w:firstLine="238"/>
-        <w:jc w:val="both"/>
-        <w:widowControl/>
+        <w:widowControl/>
+        <w:ind w:firstLine="238"/>
+        <w:jc w:val="right"/>
       </w:pPr>
       <w:r>
         <w:rPr>
@@ -10601,9 +10735,9 @@
     <w:p>
       <w:pPr>
         <w:bidi/>
-        <w:ind w:firstLine="238"/>
-        <w:jc w:val="both"/>
-        <w:widowControl/>
+        <w:widowControl/>
+        <w:ind w:firstLine="238"/>
+        <w:jc w:val="right"/>
       </w:pPr>
       <w:r>
         <w:rPr>
@@ -10617,8 +10751,9 @@
       </w:r>
       <w:r>
         <w:rPr>
-          <w:rFonts w:ascii="Noto Sans" w:hAnsi="Noto Sans" w:cs="Noto Sans" w:eastAsia="Noto Sans"/>
-          <w:lang w:val="en-US"/>
+          <w:rFonts w:ascii="Noto Sans" w:hAnsi="Noto Sans" w:cs="Noto Naskh Arabic" w:eastAsia="Noto Sans"/>
+          <w:rtl/>
+          <w:lang w:val="fa-IR"/>
         </w:rPr>
         <w:t xml:space="preserve"> </w:t>
       </w:r>
@@ -10634,9 +10769,9 @@
     <w:p>
       <w:pPr>
         <w:bidi/>
-        <w:ind w:firstLine="238"/>
-        <w:jc w:val="both"/>
-        <w:widowControl/>
+        <w:widowControl/>
+        <w:ind w:firstLine="238"/>
+        <w:jc w:val="right"/>
       </w:pPr>
       <w:r>
         <w:rPr>
@@ -10650,8 +10785,9 @@
       </w:r>
       <w:r>
         <w:rPr>
-          <w:rFonts w:ascii="Noto Sans" w:hAnsi="Noto Sans" w:cs="Noto Sans" w:eastAsia="Noto Sans"/>
-          <w:lang w:val="en-US"/>
+          <w:rFonts w:ascii="Noto Sans" w:hAnsi="Noto Sans" w:cs="Noto Naskh Arabic" w:eastAsia="Noto Sans"/>
+          <w:rtl/>
+          <w:lang w:val="fa-IR"/>
         </w:rPr>
         <w:t xml:space="preserve"> </w:t>
       </w:r>
@@ -10667,9 +10803,9 @@
     <w:p>
       <w:pPr>
         <w:bidi/>
-        <w:ind w:firstLine="238"/>
-        <w:jc w:val="both"/>
-        <w:widowControl/>
+        <w:widowControl/>
+        <w:ind w:firstLine="238"/>
+        <w:jc w:val="right"/>
       </w:pPr>
       <w:r>
         <w:rPr>
@@ -10683,8 +10819,9 @@
       </w:r>
       <w:r>
         <w:rPr>
-          <w:rFonts w:ascii="Noto Sans" w:hAnsi="Noto Sans" w:cs="Noto Sans" w:eastAsia="Noto Sans"/>
-          <w:lang w:val="en-US"/>
+          <w:rFonts w:ascii="Noto Sans" w:hAnsi="Noto Sans" w:cs="Noto Naskh Arabic" w:eastAsia="Noto Sans"/>
+          <w:rtl/>
+          <w:lang w:val="fa-IR"/>
         </w:rPr>
         <w:t xml:space="preserve"> </w:t>
       </w:r>
@@ -10697,14 +10834,15 @@
         <w:t xml:space="preserve">سازمان هنوز ممکن است همان منطق قدیمی خدمت را فقط دیجیتالی‌تر اجرا کند.</w:t>
       </w:r>
     </w:p>
-    <w:bookmarkEnd w:id="90"/>
-    <w:bookmarkStart w:id="91" w:name="مرحله-سوم-digital-transformation"/>
+    <w:bookmarkEnd w:id="87"/>
+    <w:bookmarkStart w:id="88" w:name="مرحله-سوم-digital-transformation"/>
     <w:p>
       <w:pPr>
         <w:pStyle w:val="Heading2"/>
+        <w:bidi/>
+        <w:widowControl/>
         <w:ind w:firstLine="0"/>
-        <w:jc w:val="left"/>
-        <w:widowControl/>
+        <w:jc w:val="right"/>
         <w:keepNext/>
       </w:pPr>
       <w:r>
@@ -10733,9 +10871,9 @@
     <w:p>
       <w:pPr>
         <w:bidi/>
-        <w:ind w:firstLine="238"/>
-        <w:jc w:val="both"/>
-        <w:widowControl/>
+        <w:widowControl/>
+        <w:ind w:firstLine="238"/>
+        <w:jc w:val="right"/>
       </w:pPr>
       <w:r>
         <w:rPr>
@@ -10749,9 +10887,9 @@
     <w:p>
       <w:pPr>
         <w:bidi/>
-        <w:ind w:firstLine="238"/>
-        <w:jc w:val="both"/>
-        <w:widowControl/>
+        <w:widowControl/>
+        <w:ind w:firstLine="238"/>
+        <w:jc w:val="right"/>
       </w:pPr>
       <w:r>
         <w:rPr>
@@ -10765,9 +10903,9 @@
     <w:p>
       <w:pPr>
         <w:bidi/>
-        <w:ind w:firstLine="238"/>
-        <w:jc w:val="both"/>
-        <w:widowControl/>
+        <w:widowControl/>
+        <w:ind w:firstLine="238"/>
+        <w:jc w:val="right"/>
       </w:pPr>
       <w:r>
         <w:rPr>
@@ -10781,8 +10919,9 @@
       </w:r>
       <w:r>
         <w:rPr>
-          <w:rFonts w:ascii="Noto Sans" w:hAnsi="Noto Sans" w:cs="Noto Sans" w:eastAsia="Noto Sans"/>
-          <w:lang w:val="en-US"/>
+          <w:rFonts w:ascii="Noto Sans" w:hAnsi="Noto Sans" w:cs="Noto Naskh Arabic" w:eastAsia="Noto Sans"/>
+          <w:rtl/>
+          <w:lang w:val="fa-IR"/>
         </w:rPr>
         <w:t xml:space="preserve"> </w:t>
       </w:r>
@@ -10798,9 +10937,9 @@
     <w:p>
       <w:pPr>
         <w:bidi/>
-        <w:ind w:firstLine="238"/>
-        <w:jc w:val="both"/>
-        <w:widowControl/>
+        <w:widowControl/>
+        <w:ind w:firstLine="238"/>
+        <w:jc w:val="right"/>
       </w:pPr>
       <w:r>
         <w:rPr>
@@ -10814,8 +10953,9 @@
       </w:r>
       <w:r>
         <w:rPr>
-          <w:rFonts w:ascii="Noto Sans" w:hAnsi="Noto Sans" w:cs="Noto Sans" w:eastAsia="Noto Sans"/>
-          <w:lang w:val="en-US"/>
+          <w:rFonts w:ascii="Noto Sans" w:hAnsi="Noto Sans" w:cs="Noto Naskh Arabic" w:eastAsia="Noto Sans"/>
+          <w:rtl/>
+          <w:lang w:val="fa-IR"/>
         </w:rPr>
         <w:t xml:space="preserve"> </w:t>
       </w:r>
@@ -10828,14 +10968,15 @@
         <w:t xml:space="preserve">در این مرحله سازمان دیگر فقط سریع‌تر کار قبلی را انجام نمی‌دهد؛ بخشی از روش خلق ارزش را تغییر می‌دهد.</w:t>
       </w:r>
     </w:p>
-    <w:bookmarkEnd w:id="91"/>
-    <w:bookmarkStart w:id="92" w:name="مرحله-چهارم-ai-enabled"/>
+    <w:bookmarkEnd w:id="88"/>
+    <w:bookmarkStart w:id="89" w:name="مرحله-چهارم-ai-enabled"/>
     <w:p>
       <w:pPr>
         <w:pStyle w:val="Heading2"/>
+        <w:bidi/>
+        <w:widowControl/>
         <w:ind w:firstLine="0"/>
-        <w:jc w:val="left"/>
-        <w:widowControl/>
+        <w:jc w:val="right"/>
         <w:keepNext/>
       </w:pPr>
       <w:r>
@@ -10864,9 +11005,9 @@
     <w:p>
       <w:pPr>
         <w:bidi/>
-        <w:ind w:firstLine="238"/>
-        <w:jc w:val="both"/>
-        <w:widowControl/>
+        <w:widowControl/>
+        <w:ind w:firstLine="238"/>
+        <w:jc w:val="right"/>
       </w:pPr>
       <w:r>
         <w:rPr>
@@ -10900,9 +11041,9 @@
         </w:numPr>
         <w:pStyle w:val="Compact"/>
         <w:bidi/>
-        <w:ind w:firstLine="238"/>
-        <w:jc w:val="both"/>
-        <w:widowControl/>
+        <w:widowControl/>
+        <w:ind w:firstLine="238"/>
+        <w:jc w:val="right"/>
       </w:pPr>
       <w:r>
         <w:rPr>
@@ -10921,9 +11062,9 @@
         </w:numPr>
         <w:pStyle w:val="Compact"/>
         <w:bidi/>
-        <w:ind w:firstLine="238"/>
-        <w:jc w:val="both"/>
-        <w:widowControl/>
+        <w:widowControl/>
+        <w:ind w:firstLine="238"/>
+        <w:jc w:val="right"/>
       </w:pPr>
       <w:r>
         <w:rPr>
@@ -10942,9 +11083,9 @@
         </w:numPr>
         <w:pStyle w:val="Compact"/>
         <w:bidi/>
-        <w:ind w:firstLine="238"/>
-        <w:jc w:val="both"/>
-        <w:widowControl/>
+        <w:widowControl/>
+        <w:ind w:firstLine="238"/>
+        <w:jc w:val="right"/>
       </w:pPr>
       <w:r>
         <w:rPr>
@@ -10963,9 +11104,9 @@
         </w:numPr>
         <w:pStyle w:val="Compact"/>
         <w:bidi/>
-        <w:ind w:firstLine="238"/>
-        <w:jc w:val="both"/>
-        <w:widowControl/>
+        <w:widowControl/>
+        <w:ind w:firstLine="238"/>
+        <w:jc w:val="right"/>
       </w:pPr>
       <w:r>
         <w:rPr>
@@ -10984,9 +11125,9 @@
         </w:numPr>
         <w:pStyle w:val="Compact"/>
         <w:bidi/>
-        <w:ind w:firstLine="238"/>
-        <w:jc w:val="both"/>
-        <w:widowControl/>
+        <w:widowControl/>
+        <w:ind w:firstLine="238"/>
+        <w:jc w:val="right"/>
       </w:pPr>
       <w:r>
         <w:rPr>
@@ -11005,9 +11146,9 @@
         </w:numPr>
         <w:pStyle w:val="Compact"/>
         <w:bidi/>
-        <w:ind w:firstLine="238"/>
-        <w:jc w:val="both"/>
-        <w:widowControl/>
+        <w:widowControl/>
+        <w:ind w:firstLine="238"/>
+        <w:jc w:val="right"/>
       </w:pPr>
       <w:r>
         <w:rPr>
@@ -11021,9 +11162,9 @@
     <w:p>
       <w:pPr>
         <w:bidi/>
-        <w:ind w:firstLine="238"/>
-        <w:jc w:val="both"/>
-        <w:widowControl/>
+        <w:widowControl/>
+        <w:ind w:firstLine="238"/>
+        <w:jc w:val="right"/>
       </w:pPr>
       <w:r>
         <w:rPr>
@@ -11049,15 +11190,15 @@
         <w:t xml:space="preserve">هنوز تا حد زیادی در چارچوب فرایندهای موجود عمل می‌کند، اما کیفیت تصمیم و سرعت کار را بالا می‌برد.</w:t>
       </w:r>
     </w:p>
-    <w:bookmarkEnd w:id="92"/>
-    <w:bookmarkStart w:id="93" w:name="مرحله-پنجم-حرکت-به-سمت-ai-native"/>
+    <w:bookmarkEnd w:id="89"/>
+    <w:bookmarkStart w:id="90" w:name="مرحله-پنجم-حرکت-به-سمت-ai-native"/>
     <w:p>
       <w:pPr>
         <w:pStyle w:val="Heading2"/>
         <w:bidi/>
+        <w:widowControl/>
         <w:ind w:firstLine="0"/>
         <w:jc w:val="right"/>
-        <w:widowControl/>
         <w:keepNext/>
       </w:pPr>
       <w:r>
@@ -11086,9 +11227,9 @@
     <w:p>
       <w:pPr>
         <w:bidi/>
-        <w:ind w:firstLine="238"/>
-        <w:jc w:val="both"/>
-        <w:widowControl/>
+        <w:widowControl/>
+        <w:ind w:firstLine="238"/>
+        <w:jc w:val="right"/>
       </w:pPr>
       <w:r>
         <w:rPr>
@@ -11117,9 +11258,9 @@
     <w:p>
       <w:pPr>
         <w:bidi/>
-        <w:ind w:firstLine="238"/>
-        <w:jc w:val="both"/>
-        <w:widowControl/>
+        <w:widowControl/>
+        <w:ind w:firstLine="238"/>
+        <w:jc w:val="right"/>
       </w:pPr>
       <w:r>
         <w:rPr>
@@ -11148,9 +11289,9 @@
     <w:p>
       <w:pPr>
         <w:bidi/>
-        <w:ind w:firstLine="238"/>
-        <w:jc w:val="both"/>
-        <w:widowControl/>
+        <w:widowControl/>
+        <w:ind w:firstLine="238"/>
+        <w:jc w:val="right"/>
       </w:pPr>
       <w:r>
         <w:rPr>
@@ -11161,15 +11302,15 @@
         <w:t xml:space="preserve">اما حتی در این مرحله، همه کارها خودکار نمی‌شوند. موارد حساس، استثنایی یا پرریسک به انسان ارجاع می‌شوند و تصمیم‌های مهم قابل ردیابی باقی می‌مانند.</w:t>
       </w:r>
     </w:p>
-    <w:bookmarkEnd w:id="93"/>
-    <w:bookmarkStart w:id="94" w:name="X14b1569adb6ff832ba53878b5b69ec111d8cc99"/>
+    <w:bookmarkEnd w:id="90"/>
+    <w:bookmarkStart w:id="91" w:name="X14b1569adb6ff832ba53878b5b69ec111d8cc99"/>
     <w:p>
       <w:pPr>
         <w:pStyle w:val="Heading2"/>
         <w:bidi/>
+        <w:widowControl/>
         <w:ind w:firstLine="0"/>
         <w:jc w:val="right"/>
-        <w:widowControl/>
         <w:keepNext/>
       </w:pPr>
       <w:r>
@@ -11191,9 +11332,9 @@
     <w:p>
       <w:pPr>
         <w:bidi/>
-        <w:ind w:firstLine="238"/>
-        <w:jc w:val="both"/>
-        <w:widowControl/>
+        <w:widowControl/>
+        <w:ind w:firstLine="238"/>
+        <w:jc w:val="right"/>
       </w:pPr>
       <w:r>
         <w:rPr>
@@ -11227,9 +11368,9 @@
         </w:numPr>
         <w:pStyle w:val="Compact"/>
         <w:bidi/>
-        <w:ind w:firstLine="238"/>
-        <w:jc w:val="both"/>
-        <w:widowControl/>
+        <w:widowControl/>
+        <w:ind w:firstLine="238"/>
+        <w:jc w:val="right"/>
       </w:pPr>
       <w:r>
         <w:rPr>
@@ -11248,9 +11389,9 @@
         </w:numPr>
         <w:pStyle w:val="Compact"/>
         <w:bidi/>
-        <w:ind w:firstLine="238"/>
-        <w:jc w:val="both"/>
-        <w:widowControl/>
+        <w:widowControl/>
+        <w:ind w:firstLine="238"/>
+        <w:jc w:val="right"/>
       </w:pPr>
       <w:r>
         <w:rPr>
@@ -11269,9 +11410,9 @@
         </w:numPr>
         <w:pStyle w:val="Compact"/>
         <w:bidi/>
-        <w:ind w:firstLine="238"/>
-        <w:jc w:val="both"/>
-        <w:widowControl/>
+        <w:widowControl/>
+        <w:ind w:firstLine="238"/>
+        <w:jc w:val="right"/>
       </w:pPr>
       <w:r>
         <w:rPr>
@@ -11290,9 +11431,9 @@
         </w:numPr>
         <w:pStyle w:val="Compact"/>
         <w:bidi/>
-        <w:ind w:firstLine="238"/>
-        <w:jc w:val="both"/>
-        <w:widowControl/>
+        <w:widowControl/>
+        <w:ind w:firstLine="238"/>
+        <w:jc w:val="right"/>
       </w:pPr>
       <w:r>
         <w:rPr>
@@ -11311,9 +11452,9 @@
         </w:numPr>
         <w:pStyle w:val="Compact"/>
         <w:bidi/>
-        <w:ind w:firstLine="238"/>
-        <w:jc w:val="both"/>
-        <w:widowControl/>
+        <w:widowControl/>
+        <w:ind w:firstLine="238"/>
+        <w:jc w:val="right"/>
       </w:pPr>
       <w:r>
         <w:rPr>
@@ -11327,9 +11468,9 @@
     <w:p>
       <w:pPr>
         <w:bidi/>
-        <w:ind w:firstLine="238"/>
-        <w:jc w:val="both"/>
-        <w:widowControl/>
+        <w:widowControl/>
+        <w:ind w:firstLine="238"/>
+        <w:jc w:val="right"/>
       </w:pPr>
       <w:r>
         <w:rPr>
@@ -11355,15 +11496,15 @@
         <w:t xml:space="preserve">معمولاً ضعف‌های بنیادی سازمان را پنهان نمی‌کند؛ در بسیاری موارد آنها را آشکارتر می‌کند.</w:t>
       </w:r>
     </w:p>
-    <w:bookmarkEnd w:id="94"/>
-    <w:bookmarkStart w:id="95" w:name="تحلیل-موردی-با-مدل-نهحلقهای"/>
+    <w:bookmarkEnd w:id="91"/>
+    <w:bookmarkStart w:id="92" w:name="تحلیل-موردی-با-مدل-نهحلقهای"/>
     <w:p>
       <w:pPr>
         <w:pStyle w:val="Heading2"/>
         <w:bidi/>
+        <w:widowControl/>
         <w:ind w:firstLine="0"/>
         <w:jc w:val="right"/>
-        <w:widowControl/>
         <w:keepNext/>
       </w:pPr>
       <w:r>
@@ -11409,6 +11550,7 @@
               <w:spacing w:before="0" w:after="40" w:line="259" w:lineRule="auto"/>
               <w:ind w:firstLine="0"/>
               <w:jc w:val="right"/>
+              <w:widowControl/>
             </w:pPr>
             <w:r>
               <w:rPr>
@@ -11432,6 +11574,7 @@
               <w:spacing w:before="0" w:after="40" w:line="259" w:lineRule="auto"/>
               <w:ind w:firstLine="0"/>
               <w:jc w:val="right"/>
+              <w:widowControl/>
             </w:pPr>
             <w:r>
               <w:rPr>
@@ -11457,6 +11600,7 @@
               <w:spacing w:before="0" w:after="40" w:line="259" w:lineRule="auto"/>
               <w:ind w:firstLine="0"/>
               <w:jc w:val="right"/>
+              <w:widowControl/>
             </w:pPr>
             <w:r>
               <w:rPr>
@@ -11479,6 +11623,7 @@
               <w:spacing w:before="0" w:after="40" w:line="259" w:lineRule="auto"/>
               <w:ind w:firstLine="0"/>
               <w:jc w:val="right"/>
+              <w:widowControl/>
             </w:pPr>
             <w:r>
               <w:rPr>
@@ -11503,6 +11648,7 @@
               <w:spacing w:before="0" w:after="40" w:line="259" w:lineRule="auto"/>
               <w:ind w:firstLine="0"/>
               <w:jc w:val="right"/>
+              <w:widowControl/>
             </w:pPr>
             <w:r>
               <w:rPr>
@@ -11525,6 +11671,7 @@
               <w:spacing w:before="0" w:after="40" w:line="259" w:lineRule="auto"/>
               <w:ind w:firstLine="0"/>
               <w:jc w:val="right"/>
+              <w:widowControl/>
             </w:pPr>
             <w:r>
               <w:rPr>
@@ -11549,6 +11696,7 @@
               <w:spacing w:before="0" w:after="40" w:line="259" w:lineRule="auto"/>
               <w:ind w:firstLine="0"/>
               <w:jc w:val="right"/>
+              <w:widowControl/>
             </w:pPr>
             <w:r>
               <w:rPr>
@@ -11571,6 +11719,7 @@
               <w:spacing w:before="0" w:after="40" w:line="259" w:lineRule="auto"/>
               <w:ind w:firstLine="0"/>
               <w:jc w:val="right"/>
+              <w:widowControl/>
             </w:pPr>
             <w:r>
               <w:rPr>
@@ -11595,6 +11744,7 @@
               <w:spacing w:before="0" w:after="40" w:line="259" w:lineRule="auto"/>
               <w:ind w:firstLine="0"/>
               <w:jc w:val="right"/>
+              <w:widowControl/>
             </w:pPr>
             <w:r>
               <w:rPr>
@@ -11617,6 +11767,7 @@
               <w:spacing w:before="0" w:after="40" w:line="259" w:lineRule="auto"/>
               <w:ind w:firstLine="0"/>
               <w:jc w:val="right"/>
+              <w:widowControl/>
             </w:pPr>
             <w:r>
               <w:rPr>
@@ -11641,6 +11792,7 @@
               <w:spacing w:before="0" w:after="40" w:line="259" w:lineRule="auto"/>
               <w:ind w:firstLine="0"/>
               <w:jc w:val="right"/>
+              <w:widowControl/>
             </w:pPr>
             <w:r>
               <w:rPr>
@@ -11663,6 +11815,7 @@
               <w:spacing w:before="0" w:after="40" w:line="259" w:lineRule="auto"/>
               <w:ind w:firstLine="0"/>
               <w:jc w:val="right"/>
+              <w:widowControl/>
             </w:pPr>
             <w:r>
               <w:rPr>
@@ -11687,6 +11840,7 @@
               <w:spacing w:before="0" w:after="40" w:line="259" w:lineRule="auto"/>
               <w:ind w:firstLine="0"/>
               <w:jc w:val="right"/>
+              <w:widowControl/>
             </w:pPr>
             <w:r>
               <w:rPr>
@@ -11716,6 +11870,7 @@
               <w:spacing w:before="0" w:after="40" w:line="259" w:lineRule="auto"/>
               <w:ind w:firstLine="0"/>
               <w:jc w:val="right"/>
+              <w:widowControl/>
             </w:pPr>
             <w:r>
               <w:rPr>
@@ -11740,6 +11895,7 @@
               <w:spacing w:before="0" w:after="40" w:line="259" w:lineRule="auto"/>
               <w:ind w:firstLine="0"/>
               <w:jc w:val="right"/>
+              <w:widowControl/>
             </w:pPr>
             <w:r>
               <w:rPr>
@@ -11762,6 +11918,7 @@
               <w:spacing w:before="0" w:after="40" w:line="259" w:lineRule="auto"/>
               <w:ind w:firstLine="0"/>
               <w:jc w:val="right"/>
+              <w:widowControl/>
             </w:pPr>
             <w:r>
               <w:rPr>
@@ -11786,6 +11943,7 @@
               <w:spacing w:before="0" w:after="40" w:line="259" w:lineRule="auto"/>
               <w:ind w:firstLine="0"/>
               <w:jc w:val="right"/>
+              <w:widowControl/>
             </w:pPr>
             <w:r>
               <w:rPr>
@@ -11808,6 +11966,7 @@
               <w:spacing w:before="0" w:after="40" w:line="259" w:lineRule="auto"/>
               <w:ind w:firstLine="0"/>
               <w:jc w:val="right"/>
+              <w:widowControl/>
             </w:pPr>
             <w:r>
               <w:rPr>
@@ -11832,6 +11991,7 @@
               <w:spacing w:before="0" w:after="40" w:line="259" w:lineRule="auto"/>
               <w:ind w:firstLine="0"/>
               <w:jc w:val="right"/>
+              <w:widowControl/>
             </w:pPr>
             <w:r>
               <w:rPr>
@@ -11854,6 +12014,7 @@
               <w:spacing w:before="0" w:after="40" w:line="259" w:lineRule="auto"/>
               <w:ind w:firstLine="0"/>
               <w:jc w:val="right"/>
+              <w:widowControl/>
             </w:pPr>
             <w:r>
               <w:rPr>
@@ -11870,9 +12031,9 @@
     <w:p>
       <w:pPr>
         <w:bidi/>
-        <w:ind w:firstLine="238"/>
-        <w:jc w:val="both"/>
-        <w:widowControl/>
+        <w:widowControl/>
+        <w:ind w:firstLine="238"/>
+        <w:jc w:val="right"/>
       </w:pPr>
       <w:r>
         <w:rPr>
@@ -11913,15 +12074,15 @@
         <w:t xml:space="preserve">، در فصل ۷ به عملیات هوشمند، در فصل ۸ به انسان و در فصل ۹ به حکمرانی تبدیل و تفصیل داده خواهد شد.</w:t>
       </w:r>
     </w:p>
-    <w:bookmarkEnd w:id="95"/>
-    <w:bookmarkStart w:id="97" w:name="پرسشهای-تحلیلی"/>
+    <w:bookmarkEnd w:id="92"/>
+    <w:bookmarkStart w:id="94" w:name="پرسشهای-تحلیلی"/>
     <w:p>
       <w:pPr>
         <w:pStyle w:val="Heading2"/>
         <w:bidi/>
+        <w:widowControl/>
         <w:ind w:firstLine="0"/>
         <w:jc w:val="right"/>
-        <w:widowControl/>
         <w:keepNext/>
       </w:pPr>
       <w:r>
@@ -11948,9 +12109,9 @@
         </w:numPr>
         <w:pStyle w:val="Compact"/>
         <w:bidi/>
-        <w:ind w:firstLine="238"/>
-        <w:jc w:val="both"/>
-        <w:widowControl/>
+        <w:widowControl/>
+        <w:ind w:firstLine="238"/>
+        <w:jc w:val="right"/>
       </w:pPr>
       <w:r>
         <w:rPr>
@@ -11969,9 +12130,9 @@
         </w:numPr>
         <w:pStyle w:val="Compact"/>
         <w:bidi/>
-        <w:ind w:firstLine="238"/>
-        <w:jc w:val="both"/>
-        <w:widowControl/>
+        <w:widowControl/>
+        <w:ind w:firstLine="238"/>
+        <w:jc w:val="right"/>
       </w:pPr>
       <w:r>
         <w:rPr>
@@ -11990,9 +12151,9 @@
         </w:numPr>
         <w:pStyle w:val="Compact"/>
         <w:bidi/>
-        <w:ind w:firstLine="238"/>
-        <w:jc w:val="both"/>
-        <w:widowControl/>
+        <w:widowControl/>
+        <w:ind w:firstLine="238"/>
+        <w:jc w:val="right"/>
       </w:pPr>
       <w:r>
         <w:rPr>
@@ -12011,9 +12172,9 @@
         </w:numPr>
         <w:pStyle w:val="Compact"/>
         <w:bidi/>
-        <w:ind w:firstLine="238"/>
-        <w:jc w:val="both"/>
-        <w:widowControl/>
+        <w:widowControl/>
+        <w:ind w:firstLine="238"/>
+        <w:jc w:val="right"/>
       </w:pPr>
       <w:r>
         <w:rPr>
@@ -12032,9 +12193,9 @@
         </w:numPr>
         <w:pStyle w:val="Compact"/>
         <w:bidi/>
-        <w:ind w:firstLine="238"/>
-        <w:jc w:val="both"/>
-        <w:widowControl/>
+        <w:widowControl/>
+        <w:ind w:firstLine="238"/>
+        <w:jc w:val="right"/>
       </w:pPr>
       <w:r>
         <w:rPr>
@@ -12053,9 +12214,9 @@
         </w:numPr>
         <w:pStyle w:val="Compact"/>
         <w:bidi/>
-        <w:ind w:firstLine="238"/>
-        <w:jc w:val="both"/>
-        <w:widowControl/>
+        <w:widowControl/>
+        <w:ind w:firstLine="238"/>
+        <w:jc w:val="right"/>
       </w:pPr>
       <w:r>
         <w:rPr>
@@ -12081,14 +12242,14 @@
         <w:t xml:space="preserve">اولیه برای این شرکت در سه قابلیت «خدمت مشتری»، «تصمیم‌گیری داده‌محور» و «اتوماسیون هوشمند» ترسیم کنید.</w:t>
       </w:r>
     </w:p>
-    <w:bookmarkStart w:id="96" w:name="نتیجه-موردی"/>
+    <w:bookmarkStart w:id="93" w:name="نتیجه-موردی"/>
     <w:p>
       <w:pPr>
         <w:pStyle w:val="Heading3"/>
         <w:bidi/>
+        <w:widowControl/>
         <w:ind w:firstLine="0"/>
         <w:jc w:val="right"/>
-        <w:widowControl/>
         <w:keepNext/>
       </w:pPr>
       <w:r>
@@ -12103,9 +12264,9 @@
     <w:p>
       <w:pPr>
         <w:bidi/>
-        <w:ind w:firstLine="238"/>
-        <w:jc w:val="both"/>
-        <w:widowControl/>
+        <w:widowControl/>
+        <w:ind w:firstLine="238"/>
+        <w:jc w:val="right"/>
       </w:pPr>
       <w:r>
         <w:rPr>
@@ -12117,8 +12278,9 @@
       </w:r>
       <w:r>
         <w:rPr>
-          <w:rFonts w:ascii="Noto Sans" w:hAnsi="Noto Sans" w:cs="Noto Sans" w:eastAsia="Noto Sans"/>
-          <w:lang w:val="en-US"/>
+          <w:rFonts w:ascii="Noto Sans" w:hAnsi="Noto Sans" w:cs="Noto Naskh Arabic" w:eastAsia="Noto Sans"/>
+          <w:rtl/>
+          <w:lang w:val="fa-IR"/>
         </w:rPr>
         <w:t xml:space="preserve"> </w:t>
       </w:r>
@@ -12134,8 +12296,9 @@
       </w:r>
       <w:r>
         <w:rPr>
-          <w:rFonts w:ascii="Noto Sans" w:hAnsi="Noto Sans" w:cs="Noto Sans" w:eastAsia="Noto Sans"/>
-          <w:lang w:val="en-US"/>
+          <w:rFonts w:ascii="Noto Sans" w:hAnsi="Noto Sans" w:cs="Noto Naskh Arabic" w:eastAsia="Noto Sans"/>
+          <w:rtl/>
+          <w:lang w:val="fa-IR"/>
         </w:rPr>
         <w:t xml:space="preserve"> </w:t>
       </w:r>
@@ -12148,17 +12311,17 @@
         <w:t xml:space="preserve">ایجاد کند؛ نه صرفاً اینکه چند سامانه جدید در سازمان نصب شده باشد.</w:t>
       </w:r>
     </w:p>
-    <w:bookmarkEnd w:id="96"/>
-    <w:bookmarkEnd w:id="97"/>
-    <w:bookmarkEnd w:id="98"/>
-    <w:bookmarkStart w:id="108" w:name="جمعبندی-پرسشها-و-تمرینهای-فصل"/>
+    <w:bookmarkEnd w:id="93"/>
+    <w:bookmarkEnd w:id="94"/>
+    <w:bookmarkEnd w:id="95"/>
+    <w:bookmarkStart w:id="105" w:name="جمعبندی-پرسشها-و-تمرینهای-فصل"/>
     <w:p>
       <w:pPr>
         <w:pStyle w:val="Heading1"/>
         <w:bidi/>
+        <w:widowControl/>
         <w:ind w:firstLine="0"/>
         <w:jc w:val="right"/>
-        <w:widowControl/>
         <w:keepNext/>
       </w:pPr>
       <w:r>
@@ -12177,14 +12340,14 @@
         <w:t xml:space="preserve">جمع‌بندی، پرسش‌ها و تمرین‌های فصل</w:t>
       </w:r>
     </w:p>
-    <w:bookmarkStart w:id="99" w:name="جمعبندی-1"/>
+    <w:bookmarkStart w:id="96" w:name="جمعبندی-1"/>
     <w:p>
       <w:pPr>
         <w:pStyle w:val="Heading2"/>
         <w:bidi/>
+        <w:widowControl/>
         <w:ind w:firstLine="0"/>
         <w:jc w:val="right"/>
-        <w:widowControl/>
         <w:keepNext/>
       </w:pPr>
       <w:r>
@@ -12206,9 +12369,9 @@
     <w:p>
       <w:pPr>
         <w:bidi/>
-        <w:ind w:firstLine="238"/>
-        <w:jc w:val="both"/>
-        <w:widowControl/>
+        <w:widowControl/>
+        <w:ind w:firstLine="238"/>
+        <w:jc w:val="right"/>
       </w:pPr>
       <w:r>
         <w:rPr>
@@ -12220,8 +12383,9 @@
       </w:r>
       <w:r>
         <w:rPr>
-          <w:rFonts w:ascii="Noto Sans" w:hAnsi="Noto Sans" w:cs="Noto Sans" w:eastAsia="Noto Sans"/>
-          <w:lang w:val="en-US"/>
+          <w:rFonts w:ascii="Noto Sans" w:hAnsi="Noto Sans" w:cs="Noto Naskh Arabic" w:eastAsia="Noto Sans"/>
+          <w:rtl/>
+          <w:lang w:val="fa-IR"/>
         </w:rPr>
         <w:t xml:space="preserve"> </w:t>
       </w:r>
@@ -12244,8 +12408,9 @@
       </w:r>
       <w:r>
         <w:rPr>
-          <w:rFonts w:ascii="Noto Sans" w:hAnsi="Noto Sans" w:cs="Noto Sans" w:eastAsia="Noto Sans"/>
-          <w:lang w:val="en-US"/>
+          <w:rFonts w:ascii="Noto Sans" w:hAnsi="Noto Sans" w:cs="Noto Naskh Arabic" w:eastAsia="Noto Sans"/>
+          <w:rtl/>
+          <w:lang w:val="fa-IR"/>
         </w:rPr>
         <w:t xml:space="preserve"> </w:t>
       </w:r>
@@ -12260,8 +12425,9 @@
       </w:r>
       <w:r>
         <w:rPr>
-          <w:rFonts w:ascii="Noto Sans" w:hAnsi="Noto Sans" w:cs="Noto Sans" w:eastAsia="Noto Sans"/>
-          <w:lang w:val="en-US"/>
+          <w:rFonts w:ascii="Noto Sans" w:hAnsi="Noto Sans" w:cs="Noto Naskh Arabic" w:eastAsia="Noto Sans"/>
+          <w:rtl/>
+          <w:lang w:val="fa-IR"/>
         </w:rPr>
         <w:t xml:space="preserve"> </w:t>
       </w:r>
@@ -12275,8 +12441,9 @@
       </w:r>
       <w:r>
         <w:rPr>
-          <w:rFonts w:ascii="Noto Sans" w:hAnsi="Noto Sans" w:cs="Noto Sans" w:eastAsia="Noto Sans"/>
-          <w:lang w:val="en-US"/>
+          <w:rFonts w:ascii="Noto Sans" w:hAnsi="Noto Sans" w:cs="Noto Naskh Arabic" w:eastAsia="Noto Sans"/>
+          <w:rtl/>
+          <w:lang w:val="fa-IR"/>
         </w:rPr>
         <w:t xml:space="preserve"> </w:t>
       </w:r>
@@ -12291,8 +12458,9 @@
       </w:r>
       <w:r>
         <w:rPr>
-          <w:rFonts w:ascii="Noto Sans" w:hAnsi="Noto Sans" w:cs="Noto Sans" w:eastAsia="Noto Sans"/>
-          <w:lang w:val="en-US"/>
+          <w:rFonts w:ascii="Noto Sans" w:hAnsi="Noto Sans" w:cs="Noto Naskh Arabic" w:eastAsia="Noto Sans"/>
+          <w:rtl/>
+          <w:lang w:val="fa-IR"/>
         </w:rPr>
         <w:t xml:space="preserve"> </w:t>
       </w:r>
@@ -12308,9 +12476,9 @@
     <w:p>
       <w:pPr>
         <w:bidi/>
-        <w:ind w:firstLine="238"/>
-        <w:jc w:val="both"/>
-        <w:widowControl/>
+        <w:widowControl/>
+        <w:ind w:firstLine="238"/>
+        <w:jc w:val="right"/>
       </w:pPr>
       <w:r>
         <w:rPr>
@@ -12322,8 +12490,9 @@
       </w:r>
       <w:r>
         <w:rPr>
-          <w:rFonts w:ascii="Noto Sans" w:hAnsi="Noto Sans" w:cs="Noto Sans" w:eastAsia="Noto Sans"/>
-          <w:lang w:val="en-US"/>
+          <w:rFonts w:ascii="Noto Sans" w:hAnsi="Noto Sans" w:cs="Noto Naskh Arabic" w:eastAsia="Noto Sans"/>
+          <w:rtl/>
+          <w:lang w:val="fa-IR"/>
         </w:rPr>
         <w:t xml:space="preserve"> </w:t>
       </w:r>
@@ -12339,8 +12508,9 @@
       </w:r>
       <w:r>
         <w:rPr>
-          <w:rFonts w:ascii="Noto Sans" w:hAnsi="Noto Sans" w:cs="Noto Sans" w:eastAsia="Noto Sans"/>
-          <w:lang w:val="en-US"/>
+          <w:rFonts w:ascii="Noto Sans" w:hAnsi="Noto Sans" w:cs="Noto Naskh Arabic" w:eastAsia="Noto Sans"/>
+          <w:rtl/>
+          <w:lang w:val="fa-IR"/>
         </w:rPr>
         <w:t xml:space="preserve"> </w:t>
       </w:r>
@@ -12363,9 +12533,9 @@
     <w:p>
       <w:pPr>
         <w:bidi/>
-        <w:ind w:firstLine="238"/>
-        <w:jc w:val="both"/>
-        <w:widowControl/>
+        <w:widowControl/>
+        <w:ind w:firstLine="238"/>
+        <w:jc w:val="right"/>
       </w:pPr>
       <w:r>
         <w:rPr>
@@ -12431,9 +12601,9 @@
     <w:p>
       <w:pPr>
         <w:bidi/>
-        <w:ind w:firstLine="238"/>
-        <w:jc w:val="both"/>
-        <w:widowControl/>
+        <w:widowControl/>
+        <w:ind w:firstLine="238"/>
+        <w:jc w:val="right"/>
       </w:pPr>
       <w:r>
         <w:rPr>
@@ -12445,8 +12615,9 @@
       </w:r>
       <w:r>
         <w:rPr>
-          <w:rFonts w:ascii="Noto Sans" w:hAnsi="Noto Sans" w:cs="Noto Sans" w:eastAsia="Noto Sans"/>
-          <w:lang w:val="en-US"/>
+          <w:rFonts w:ascii="Noto Sans" w:hAnsi="Noto Sans" w:cs="Noto Naskh Arabic" w:eastAsia="Noto Sans"/>
+          <w:rtl/>
+          <w:lang w:val="fa-IR"/>
         </w:rPr>
         <w:t xml:space="preserve"> </w:t>
       </w:r>
@@ -12461,8 +12632,9 @@
       </w:r>
       <w:r>
         <w:rPr>
-          <w:rFonts w:ascii="Noto Sans" w:hAnsi="Noto Sans" w:cs="Noto Sans" w:eastAsia="Noto Sans"/>
-          <w:lang w:val="en-US"/>
+          <w:rFonts w:ascii="Noto Sans" w:hAnsi="Noto Sans" w:cs="Noto Naskh Arabic" w:eastAsia="Noto Sans"/>
+          <w:rtl/>
+          <w:lang w:val="fa-IR"/>
         </w:rPr>
         <w:t xml:space="preserve"> </w:t>
       </w:r>
@@ -12476,8 +12648,9 @@
       </w:r>
       <w:r>
         <w:rPr>
-          <w:rFonts w:ascii="Noto Sans" w:hAnsi="Noto Sans" w:cs="Noto Sans" w:eastAsia="Noto Sans"/>
-          <w:lang w:val="en-US"/>
+          <w:rFonts w:ascii="Noto Sans" w:hAnsi="Noto Sans" w:cs="Noto Naskh Arabic" w:eastAsia="Noto Sans"/>
+          <w:rtl/>
+          <w:lang w:val="fa-IR"/>
         </w:rPr>
         <w:t xml:space="preserve"> </w:t>
       </w:r>
@@ -12492,8 +12665,9 @@
       </w:r>
       <w:r>
         <w:rPr>
-          <w:rFonts w:ascii="Noto Sans" w:hAnsi="Noto Sans" w:cs="Noto Sans" w:eastAsia="Noto Sans"/>
-          <w:lang w:val="en-US"/>
+          <w:rFonts w:ascii="Noto Sans" w:hAnsi="Noto Sans" w:cs="Noto Naskh Arabic" w:eastAsia="Noto Sans"/>
+          <w:rtl/>
+          <w:lang w:val="fa-IR"/>
         </w:rPr>
         <w:t xml:space="preserve"> </w:t>
       </w:r>
@@ -12546,9 +12720,9 @@
     <w:p>
       <w:pPr>
         <w:bidi/>
-        <w:ind w:firstLine="238"/>
-        <w:jc w:val="both"/>
-        <w:widowControl/>
+        <w:widowControl/>
+        <w:ind w:firstLine="238"/>
+        <w:jc w:val="right"/>
       </w:pPr>
       <w:r>
         <w:rPr>
@@ -12562,9 +12736,9 @@
     <w:p>
       <w:pPr>
         <w:bidi/>
-        <w:ind w:firstLine="238"/>
-        <w:jc w:val="both"/>
-        <w:widowControl/>
+        <w:widowControl/>
+        <w:ind w:firstLine="238"/>
+        <w:jc w:val="right"/>
       </w:pPr>
       <w:r>
         <w:rPr>
@@ -12599,9 +12773,9 @@
     <w:p>
       <w:pPr>
         <w:bidi/>
-        <w:ind w:firstLine="238"/>
-        <w:jc w:val="both"/>
-        <w:widowControl/>
+        <w:widowControl/>
+        <w:ind w:firstLine="238"/>
+        <w:jc w:val="right"/>
       </w:pPr>
       <w:r>
         <w:rPr>
@@ -12627,15 +12801,15 @@
         <w:t xml:space="preserve">یکپارچه تبدیل خواهد شد.</w:t>
       </w:r>
     </w:p>
-    <w:bookmarkEnd w:id="99"/>
-    <w:bookmarkStart w:id="100" w:name="پرسشهای-مفهومی"/>
+    <w:bookmarkEnd w:id="96"/>
+    <w:bookmarkStart w:id="97" w:name="پرسشهای-مفهومی"/>
     <w:p>
       <w:pPr>
         <w:pStyle w:val="Heading2"/>
         <w:bidi/>
+        <w:widowControl/>
         <w:ind w:firstLine="0"/>
         <w:jc w:val="right"/>
-        <w:widowControl/>
         <w:keepNext/>
       </w:pPr>
       <w:r>
@@ -12661,9 +12835,10 @@
           <w:numId w:val="1016"/>
         </w:numPr>
         <w:pStyle w:val="Compact"/>
-        <w:ind w:firstLine="0"/>
-        <w:jc w:val="left"/>
-        <w:widowControl/>
+        <w:bidi/>
+        <w:widowControl/>
+        <w:ind w:firstLine="238"/>
+        <w:jc w:val="right"/>
       </w:pPr>
       <w:r>
         <w:rPr>
@@ -12719,9 +12894,9 @@
         </w:numPr>
         <w:pStyle w:val="Compact"/>
         <w:bidi/>
-        <w:ind w:firstLine="238"/>
-        <w:jc w:val="both"/>
-        <w:widowControl/>
+        <w:widowControl/>
+        <w:ind w:firstLine="238"/>
+        <w:jc w:val="right"/>
       </w:pPr>
       <w:r>
         <w:rPr>
@@ -12785,9 +12960,9 @@
         </w:numPr>
         <w:pStyle w:val="Compact"/>
         <w:bidi/>
-        <w:ind w:firstLine="238"/>
-        <w:jc w:val="both"/>
-        <w:widowControl/>
+        <w:widowControl/>
+        <w:ind w:firstLine="238"/>
+        <w:jc w:val="right"/>
       </w:pPr>
       <w:r>
         <w:rPr>
@@ -12806,9 +12981,9 @@
         </w:numPr>
         <w:pStyle w:val="Compact"/>
         <w:bidi/>
-        <w:ind w:firstLine="238"/>
-        <w:jc w:val="both"/>
-        <w:widowControl/>
+        <w:widowControl/>
+        <w:ind w:firstLine="238"/>
+        <w:jc w:val="right"/>
       </w:pPr>
       <w:r>
         <w:rPr>
@@ -12826,9 +13001,10 @@
           <w:numId w:val="1016"/>
         </w:numPr>
         <w:pStyle w:val="Compact"/>
-        <w:ind w:firstLine="0"/>
-        <w:jc w:val="left"/>
-        <w:widowControl/>
+        <w:bidi/>
+        <w:widowControl/>
+        <w:ind w:firstLine="238"/>
+        <w:jc w:val="right"/>
       </w:pPr>
       <w:r>
         <w:rPr>
@@ -12907,9 +13083,9 @@
         </w:numPr>
         <w:pStyle w:val="Compact"/>
         <w:bidi/>
-        <w:ind w:firstLine="238"/>
-        <w:jc w:val="both"/>
-        <w:widowControl/>
+        <w:widowControl/>
+        <w:ind w:firstLine="238"/>
+        <w:jc w:val="right"/>
       </w:pPr>
       <w:r>
         <w:rPr>
@@ -12935,15 +13111,15 @@
         <w:t xml:space="preserve">در این کتاب به‌عنوان تعریف عملیاتی معرفی شده است؟</w:t>
       </w:r>
     </w:p>
-    <w:bookmarkEnd w:id="100"/>
-    <w:bookmarkStart w:id="101" w:name="پرسشهای-تحلیلی-1"/>
+    <w:bookmarkEnd w:id="97"/>
+    <w:bookmarkStart w:id="98" w:name="پرسشهای-تحلیلی-1"/>
     <w:p>
       <w:pPr>
         <w:pStyle w:val="Heading2"/>
         <w:bidi/>
+        <w:widowControl/>
         <w:ind w:firstLine="0"/>
         <w:jc w:val="right"/>
-        <w:widowControl/>
         <w:keepNext/>
       </w:pPr>
       <w:r>
@@ -12970,9 +13146,9 @@
         </w:numPr>
         <w:pStyle w:val="Compact"/>
         <w:bidi/>
-        <w:ind w:firstLine="238"/>
-        <w:jc w:val="both"/>
-        <w:widowControl/>
+        <w:widowControl/>
+        <w:ind w:firstLine="238"/>
+        <w:jc w:val="right"/>
       </w:pPr>
       <w:r>
         <w:rPr>
@@ -13036,9 +13212,9 @@
         </w:numPr>
         <w:pStyle w:val="Compact"/>
         <w:bidi/>
-        <w:ind w:firstLine="238"/>
-        <w:jc w:val="both"/>
-        <w:widowControl/>
+        <w:widowControl/>
+        <w:ind w:firstLine="238"/>
+        <w:jc w:val="right"/>
       </w:pPr>
       <w:r>
         <w:rPr>
@@ -13072,9 +13248,9 @@
         </w:numPr>
         <w:pStyle w:val="Compact"/>
         <w:bidi/>
-        <w:ind w:firstLine="238"/>
-        <w:jc w:val="both"/>
-        <w:widowControl/>
+        <w:widowControl/>
+        <w:ind w:firstLine="238"/>
+        <w:jc w:val="right"/>
       </w:pPr>
       <w:r>
         <w:rPr>
@@ -13108,9 +13284,9 @@
         </w:numPr>
         <w:pStyle w:val="Compact"/>
         <w:bidi/>
-        <w:ind w:firstLine="238"/>
-        <w:jc w:val="both"/>
-        <w:widowControl/>
+        <w:widowControl/>
+        <w:ind w:firstLine="238"/>
+        <w:jc w:val="right"/>
       </w:pPr>
       <w:r>
         <w:rPr>
@@ -13144,9 +13320,9 @@
         </w:numPr>
         <w:pStyle w:val="Compact"/>
         <w:bidi/>
-        <w:ind w:firstLine="238"/>
-        <w:jc w:val="both"/>
-        <w:widowControl/>
+        <w:widowControl/>
+        <w:ind w:firstLine="238"/>
+        <w:jc w:val="right"/>
       </w:pPr>
       <w:r>
         <w:rPr>
@@ -13180,9 +13356,9 @@
         </w:numPr>
         <w:pStyle w:val="Compact"/>
         <w:bidi/>
-        <w:ind w:firstLine="238"/>
-        <w:jc w:val="both"/>
-        <w:widowControl/>
+        <w:widowControl/>
+        <w:ind w:firstLine="238"/>
+        <w:jc w:val="right"/>
       </w:pPr>
       <w:r>
         <w:rPr>
@@ -13193,15 +13369,15 @@
         <w:t xml:space="preserve">بین سرعت تحول و سطح حکمرانی چه رابطه‌ای باید برقرار باشد؟ آیا همیشه افزایش سرعت مطلوب است؟</w:t>
       </w:r>
     </w:p>
-    <w:bookmarkEnd w:id="101"/>
-    <w:bookmarkStart w:id="102" w:name="تمرین-کاربردی-اصلی"/>
+    <w:bookmarkEnd w:id="98"/>
+    <w:bookmarkStart w:id="99" w:name="تمرین-کاربردی-اصلی"/>
     <w:p>
       <w:pPr>
         <w:pStyle w:val="Heading2"/>
         <w:bidi/>
+        <w:widowControl/>
         <w:ind w:firstLine="0"/>
         <w:jc w:val="right"/>
-        <w:widowControl/>
         <w:keepNext/>
       </w:pPr>
       <w:r>
@@ -13223,9 +13399,9 @@
     <w:p>
       <w:pPr>
         <w:bidi/>
-        <w:ind w:firstLine="238"/>
-        <w:jc w:val="both"/>
-        <w:widowControl/>
+        <w:widowControl/>
+        <w:ind w:firstLine="238"/>
+        <w:jc w:val="right"/>
       </w:pPr>
       <w:r>
         <w:rPr>
@@ -13237,8 +13413,9 @@
       </w:r>
       <w:r>
         <w:rPr>
-          <w:rFonts w:ascii="Noto Sans" w:hAnsi="Noto Sans" w:cs="Noto Sans" w:eastAsia="Noto Sans"/>
-          <w:lang w:val="en-US"/>
+          <w:rFonts w:ascii="Noto Sans" w:hAnsi="Noto Sans" w:cs="Noto Naskh Arabic" w:eastAsia="Noto Sans"/>
+          <w:rtl/>
+          <w:lang w:val="fa-IR"/>
         </w:rPr>
         <w:t xml:space="preserve"> </w:t>
       </w:r>
@@ -13253,8 +13430,9 @@
       </w:r>
       <w:r>
         <w:rPr>
-          <w:rFonts w:ascii="Noto Sans" w:hAnsi="Noto Sans" w:cs="Noto Sans" w:eastAsia="Noto Sans"/>
-          <w:lang w:val="en-US"/>
+          <w:rFonts w:ascii="Noto Sans" w:hAnsi="Noto Sans" w:cs="Noto Naskh Arabic" w:eastAsia="Noto Sans"/>
+          <w:rtl/>
+          <w:lang w:val="fa-IR"/>
         </w:rPr>
         <w:t xml:space="preserve"> </w:t>
       </w:r>
@@ -13275,9 +13453,9 @@
         </w:numPr>
         <w:pStyle w:val="Compact"/>
         <w:bidi/>
-        <w:ind w:firstLine="238"/>
-        <w:jc w:val="both"/>
-        <w:widowControl/>
+        <w:widowControl/>
+        <w:ind w:firstLine="238"/>
+        <w:jc w:val="right"/>
       </w:pPr>
       <w:r>
         <w:rPr>
@@ -13296,9 +13474,9 @@
         </w:numPr>
         <w:pStyle w:val="Compact"/>
         <w:bidi/>
-        <w:ind w:firstLine="238"/>
-        <w:jc w:val="both"/>
-        <w:widowControl/>
+        <w:widowControl/>
+        <w:ind w:firstLine="238"/>
+        <w:jc w:val="right"/>
       </w:pPr>
       <w:r>
         <w:rPr>
@@ -13316,9 +13494,10 @@
           <w:numId w:val="1018"/>
         </w:numPr>
         <w:pStyle w:val="Compact"/>
-        <w:ind w:firstLine="0"/>
-        <w:jc w:val="left"/>
-        <w:widowControl/>
+        <w:bidi/>
+        <w:widowControl/>
+        <w:ind w:firstLine="238"/>
+        <w:jc w:val="right"/>
       </w:pPr>
       <w:r>
         <w:rPr>
@@ -13367,9 +13546,9 @@
         </w:numPr>
         <w:pStyle w:val="Compact"/>
         <w:bidi/>
-        <w:ind w:firstLine="238"/>
-        <w:jc w:val="both"/>
-        <w:widowControl/>
+        <w:widowControl/>
+        <w:ind w:firstLine="238"/>
+        <w:jc w:val="right"/>
       </w:pPr>
       <w:r>
         <w:rPr>
@@ -13388,9 +13567,9 @@
         </w:numPr>
         <w:pStyle w:val="Compact"/>
         <w:bidi/>
-        <w:ind w:firstLine="238"/>
-        <w:jc w:val="both"/>
-        <w:widowControl/>
+        <w:widowControl/>
+        <w:ind w:firstLine="238"/>
+        <w:jc w:val="right"/>
       </w:pPr>
       <w:r>
         <w:rPr>
@@ -13409,9 +13588,9 @@
         </w:numPr>
         <w:pStyle w:val="Compact"/>
         <w:bidi/>
-        <w:ind w:firstLine="238"/>
-        <w:jc w:val="both"/>
-        <w:widowControl/>
+        <w:widowControl/>
+        <w:ind w:firstLine="238"/>
+        <w:jc w:val="right"/>
       </w:pPr>
       <w:r>
         <w:rPr>
@@ -13430,9 +13609,9 @@
         </w:numPr>
         <w:pStyle w:val="Compact"/>
         <w:bidi/>
-        <w:ind w:firstLine="238"/>
-        <w:jc w:val="both"/>
-        <w:widowControl/>
+        <w:widowControl/>
+        <w:ind w:firstLine="238"/>
+        <w:jc w:val="right"/>
       </w:pPr>
       <w:r>
         <w:rPr>
@@ -13466,9 +13645,9 @@
         </w:numPr>
         <w:pStyle w:val="Compact"/>
         <w:bidi/>
-        <w:ind w:firstLine="238"/>
-        <w:jc w:val="both"/>
-        <w:widowControl/>
+        <w:widowControl/>
+        <w:ind w:firstLine="238"/>
+        <w:jc w:val="right"/>
       </w:pPr>
       <w:r>
         <w:rPr>
@@ -13487,9 +13666,9 @@
         </w:numPr>
         <w:pStyle w:val="Compact"/>
         <w:bidi/>
-        <w:ind w:firstLine="238"/>
-        <w:jc w:val="both"/>
-        <w:widowControl/>
+        <w:widowControl/>
+        <w:ind w:firstLine="238"/>
+        <w:jc w:val="right"/>
       </w:pPr>
       <w:r>
         <w:rPr>
@@ -13508,9 +13687,9 @@
         </w:numPr>
         <w:pStyle w:val="Compact"/>
         <w:bidi/>
-        <w:ind w:firstLine="238"/>
-        <w:jc w:val="both"/>
-        <w:widowControl/>
+        <w:widowControl/>
+        <w:ind w:firstLine="238"/>
+        <w:jc w:val="right"/>
       </w:pPr>
       <w:r>
         <w:rPr>
@@ -13544,9 +13723,9 @@
         </w:numPr>
         <w:pStyle w:val="Compact"/>
         <w:bidi/>
-        <w:ind w:firstLine="238"/>
-        <w:jc w:val="both"/>
-        <w:widowControl/>
+        <w:widowControl/>
+        <w:ind w:firstLine="238"/>
+        <w:jc w:val="right"/>
       </w:pPr>
       <w:r>
         <w:rPr>
@@ -13560,9 +13739,9 @@
     <w:p>
       <w:pPr>
         <w:bidi/>
-        <w:ind w:firstLine="238"/>
-        <w:jc w:val="both"/>
-        <w:widowControl/>
+        <w:widowControl/>
+        <w:ind w:firstLine="238"/>
+        <w:jc w:val="right"/>
       </w:pPr>
       <w:r>
         <w:rPr>
@@ -13574,8 +13753,9 @@
       </w:r>
       <w:r>
         <w:rPr>
-          <w:rFonts w:ascii="Noto Sans" w:hAnsi="Noto Sans" w:cs="Noto Sans" w:eastAsia="Noto Sans"/>
-          <w:lang w:val="en-US"/>
+          <w:rFonts w:ascii="Noto Sans" w:hAnsi="Noto Sans" w:cs="Noto Naskh Arabic" w:eastAsia="Noto Sans"/>
+          <w:rtl/>
+          <w:lang w:val="fa-IR"/>
         </w:rPr>
         <w:t xml:space="preserve"> </w:t>
       </w:r>
@@ -13591,8 +13771,9 @@
       </w:r>
       <w:r>
         <w:rPr>
-          <w:rFonts w:ascii="Noto Sans" w:hAnsi="Noto Sans" w:cs="Noto Sans" w:eastAsia="Noto Sans"/>
-          <w:lang w:val="en-US"/>
+          <w:rFonts w:ascii="Noto Sans" w:hAnsi="Noto Sans" w:cs="Noto Naskh Arabic" w:eastAsia="Noto Sans"/>
+          <w:rtl/>
+          <w:lang w:val="fa-IR"/>
         </w:rPr>
         <w:t xml:space="preserve"> </w:t>
       </w:r>
@@ -13605,15 +13786,15 @@
         <w:t xml:space="preserve">ارائه کند. هدف تمرین، پیشنهاد فناوری بدون منطق تصمیم‌گیری نیست.</w:t>
       </w:r>
     </w:p>
-    <w:bookmarkEnd w:id="102"/>
-    <w:bookmarkStart w:id="103" w:name="فعالیت-کلاسی-از-فناوری-به-مسئله"/>
+    <w:bookmarkEnd w:id="99"/>
+    <w:bookmarkStart w:id="100" w:name="فعالیت-کلاسی-از-فناوری-به-مسئله"/>
     <w:p>
       <w:pPr>
         <w:pStyle w:val="Heading2"/>
         <w:bidi/>
+        <w:widowControl/>
         <w:ind w:firstLine="0"/>
         <w:jc w:val="right"/>
-        <w:widowControl/>
         <w:keepNext/>
       </w:pPr>
       <w:r>
@@ -13635,9 +13816,9 @@
     <w:p>
       <w:pPr>
         <w:bidi/>
-        <w:ind w:firstLine="238"/>
-        <w:jc w:val="both"/>
-        <w:widowControl/>
+        <w:widowControl/>
+        <w:ind w:firstLine="238"/>
+        <w:jc w:val="right"/>
       </w:pPr>
       <w:r>
         <w:rPr>
@@ -13716,9 +13897,9 @@
         </w:numPr>
         <w:pStyle w:val="Compact"/>
         <w:bidi/>
-        <w:ind w:firstLine="238"/>
-        <w:jc w:val="both"/>
-        <w:widowControl/>
+        <w:widowControl/>
+        <w:ind w:firstLine="238"/>
+        <w:jc w:val="right"/>
       </w:pPr>
       <w:r>
         <w:rPr>
@@ -13737,9 +13918,9 @@
         </w:numPr>
         <w:pStyle w:val="Compact"/>
         <w:bidi/>
-        <w:ind w:firstLine="238"/>
-        <w:jc w:val="both"/>
-        <w:widowControl/>
+        <w:widowControl/>
+        <w:ind w:firstLine="238"/>
+        <w:jc w:val="right"/>
       </w:pPr>
       <w:r>
         <w:rPr>
@@ -13758,9 +13939,9 @@
         </w:numPr>
         <w:pStyle w:val="Compact"/>
         <w:bidi/>
-        <w:ind w:firstLine="238"/>
-        <w:jc w:val="both"/>
-        <w:widowControl/>
+        <w:widowControl/>
+        <w:ind w:firstLine="238"/>
+        <w:jc w:val="right"/>
       </w:pPr>
       <w:r>
         <w:rPr>
@@ -13779,9 +13960,9 @@
         </w:numPr>
         <w:pStyle w:val="Compact"/>
         <w:bidi/>
-        <w:ind w:firstLine="238"/>
-        <w:jc w:val="both"/>
-        <w:widowControl/>
+        <w:widowControl/>
+        <w:ind w:firstLine="238"/>
+        <w:jc w:val="right"/>
       </w:pPr>
       <w:r>
         <w:rPr>
@@ -13800,9 +13981,9 @@
         </w:numPr>
         <w:pStyle w:val="Compact"/>
         <w:bidi/>
-        <w:ind w:firstLine="238"/>
-        <w:jc w:val="both"/>
-        <w:widowControl/>
+        <w:widowControl/>
+        <w:ind w:firstLine="238"/>
+        <w:jc w:val="right"/>
       </w:pPr>
       <w:r>
         <w:rPr>
@@ -13821,9 +14002,9 @@
         </w:numPr>
         <w:pStyle w:val="Compact"/>
         <w:bidi/>
-        <w:ind w:firstLine="238"/>
-        <w:jc w:val="both"/>
-        <w:widowControl/>
+        <w:widowControl/>
+        <w:ind w:firstLine="238"/>
+        <w:jc w:val="right"/>
       </w:pPr>
       <w:r>
         <w:rPr>
@@ -13842,9 +14023,9 @@
         </w:numPr>
         <w:pStyle w:val="Compact"/>
         <w:bidi/>
-        <w:ind w:firstLine="238"/>
-        <w:jc w:val="both"/>
-        <w:widowControl/>
+        <w:widowControl/>
+        <w:ind w:firstLine="238"/>
+        <w:jc w:val="right"/>
       </w:pPr>
       <w:r>
         <w:rPr>
@@ -13855,15 +14036,15 @@
         <w:t xml:space="preserve">چگونه ارزش ایجادشده اندازه‌گیری می‌شود؟</w:t>
       </w:r>
     </w:p>
-    <w:bookmarkEnd w:id="103"/>
-    <w:bookmarkStart w:id="104" w:name="تمرین-مطالعه-موردی-پارسخدمت"/>
+    <w:bookmarkEnd w:id="100"/>
+    <w:bookmarkStart w:id="101" w:name="تمرین-مطالعه-موردی-پارسخدمت"/>
     <w:p>
       <w:pPr>
         <w:pStyle w:val="Heading2"/>
         <w:bidi/>
+        <w:widowControl/>
         <w:ind w:firstLine="0"/>
         <w:jc w:val="right"/>
-        <w:widowControl/>
         <w:keepNext/>
       </w:pPr>
       <w:r>
@@ -13885,9 +14066,9 @@
     <w:p>
       <w:pPr>
         <w:bidi/>
-        <w:ind w:firstLine="238"/>
-        <w:jc w:val="both"/>
-        <w:widowControl/>
+        <w:widowControl/>
+        <w:ind w:firstLine="238"/>
+        <w:jc w:val="right"/>
       </w:pPr>
       <w:r>
         <w:rPr>
@@ -13906,9 +14087,9 @@
         </w:numPr>
         <w:pStyle w:val="Compact"/>
         <w:bidi/>
-        <w:ind w:firstLine="238"/>
-        <w:jc w:val="both"/>
-        <w:widowControl/>
+        <w:widowControl/>
+        <w:ind w:firstLine="238"/>
+        <w:jc w:val="right"/>
       </w:pPr>
       <w:r>
         <w:rPr>
@@ -13942,9 +14123,9 @@
         </w:numPr>
         <w:pStyle w:val="Compact"/>
         <w:bidi/>
-        <w:ind w:firstLine="238"/>
-        <w:jc w:val="both"/>
-        <w:widowControl/>
+        <w:widowControl/>
+        <w:ind w:firstLine="238"/>
+        <w:jc w:val="right"/>
       </w:pPr>
       <w:r>
         <w:rPr>
@@ -13963,9 +14144,9 @@
         </w:numPr>
         <w:pStyle w:val="Compact"/>
         <w:bidi/>
-        <w:ind w:firstLine="238"/>
-        <w:jc w:val="both"/>
-        <w:widowControl/>
+        <w:widowControl/>
+        <w:ind w:firstLine="238"/>
+        <w:jc w:val="right"/>
       </w:pPr>
       <w:r>
         <w:rPr>
@@ -13999,9 +14180,9 @@
         </w:numPr>
         <w:pStyle w:val="Compact"/>
         <w:bidi/>
-        <w:ind w:firstLine="238"/>
-        <w:jc w:val="both"/>
-        <w:widowControl/>
+        <w:widowControl/>
+        <w:ind w:firstLine="238"/>
+        <w:jc w:val="right"/>
       </w:pPr>
       <w:r>
         <w:rPr>
@@ -14020,9 +14201,9 @@
         </w:numPr>
         <w:pStyle w:val="Compact"/>
         <w:bidi/>
-        <w:ind w:firstLine="238"/>
-        <w:jc w:val="both"/>
-        <w:widowControl/>
+        <w:widowControl/>
+        <w:ind w:firstLine="238"/>
+        <w:jc w:val="right"/>
       </w:pPr>
       <w:r>
         <w:rPr>
@@ -14063,15 +14244,15 @@
         <w:t xml:space="preserve">قرار دارد.</w:t>
       </w:r>
     </w:p>
-    <w:bookmarkEnd w:id="104"/>
-    <w:bookmarkStart w:id="105" w:name="راهنمای-ارزیابی-تمرین-اصلی"/>
+    <w:bookmarkEnd w:id="101"/>
+    <w:bookmarkStart w:id="102" w:name="راهنمای-ارزیابی-تمرین-اصلی"/>
     <w:p>
       <w:pPr>
         <w:pStyle w:val="Heading2"/>
         <w:bidi/>
+        <w:widowControl/>
         <w:ind w:firstLine="0"/>
         <w:jc w:val="right"/>
-        <w:widowControl/>
         <w:keepNext/>
       </w:pPr>
       <w:r>
@@ -14093,9 +14274,9 @@
     <w:p>
       <w:pPr>
         <w:bidi/>
-        <w:ind w:firstLine="238"/>
-        <w:jc w:val="both"/>
-        <w:widowControl/>
+        <w:widowControl/>
+        <w:ind w:firstLine="238"/>
+        <w:jc w:val="right"/>
       </w:pPr>
       <w:r>
         <w:rPr>
@@ -14114,9 +14295,9 @@
         </w:numPr>
         <w:pStyle w:val="Compact"/>
         <w:bidi/>
-        <w:ind w:firstLine="238"/>
-        <w:jc w:val="both"/>
-        <w:widowControl/>
+        <w:widowControl/>
+        <w:ind w:firstLine="238"/>
+        <w:jc w:val="right"/>
       </w:pPr>
       <w:r>
         <w:rPr>
@@ -14156,9 +14337,9 @@
         </w:numPr>
         <w:pStyle w:val="Compact"/>
         <w:bidi/>
-        <w:ind w:firstLine="238"/>
-        <w:jc w:val="both"/>
-        <w:widowControl/>
+        <w:widowControl/>
+        <w:ind w:firstLine="238"/>
+        <w:jc w:val="right"/>
       </w:pPr>
       <w:r>
         <w:rPr>
@@ -14198,9 +14379,9 @@
         </w:numPr>
         <w:pStyle w:val="Compact"/>
         <w:bidi/>
-        <w:ind w:firstLine="238"/>
-        <w:jc w:val="both"/>
-        <w:widowControl/>
+        <w:widowControl/>
+        <w:ind w:firstLine="238"/>
+        <w:jc w:val="right"/>
       </w:pPr>
       <w:r>
         <w:rPr>
@@ -14259,9 +14440,9 @@
         </w:numPr>
         <w:pStyle w:val="Compact"/>
         <w:bidi/>
-        <w:ind w:firstLine="238"/>
-        <w:jc w:val="both"/>
-        <w:widowControl/>
+        <w:widowControl/>
+        <w:ind w:firstLine="238"/>
+        <w:jc w:val="right"/>
       </w:pPr>
       <w:r>
         <w:rPr>
@@ -14301,9 +14482,9 @@
         </w:numPr>
         <w:pStyle w:val="Compact"/>
         <w:bidi/>
-        <w:ind w:firstLine="238"/>
-        <w:jc w:val="both"/>
-        <w:widowControl/>
+        <w:widowControl/>
+        <w:ind w:firstLine="238"/>
+        <w:jc w:val="right"/>
       </w:pPr>
       <w:r>
         <w:rPr>
@@ -14335,15 +14516,15 @@
         <w:t xml:space="preserve">٪</w:t>
       </w:r>
     </w:p>
-    <w:bookmarkEnd w:id="105"/>
-    <w:bookmarkStart w:id="107" w:name="نکته-برای-مدرس"/>
+    <w:bookmarkEnd w:id="102"/>
+    <w:bookmarkStart w:id="104" w:name="نکته-برای-مدرس"/>
     <w:p>
       <w:pPr>
         <w:pStyle w:val="Heading2"/>
         <w:bidi/>
+        <w:widowControl/>
         <w:ind w:firstLine="0"/>
         <w:jc w:val="right"/>
-        <w:widowControl/>
         <w:keepNext/>
       </w:pPr>
       <w:r>
@@ -14365,9 +14546,9 @@
     <w:p>
       <w:pPr>
         <w:bidi/>
-        <w:ind w:firstLine="238"/>
-        <w:jc w:val="both"/>
-        <w:widowControl/>
+        <w:widowControl/>
+        <w:ind w:firstLine="238"/>
+        <w:jc w:val="right"/>
       </w:pPr>
       <w:r>
         <w:rPr>
@@ -14378,14 +14559,14 @@
         <w:t xml:space="preserve">این فصل باید بیش از حفظ اصطلاحات، قدرت تشخیص دانشجو را افزایش دهد. دانشجو باید بتواند بین «نوآوری فناورانه»، «اتوماسیون فرایند» و «تحول سازمانی» تمایز بگذارد و درباره ادعاهای فناوری‌محور سؤال انتقادی بپرسد.</w:t>
       </w:r>
     </w:p>
-    <w:bookmarkStart w:id="106" w:name="پیام-نهایی-فصل"/>
+    <w:bookmarkStart w:id="103" w:name="پیام-نهایی-فصل"/>
     <w:p>
       <w:pPr>
         <w:pStyle w:val="Heading3"/>
         <w:bidi/>
+        <w:widowControl/>
         <w:ind w:firstLine="0"/>
         <w:jc w:val="right"/>
-        <w:widowControl/>
         <w:keepNext/>
       </w:pPr>
       <w:r>
@@ -14401,9 +14582,9 @@
       <w:pPr>
         <w:pStyle w:val="BlockText"/>
         <w:bidi/>
-        <w:ind w:firstLine="238"/>
-        <w:jc w:val="both"/>
-        <w:widowControl/>
+        <w:widowControl/>
+        <w:ind w:firstLine="238"/>
+        <w:jc w:val="right"/>
       </w:pPr>
       <w:r>
         <w:rPr>
@@ -14416,17 +14597,17 @@
         <w:t xml:space="preserve">تحول دیجیتال مسابقه خرید جدیدترین فناوری نیست؛ توانایی سازمان برای تبدیل فناوری و داده به قابلیت، ارزش و یادگیری پایدار است.</w:t>
       </w:r>
     </w:p>
-    <w:bookmarkEnd w:id="106"/>
-    <w:bookmarkEnd w:id="107"/>
-    <w:bookmarkEnd w:id="108"/>
-    <w:bookmarkStart w:id="114" w:name="منابع-فصل-اول"/>
+    <w:bookmarkEnd w:id="103"/>
+    <w:bookmarkEnd w:id="104"/>
+    <w:bookmarkEnd w:id="105"/>
+    <w:bookmarkStart w:id="111" w:name="منابع-فصل-اول"/>
     <w:p>
       <w:pPr>
         <w:pStyle w:val="Heading1"/>
         <w:bidi/>
+        <w:widowControl/>
         <w:ind w:firstLine="0"/>
         <w:jc w:val="right"/>
-        <w:widowControl/>
         <w:keepNext/>
       </w:pPr>
       <w:r>
@@ -14438,14 +14619,14 @@
         <w:t xml:space="preserve">منابع فصل اول</w:t>
       </w:r>
     </w:p>
-    <w:bookmarkStart w:id="109" w:name="منابع-کتابی-اصلی"/>
+    <w:bookmarkStart w:id="106" w:name="منابع-کتابی-اصلی"/>
     <w:p>
       <w:pPr>
         <w:pStyle w:val="Heading2"/>
         <w:bidi/>
+        <w:widowControl/>
         <w:ind w:firstLine="0"/>
         <w:jc w:val="right"/>
-        <w:widowControl/>
         <w:keepNext/>
       </w:pPr>
       <w:r>
@@ -14464,9 +14645,10 @@
           <w:numId w:val="1022"/>
         </w:numPr>
         <w:pStyle w:val="Compact"/>
-        <w:ind w:firstLine="0"/>
-        <w:jc w:val="left"/>
-        <w:widowControl/>
+        <w:bidi/>
+        <w:widowControl/>
+        <w:ind w:firstLine="238"/>
+        <w:jc w:val="right"/>
       </w:pPr>
       <w:r>
         <w:rPr>
@@ -14477,8 +14659,9 @@
       </w:r>
       <w:r>
         <w:rPr>
-          <w:rFonts w:ascii="Noto Sans" w:hAnsi="Noto Sans" w:cs="Noto Sans" w:eastAsia="Noto Sans"/>
-          <w:lang w:val="en-US"/>
+          <w:rFonts w:ascii="Noto Sans" w:hAnsi="Noto Sans" w:cs="Noto Naskh Arabic" w:eastAsia="Noto Sans"/>
+          <w:rtl/>
+          <w:lang w:val="fa-IR"/>
         </w:rPr>
         <w:t xml:space="preserve"> </w:t>
       </w:r>
@@ -14506,9 +14689,10 @@
           <w:numId w:val="1023"/>
         </w:numPr>
         <w:pStyle w:val="Compact"/>
-        <w:ind w:firstLine="0"/>
-        <w:jc w:val="left"/>
-        <w:widowControl/>
+        <w:bidi/>
+        <w:widowControl/>
+        <w:ind w:firstLine="238"/>
+        <w:jc w:val="right"/>
       </w:pPr>
       <w:r>
         <w:rPr>
@@ -14526,9 +14710,9 @@
         </w:numPr>
         <w:pStyle w:val="Compact"/>
         <w:bidi/>
-        <w:ind w:firstLine="238"/>
-        <w:jc w:val="both"/>
-        <w:widowControl/>
+        <w:widowControl/>
+        <w:ind w:firstLine="238"/>
+        <w:jc w:val="right"/>
       </w:pPr>
       <w:r>
         <w:rPr>
@@ -14553,9 +14737,10 @@
           <w:numId w:val="1022"/>
         </w:numPr>
         <w:pStyle w:val="Compact"/>
-        <w:ind w:firstLine="0"/>
-        <w:jc w:val="left"/>
-        <w:widowControl/>
+        <w:bidi/>
+        <w:widowControl/>
+        <w:ind w:firstLine="238"/>
+        <w:jc w:val="right"/>
       </w:pPr>
       <w:r>
         <w:rPr>
@@ -14566,8 +14751,9 @@
       </w:r>
       <w:r>
         <w:rPr>
-          <w:rFonts w:ascii="Noto Sans" w:hAnsi="Noto Sans" w:cs="Noto Sans" w:eastAsia="Noto Sans"/>
-          <w:lang w:val="en-US"/>
+          <w:rFonts w:ascii="Noto Sans" w:hAnsi="Noto Sans" w:cs="Noto Naskh Arabic" w:eastAsia="Noto Sans"/>
+          <w:rtl/>
+          <w:lang w:val="fa-IR"/>
         </w:rPr>
         <w:t xml:space="preserve"> </w:t>
       </w:r>
@@ -14595,9 +14781,10 @@
           <w:numId w:val="1024"/>
         </w:numPr>
         <w:pStyle w:val="Compact"/>
-        <w:ind w:firstLine="0"/>
-        <w:jc w:val="left"/>
-        <w:widowControl/>
+        <w:bidi/>
+        <w:widowControl/>
+        <w:ind w:firstLine="238"/>
+        <w:jc w:val="right"/>
       </w:pPr>
       <w:r>
         <w:rPr>
@@ -14615,9 +14802,9 @@
         </w:numPr>
         <w:pStyle w:val="Compact"/>
         <w:bidi/>
-        <w:ind w:firstLine="238"/>
-        <w:jc w:val="both"/>
-        <w:widowControl/>
+        <w:widowControl/>
+        <w:ind w:firstLine="238"/>
+        <w:jc w:val="right"/>
       </w:pPr>
       <w:r>
         <w:rPr>
@@ -14650,9 +14837,10 @@
           <w:numId w:val="1022"/>
         </w:numPr>
         <w:pStyle w:val="Compact"/>
-        <w:ind w:firstLine="0"/>
-        <w:jc w:val="left"/>
-        <w:widowControl/>
+        <w:bidi/>
+        <w:widowControl/>
+        <w:ind w:firstLine="238"/>
+        <w:jc w:val="right"/>
       </w:pPr>
       <w:r>
         <w:rPr>
@@ -14663,8 +14851,9 @@
       </w:r>
       <w:r>
         <w:rPr>
-          <w:rFonts w:ascii="Noto Sans" w:hAnsi="Noto Sans" w:cs="Noto Sans" w:eastAsia="Noto Sans"/>
-          <w:lang w:val="en-US"/>
+          <w:rFonts w:ascii="Noto Sans" w:hAnsi="Noto Sans" w:cs="Noto Naskh Arabic" w:eastAsia="Noto Sans"/>
+          <w:rtl/>
+          <w:lang w:val="fa-IR"/>
         </w:rPr>
         <w:t xml:space="preserve"> </w:t>
       </w:r>
@@ -14692,9 +14881,10 @@
           <w:numId w:val="1025"/>
         </w:numPr>
         <w:pStyle w:val="Compact"/>
-        <w:ind w:firstLine="0"/>
-        <w:jc w:val="left"/>
-        <w:widowControl/>
+        <w:bidi/>
+        <w:widowControl/>
+        <w:ind w:firstLine="238"/>
+        <w:jc w:val="right"/>
       </w:pPr>
       <w:r>
         <w:rPr>
@@ -14712,9 +14902,9 @@
         </w:numPr>
         <w:pStyle w:val="Compact"/>
         <w:bidi/>
-        <w:ind w:firstLine="238"/>
-        <w:jc w:val="both"/>
-        <w:widowControl/>
+        <w:widowControl/>
+        <w:ind w:firstLine="238"/>
+        <w:jc w:val="right"/>
       </w:pPr>
       <w:r>
         <w:rPr>
@@ -14777,15 +14967,15 @@
         <w:t xml:space="preserve">Digital Twin.</w:t>
       </w:r>
     </w:p>
-    <w:bookmarkEnd w:id="109"/>
-    <w:bookmarkStart w:id="110" w:name="مقالات-علمی-جدید-۲۰۲۵-و-۲۰۲۶"/>
+    <w:bookmarkEnd w:id="106"/>
+    <w:bookmarkStart w:id="107" w:name="مقالات-علمی-جدید-۲۰۲۵-و-۲۰۲۶"/>
     <w:p>
       <w:pPr>
         <w:pStyle w:val="Heading2"/>
         <w:bidi/>
+        <w:widowControl/>
         <w:ind w:firstLine="0"/>
         <w:jc w:val="right"/>
-        <w:widowControl/>
         <w:keepNext/>
       </w:pPr>
       <w:r>
@@ -14803,9 +14993,10 @@
           <w:ilvl w:val="0"/>
           <w:numId w:val="1026"/>
         </w:numPr>
-        <w:ind w:firstLine="0"/>
-        <w:jc w:val="left"/>
-        <w:widowControl/>
+        <w:bidi/>
+        <w:widowControl/>
+        <w:ind w:firstLine="238"/>
+        <w:jc w:val="right"/>
       </w:pPr>
       <w:r>
         <w:rPr>
@@ -14816,8 +15007,9 @@
       </w:r>
       <w:r>
         <w:rPr>
-          <w:rFonts w:ascii="Noto Sans" w:hAnsi="Noto Sans" w:cs="Noto Sans" w:eastAsia="Noto Sans"/>
-          <w:lang w:val="en-US"/>
+          <w:rFonts w:ascii="Noto Sans" w:hAnsi="Noto Sans" w:cs="Noto Naskh Arabic" w:eastAsia="Noto Sans"/>
+          <w:rtl/>
+          <w:lang w:val="fa-IR"/>
         </w:rPr>
         <w:t xml:space="preserve"> </w:t>
       </w:r>
@@ -14844,9 +15036,10 @@
           <w:ilvl w:val="0"/>
           <w:numId w:val="1026"/>
         </w:numPr>
-        <w:ind w:firstLine="0"/>
-        <w:jc w:val="left"/>
-        <w:widowControl/>
+        <w:bidi/>
+        <w:widowControl/>
+        <w:ind w:firstLine="238"/>
+        <w:jc w:val="right"/>
       </w:pPr>
       <w:r>
         <w:rPr>
@@ -14902,8 +15095,9 @@
       </w:r>
       <w:r>
         <w:rPr>
-          <w:rFonts w:ascii="Noto Sans" w:hAnsi="Noto Sans" w:cs="Noto Sans" w:eastAsia="Noto Sans"/>
-          <w:lang w:val="en-US"/>
+          <w:rFonts w:ascii="Noto Sans" w:hAnsi="Noto Sans" w:cs="Noto Naskh Arabic" w:eastAsia="Noto Sans"/>
+          <w:rtl/>
+          <w:lang w:val="fa-IR"/>
         </w:rPr>
         <w:t xml:space="preserve"> </w:t>
       </w:r>
@@ -14930,9 +15124,10 @@
           <w:ilvl w:val="0"/>
           <w:numId w:val="1026"/>
         </w:numPr>
-        <w:ind w:firstLine="0"/>
-        <w:jc w:val="left"/>
-        <w:widowControl/>
+        <w:bidi/>
+        <w:widowControl/>
+        <w:ind w:firstLine="238"/>
+        <w:jc w:val="right"/>
       </w:pPr>
       <w:r>
         <w:rPr>
@@ -14943,8 +15138,9 @@
       </w:r>
       <w:r>
         <w:rPr>
-          <w:rFonts w:ascii="Noto Sans" w:hAnsi="Noto Sans" w:cs="Noto Sans" w:eastAsia="Noto Sans"/>
-          <w:lang w:val="en-US"/>
+          <w:rFonts w:ascii="Noto Sans" w:hAnsi="Noto Sans" w:cs="Noto Naskh Arabic" w:eastAsia="Noto Sans"/>
+          <w:rtl/>
+          <w:lang w:val="fa-IR"/>
         </w:rPr>
         <w:t xml:space="preserve"> </w:t>
       </w:r>
@@ -14971,9 +15167,10 @@
           <w:ilvl w:val="0"/>
           <w:numId w:val="1026"/>
         </w:numPr>
-        <w:ind w:firstLine="0"/>
-        <w:jc w:val="left"/>
-        <w:widowControl/>
+        <w:bidi/>
+        <w:widowControl/>
+        <w:ind w:firstLine="238"/>
+        <w:jc w:val="right"/>
       </w:pPr>
       <w:r>
         <w:rPr>
@@ -14984,8 +15181,9 @@
       </w:r>
       <w:r>
         <w:rPr>
-          <w:rFonts w:ascii="Noto Sans" w:hAnsi="Noto Sans" w:cs="Noto Sans" w:eastAsia="Noto Sans"/>
-          <w:lang w:val="en-US"/>
+          <w:rFonts w:ascii="Noto Sans" w:hAnsi="Noto Sans" w:cs="Noto Naskh Arabic" w:eastAsia="Noto Sans"/>
+          <w:rtl/>
+          <w:lang w:val="fa-IR"/>
         </w:rPr>
         <w:t xml:space="preserve"> </w:t>
       </w:r>
@@ -15012,9 +15210,10 @@
           <w:ilvl w:val="0"/>
           <w:numId w:val="1026"/>
         </w:numPr>
-        <w:ind w:firstLine="0"/>
-        <w:jc w:val="left"/>
-        <w:widowControl/>
+        <w:bidi/>
+        <w:widowControl/>
+        <w:ind w:firstLine="238"/>
+        <w:jc w:val="right"/>
       </w:pPr>
       <w:r>
         <w:rPr>
@@ -15025,8 +15224,9 @@
       </w:r>
       <w:r>
         <w:rPr>
-          <w:rFonts w:ascii="Noto Sans" w:hAnsi="Noto Sans" w:cs="Noto Sans" w:eastAsia="Noto Sans"/>
-          <w:lang w:val="en-US"/>
+          <w:rFonts w:ascii="Noto Sans" w:hAnsi="Noto Sans" w:cs="Noto Naskh Arabic" w:eastAsia="Noto Sans"/>
+          <w:rtl/>
+          <w:lang w:val="fa-IR"/>
         </w:rPr>
         <w:t xml:space="preserve"> </w:t>
       </w:r>
@@ -15053,9 +15253,10 @@
           <w:ilvl w:val="0"/>
           <w:numId w:val="1026"/>
         </w:numPr>
-        <w:ind w:firstLine="0"/>
-        <w:jc w:val="left"/>
-        <w:widowControl/>
+        <w:bidi/>
+        <w:widowControl/>
+        <w:ind w:firstLine="238"/>
+        <w:jc w:val="right"/>
       </w:pPr>
       <w:r>
         <w:rPr>
@@ -15066,8 +15267,9 @@
       </w:r>
       <w:r>
         <w:rPr>
-          <w:rFonts w:ascii="Noto Sans" w:hAnsi="Noto Sans" w:cs="Noto Sans" w:eastAsia="Noto Sans"/>
-          <w:lang w:val="en-US"/>
+          <w:rFonts w:ascii="Noto Sans" w:hAnsi="Noto Sans" w:cs="Noto Naskh Arabic" w:eastAsia="Noto Sans"/>
+          <w:rtl/>
+          <w:lang w:val="fa-IR"/>
         </w:rPr>
         <w:t xml:space="preserve"> </w:t>
       </w:r>
@@ -15094,9 +15296,10 @@
           <w:ilvl w:val="0"/>
           <w:numId w:val="1026"/>
         </w:numPr>
-        <w:ind w:firstLine="0"/>
-        <w:jc w:val="left"/>
-        <w:widowControl/>
+        <w:bidi/>
+        <w:widowControl/>
+        <w:ind w:firstLine="238"/>
+        <w:jc w:val="right"/>
       </w:pPr>
       <w:r>
         <w:rPr>
@@ -15107,8 +15310,9 @@
       </w:r>
       <w:r>
         <w:rPr>
-          <w:rFonts w:ascii="Noto Sans" w:hAnsi="Noto Sans" w:cs="Noto Sans" w:eastAsia="Noto Sans"/>
-          <w:lang w:val="en-US"/>
+          <w:rFonts w:ascii="Noto Sans" w:hAnsi="Noto Sans" w:cs="Noto Naskh Arabic" w:eastAsia="Noto Sans"/>
+          <w:rtl/>
+          <w:lang w:val="fa-IR"/>
         </w:rPr>
         <w:t xml:space="preserve"> </w:t>
       </w:r>
@@ -15135,9 +15339,10 @@
           <w:ilvl w:val="0"/>
           <w:numId w:val="1026"/>
         </w:numPr>
-        <w:ind w:firstLine="0"/>
-        <w:jc w:val="left"/>
-        <w:widowControl/>
+        <w:bidi/>
+        <w:widowControl/>
+        <w:ind w:firstLine="238"/>
+        <w:jc w:val="right"/>
       </w:pPr>
       <w:r>
         <w:rPr>
@@ -15148,8 +15353,9 @@
       </w:r>
       <w:r>
         <w:rPr>
-          <w:rFonts w:ascii="Noto Sans" w:hAnsi="Noto Sans" w:cs="Noto Sans" w:eastAsia="Noto Sans"/>
-          <w:lang w:val="en-US"/>
+          <w:rFonts w:ascii="Noto Sans" w:hAnsi="Noto Sans" w:cs="Noto Naskh Arabic" w:eastAsia="Noto Sans"/>
+          <w:rtl/>
+          <w:lang w:val="fa-IR"/>
         </w:rPr>
         <w:t xml:space="preserve"> </w:t>
       </w:r>
@@ -15170,15 +15376,15 @@
         <w:t xml:space="preserve">. SSRN Working Paper. https://doi.org/10.2139/ssrn.6905079</w:t>
       </w:r>
     </w:p>
-    <w:bookmarkEnd w:id="110"/>
-    <w:bookmarkStart w:id="111" w:name="استاندارد-و-منبع-رسمی"/>
+    <w:bookmarkEnd w:id="107"/>
+    <w:bookmarkStart w:id="108" w:name="استاندارد-و-منبع-رسمی"/>
     <w:p>
       <w:pPr>
         <w:pStyle w:val="Heading2"/>
         <w:bidi/>
+        <w:widowControl/>
         <w:ind w:firstLine="0"/>
         <w:jc w:val="right"/>
-        <w:widowControl/>
         <w:keepNext/>
       </w:pPr>
       <w:r>
@@ -15197,9 +15403,10 @@
           <w:numId w:val="1027"/>
         </w:numPr>
         <w:pStyle w:val="Compact"/>
-        <w:ind w:firstLine="0"/>
-        <w:jc w:val="left"/>
-        <w:widowControl/>
+        <w:bidi/>
+        <w:widowControl/>
+        <w:ind w:firstLine="238"/>
+        <w:jc w:val="right"/>
       </w:pPr>
       <w:r>
         <w:rPr>
@@ -15210,8 +15417,9 @@
       </w:r>
       <w:r>
         <w:rPr>
-          <w:rFonts w:ascii="Noto Sans" w:hAnsi="Noto Sans" w:cs="Noto Sans" w:eastAsia="Noto Sans"/>
-          <w:lang w:val="en-US"/>
+          <w:rFonts w:ascii="Noto Sans" w:hAnsi="Noto Sans" w:cs="Noto Naskh Arabic" w:eastAsia="Noto Sans"/>
+          <w:rtl/>
+          <w:lang w:val="fa-IR"/>
         </w:rPr>
         <w:t xml:space="preserve"> </w:t>
       </w:r>
@@ -15226,8 +15434,9 @@
       </w:r>
       <w:r>
         <w:rPr>
-          <w:rFonts w:ascii="Noto Sans" w:hAnsi="Noto Sans" w:cs="Noto Sans" w:eastAsia="Noto Sans"/>
-          <w:lang w:val="en-US"/>
+          <w:rFonts w:ascii="Noto Sans" w:hAnsi="Noto Sans" w:cs="Noto Naskh Arabic" w:eastAsia="Noto Sans"/>
+          <w:rtl/>
+          <w:lang w:val="fa-IR"/>
         </w:rPr>
         <w:t xml:space="preserve"> </w:t>
       </w:r>
@@ -15239,15 +15448,15 @@
         <w:t xml:space="preserve">Published January 23, 2026. https://standards.ieee.org/ieee/2023/7547/</w:t>
       </w:r>
     </w:p>
-    <w:bookmarkEnd w:id="111"/>
-    <w:bookmarkStart w:id="113" w:name="منبع-زمینهای-کلاسیک"/>
+    <w:bookmarkEnd w:id="108"/>
+    <w:bookmarkStart w:id="110" w:name="منبع-زمینهای-کلاسیک"/>
     <w:p>
       <w:pPr>
         <w:pStyle w:val="Heading2"/>
         <w:bidi/>
+        <w:widowControl/>
         <w:ind w:firstLine="0"/>
         <w:jc w:val="right"/>
-        <w:widowControl/>
         <w:keepNext/>
       </w:pPr>
       <w:r>
@@ -15266,9 +15475,10 @@
           <w:numId w:val="1028"/>
         </w:numPr>
         <w:pStyle w:val="Compact"/>
-        <w:ind w:firstLine="0"/>
-        <w:jc w:val="left"/>
-        <w:widowControl/>
+        <w:bidi/>
+        <w:widowControl/>
+        <w:ind w:firstLine="238"/>
+        <w:jc w:val="right"/>
       </w:pPr>
       <w:r>
         <w:rPr>
@@ -15279,8 +15489,9 @@
       </w:r>
       <w:r>
         <w:rPr>
-          <w:rFonts w:ascii="Noto Sans" w:hAnsi="Noto Sans" w:cs="Noto Sans" w:eastAsia="Noto Sans"/>
-          <w:lang w:val="en-US"/>
+          <w:rFonts w:ascii="Noto Sans" w:hAnsi="Noto Sans" w:cs="Noto Naskh Arabic" w:eastAsia="Noto Sans"/>
+          <w:rtl/>
+          <w:lang w:val="fa-IR"/>
         </w:rPr>
         <w:t xml:space="preserve"> </w:t>
       </w:r>
@@ -15301,14 +15512,14 @@
         <w:t xml:space="preserve">(2), 118–144. https://doi.org/10.1016/j.jsis.2019.01.003</w:t>
       </w:r>
     </w:p>
-    <w:bookmarkStart w:id="112" w:name="سیاست-استفاده-از-منابع"/>
+    <w:bookmarkStart w:id="109" w:name="سیاست-استفاده-از-منابع"/>
     <w:p>
       <w:pPr>
         <w:pStyle w:val="Heading3"/>
         <w:bidi/>
+        <w:widowControl/>
         <w:ind w:firstLine="0"/>
         <w:jc w:val="right"/>
-        <w:widowControl/>
         <w:keepNext/>
       </w:pPr>
       <w:r>
@@ -15323,9 +15534,9 @@
     <w:p>
       <w:pPr>
         <w:bidi/>
-        <w:ind w:firstLine="238"/>
-        <w:jc w:val="both"/>
-        <w:widowControl/>
+        <w:widowControl/>
+        <w:ind w:firstLine="238"/>
+        <w:jc w:val="right"/>
       </w:pPr>
       <w:r>
         <w:rPr>
@@ -15384,9 +15595,9 @@
     <w:p>
       <w:pPr>
         <w:bidi/>
-        <w:ind w:firstLine="238"/>
-        <w:jc w:val="both"/>
-        <w:widowControl/>
+        <w:widowControl/>
+        <w:ind w:firstLine="238"/>
+        <w:jc w:val="right"/>
       </w:pPr>
       <w:r>
         <w:rPr>
@@ -15427,9 +15638,9 @@
         <w:t xml:space="preserve">و چارچوب‌های تخصصی حکمرانی در فصل ۹ ارائه خواهد شد.</w:t>
       </w:r>
     </w:p>
-    <w:bookmarkEnd w:id="112"/>
-    <w:bookmarkEnd w:id="113"/>
-    <w:bookmarkEnd w:id="114"/>
+    <w:bookmarkEnd w:id="109"/>
+    <w:bookmarkEnd w:id="110"/>
+    <w:bookmarkEnd w:id="111"/>
     <w:sectPr>
       <w:headerReference r:id="rId9" w:type="default"/>
       <w:footerReference r:id="rId10" w:type="default"/>
@@ -15454,6 +15665,7 @@
       <w:ind w:firstLine="0"/>
       <w:jc w:val="right"/>
       <w:bidi/>
+      <w:widowControl/>
     </w:pPr>
     <w:r>
       <w:rPr>
@@ -15496,6 +15708,7 @@
       <w:ind w:firstLine="0"/>
       <w:jc w:val="right"/>
       <w:bidi/>
+      <w:widowControl/>
     </w:pPr>
     <w:r>
       <w:rPr>
@@ -16861,7 +17074,7 @@
       <w:spacing w:after="120" w:before="0" w:line="322" w:lineRule="auto"/>
       <w:widowControl/>
       <w:ind w:firstLine="238"/>
-      <w:jc w:val="both"/>
+      <w:jc w:val="right"/>
     </w:pPr>
     <w:rPr>
       <w:rFonts w:ascii="Noto Naskh Arabic" w:cs="Noto Naskh Arabic" w:eastAsia="Noto Sans" w:hAnsi="Noto Naskh Arabic"/>
@@ -17419,14 +17632,15 @@
       <w:numPr>
         <w:numId w:val="1"/>
       </w:numPr>
-      <w:spacing w:before="0" w:after="60" w:line="307" w:lineRule="auto"/>
-      <w:ind w:firstLine="0" w:left="227" w:right="113"/>
+      <w:spacing w:after="40" w:line="259" w:lineRule="auto"/>
+      <w:ind w:firstLine="0"/>
       <w:contextualSpacing/>
+      <w:jc w:val="right"/>
       <w:widowControl/>
     </w:pPr>
     <w:rPr>
-      <w:rFonts w:ascii="Noto Naskh Arabic" w:hAnsi="Noto Naskh Arabic"/>
-      <w:sz w:val="24"/>
+      <w:rFonts w:ascii="Noto Naskh Arabic" w:cs="Noto Naskh Arabic" w:eastAsia="Noto Sans" w:hAnsi="Noto Naskh Arabic"/>
+      <w:sz w:val="21"/>
     </w:rPr>
   </w:style>
   <w:style w:styleId="ListBullet2" w:type="paragraph">
@@ -17439,14 +17653,15 @@
       <w:numPr>
         <w:numId w:val="2"/>
       </w:numPr>
-      <w:spacing w:before="0" w:after="40" w:line="300" w:lineRule="auto"/>
-      <w:ind w:firstLine="0" w:left="227" w:right="113"/>
+      <w:spacing w:after="40" w:line="259" w:lineRule="auto"/>
+      <w:ind w:firstLine="0"/>
       <w:contextualSpacing/>
+      <w:jc w:val="right"/>
       <w:widowControl/>
     </w:pPr>
     <w:rPr>
-      <w:rFonts w:ascii="Noto Naskh Arabic" w:hAnsi="Noto Naskh Arabic"/>
-      <w:sz w:val="23"/>
+      <w:rFonts w:ascii="Noto Naskh Arabic" w:cs="Noto Naskh Arabic" w:eastAsia="Noto Sans" w:hAnsi="Noto Naskh Arabic"/>
+      <w:sz w:val="21"/>
     </w:rPr>
   </w:style>
   <w:style w:styleId="ListBullet3" w:type="paragraph">
@@ -17472,14 +17687,15 @@
       <w:numPr>
         <w:numId w:val="5"/>
       </w:numPr>
-      <w:spacing w:before="0" w:after="60" w:line="307" w:lineRule="auto"/>
-      <w:ind w:firstLine="0" w:left="227" w:right="113"/>
+      <w:spacing w:after="40" w:line="259" w:lineRule="auto"/>
+      <w:ind w:firstLine="0"/>
       <w:contextualSpacing/>
+      <w:jc w:val="right"/>
       <w:widowControl/>
     </w:pPr>
     <w:rPr>
-      <w:rFonts w:ascii="Noto Naskh Arabic" w:hAnsi="Noto Naskh Arabic"/>
-      <w:sz w:val="24"/>
+      <w:rFonts w:ascii="Noto Naskh Arabic" w:cs="Noto Naskh Arabic" w:eastAsia="Noto Sans" w:hAnsi="Noto Naskh Arabic"/>
+      <w:sz w:val="21"/>
     </w:rPr>
   </w:style>
   <w:style w:styleId="ListNumber2" w:type="paragraph">
@@ -17492,14 +17708,15 @@
       <w:numPr>
         <w:numId w:val="6"/>
       </w:numPr>
-      <w:spacing w:before="0" w:after="40" w:line="300" w:lineRule="auto"/>
-      <w:ind w:firstLine="0" w:left="227" w:right="113"/>
+      <w:spacing w:after="40" w:line="259" w:lineRule="auto"/>
+      <w:ind w:firstLine="0"/>
       <w:contextualSpacing/>
+      <w:jc w:val="right"/>
       <w:widowControl/>
     </w:pPr>
     <w:rPr>
-      <w:rFonts w:ascii="Noto Naskh Arabic" w:hAnsi="Noto Naskh Arabic"/>
-      <w:sz w:val="23"/>
+      <w:rFonts w:ascii="Noto Naskh Arabic" w:cs="Noto Naskh Arabic" w:eastAsia="Noto Sans" w:hAnsi="Noto Naskh Arabic"/>
+      <w:sz w:val="21"/>
     </w:rPr>
   </w:style>
   <w:style w:styleId="ListNumber3" w:type="paragraph">
@@ -17595,16 +17812,17 @@
     <w:qFormat/>
     <w:rsid w:val="00FC693F"/>
     <w:pPr>
-      <w:spacing w:before="100" w:after="140" w:line="307" w:lineRule="auto"/>
+      <w:spacing w:after="40" w:line="259" w:lineRule="auto"/>
       <w:ind w:firstLine="0"/>
+      <w:jc w:val="right"/>
       <w:widowControl/>
     </w:pPr>
     <w:rPr>
-      <w:rFonts w:ascii="Noto Naskh Arabic" w:hAnsi="Noto Naskh Arabic"/>
+      <w:rFonts w:ascii="Noto Naskh Arabic" w:cs="Noto Naskh Arabic" w:eastAsia="Noto Sans" w:hAnsi="Noto Naskh Arabic"/>
       <w:i/>
       <w:iCs/>
       <w:color w:themeColor="text1" w:val="000000"/>
-      <w:sz w:val="24"/>
+      <w:sz w:val="21"/>
     </w:rPr>
   </w:style>
   <w:style w:customStyle="1" w:styleId="QuoteChar" w:type="character">
@@ -17763,18 +17981,19 @@
       <w:pBdr>
         <w:bottom w:color="4F81BD" w:space="4" w:sz="4" w:themeColor="accent1" w:val="single"/>
       </w:pBdr>
-      <w:spacing w:after="140" w:before="100" w:line="307" w:lineRule="auto"/>
+      <w:spacing w:after="40" w:before="200" w:line="259" w:lineRule="auto"/>
       <w:ind w:left="936" w:right="936" w:firstLine="0"/>
+      <w:jc w:val="right"/>
       <w:widowControl/>
     </w:pPr>
     <w:rPr>
-      <w:rFonts w:ascii="Noto Naskh Arabic" w:hAnsi="Noto Naskh Arabic"/>
+      <w:rFonts w:ascii="Noto Naskh Arabic" w:cs="Noto Naskh Arabic" w:eastAsia="Noto Sans" w:hAnsi="Noto Naskh Arabic"/>
       <w:b/>
       <w:bCs/>
       <w:i/>
       <w:iCs/>
       <w:color w:themeColor="accent1" w:val="4F81BD"/>
-      <w:sz w:val="24"/>
+      <w:sz w:val="21"/>
     </w:rPr>
   </w:style>
   <w:style w:customStyle="1" w:styleId="IntenseQuoteChar" w:type="character">

--- a/PUBLISH/CHAPTERS/01-foundations/01-foundations.docx
+++ b/PUBLISH/CHAPTERS/01-foundations/01-foundations.docx
@@ -6,9 +6,9 @@
       <w:pPr>
         <w:pStyle w:val="Title"/>
         <w:bidi/>
-        <w:widowControl/>
-        <w:ind w:firstLine="238"/>
-        <w:jc w:val="right"/>
+        <w:ind w:firstLine="238"/>
+        <w:jc w:val="right"/>
+        <w:widowControl/>
       </w:pPr>
       <w:r>
         <w:rPr>
@@ -31,9 +31,9 @@
       <w:pPr>
         <w:pStyle w:val="Heading1"/>
         <w:bidi/>
-        <w:widowControl/>
         <w:ind w:firstLine="0"/>
         <w:jc w:val="right"/>
+        <w:widowControl/>
         <w:keepNext/>
       </w:pPr>
       <w:r>
@@ -50,9 +50,9 @@
       <w:pPr>
         <w:pStyle w:val="Heading2"/>
         <w:bidi/>
-        <w:widowControl/>
         <w:ind w:firstLine="0"/>
         <w:jc w:val="right"/>
+        <w:widowControl/>
         <w:keepNext/>
       </w:pPr>
       <w:r>
@@ -74,9 +74,9 @@
     <w:p>
       <w:pPr>
         <w:bidi/>
-        <w:widowControl/>
-        <w:ind w:firstLine="238"/>
-        <w:jc w:val="right"/>
+        <w:ind w:firstLine="238"/>
+        <w:jc w:val="right"/>
+        <w:widowControl/>
       </w:pPr>
       <w:r>
         <w:rPr>
@@ -123,9 +123,9 @@
       <w:pPr>
         <w:pStyle w:val="Heading2"/>
         <w:bidi/>
-        <w:widowControl/>
         <w:ind w:firstLine="0"/>
         <w:jc w:val="right"/>
+        <w:widowControl/>
         <w:keepNext/>
       </w:pPr>
       <w:r>
@@ -145,9 +145,9 @@
         </w:numPr>
         <w:pStyle w:val="Compact"/>
         <w:bidi/>
-        <w:widowControl/>
-        <w:ind w:firstLine="238"/>
-        <w:jc w:val="right"/>
+        <w:ind w:firstLine="238"/>
+        <w:jc w:val="right"/>
+        <w:widowControl/>
       </w:pPr>
       <w:r>
         <w:rPr>
@@ -166,9 +166,9 @@
         </w:numPr>
         <w:pStyle w:val="Compact"/>
         <w:bidi/>
-        <w:widowControl/>
-        <w:ind w:firstLine="238"/>
-        <w:jc w:val="right"/>
+        <w:ind w:firstLine="238"/>
+        <w:jc w:val="right"/>
+        <w:widowControl/>
       </w:pPr>
       <w:r>
         <w:rPr>
@@ -187,9 +187,9 @@
         </w:numPr>
         <w:pStyle w:val="Compact"/>
         <w:bidi/>
-        <w:widowControl/>
-        <w:ind w:firstLine="238"/>
-        <w:jc w:val="right"/>
+        <w:ind w:firstLine="238"/>
+        <w:jc w:val="right"/>
+        <w:widowControl/>
       </w:pPr>
       <w:r>
         <w:rPr>
@@ -208,9 +208,9 @@
         </w:numPr>
         <w:pStyle w:val="Compact"/>
         <w:bidi/>
-        <w:widowControl/>
-        <w:ind w:firstLine="238"/>
-        <w:jc w:val="right"/>
+        <w:ind w:firstLine="238"/>
+        <w:jc w:val="right"/>
+        <w:widowControl/>
       </w:pPr>
       <w:r>
         <w:rPr>
@@ -229,9 +229,9 @@
         </w:numPr>
         <w:pStyle w:val="Compact"/>
         <w:bidi/>
-        <w:widowControl/>
-        <w:ind w:firstLine="238"/>
-        <w:jc w:val="right"/>
+        <w:ind w:firstLine="238"/>
+        <w:jc w:val="right"/>
+        <w:widowControl/>
       </w:pPr>
       <w:r>
         <w:rPr>
@@ -250,9 +250,9 @@
         </w:numPr>
         <w:pStyle w:val="Compact"/>
         <w:bidi/>
-        <w:widowControl/>
-        <w:ind w:firstLine="238"/>
-        <w:jc w:val="right"/>
+        <w:ind w:firstLine="238"/>
+        <w:jc w:val="right"/>
+        <w:widowControl/>
       </w:pPr>
       <w:r>
         <w:rPr>
@@ -278,9 +278,9 @@
         </w:numPr>
         <w:pStyle w:val="Compact"/>
         <w:bidi/>
-        <w:widowControl/>
-        <w:ind w:firstLine="238"/>
-        <w:jc w:val="right"/>
+        <w:ind w:firstLine="238"/>
+        <w:jc w:val="right"/>
+        <w:widowControl/>
       </w:pPr>
       <w:r>
         <w:rPr>
@@ -299,9 +299,9 @@
         </w:numPr>
         <w:pStyle w:val="Compact"/>
         <w:bidi/>
-        <w:widowControl/>
-        <w:ind w:firstLine="238"/>
-        <w:jc w:val="right"/>
+        <w:ind w:firstLine="238"/>
+        <w:jc w:val="right"/>
+        <w:widowControl/>
       </w:pPr>
       <w:r>
         <w:rPr>
@@ -320,9 +320,9 @@
         </w:numPr>
         <w:pStyle w:val="Compact"/>
         <w:bidi/>
-        <w:widowControl/>
-        <w:ind w:firstLine="238"/>
-        <w:jc w:val="right"/>
+        <w:ind w:firstLine="238"/>
+        <w:jc w:val="right"/>
+        <w:widowControl/>
       </w:pPr>
       <w:r>
         <w:rPr>
@@ -341,9 +341,9 @@
         </w:numPr>
         <w:pStyle w:val="Compact"/>
         <w:bidi/>
-        <w:widowControl/>
-        <w:ind w:firstLine="238"/>
-        <w:jc w:val="right"/>
+        <w:ind w:firstLine="238"/>
+        <w:jc w:val="right"/>
+        <w:widowControl/>
       </w:pPr>
       <w:r>
         <w:rPr>
@@ -360,9 +360,9 @@
       <w:pPr>
         <w:pStyle w:val="Heading2"/>
         <w:bidi/>
-        <w:widowControl/>
         <w:ind w:firstLine="0"/>
         <w:jc w:val="right"/>
+        <w:widowControl/>
         <w:keepNext/>
       </w:pPr>
       <w:r>
@@ -382,9 +382,9 @@
         </w:numPr>
         <w:pStyle w:val="Compact"/>
         <w:bidi/>
-        <w:widowControl/>
-        <w:ind w:firstLine="238"/>
-        <w:jc w:val="right"/>
+        <w:ind w:firstLine="238"/>
+        <w:jc w:val="right"/>
+        <w:widowControl/>
       </w:pPr>
       <w:r>
         <w:rPr>
@@ -421,9 +421,9 @@
         </w:numPr>
         <w:pStyle w:val="Compact"/>
         <w:bidi/>
-        <w:widowControl/>
-        <w:ind w:firstLine="238"/>
-        <w:jc w:val="right"/>
+        <w:ind w:firstLine="238"/>
+        <w:jc w:val="right"/>
+        <w:widowControl/>
       </w:pPr>
       <w:r>
         <w:rPr>
@@ -503,9 +503,9 @@
         </w:numPr>
         <w:pStyle w:val="Compact"/>
         <w:bidi/>
-        <w:widowControl/>
-        <w:ind w:firstLine="238"/>
-        <w:jc w:val="right"/>
+        <w:ind w:firstLine="238"/>
+        <w:jc w:val="right"/>
+        <w:widowControl/>
       </w:pPr>
       <w:r>
         <w:rPr>
@@ -601,9 +601,9 @@
       <w:pPr>
         <w:pStyle w:val="Heading1"/>
         <w:bidi/>
-        <w:widowControl/>
         <w:ind w:firstLine="0"/>
         <w:jc w:val="right"/>
+        <w:widowControl/>
         <w:keepNext/>
       </w:pPr>
       <w:r>
@@ -625,9 +625,9 @@
     <w:p>
       <w:pPr>
         <w:bidi/>
-        <w:widowControl/>
-        <w:ind w:firstLine="238"/>
-        <w:jc w:val="right"/>
+        <w:ind w:firstLine="238"/>
+        <w:jc w:val="right"/>
+        <w:widowControl/>
       </w:pPr>
       <w:r>
         <w:rPr>
@@ -641,9 +641,9 @@
     <w:p>
       <w:pPr>
         <w:bidi/>
-        <w:widowControl/>
-        <w:ind w:firstLine="238"/>
-        <w:jc w:val="right"/>
+        <w:ind w:firstLine="238"/>
+        <w:jc w:val="right"/>
+        <w:widowControl/>
       </w:pPr>
       <w:r>
         <w:rPr>
@@ -679,9 +679,9 @@
     <w:p>
       <w:pPr>
         <w:bidi/>
-        <w:widowControl/>
-        <w:ind w:firstLine="238"/>
-        <w:jc w:val="right"/>
+        <w:ind w:firstLine="238"/>
+        <w:jc w:val="right"/>
+        <w:widowControl/>
       </w:pPr>
       <w:r>
         <w:rPr>
@@ -852,9 +852,9 @@
     <w:p>
       <w:pPr>
         <w:bidi/>
-        <w:widowControl/>
-        <w:ind w:firstLine="238"/>
-        <w:jc w:val="right"/>
+        <w:ind w:firstLine="238"/>
+        <w:jc w:val="right"/>
+        <w:widowControl/>
       </w:pPr>
       <w:r>
         <w:rPr>
@@ -953,9 +953,9 @@
     <w:p>
       <w:pPr>
         <w:bidi/>
-        <w:widowControl/>
-        <w:ind w:firstLine="238"/>
-        <w:jc w:val="right"/>
+        <w:ind w:firstLine="238"/>
+        <w:jc w:val="right"/>
+        <w:widowControl/>
       </w:pPr>
       <w:r>
         <w:rPr>
@@ -1002,9 +1002,9 @@
     <w:p>
       <w:pPr>
         <w:bidi/>
-        <w:widowControl/>
-        <w:ind w:firstLine="238"/>
-        <w:jc w:val="right"/>
+        <w:ind w:firstLine="238"/>
+        <w:jc w:val="right"/>
+        <w:widowControl/>
       </w:pPr>
       <w:r>
         <w:rPr>
@@ -1084,9 +1084,9 @@
     <w:p>
       <w:pPr>
         <w:bidi/>
-        <w:widowControl/>
-        <w:ind w:firstLine="238"/>
-        <w:jc w:val="right"/>
+        <w:ind w:firstLine="238"/>
+        <w:jc w:val="right"/>
+        <w:widowControl/>
       </w:pPr>
       <w:r>
         <w:rPr>
@@ -1101,9 +1101,9 @@
       <w:pPr>
         <w:pStyle w:val="BlockText"/>
         <w:bidi/>
-        <w:widowControl/>
-        <w:ind w:firstLine="238"/>
-        <w:jc w:val="right"/>
+        <w:ind w:firstLine="238"/>
+        <w:jc w:val="right"/>
+        <w:widowControl/>
       </w:pPr>
       <w:r>
         <w:rPr>
@@ -1119,9 +1119,9 @@
     <w:p>
       <w:pPr>
         <w:bidi/>
-        <w:widowControl/>
-        <w:ind w:firstLine="238"/>
-        <w:jc w:val="right"/>
+        <w:ind w:firstLine="238"/>
+        <w:jc w:val="right"/>
+        <w:widowControl/>
       </w:pPr>
       <w:r>
         <w:rPr>
@@ -1180,9 +1180,9 @@
     <w:p>
       <w:pPr>
         <w:bidi/>
-        <w:widowControl/>
-        <w:ind w:firstLine="238"/>
-        <w:jc w:val="right"/>
+        <w:ind w:firstLine="238"/>
+        <w:jc w:val="right"/>
+        <w:widowControl/>
       </w:pPr>
       <w:r>
         <w:rPr>
@@ -1241,9 +1241,9 @@
     <w:p>
       <w:pPr>
         <w:bidi/>
-        <w:widowControl/>
-        <w:ind w:firstLine="238"/>
-        <w:jc w:val="right"/>
+        <w:ind w:firstLine="238"/>
+        <w:jc w:val="right"/>
+        <w:widowControl/>
       </w:pPr>
       <w:r>
         <w:rPr>
@@ -1293,9 +1293,9 @@
       <w:pPr>
         <w:pStyle w:val="Heading3"/>
         <w:bidi/>
-        <w:widowControl/>
         <w:ind w:firstLine="0"/>
         <w:jc w:val="right"/>
+        <w:widowControl/>
         <w:keepNext/>
       </w:pPr>
       <w:r>
@@ -1310,9 +1310,9 @@
     <w:p>
       <w:pPr>
         <w:bidi/>
-        <w:widowControl/>
-        <w:ind w:firstLine="238"/>
-        <w:jc w:val="right"/>
+        <w:ind w:firstLine="238"/>
+        <w:jc w:val="right"/>
+        <w:widowControl/>
       </w:pPr>
       <w:r>
         <w:rPr>
@@ -1332,9 +1332,9 @@
       <w:pPr>
         <w:pStyle w:val="Heading1"/>
         <w:bidi/>
-        <w:widowControl/>
         <w:ind w:firstLine="0"/>
         <w:jc w:val="right"/>
+        <w:widowControl/>
         <w:keepNext/>
       </w:pPr>
       <w:r>
@@ -1356,9 +1356,9 @@
     <w:p>
       <w:pPr>
         <w:bidi/>
-        <w:widowControl/>
-        <w:ind w:firstLine="238"/>
-        <w:jc w:val="right"/>
+        <w:ind w:firstLine="238"/>
+        <w:jc w:val="right"/>
+        <w:widowControl/>
       </w:pPr>
       <w:r>
         <w:rPr>
@@ -1377,9 +1377,9 @@
         </w:numPr>
         <w:pStyle w:val="Compact"/>
         <w:bidi/>
-        <w:widowControl/>
-        <w:ind w:firstLine="238"/>
-        <w:jc w:val="right"/>
+        <w:ind w:firstLine="238"/>
+        <w:jc w:val="right"/>
+        <w:widowControl/>
       </w:pPr>
       <w:r>
         <w:rPr>
@@ -1514,9 +1514,9 @@
         </w:numPr>
         <w:pStyle w:val="Compact"/>
         <w:bidi/>
-        <w:widowControl/>
-        <w:ind w:firstLine="238"/>
-        <w:jc w:val="right"/>
+        <w:ind w:firstLine="238"/>
+        <w:jc w:val="right"/>
+        <w:widowControl/>
       </w:pPr>
       <w:r>
         <w:rPr>
@@ -1535,9 +1535,9 @@
         </w:numPr>
         <w:pStyle w:val="Compact"/>
         <w:bidi/>
-        <w:widowControl/>
-        <w:ind w:firstLine="238"/>
-        <w:jc w:val="right"/>
+        <w:ind w:firstLine="238"/>
+        <w:jc w:val="right"/>
+        <w:widowControl/>
       </w:pPr>
       <w:r>
         <w:rPr>
@@ -1556,9 +1556,9 @@
         </w:numPr>
         <w:pStyle w:val="Compact"/>
         <w:bidi/>
-        <w:widowControl/>
-        <w:ind w:firstLine="238"/>
-        <w:jc w:val="right"/>
+        <w:ind w:firstLine="238"/>
+        <w:jc w:val="right"/>
+        <w:widowControl/>
       </w:pPr>
       <w:r>
         <w:rPr>
@@ -1592,9 +1592,9 @@
         </w:numPr>
         <w:pStyle w:val="Compact"/>
         <w:bidi/>
-        <w:widowControl/>
-        <w:ind w:firstLine="238"/>
-        <w:jc w:val="right"/>
+        <w:ind w:firstLine="238"/>
+        <w:jc w:val="right"/>
+        <w:widowControl/>
       </w:pPr>
       <w:r>
         <w:rPr>
@@ -1613,9 +1613,9 @@
         </w:numPr>
         <w:pStyle w:val="Compact"/>
         <w:bidi/>
-        <w:widowControl/>
-        <w:ind w:firstLine="238"/>
-        <w:jc w:val="right"/>
+        <w:ind w:firstLine="238"/>
+        <w:jc w:val="right"/>
+        <w:widowControl/>
       </w:pPr>
       <w:r>
         <w:rPr>
@@ -1700,9 +1700,9 @@
         </w:numPr>
         <w:pStyle w:val="Compact"/>
         <w:bidi/>
-        <w:widowControl/>
-        <w:ind w:firstLine="238"/>
-        <w:jc w:val="right"/>
+        <w:ind w:firstLine="238"/>
+        <w:jc w:val="right"/>
+        <w:widowControl/>
       </w:pPr>
       <w:r>
         <w:rPr>
@@ -1754,9 +1754,9 @@
         </w:numPr>
         <w:pStyle w:val="Compact"/>
         <w:bidi/>
-        <w:widowControl/>
-        <w:ind w:firstLine="238"/>
-        <w:jc w:val="right"/>
+        <w:ind w:firstLine="238"/>
+        <w:jc w:val="right"/>
+        <w:widowControl/>
       </w:pPr>
       <w:r>
         <w:rPr>
@@ -1775,9 +1775,9 @@
         </w:numPr>
         <w:pStyle w:val="Compact"/>
         <w:bidi/>
-        <w:widowControl/>
-        <w:ind w:firstLine="238"/>
-        <w:jc w:val="right"/>
+        <w:ind w:firstLine="238"/>
+        <w:jc w:val="right"/>
+        <w:widowControl/>
       </w:pPr>
       <w:r>
         <w:rPr>
@@ -1796,9 +1796,9 @@
         </w:numPr>
         <w:pStyle w:val="Compact"/>
         <w:bidi/>
-        <w:widowControl/>
-        <w:ind w:firstLine="238"/>
-        <w:jc w:val="right"/>
+        <w:ind w:firstLine="238"/>
+        <w:jc w:val="right"/>
+        <w:widowControl/>
       </w:pPr>
       <w:r>
         <w:rPr>
@@ -1814,9 +1814,9 @@
       <w:pPr>
         <w:pStyle w:val="Heading3"/>
         <w:bidi/>
-        <w:widowControl/>
         <w:ind w:firstLine="0"/>
         <w:jc w:val="right"/>
+        <w:widowControl/>
         <w:keepNext/>
       </w:pPr>
       <w:r>
@@ -1831,9 +1831,9 @@
     <w:p>
       <w:pPr>
         <w:bidi/>
-        <w:widowControl/>
-        <w:ind w:firstLine="238"/>
-        <w:jc w:val="right"/>
+        <w:ind w:firstLine="238"/>
+        <w:jc w:val="right"/>
+        <w:widowControl/>
       </w:pPr>
       <w:r>
         <w:rPr>
@@ -1848,9 +1848,9 @@
       <w:pPr>
         <w:pStyle w:val="BlockText"/>
         <w:bidi/>
-        <w:widowControl/>
-        <w:ind w:firstLine="238"/>
-        <w:jc w:val="right"/>
+        <w:ind w:firstLine="238"/>
+        <w:jc w:val="right"/>
+        <w:widowControl/>
       </w:pPr>
       <w:r>
         <w:rPr>
@@ -1870,9 +1870,9 @@
       <w:pPr>
         <w:pStyle w:val="Heading1"/>
         <w:bidi/>
-        <w:widowControl/>
         <w:ind w:firstLine="0"/>
         <w:jc w:val="right"/>
+        <w:widowControl/>
         <w:keepNext/>
       </w:pPr>
       <w:r>
@@ -1895,10 +1895,10 @@
       <w:pPr>
         <w:pStyle w:val="CaptionedFigure"/>
         <w:bidi/>
-        <w:widowControl/>
         <w:spacing w:before="0" w:after="0"/>
         <w:ind w:firstLine="0"/>
         <w:jc w:val="center"/>
+        <w:widowControl/>
       </w:pPr>
       <w:r>
         <w:drawing>
@@ -1947,9 +1947,9 @@
       <w:pPr>
         <w:pStyle w:val="ImageCaption"/>
         <w:bidi/>
-        <w:widowControl/>
-        <w:ind w:firstLine="238"/>
-        <w:jc w:val="right"/>
+        <w:ind w:firstLine="238"/>
+        <w:jc w:val="right"/>
+        <w:widowControl/>
       </w:pPr>
       <w:r>
         <w:rPr>
@@ -1963,9 +1963,9 @@
     <w:p>
       <w:pPr>
         <w:bidi/>
-        <w:widowControl/>
-        <w:ind w:firstLine="238"/>
-        <w:jc w:val="right"/>
+        <w:ind w:firstLine="238"/>
+        <w:jc w:val="right"/>
+        <w:widowControl/>
       </w:pPr>
       <w:r>
         <w:rPr>
@@ -2021,9 +2021,9 @@
     <w:p>
       <w:pPr>
         <w:bidi/>
-        <w:widowControl/>
-        <w:ind w:firstLine="238"/>
-        <w:jc w:val="right"/>
+        <w:ind w:firstLine="238"/>
+        <w:jc w:val="right"/>
+        <w:widowControl/>
       </w:pPr>
       <w:r>
         <w:rPr>
@@ -2061,9 +2061,9 @@
       <w:pPr>
         <w:pStyle w:val="Heading2"/>
         <w:bidi/>
-        <w:widowControl/>
         <w:ind w:firstLine="0"/>
         <w:jc w:val="right"/>
+        <w:widowControl/>
         <w:keepNext/>
       </w:pPr>
       <w:r>
@@ -2085,9 +2085,9 @@
     <w:p>
       <w:pPr>
         <w:bidi/>
-        <w:widowControl/>
-        <w:ind w:firstLine="238"/>
-        <w:jc w:val="right"/>
+        <w:ind w:firstLine="238"/>
+        <w:jc w:val="right"/>
+        <w:widowControl/>
       </w:pPr>
       <w:r>
         <w:rPr>
@@ -2101,9 +2101,9 @@
     <w:p>
       <w:pPr>
         <w:bidi/>
-        <w:widowControl/>
-        <w:ind w:firstLine="238"/>
-        <w:jc w:val="right"/>
+        <w:ind w:firstLine="238"/>
+        <w:jc w:val="right"/>
+        <w:widowControl/>
       </w:pPr>
       <w:r>
         <w:rPr>
@@ -2150,9 +2150,9 @@
       <w:pPr>
         <w:pStyle w:val="Heading2"/>
         <w:bidi/>
-        <w:widowControl/>
         <w:ind w:firstLine="0"/>
         <w:jc w:val="right"/>
+        <w:widowControl/>
         <w:keepNext/>
       </w:pPr>
       <w:r>
@@ -2196,9 +2196,9 @@
     <w:p>
       <w:pPr>
         <w:bidi/>
-        <w:widowControl/>
-        <w:ind w:firstLine="238"/>
-        <w:jc w:val="right"/>
+        <w:ind w:firstLine="238"/>
+        <w:jc w:val="right"/>
+        <w:widowControl/>
       </w:pPr>
       <w:r>
         <w:rPr>
@@ -2229,9 +2229,9 @@
     <w:p>
       <w:pPr>
         <w:bidi/>
-        <w:widowControl/>
-        <w:ind w:firstLine="238"/>
-        <w:jc w:val="right"/>
+        <w:ind w:firstLine="238"/>
+        <w:jc w:val="right"/>
+        <w:widowControl/>
       </w:pPr>
       <w:r>
         <w:rPr>
@@ -2262,9 +2262,9 @@
     <w:p>
       <w:pPr>
         <w:bidi/>
-        <w:widowControl/>
-        <w:ind w:firstLine="238"/>
-        <w:jc w:val="right"/>
+        <w:ind w:firstLine="238"/>
+        <w:jc w:val="right"/>
+        <w:widowControl/>
       </w:pPr>
       <w:r>
         <w:rPr>
@@ -2278,9 +2278,9 @@
     <w:p>
       <w:pPr>
         <w:bidi/>
-        <w:widowControl/>
-        <w:ind w:firstLine="238"/>
-        <w:jc w:val="right"/>
+        <w:ind w:firstLine="238"/>
+        <w:jc w:val="right"/>
+        <w:widowControl/>
       </w:pPr>
       <w:r>
         <w:rPr>
@@ -2304,9 +2304,9 @@
       <w:pPr>
         <w:pStyle w:val="Heading2"/>
         <w:bidi/>
-        <w:widowControl/>
         <w:ind w:firstLine="0"/>
         <w:jc w:val="right"/>
+        <w:widowControl/>
         <w:keepNext/>
       </w:pPr>
       <w:r>
@@ -2335,9 +2335,9 @@
     <w:p>
       <w:pPr>
         <w:bidi/>
-        <w:widowControl/>
-        <w:ind w:firstLine="238"/>
-        <w:jc w:val="right"/>
+        <w:ind w:firstLine="238"/>
+        <w:jc w:val="right"/>
+        <w:widowControl/>
       </w:pPr>
       <w:r>
         <w:rPr>
@@ -2376,9 +2376,9 @@
     <w:p>
       <w:pPr>
         <w:bidi/>
-        <w:widowControl/>
-        <w:ind w:firstLine="238"/>
-        <w:jc w:val="right"/>
+        <w:ind w:firstLine="238"/>
+        <w:jc w:val="right"/>
+        <w:widowControl/>
       </w:pPr>
       <w:r>
         <w:rPr>
@@ -2425,9 +2425,9 @@
       <w:pPr>
         <w:pStyle w:val="Heading2"/>
         <w:bidi/>
-        <w:widowControl/>
         <w:ind w:firstLine="0"/>
         <w:jc w:val="right"/>
+        <w:widowControl/>
         <w:keepNext/>
       </w:pPr>
       <w:r>
@@ -2449,9 +2449,9 @@
     <w:p>
       <w:pPr>
         <w:bidi/>
-        <w:widowControl/>
-        <w:ind w:firstLine="238"/>
-        <w:jc w:val="right"/>
+        <w:ind w:firstLine="238"/>
+        <w:jc w:val="right"/>
+        <w:widowControl/>
       </w:pPr>
       <w:r>
         <w:rPr>
@@ -2465,9 +2465,9 @@
     <w:p>
       <w:pPr>
         <w:bidi/>
-        <w:widowControl/>
-        <w:ind w:firstLine="238"/>
-        <w:jc w:val="right"/>
+        <w:ind w:firstLine="238"/>
+        <w:jc w:val="right"/>
+        <w:widowControl/>
       </w:pPr>
       <w:r>
         <w:rPr>
@@ -2521,9 +2521,9 @@
       <w:pPr>
         <w:pStyle w:val="Heading2"/>
         <w:bidi/>
-        <w:widowControl/>
         <w:ind w:firstLine="0"/>
         <w:jc w:val="right"/>
+        <w:widowControl/>
         <w:keepNext/>
       </w:pPr>
       <w:r>
@@ -2560,9 +2560,9 @@
     <w:p>
       <w:pPr>
         <w:bidi/>
-        <w:widowControl/>
-        <w:ind w:firstLine="238"/>
-        <w:jc w:val="right"/>
+        <w:ind w:firstLine="238"/>
+        <w:jc w:val="right"/>
+        <w:widowControl/>
       </w:pPr>
       <w:r>
         <w:rPr>
@@ -2609,9 +2609,9 @@
     <w:p>
       <w:pPr>
         <w:bidi/>
-        <w:widowControl/>
-        <w:ind w:firstLine="238"/>
-        <w:jc w:val="right"/>
+        <w:ind w:firstLine="238"/>
+        <w:jc w:val="right"/>
+        <w:widowControl/>
       </w:pPr>
       <w:r>
         <w:rPr>
@@ -2658,9 +2658,9 @@
     <w:p>
       <w:pPr>
         <w:bidi/>
-        <w:widowControl/>
-        <w:ind w:firstLine="238"/>
-        <w:jc w:val="right"/>
+        <w:ind w:firstLine="238"/>
+        <w:jc w:val="right"/>
+        <w:widowControl/>
       </w:pPr>
       <w:r>
         <w:rPr>
@@ -2759,9 +2759,9 @@
       <w:pPr>
         <w:pStyle w:val="Heading2"/>
         <w:bidi/>
-        <w:widowControl/>
         <w:ind w:firstLine="0"/>
         <w:jc w:val="right"/>
+        <w:widowControl/>
         <w:keepNext/>
       </w:pPr>
       <w:r>
@@ -2783,9 +2783,9 @@
     <w:p>
       <w:pPr>
         <w:bidi/>
-        <w:widowControl/>
-        <w:ind w:firstLine="238"/>
-        <w:jc w:val="right"/>
+        <w:ind w:firstLine="238"/>
+        <w:jc w:val="right"/>
+        <w:widowControl/>
       </w:pPr>
       <w:r>
         <w:rPr>
@@ -2799,9 +2799,9 @@
     <w:p>
       <w:pPr>
         <w:bidi/>
-        <w:widowControl/>
-        <w:ind w:firstLine="238"/>
-        <w:jc w:val="right"/>
+        <w:ind w:firstLine="238"/>
+        <w:jc w:val="right"/>
+        <w:widowControl/>
       </w:pPr>
       <w:r>
         <w:rPr>
@@ -2874,7 +2874,6 @@
               <w:spacing w:before="0" w:after="40" w:line="259" w:lineRule="auto"/>
               <w:ind w:firstLine="0"/>
               <w:jc w:val="right"/>
-              <w:widowControl/>
             </w:pPr>
             <w:r>
               <w:rPr>
@@ -2898,7 +2897,6 @@
               <w:spacing w:before="0" w:after="40" w:line="259" w:lineRule="auto"/>
               <w:ind w:firstLine="0"/>
               <w:jc w:val="right"/>
-              <w:widowControl/>
             </w:pPr>
             <w:r>
               <w:rPr>
@@ -2922,7 +2920,6 @@
               <w:spacing w:before="0" w:after="40" w:line="259" w:lineRule="auto"/>
               <w:ind w:firstLine="0"/>
               <w:jc w:val="right"/>
-              <w:widowControl/>
             </w:pPr>
             <w:r>
               <w:rPr>
@@ -2948,7 +2945,6 @@
               <w:spacing w:before="0" w:after="40" w:line="259" w:lineRule="auto"/>
               <w:ind w:firstLine="0"/>
               <w:jc w:val="right"/>
-              <w:widowControl/>
             </w:pPr>
             <w:r>
               <w:rPr>
@@ -2971,7 +2967,6 @@
               <w:spacing w:before="0" w:after="40" w:line="259" w:lineRule="auto"/>
               <w:ind w:firstLine="0"/>
               <w:jc w:val="right"/>
-              <w:widowControl/>
             </w:pPr>
             <w:r>
               <w:rPr>
@@ -2994,7 +2989,6 @@
               <w:spacing w:before="0" w:after="40" w:line="259" w:lineRule="auto"/>
               <w:ind w:firstLine="0"/>
               <w:jc w:val="right"/>
-              <w:widowControl/>
             </w:pPr>
             <w:r>
               <w:rPr>
@@ -3019,7 +3013,6 @@
               <w:spacing w:before="0" w:after="40" w:line="259" w:lineRule="auto"/>
               <w:ind w:firstLine="0"/>
               <w:jc w:val="right"/>
-              <w:widowControl/>
             </w:pPr>
             <w:r>
               <w:rPr>
@@ -3041,7 +3034,6 @@
               <w:spacing w:before="0" w:after="40" w:line="259" w:lineRule="auto"/>
               <w:ind w:firstLine="0"/>
               <w:jc w:val="right"/>
-              <w:widowControl/>
             </w:pPr>
             <w:r>
               <w:rPr>
@@ -3064,7 +3056,6 @@
               <w:spacing w:before="0" w:after="40" w:line="259" w:lineRule="auto"/>
               <w:ind w:firstLine="0"/>
               <w:jc w:val="right"/>
-              <w:widowControl/>
             </w:pPr>
             <w:r>
               <w:rPr>
@@ -3089,7 +3080,6 @@
               <w:spacing w:before="0" w:after="40" w:line="259" w:lineRule="auto"/>
               <w:ind w:firstLine="0"/>
               <w:jc w:val="right"/>
-              <w:widowControl/>
             </w:pPr>
             <w:r>
               <w:rPr>
@@ -3111,7 +3101,6 @@
               <w:spacing w:before="0" w:after="40" w:line="259" w:lineRule="auto"/>
               <w:ind w:firstLine="0"/>
               <w:jc w:val="right"/>
-              <w:widowControl/>
             </w:pPr>
             <w:r>
               <w:rPr>
@@ -3134,7 +3123,6 @@
               <w:spacing w:before="0" w:after="40" w:line="259" w:lineRule="auto"/>
               <w:ind w:firstLine="0"/>
               <w:jc w:val="right"/>
-              <w:widowControl/>
             </w:pPr>
             <w:r>
               <w:rPr>
@@ -3159,7 +3147,6 @@
               <w:spacing w:before="0" w:after="40" w:line="259" w:lineRule="auto"/>
               <w:ind w:firstLine="0"/>
               <w:jc w:val="right"/>
-              <w:widowControl/>
             </w:pPr>
             <w:r>
               <w:rPr>
@@ -3181,7 +3168,6 @@
               <w:spacing w:before="0" w:after="40" w:line="259" w:lineRule="auto"/>
               <w:ind w:firstLine="0"/>
               <w:jc w:val="right"/>
-              <w:widowControl/>
             </w:pPr>
             <w:r>
               <w:rPr>
@@ -3204,7 +3190,6 @@
               <w:spacing w:before="0" w:after="40" w:line="259" w:lineRule="auto"/>
               <w:ind w:firstLine="0"/>
               <w:jc w:val="right"/>
-              <w:widowControl/>
             </w:pPr>
             <w:r>
               <w:rPr>
@@ -3229,7 +3214,6 @@
               <w:spacing w:before="0" w:after="40" w:line="259" w:lineRule="auto"/>
               <w:ind w:firstLine="0"/>
               <w:jc w:val="right"/>
-              <w:widowControl/>
             </w:pPr>
             <w:r>
               <w:rPr>
@@ -3251,7 +3235,6 @@
               <w:spacing w:before="0" w:after="40" w:line="259" w:lineRule="auto"/>
               <w:ind w:firstLine="0"/>
               <w:jc w:val="right"/>
-              <w:widowControl/>
             </w:pPr>
             <w:r>
               <w:rPr>
@@ -3274,7 +3257,6 @@
               <w:spacing w:before="0" w:after="40" w:line="259" w:lineRule="auto"/>
               <w:ind w:firstLine="0"/>
               <w:jc w:val="right"/>
-              <w:widowControl/>
             </w:pPr>
             <w:r>
               <w:rPr>
@@ -3314,7 +3296,6 @@
               <w:spacing w:before="0" w:after="40" w:line="259" w:lineRule="auto"/>
               <w:ind w:firstLine="0"/>
               <w:jc w:val="right"/>
-              <w:widowControl/>
             </w:pPr>
             <w:r>
               <w:rPr>
@@ -3336,7 +3317,6 @@
               <w:spacing w:before="0" w:after="40" w:line="259" w:lineRule="auto"/>
               <w:ind w:firstLine="0"/>
               <w:jc w:val="right"/>
-              <w:widowControl/>
             </w:pPr>
             <w:r>
               <w:rPr>
@@ -3366,7 +3346,6 @@
               <w:spacing w:before="0" w:after="40" w:line="259" w:lineRule="auto"/>
               <w:ind w:firstLine="0"/>
               <w:jc w:val="right"/>
-              <w:widowControl/>
             </w:pPr>
             <w:r>
               <w:rPr>
@@ -3398,9 +3377,9 @@
     <w:p>
       <w:pPr>
         <w:bidi/>
-        <w:widowControl/>
-        <w:ind w:firstLine="238"/>
-        <w:jc w:val="right"/>
+        <w:ind w:firstLine="238"/>
+        <w:jc w:val="right"/>
+        <w:widowControl/>
       </w:pPr>
       <w:r>
         <w:rPr>
@@ -3416,9 +3395,9 @@
       <w:pPr>
         <w:pStyle w:val="Heading3"/>
         <w:bidi/>
-        <w:widowControl/>
         <w:ind w:firstLine="0"/>
         <w:jc w:val="right"/>
+        <w:widowControl/>
         <w:keepNext/>
       </w:pPr>
       <w:r>
@@ -3433,9 +3412,9 @@
     <w:p>
       <w:pPr>
         <w:bidi/>
-        <w:widowControl/>
-        <w:ind w:firstLine="238"/>
-        <w:jc w:val="right"/>
+        <w:ind w:firstLine="238"/>
+        <w:jc w:val="right"/>
+        <w:widowControl/>
       </w:pPr>
       <w:r>
         <w:rPr>
@@ -3566,9 +3545,9 @@
     <w:p>
       <w:pPr>
         <w:bidi/>
-        <w:widowControl/>
-        <w:ind w:firstLine="238"/>
-        <w:jc w:val="right"/>
+        <w:ind w:firstLine="238"/>
+        <w:jc w:val="right"/>
+        <w:widowControl/>
       </w:pPr>
       <w:r>
         <w:rPr>
@@ -3587,9 +3566,9 @@
       <w:pPr>
         <w:pStyle w:val="Heading1"/>
         <w:bidi/>
-        <w:widowControl/>
         <w:ind w:firstLine="0"/>
         <w:jc w:val="right"/>
+        <w:widowControl/>
         <w:keepNext/>
       </w:pPr>
       <w:r>
@@ -3611,9 +3590,9 @@
     <w:p>
       <w:pPr>
         <w:bidi/>
-        <w:widowControl/>
-        <w:ind w:firstLine="238"/>
-        <w:jc w:val="right"/>
+        <w:ind w:firstLine="238"/>
+        <w:jc w:val="right"/>
+        <w:widowControl/>
       </w:pPr>
       <w:r>
         <w:rPr>
@@ -3674,9 +3653,9 @@
       <w:pPr>
         <w:pStyle w:val="Heading2"/>
         <w:bidi/>
-        <w:widowControl/>
         <w:ind w:firstLine="0"/>
         <w:jc w:val="right"/>
+        <w:widowControl/>
         <w:keepNext/>
       </w:pPr>
       <w:r>
@@ -3698,9 +3677,9 @@
     <w:p>
       <w:pPr>
         <w:bidi/>
-        <w:widowControl/>
-        <w:ind w:firstLine="238"/>
-        <w:jc w:val="right"/>
+        <w:ind w:firstLine="238"/>
+        <w:jc w:val="right"/>
+        <w:widowControl/>
       </w:pPr>
       <w:r>
         <w:rPr>
@@ -3731,9 +3710,9 @@
     <w:p>
       <w:pPr>
         <w:bidi/>
-        <w:widowControl/>
-        <w:ind w:firstLine="238"/>
-        <w:jc w:val="right"/>
+        <w:ind w:firstLine="238"/>
+        <w:jc w:val="right"/>
+        <w:widowControl/>
       </w:pPr>
       <w:r>
         <w:rPr>
@@ -3752,9 +3731,9 @@
         </w:numPr>
         <w:pStyle w:val="Compact"/>
         <w:bidi/>
-        <w:widowControl/>
-        <w:ind w:firstLine="238"/>
-        <w:jc w:val="right"/>
+        <w:ind w:firstLine="238"/>
+        <w:jc w:val="right"/>
+        <w:widowControl/>
       </w:pPr>
       <w:r>
         <w:rPr>
@@ -3788,9 +3767,9 @@
         </w:numPr>
         <w:pStyle w:val="Compact"/>
         <w:bidi/>
-        <w:widowControl/>
-        <w:ind w:firstLine="238"/>
-        <w:jc w:val="right"/>
+        <w:ind w:firstLine="238"/>
+        <w:jc w:val="right"/>
+        <w:widowControl/>
       </w:pPr>
       <w:r>
         <w:rPr>
@@ -3809,9 +3788,9 @@
         </w:numPr>
         <w:pStyle w:val="Compact"/>
         <w:bidi/>
-        <w:widowControl/>
-        <w:ind w:firstLine="238"/>
-        <w:jc w:val="right"/>
+        <w:ind w:firstLine="238"/>
+        <w:jc w:val="right"/>
+        <w:widowControl/>
       </w:pPr>
       <w:r>
         <w:rPr>
@@ -3825,9 +3804,9 @@
     <w:p>
       <w:pPr>
         <w:bidi/>
-        <w:widowControl/>
-        <w:ind w:firstLine="238"/>
-        <w:jc w:val="right"/>
+        <w:ind w:firstLine="238"/>
+        <w:jc w:val="right"/>
+        <w:widowControl/>
       </w:pPr>
       <w:r>
         <w:rPr>
@@ -3844,9 +3823,9 @@
       <w:pPr>
         <w:pStyle w:val="Heading2"/>
         <w:bidi/>
-        <w:widowControl/>
         <w:ind w:firstLine="0"/>
         <w:jc w:val="right"/>
+        <w:widowControl/>
         <w:keepNext/>
       </w:pPr>
       <w:r>
@@ -3868,9 +3847,9 @@
     <w:p>
       <w:pPr>
         <w:bidi/>
-        <w:widowControl/>
-        <w:ind w:firstLine="238"/>
-        <w:jc w:val="right"/>
+        <w:ind w:firstLine="238"/>
+        <w:jc w:val="right"/>
+        <w:widowControl/>
       </w:pPr>
       <w:r>
         <w:rPr>
@@ -3901,9 +3880,9 @@
     <w:p>
       <w:pPr>
         <w:bidi/>
-        <w:widowControl/>
-        <w:ind w:firstLine="238"/>
-        <w:jc w:val="right"/>
+        <w:ind w:firstLine="238"/>
+        <w:jc w:val="right"/>
+        <w:widowControl/>
       </w:pPr>
       <w:r>
         <w:rPr>
@@ -3947,9 +3926,9 @@
     <w:p>
       <w:pPr>
         <w:bidi/>
-        <w:widowControl/>
-        <w:ind w:firstLine="238"/>
-        <w:jc w:val="right"/>
+        <w:ind w:firstLine="238"/>
+        <w:jc w:val="right"/>
+        <w:widowControl/>
       </w:pPr>
       <w:r>
         <w:rPr>
@@ -3981,9 +3960,9 @@
       <w:pPr>
         <w:pStyle w:val="Heading2"/>
         <w:bidi/>
-        <w:widowControl/>
         <w:ind w:firstLine="0"/>
         <w:jc w:val="right"/>
+        <w:widowControl/>
         <w:keepNext/>
       </w:pPr>
       <w:r>
@@ -4005,9 +3984,9 @@
     <w:p>
       <w:pPr>
         <w:bidi/>
-        <w:widowControl/>
-        <w:ind w:firstLine="238"/>
-        <w:jc w:val="right"/>
+        <w:ind w:firstLine="238"/>
+        <w:jc w:val="right"/>
+        <w:widowControl/>
       </w:pPr>
       <w:r>
         <w:rPr>
@@ -4038,9 +4017,9 @@
     <w:p>
       <w:pPr>
         <w:bidi/>
-        <w:widowControl/>
-        <w:ind w:firstLine="238"/>
-        <w:jc w:val="right"/>
+        <w:ind w:firstLine="238"/>
+        <w:jc w:val="right"/>
+        <w:widowControl/>
       </w:pPr>
       <w:r>
         <w:rPr>
@@ -4054,9 +4033,9 @@
     <w:p>
       <w:pPr>
         <w:bidi/>
-        <w:widowControl/>
-        <w:ind w:firstLine="238"/>
-        <w:jc w:val="right"/>
+        <w:ind w:firstLine="238"/>
+        <w:jc w:val="right"/>
+        <w:widowControl/>
       </w:pPr>
       <w:r>
         <w:rPr>
@@ -4170,9 +4149,9 @@
       <w:pPr>
         <w:pStyle w:val="Heading2"/>
         <w:bidi/>
-        <w:widowControl/>
         <w:ind w:firstLine="0"/>
         <w:jc w:val="right"/>
+        <w:widowControl/>
         <w:keepNext/>
       </w:pPr>
       <w:r>
@@ -4201,9 +4180,9 @@
     <w:p>
       <w:pPr>
         <w:bidi/>
-        <w:widowControl/>
-        <w:ind w:firstLine="238"/>
-        <w:jc w:val="right"/>
+        <w:ind w:firstLine="238"/>
+        <w:jc w:val="right"/>
+        <w:widowControl/>
       </w:pPr>
       <w:r>
         <w:rPr>
@@ -4234,9 +4213,9 @@
     <w:p>
       <w:pPr>
         <w:bidi/>
-        <w:widowControl/>
-        <w:ind w:firstLine="238"/>
-        <w:jc w:val="right"/>
+        <w:ind w:firstLine="238"/>
+        <w:jc w:val="right"/>
+        <w:widowControl/>
       </w:pPr>
       <w:r>
         <w:rPr>
@@ -4268,9 +4247,9 @@
       <w:pPr>
         <w:pStyle w:val="Heading2"/>
         <w:bidi/>
-        <w:widowControl/>
         <w:ind w:firstLine="0"/>
         <w:jc w:val="right"/>
+        <w:widowControl/>
         <w:keepNext/>
       </w:pPr>
       <w:r>
@@ -4292,9 +4271,9 @@
     <w:p>
       <w:pPr>
         <w:bidi/>
-        <w:widowControl/>
-        <w:ind w:firstLine="238"/>
-        <w:jc w:val="right"/>
+        <w:ind w:firstLine="238"/>
+        <w:jc w:val="right"/>
+        <w:widowControl/>
       </w:pPr>
       <w:r>
         <w:rPr>
@@ -4356,9 +4335,9 @@
     <w:p>
       <w:pPr>
         <w:bidi/>
-        <w:widowControl/>
-        <w:ind w:firstLine="238"/>
-        <w:jc w:val="right"/>
+        <w:ind w:firstLine="238"/>
+        <w:jc w:val="right"/>
+        <w:widowControl/>
       </w:pPr>
       <w:r>
         <w:rPr>
@@ -4402,9 +4381,9 @@
     <w:p>
       <w:pPr>
         <w:bidi/>
-        <w:widowControl/>
-        <w:ind w:firstLine="238"/>
-        <w:jc w:val="right"/>
+        <w:ind w:firstLine="238"/>
+        <w:jc w:val="right"/>
+        <w:widowControl/>
       </w:pPr>
       <w:r>
         <w:rPr>
@@ -4421,9 +4400,9 @@
       <w:pPr>
         <w:pStyle w:val="Heading2"/>
         <w:bidi/>
-        <w:widowControl/>
         <w:ind w:firstLine="0"/>
         <w:jc w:val="right"/>
+        <w:widowControl/>
         <w:keepNext/>
       </w:pPr>
       <w:r>
@@ -4452,9 +4431,9 @@
     <w:p>
       <w:pPr>
         <w:bidi/>
-        <w:widowControl/>
-        <w:ind w:firstLine="238"/>
-        <w:jc w:val="right"/>
+        <w:ind w:firstLine="238"/>
+        <w:jc w:val="right"/>
+        <w:widowControl/>
       </w:pPr>
       <w:r>
         <w:rPr>
@@ -4515,9 +4494,9 @@
     <w:p>
       <w:pPr>
         <w:bidi/>
-        <w:widowControl/>
-        <w:ind w:firstLine="238"/>
-        <w:jc w:val="right"/>
+        <w:ind w:firstLine="238"/>
+        <w:jc w:val="right"/>
+        <w:widowControl/>
       </w:pPr>
       <w:r>
         <w:rPr>
@@ -4597,9 +4576,9 @@
       <w:pPr>
         <w:pStyle w:val="Heading2"/>
         <w:bidi/>
-        <w:widowControl/>
         <w:ind w:firstLine="0"/>
         <w:jc w:val="right"/>
+        <w:widowControl/>
         <w:keepNext/>
       </w:pPr>
       <w:r>
@@ -4621,9 +4600,9 @@
     <w:p>
       <w:pPr>
         <w:bidi/>
-        <w:widowControl/>
-        <w:ind w:firstLine="238"/>
-        <w:jc w:val="right"/>
+        <w:ind w:firstLine="238"/>
+        <w:jc w:val="right"/>
+        <w:widowControl/>
       </w:pPr>
       <w:r>
         <w:rPr>
@@ -4659,9 +4638,9 @@
     <w:p>
       <w:pPr>
         <w:bidi/>
-        <w:widowControl/>
-        <w:ind w:firstLine="238"/>
-        <w:jc w:val="right"/>
+        <w:ind w:firstLine="238"/>
+        <w:jc w:val="right"/>
+        <w:widowControl/>
       </w:pPr>
       <w:r>
         <w:rPr>
@@ -4693,9 +4672,9 @@
     <w:p>
       <w:pPr>
         <w:bidi/>
-        <w:widowControl/>
-        <w:ind w:firstLine="238"/>
-        <w:jc w:val="right"/>
+        <w:ind w:firstLine="238"/>
+        <w:jc w:val="right"/>
+        <w:widowControl/>
       </w:pPr>
       <w:r>
         <w:rPr>
@@ -4710,9 +4689,9 @@
       <w:pPr>
         <w:pStyle w:val="BlockText"/>
         <w:bidi/>
-        <w:widowControl/>
-        <w:ind w:firstLine="238"/>
-        <w:jc w:val="right"/>
+        <w:ind w:firstLine="238"/>
+        <w:jc w:val="right"/>
+        <w:widowControl/>
       </w:pPr>
       <w:r>
         <w:rPr>
@@ -4731,9 +4710,9 @@
       <w:pPr>
         <w:pStyle w:val="Heading2"/>
         <w:bidi/>
-        <w:widowControl/>
         <w:ind w:firstLine="0"/>
         <w:jc w:val="right"/>
+        <w:widowControl/>
         <w:keepNext/>
       </w:pPr>
       <w:r>
@@ -4755,9 +4734,9 @@
     <w:p>
       <w:pPr>
         <w:bidi/>
-        <w:widowControl/>
-        <w:ind w:firstLine="238"/>
-        <w:jc w:val="right"/>
+        <w:ind w:firstLine="238"/>
+        <w:jc w:val="right"/>
+        <w:widowControl/>
       </w:pPr>
       <w:r>
         <w:rPr>
@@ -4839,9 +4818,9 @@
     <w:p>
       <w:pPr>
         <w:bidi/>
-        <w:widowControl/>
-        <w:ind w:firstLine="238"/>
-        <w:jc w:val="right"/>
+        <w:ind w:firstLine="238"/>
+        <w:jc w:val="right"/>
+        <w:widowControl/>
       </w:pPr>
       <w:r>
         <w:rPr>
@@ -4870,9 +4849,9 @@
     <w:p>
       <w:pPr>
         <w:bidi/>
-        <w:widowControl/>
-        <w:ind w:firstLine="238"/>
-        <w:jc w:val="right"/>
+        <w:ind w:firstLine="238"/>
+        <w:jc w:val="right"/>
+        <w:widowControl/>
       </w:pPr>
       <w:r>
         <w:rPr>
@@ -4886,9 +4865,9 @@
     <w:p>
       <w:pPr>
         <w:bidi/>
-        <w:widowControl/>
-        <w:ind w:firstLine="238"/>
-        <w:jc w:val="right"/>
+        <w:ind w:firstLine="238"/>
+        <w:jc w:val="right"/>
+        <w:widowControl/>
       </w:pPr>
       <w:r>
         <w:rPr>
@@ -4904,9 +4883,9 @@
     <w:p>
       <w:pPr>
         <w:bidi/>
-        <w:widowControl/>
-        <w:ind w:firstLine="238"/>
-        <w:jc w:val="right"/>
+        <w:ind w:firstLine="238"/>
+        <w:jc w:val="right"/>
+        <w:widowControl/>
       </w:pPr>
       <w:r>
         <w:rPr>
@@ -4923,9 +4902,9 @@
       <w:pPr>
         <w:pStyle w:val="Heading2"/>
         <w:bidi/>
-        <w:widowControl/>
         <w:ind w:firstLine="0"/>
         <w:jc w:val="right"/>
+        <w:widowControl/>
         <w:keepNext/>
       </w:pPr>
       <w:r>
@@ -4947,9 +4926,9 @@
     <w:p>
       <w:pPr>
         <w:bidi/>
-        <w:widowControl/>
-        <w:ind w:firstLine="238"/>
-        <w:jc w:val="right"/>
+        <w:ind w:firstLine="238"/>
+        <w:jc w:val="right"/>
+        <w:widowControl/>
       </w:pPr>
       <w:r>
         <w:rPr>
@@ -4968,9 +4947,9 @@
         </w:numPr>
         <w:pStyle w:val="Compact"/>
         <w:bidi/>
-        <w:widowControl/>
-        <w:ind w:firstLine="238"/>
-        <w:jc w:val="right"/>
+        <w:ind w:firstLine="238"/>
+        <w:jc w:val="right"/>
+        <w:widowControl/>
       </w:pPr>
       <w:r>
         <w:rPr>
@@ -4989,9 +4968,9 @@
         </w:numPr>
         <w:pStyle w:val="Compact"/>
         <w:bidi/>
-        <w:widowControl/>
-        <w:ind w:firstLine="238"/>
-        <w:jc w:val="right"/>
+        <w:ind w:firstLine="238"/>
+        <w:jc w:val="right"/>
+        <w:widowControl/>
       </w:pPr>
       <w:r>
         <w:rPr>
@@ -5010,9 +4989,9 @@
         </w:numPr>
         <w:pStyle w:val="Compact"/>
         <w:bidi/>
-        <w:widowControl/>
-        <w:ind w:firstLine="238"/>
-        <w:jc w:val="right"/>
+        <w:ind w:firstLine="238"/>
+        <w:jc w:val="right"/>
+        <w:widowControl/>
       </w:pPr>
       <w:r>
         <w:rPr>
@@ -5031,9 +5010,9 @@
         </w:numPr>
         <w:pStyle w:val="Compact"/>
         <w:bidi/>
-        <w:widowControl/>
-        <w:ind w:firstLine="238"/>
-        <w:jc w:val="right"/>
+        <w:ind w:firstLine="238"/>
+        <w:jc w:val="right"/>
+        <w:widowControl/>
       </w:pPr>
       <w:r>
         <w:rPr>
@@ -5052,9 +5031,9 @@
         </w:numPr>
         <w:pStyle w:val="Compact"/>
         <w:bidi/>
-        <w:widowControl/>
-        <w:ind w:firstLine="238"/>
-        <w:jc w:val="right"/>
+        <w:ind w:firstLine="238"/>
+        <w:jc w:val="right"/>
+        <w:widowControl/>
       </w:pPr>
       <w:r>
         <w:rPr>
@@ -5073,9 +5052,9 @@
         </w:numPr>
         <w:pStyle w:val="Compact"/>
         <w:bidi/>
-        <w:widowControl/>
-        <w:ind w:firstLine="238"/>
-        <w:jc w:val="right"/>
+        <w:ind w:firstLine="238"/>
+        <w:jc w:val="right"/>
+        <w:widowControl/>
       </w:pPr>
       <w:r>
         <w:rPr>
@@ -5094,9 +5073,9 @@
         </w:numPr>
         <w:pStyle w:val="Compact"/>
         <w:bidi/>
-        <w:widowControl/>
-        <w:ind w:firstLine="238"/>
-        <w:jc w:val="right"/>
+        <w:ind w:firstLine="238"/>
+        <w:jc w:val="right"/>
+        <w:widowControl/>
       </w:pPr>
       <w:r>
         <w:rPr>
@@ -5110,9 +5089,9 @@
     <w:p>
       <w:pPr>
         <w:bidi/>
-        <w:widowControl/>
-        <w:ind w:firstLine="238"/>
-        <w:jc w:val="right"/>
+        <w:ind w:firstLine="238"/>
+        <w:jc w:val="right"/>
+        <w:widowControl/>
       </w:pPr>
       <w:r>
         <w:rPr>
@@ -5143,9 +5122,9 @@
       <w:pPr>
         <w:pStyle w:val="Heading3"/>
         <w:bidi/>
-        <w:widowControl/>
         <w:ind w:firstLine="0"/>
         <w:jc w:val="right"/>
+        <w:widowControl/>
         <w:keepNext/>
       </w:pPr>
       <w:r>
@@ -5160,9 +5139,9 @@
     <w:p>
       <w:pPr>
         <w:bidi/>
-        <w:widowControl/>
-        <w:ind w:firstLine="238"/>
-        <w:jc w:val="right"/>
+        <w:ind w:firstLine="238"/>
+        <w:jc w:val="right"/>
+        <w:widowControl/>
       </w:pPr>
       <w:r>
         <w:rPr>
@@ -5191,9 +5170,9 @@
     <w:p>
       <w:pPr>
         <w:bidi/>
-        <w:widowControl/>
-        <w:ind w:firstLine="238"/>
-        <w:jc w:val="right"/>
+        <w:ind w:firstLine="238"/>
+        <w:jc w:val="right"/>
+        <w:widowControl/>
       </w:pPr>
       <w:r>
         <w:rPr>
@@ -5241,9 +5220,9 @@
     <w:p>
       <w:pPr>
         <w:bidi/>
-        <w:widowControl/>
-        <w:ind w:firstLine="238"/>
-        <w:jc w:val="right"/>
+        <w:ind w:firstLine="238"/>
+        <w:jc w:val="right"/>
+        <w:widowControl/>
       </w:pPr>
       <w:r>
         <w:rPr>
@@ -5300,9 +5279,9 @@
     <w:p>
       <w:pPr>
         <w:bidi/>
-        <w:widowControl/>
-        <w:ind w:firstLine="238"/>
-        <w:jc w:val="right"/>
+        <w:ind w:firstLine="238"/>
+        <w:jc w:val="right"/>
+        <w:widowControl/>
       </w:pPr>
       <w:r>
         <w:rPr>
@@ -5350,9 +5329,9 @@
     <w:p>
       <w:pPr>
         <w:bidi/>
-        <w:widowControl/>
-        <w:ind w:firstLine="238"/>
-        <w:jc w:val="right"/>
+        <w:ind w:firstLine="238"/>
+        <w:jc w:val="right"/>
+        <w:widowControl/>
       </w:pPr>
       <w:r>
         <w:rPr>
@@ -5417,9 +5396,9 @@
       <w:pPr>
         <w:pStyle w:val="Heading3"/>
         <w:bidi/>
-        <w:widowControl/>
         <w:ind w:firstLine="0"/>
         <w:jc w:val="right"/>
+        <w:widowControl/>
         <w:keepNext/>
       </w:pPr>
       <w:r>
@@ -5434,9 +5413,9 @@
     <w:p>
       <w:pPr>
         <w:bidi/>
-        <w:widowControl/>
-        <w:ind w:firstLine="238"/>
-        <w:jc w:val="right"/>
+        <w:ind w:firstLine="238"/>
+        <w:jc w:val="right"/>
+        <w:widowControl/>
       </w:pPr>
       <w:r>
         <w:rPr>
@@ -5542,9 +5521,9 @@
       <w:pPr>
         <w:pStyle w:val="Heading1"/>
         <w:bidi/>
-        <w:widowControl/>
         <w:ind w:firstLine="0"/>
         <w:jc w:val="right"/>
+        <w:widowControl/>
         <w:keepNext/>
       </w:pPr>
       <w:r>
@@ -5567,10 +5546,10 @@
       <w:pPr>
         <w:pStyle w:val="CaptionedFigure"/>
         <w:bidi/>
-        <w:widowControl/>
         <w:spacing w:before="0" w:after="0"/>
         <w:ind w:firstLine="0"/>
         <w:jc w:val="center"/>
+        <w:widowControl/>
       </w:pPr>
       <w:r>
         <w:drawing>
@@ -5619,9 +5598,9 @@
       <w:pPr>
         <w:pStyle w:val="ImageCaption"/>
         <w:bidi/>
-        <w:widowControl/>
-        <w:ind w:firstLine="238"/>
-        <w:jc w:val="right"/>
+        <w:ind w:firstLine="238"/>
+        <w:jc w:val="right"/>
+        <w:widowControl/>
       </w:pPr>
       <w:r>
         <w:rPr>
@@ -5635,9 +5614,9 @@
     <w:p>
       <w:pPr>
         <w:bidi/>
-        <w:widowControl/>
-        <w:ind w:firstLine="238"/>
-        <w:jc w:val="right"/>
+        <w:ind w:firstLine="238"/>
+        <w:jc w:val="right"/>
+        <w:widowControl/>
       </w:pPr>
       <w:r>
         <w:rPr>
@@ -5678,9 +5657,9 @@
     <w:p>
       <w:pPr>
         <w:bidi/>
-        <w:widowControl/>
-        <w:ind w:firstLine="238"/>
-        <w:jc w:val="right"/>
+        <w:ind w:firstLine="238"/>
+        <w:jc w:val="right"/>
+        <w:widowControl/>
       </w:pPr>
       <w:r>
         <w:rPr>
@@ -5696,9 +5675,9 @@
       <w:pPr>
         <w:pStyle w:val="Heading2"/>
         <w:bidi/>
-        <w:widowControl/>
         <w:ind w:firstLine="0"/>
         <w:jc w:val="right"/>
+        <w:widowControl/>
         <w:keepNext/>
       </w:pPr>
       <w:r>
@@ -5720,9 +5699,9 @@
     <w:p>
       <w:pPr>
         <w:bidi/>
-        <w:widowControl/>
-        <w:ind w:firstLine="238"/>
-        <w:jc w:val="right"/>
+        <w:ind w:firstLine="238"/>
+        <w:jc w:val="right"/>
+        <w:widowControl/>
       </w:pPr>
       <w:r>
         <w:rPr>
@@ -5741,9 +5720,9 @@
         </w:numPr>
         <w:pStyle w:val="Compact"/>
         <w:bidi/>
-        <w:widowControl/>
-        <w:ind w:firstLine="238"/>
-        <w:jc w:val="right"/>
+        <w:ind w:firstLine="238"/>
+        <w:jc w:val="right"/>
+        <w:widowControl/>
       </w:pPr>
       <w:r>
         <w:rPr>
@@ -5762,9 +5741,9 @@
         </w:numPr>
         <w:pStyle w:val="Compact"/>
         <w:bidi/>
-        <w:widowControl/>
-        <w:ind w:firstLine="238"/>
-        <w:jc w:val="right"/>
+        <w:ind w:firstLine="238"/>
+        <w:jc w:val="right"/>
+        <w:widowControl/>
       </w:pPr>
       <w:r>
         <w:rPr>
@@ -5783,9 +5762,9 @@
         </w:numPr>
         <w:pStyle w:val="Compact"/>
         <w:bidi/>
-        <w:widowControl/>
-        <w:ind w:firstLine="238"/>
-        <w:jc w:val="right"/>
+        <w:ind w:firstLine="238"/>
+        <w:jc w:val="right"/>
+        <w:widowControl/>
       </w:pPr>
       <w:r>
         <w:rPr>
@@ -5819,9 +5798,9 @@
         </w:numPr>
         <w:pStyle w:val="Compact"/>
         <w:bidi/>
-        <w:widowControl/>
-        <w:ind w:firstLine="238"/>
-        <w:jc w:val="right"/>
+        <w:ind w:firstLine="238"/>
+        <w:jc w:val="right"/>
+        <w:widowControl/>
       </w:pPr>
       <w:r>
         <w:rPr>
@@ -5840,9 +5819,9 @@
         </w:numPr>
         <w:pStyle w:val="Compact"/>
         <w:bidi/>
-        <w:widowControl/>
-        <w:ind w:firstLine="238"/>
-        <w:jc w:val="right"/>
+        <w:ind w:firstLine="238"/>
+        <w:jc w:val="right"/>
+        <w:widowControl/>
       </w:pPr>
       <w:r>
         <w:rPr>
@@ -5861,9 +5840,9 @@
         </w:numPr>
         <w:pStyle w:val="Compact"/>
         <w:bidi/>
-        <w:widowControl/>
-        <w:ind w:firstLine="238"/>
-        <w:jc w:val="right"/>
+        <w:ind w:firstLine="238"/>
+        <w:jc w:val="right"/>
+        <w:widowControl/>
       </w:pPr>
       <w:r>
         <w:rPr>
@@ -5877,9 +5856,9 @@
     <w:p>
       <w:pPr>
         <w:bidi/>
-        <w:widowControl/>
-        <w:ind w:firstLine="238"/>
-        <w:jc w:val="right"/>
+        <w:ind w:firstLine="238"/>
+        <w:jc w:val="right"/>
+        <w:widowControl/>
       </w:pPr>
       <w:r>
         <w:rPr>
@@ -5896,9 +5875,9 @@
       <w:pPr>
         <w:pStyle w:val="Heading2"/>
         <w:bidi/>
-        <w:widowControl/>
         <w:ind w:firstLine="0"/>
         <w:jc w:val="right"/>
+        <w:widowControl/>
         <w:keepNext/>
       </w:pPr>
       <w:r>
@@ -5920,9 +5899,9 @@
     <w:p>
       <w:pPr>
         <w:bidi/>
-        <w:widowControl/>
-        <w:ind w:firstLine="238"/>
-        <w:jc w:val="right"/>
+        <w:ind w:firstLine="238"/>
+        <w:jc w:val="right"/>
+        <w:widowControl/>
       </w:pPr>
       <w:r>
         <w:rPr>
@@ -5936,9 +5915,9 @@
     <w:p>
       <w:pPr>
         <w:bidi/>
-        <w:widowControl/>
-        <w:ind w:firstLine="238"/>
-        <w:jc w:val="right"/>
+        <w:ind w:firstLine="238"/>
+        <w:jc w:val="right"/>
+        <w:widowControl/>
       </w:pPr>
       <w:r>
         <w:rPr>
@@ -5970,9 +5949,9 @@
     <w:p>
       <w:pPr>
         <w:bidi/>
-        <w:widowControl/>
-        <w:ind w:firstLine="238"/>
-        <w:jc w:val="right"/>
+        <w:ind w:firstLine="238"/>
+        <w:jc w:val="right"/>
+        <w:widowControl/>
       </w:pPr>
       <w:r>
         <w:rPr>
@@ -6004,9 +5983,9 @@
     <w:p>
       <w:pPr>
         <w:bidi/>
-        <w:widowControl/>
-        <w:ind w:firstLine="238"/>
-        <w:jc w:val="right"/>
+        <w:ind w:firstLine="238"/>
+        <w:jc w:val="right"/>
+        <w:widowControl/>
       </w:pPr>
       <w:r>
         <w:rPr>
@@ -6038,9 +6017,9 @@
     <w:p>
       <w:pPr>
         <w:bidi/>
-        <w:widowControl/>
-        <w:ind w:firstLine="238"/>
-        <w:jc w:val="right"/>
+        <w:ind w:firstLine="238"/>
+        <w:jc w:val="right"/>
+        <w:widowControl/>
       </w:pPr>
       <w:r>
         <w:rPr>
@@ -6072,9 +6051,9 @@
     <w:p>
       <w:pPr>
         <w:bidi/>
-        <w:widowControl/>
-        <w:ind w:firstLine="238"/>
-        <w:jc w:val="right"/>
+        <w:ind w:firstLine="238"/>
+        <w:jc w:val="right"/>
+        <w:widowControl/>
       </w:pPr>
       <w:r>
         <w:rPr>
@@ -6106,9 +6085,9 @@
     <w:p>
       <w:pPr>
         <w:bidi/>
-        <w:widowControl/>
-        <w:ind w:firstLine="238"/>
-        <w:jc w:val="right"/>
+        <w:ind w:firstLine="238"/>
+        <w:jc w:val="right"/>
+        <w:widowControl/>
       </w:pPr>
       <w:r>
         <w:rPr>
@@ -6125,9 +6104,9 @@
       <w:pPr>
         <w:pStyle w:val="Heading2"/>
         <w:bidi/>
-        <w:widowControl/>
         <w:ind w:firstLine="0"/>
         <w:jc w:val="right"/>
+        <w:widowControl/>
         <w:keepNext/>
       </w:pPr>
       <w:r>
@@ -6149,9 +6128,9 @@
     <w:p>
       <w:pPr>
         <w:bidi/>
-        <w:widowControl/>
-        <w:ind w:firstLine="238"/>
-        <w:jc w:val="right"/>
+        <w:ind w:firstLine="238"/>
+        <w:jc w:val="right"/>
+        <w:widowControl/>
       </w:pPr>
       <w:r>
         <w:rPr>
@@ -6170,9 +6149,9 @@
         </w:numPr>
         <w:pStyle w:val="Compact"/>
         <w:bidi/>
-        <w:widowControl/>
-        <w:ind w:firstLine="238"/>
-        <w:jc w:val="right"/>
+        <w:ind w:firstLine="238"/>
+        <w:jc w:val="right"/>
+        <w:widowControl/>
       </w:pPr>
       <w:r>
         <w:rPr>
@@ -6209,9 +6188,9 @@
         </w:numPr>
         <w:pStyle w:val="Compact"/>
         <w:bidi/>
-        <w:widowControl/>
-        <w:ind w:firstLine="238"/>
-        <w:jc w:val="right"/>
+        <w:ind w:firstLine="238"/>
+        <w:jc w:val="right"/>
+        <w:widowControl/>
       </w:pPr>
       <w:r>
         <w:rPr>
@@ -6248,9 +6227,9 @@
         </w:numPr>
         <w:pStyle w:val="Compact"/>
         <w:bidi/>
-        <w:widowControl/>
-        <w:ind w:firstLine="238"/>
-        <w:jc w:val="right"/>
+        <w:ind w:firstLine="238"/>
+        <w:jc w:val="right"/>
+        <w:widowControl/>
       </w:pPr>
       <w:r>
         <w:rPr>
@@ -6287,9 +6266,9 @@
         </w:numPr>
         <w:pStyle w:val="Compact"/>
         <w:bidi/>
-        <w:widowControl/>
-        <w:ind w:firstLine="238"/>
-        <w:jc w:val="right"/>
+        <w:ind w:firstLine="238"/>
+        <w:jc w:val="right"/>
+        <w:widowControl/>
       </w:pPr>
       <w:r>
         <w:rPr>
@@ -6335,9 +6314,9 @@
         </w:numPr>
         <w:pStyle w:val="Compact"/>
         <w:bidi/>
-        <w:widowControl/>
-        <w:ind w:firstLine="238"/>
-        <w:jc w:val="right"/>
+        <w:ind w:firstLine="238"/>
+        <w:jc w:val="right"/>
+        <w:widowControl/>
       </w:pPr>
       <w:r>
         <w:rPr>
@@ -6374,9 +6353,9 @@
         </w:numPr>
         <w:pStyle w:val="Compact"/>
         <w:bidi/>
-        <w:widowControl/>
-        <w:ind w:firstLine="238"/>
-        <w:jc w:val="right"/>
+        <w:ind w:firstLine="238"/>
+        <w:jc w:val="right"/>
+        <w:widowControl/>
       </w:pPr>
       <w:r>
         <w:rPr>
@@ -6408,9 +6387,9 @@
     <w:p>
       <w:pPr>
         <w:bidi/>
-        <w:widowControl/>
-        <w:ind w:firstLine="238"/>
-        <w:jc w:val="right"/>
+        <w:ind w:firstLine="238"/>
+        <w:jc w:val="right"/>
+        <w:widowControl/>
       </w:pPr>
       <w:r>
         <w:rPr>
@@ -6427,9 +6406,9 @@
       <w:pPr>
         <w:pStyle w:val="Heading2"/>
         <w:bidi/>
-        <w:widowControl/>
         <w:ind w:firstLine="0"/>
         <w:jc w:val="right"/>
+        <w:widowControl/>
         <w:keepNext/>
       </w:pPr>
       <w:r>
@@ -6451,9 +6430,9 @@
     <w:p>
       <w:pPr>
         <w:bidi/>
-        <w:widowControl/>
-        <w:ind w:firstLine="238"/>
-        <w:jc w:val="right"/>
+        <w:ind w:firstLine="238"/>
+        <w:jc w:val="right"/>
+        <w:widowControl/>
       </w:pPr>
       <w:r>
         <w:rPr>
@@ -6489,9 +6468,9 @@
     <w:p>
       <w:pPr>
         <w:bidi/>
-        <w:widowControl/>
-        <w:ind w:firstLine="238"/>
-        <w:jc w:val="right"/>
+        <w:ind w:firstLine="238"/>
+        <w:jc w:val="right"/>
+        <w:widowControl/>
       </w:pPr>
       <w:r>
         <w:rPr>
@@ -6578,9 +6557,9 @@
       <w:pPr>
         <w:pStyle w:val="Heading2"/>
         <w:bidi/>
-        <w:widowControl/>
         <w:ind w:firstLine="0"/>
         <w:jc w:val="right"/>
+        <w:widowControl/>
         <w:keepNext/>
       </w:pPr>
       <w:r>
@@ -6602,9 +6581,9 @@
     <w:p>
       <w:pPr>
         <w:bidi/>
-        <w:widowControl/>
-        <w:ind w:firstLine="238"/>
-        <w:jc w:val="right"/>
+        <w:ind w:firstLine="238"/>
+        <w:jc w:val="right"/>
+        <w:widowControl/>
       </w:pPr>
       <w:r>
         <w:rPr>
@@ -6623,9 +6602,9 @@
         </w:numPr>
         <w:pStyle w:val="Compact"/>
         <w:bidi/>
-        <w:widowControl/>
-        <w:ind w:firstLine="238"/>
-        <w:jc w:val="right"/>
+        <w:ind w:firstLine="238"/>
+        <w:jc w:val="right"/>
+        <w:widowControl/>
       </w:pPr>
       <w:r>
         <w:rPr>
@@ -6644,9 +6623,9 @@
         </w:numPr>
         <w:pStyle w:val="Compact"/>
         <w:bidi/>
-        <w:widowControl/>
-        <w:ind w:firstLine="238"/>
-        <w:jc w:val="right"/>
+        <w:ind w:firstLine="238"/>
+        <w:jc w:val="right"/>
+        <w:widowControl/>
       </w:pPr>
       <w:r>
         <w:rPr>
@@ -6665,9 +6644,9 @@
         </w:numPr>
         <w:pStyle w:val="Compact"/>
         <w:bidi/>
-        <w:widowControl/>
-        <w:ind w:firstLine="238"/>
-        <w:jc w:val="right"/>
+        <w:ind w:firstLine="238"/>
+        <w:jc w:val="right"/>
+        <w:widowControl/>
       </w:pPr>
       <w:r>
         <w:rPr>
@@ -6686,9 +6665,9 @@
         </w:numPr>
         <w:pStyle w:val="Compact"/>
         <w:bidi/>
-        <w:widowControl/>
-        <w:ind w:firstLine="238"/>
-        <w:jc w:val="right"/>
+        <w:ind w:firstLine="238"/>
+        <w:jc w:val="right"/>
+        <w:widowControl/>
       </w:pPr>
       <w:r>
         <w:rPr>
@@ -6707,9 +6686,9 @@
         </w:numPr>
         <w:pStyle w:val="Compact"/>
         <w:bidi/>
-        <w:widowControl/>
-        <w:ind w:firstLine="238"/>
-        <w:jc w:val="right"/>
+        <w:ind w:firstLine="238"/>
+        <w:jc w:val="right"/>
+        <w:widowControl/>
       </w:pPr>
       <w:r>
         <w:rPr>
@@ -6728,9 +6707,9 @@
         </w:numPr>
         <w:pStyle w:val="Compact"/>
         <w:bidi/>
-        <w:widowControl/>
-        <w:ind w:firstLine="238"/>
-        <w:jc w:val="right"/>
+        <w:ind w:firstLine="238"/>
+        <w:jc w:val="right"/>
+        <w:widowControl/>
       </w:pPr>
       <w:r>
         <w:rPr>
@@ -6744,9 +6723,9 @@
     <w:p>
       <w:pPr>
         <w:bidi/>
-        <w:widowControl/>
-        <w:ind w:firstLine="238"/>
-        <w:jc w:val="right"/>
+        <w:ind w:firstLine="238"/>
+        <w:jc w:val="right"/>
+        <w:widowControl/>
       </w:pPr>
       <w:r>
         <w:rPr>
@@ -6778,9 +6757,9 @@
       <w:pPr>
         <w:pStyle w:val="Heading2"/>
         <w:bidi/>
-        <w:widowControl/>
         <w:ind w:firstLine="0"/>
         <w:jc w:val="right"/>
+        <w:widowControl/>
         <w:keepNext/>
       </w:pPr>
       <w:r>
@@ -6802,9 +6781,9 @@
     <w:p>
       <w:pPr>
         <w:bidi/>
-        <w:widowControl/>
-        <w:ind w:firstLine="238"/>
-        <w:jc w:val="right"/>
+        <w:ind w:firstLine="238"/>
+        <w:jc w:val="right"/>
+        <w:widowControl/>
       </w:pPr>
       <w:r>
         <w:rPr>
@@ -6820,9 +6799,9 @@
       <w:pPr>
         <w:pStyle w:val="Heading3"/>
         <w:bidi/>
-        <w:widowControl/>
         <w:ind w:firstLine="0"/>
         <w:jc w:val="right"/>
+        <w:widowControl/>
         <w:keepNext/>
       </w:pPr>
       <w:r>
@@ -6838,9 +6817,9 @@
       <w:pPr>
         <w:pStyle w:val="BlockText"/>
         <w:bidi/>
-        <w:widowControl/>
-        <w:ind w:firstLine="238"/>
-        <w:jc w:val="right"/>
+        <w:ind w:firstLine="238"/>
+        <w:jc w:val="right"/>
+        <w:widowControl/>
       </w:pPr>
       <w:r>
         <w:rPr>
@@ -6861,9 +6840,9 @@
       <w:pPr>
         <w:pStyle w:val="Heading1"/>
         <w:bidi/>
-        <w:widowControl/>
         <w:ind w:firstLine="0"/>
         <w:jc w:val="right"/>
+        <w:widowControl/>
         <w:keepNext/>
       </w:pPr>
       <w:r>
@@ -6893,10 +6872,10 @@
       <w:pPr>
         <w:pStyle w:val="CaptionedFigure"/>
         <w:bidi/>
-        <w:widowControl/>
         <w:spacing w:before="0" w:after="0"/>
         <w:ind w:firstLine="0"/>
         <w:jc w:val="center"/>
+        <w:widowControl/>
       </w:pPr>
       <w:r>
         <w:drawing>
@@ -6945,9 +6924,9 @@
       <w:pPr>
         <w:pStyle w:val="ImageCaption"/>
         <w:bidi/>
-        <w:widowControl/>
-        <w:ind w:firstLine="238"/>
-        <w:jc w:val="right"/>
+        <w:ind w:firstLine="238"/>
+        <w:jc w:val="right"/>
+        <w:widowControl/>
       </w:pPr>
       <w:r>
         <w:rPr>
@@ -6983,9 +6962,9 @@
     <w:p>
       <w:pPr>
         <w:bidi/>
-        <w:widowControl/>
-        <w:ind w:firstLine="238"/>
-        <w:jc w:val="right"/>
+        <w:ind w:firstLine="238"/>
+        <w:jc w:val="right"/>
+        <w:widowControl/>
       </w:pPr>
       <w:r>
         <w:rPr>
@@ -7056,9 +7035,9 @@
     <w:p>
       <w:pPr>
         <w:bidi/>
-        <w:widowControl/>
-        <w:ind w:firstLine="238"/>
-        <w:jc w:val="right"/>
+        <w:ind w:firstLine="238"/>
+        <w:jc w:val="right"/>
+        <w:widowControl/>
       </w:pPr>
       <w:r>
         <w:rPr>
@@ -7170,9 +7149,9 @@
       <w:pPr>
         <w:pStyle w:val="Heading2"/>
         <w:bidi/>
-        <w:widowControl/>
         <w:ind w:firstLine="0"/>
         <w:jc w:val="right"/>
+        <w:widowControl/>
         <w:keepNext/>
       </w:pPr>
       <w:r>
@@ -7194,9 +7173,9 @@
     <w:p>
       <w:pPr>
         <w:bidi/>
-        <w:widowControl/>
-        <w:ind w:firstLine="238"/>
-        <w:jc w:val="right"/>
+        <w:ind w:firstLine="238"/>
+        <w:jc w:val="right"/>
+        <w:widowControl/>
       </w:pPr>
       <w:r>
         <w:rPr>
@@ -7225,9 +7204,9 @@
     <w:p>
       <w:pPr>
         <w:bidi/>
-        <w:widowControl/>
-        <w:ind w:firstLine="238"/>
-        <w:jc w:val="right"/>
+        <w:ind w:firstLine="238"/>
+        <w:jc w:val="right"/>
+        <w:widowControl/>
       </w:pPr>
       <w:r>
         <w:rPr>
@@ -7259,9 +7238,9 @@
       <w:pPr>
         <w:pStyle w:val="Heading2"/>
         <w:bidi/>
-        <w:widowControl/>
         <w:ind w:firstLine="0"/>
         <w:jc w:val="right"/>
+        <w:widowControl/>
         <w:keepNext/>
       </w:pPr>
       <w:r>
@@ -7283,9 +7262,9 @@
     <w:p>
       <w:pPr>
         <w:bidi/>
-        <w:widowControl/>
-        <w:ind w:firstLine="238"/>
-        <w:jc w:val="right"/>
+        <w:ind w:firstLine="238"/>
+        <w:jc w:val="right"/>
+        <w:widowControl/>
       </w:pPr>
       <w:r>
         <w:rPr>
@@ -7331,9 +7310,9 @@
     <w:p>
       <w:pPr>
         <w:bidi/>
-        <w:widowControl/>
-        <w:ind w:firstLine="238"/>
-        <w:jc w:val="right"/>
+        <w:ind w:firstLine="238"/>
+        <w:jc w:val="right"/>
+        <w:widowControl/>
       </w:pPr>
       <w:r>
         <w:rPr>
@@ -7414,9 +7393,9 @@
     <w:p>
       <w:pPr>
         <w:bidi/>
-        <w:widowControl/>
-        <w:ind w:firstLine="238"/>
-        <w:jc w:val="right"/>
+        <w:ind w:firstLine="238"/>
+        <w:jc w:val="right"/>
+        <w:widowControl/>
       </w:pPr>
       <w:r>
         <w:rPr>
@@ -7482,9 +7461,9 @@
       <w:pPr>
         <w:pStyle w:val="Heading2"/>
         <w:bidi/>
-        <w:widowControl/>
         <w:ind w:firstLine="0"/>
         <w:jc w:val="right"/>
+        <w:widowControl/>
         <w:keepNext/>
       </w:pPr>
       <w:r>
@@ -7506,9 +7485,9 @@
     <w:p>
       <w:pPr>
         <w:bidi/>
-        <w:widowControl/>
-        <w:ind w:firstLine="238"/>
-        <w:jc w:val="right"/>
+        <w:ind w:firstLine="238"/>
+        <w:jc w:val="right"/>
+        <w:widowControl/>
       </w:pPr>
       <w:r>
         <w:rPr>
@@ -7601,9 +7580,9 @@
     <w:p>
       <w:pPr>
         <w:bidi/>
-        <w:widowControl/>
-        <w:ind w:firstLine="238"/>
-        <w:jc w:val="right"/>
+        <w:ind w:firstLine="238"/>
+        <w:jc w:val="right"/>
+        <w:widowControl/>
       </w:pPr>
       <w:r>
         <w:rPr>
@@ -7617,9 +7596,9 @@
     <w:p>
       <w:pPr>
         <w:bidi/>
-        <w:widowControl/>
-        <w:ind w:firstLine="238"/>
-        <w:jc w:val="right"/>
+        <w:ind w:firstLine="238"/>
+        <w:jc w:val="right"/>
+        <w:widowControl/>
       </w:pPr>
       <w:r>
         <w:rPr>
@@ -7696,9 +7675,9 @@
       <w:pPr>
         <w:pStyle w:val="Heading2"/>
         <w:bidi/>
-        <w:widowControl/>
         <w:ind w:firstLine="0"/>
         <w:jc w:val="right"/>
+        <w:widowControl/>
         <w:keepNext/>
       </w:pPr>
       <w:r>
@@ -7750,9 +7729,9 @@
     <w:p>
       <w:pPr>
         <w:bidi/>
-        <w:widowControl/>
-        <w:ind w:firstLine="238"/>
-        <w:jc w:val="right"/>
+        <w:ind w:firstLine="238"/>
+        <w:jc w:val="right"/>
+        <w:widowControl/>
       </w:pPr>
       <w:r>
         <w:rPr>
@@ -7825,7 +7804,6 @@
               <w:spacing w:before="0" w:after="40" w:line="259" w:lineRule="auto"/>
               <w:ind w:firstLine="0"/>
               <w:jc w:val="right"/>
-              <w:widowControl/>
             </w:pPr>
             <w:r>
               <w:rPr>
@@ -7849,7 +7827,6 @@
               <w:spacing w:before="0" w:after="40" w:line="259" w:lineRule="auto"/>
               <w:ind w:firstLine="0"/>
               <w:jc w:val="right"/>
-              <w:widowControl/>
             </w:pPr>
             <w:r>
               <w:rPr>
@@ -7873,7 +7850,6 @@
               <w:spacing w:before="0" w:after="40" w:line="259" w:lineRule="auto"/>
               <w:ind w:firstLine="0"/>
               <w:jc w:val="right"/>
-              <w:widowControl/>
             </w:pPr>
             <w:r>
               <w:rPr>
@@ -7899,7 +7875,6 @@
               <w:spacing w:before="0" w:after="40" w:line="259" w:lineRule="auto"/>
               <w:ind w:firstLine="0"/>
               <w:jc w:val="right"/>
-              <w:widowControl/>
             </w:pPr>
             <w:r>
               <w:rPr>
@@ -7921,7 +7896,6 @@
               <w:spacing w:before="0" w:after="40" w:line="259" w:lineRule="auto"/>
               <w:ind w:firstLine="0"/>
               <w:jc w:val="right"/>
-              <w:widowControl/>
             </w:pPr>
             <w:r>
               <w:rPr>
@@ -7959,7 +7933,6 @@
               <w:spacing w:before="0" w:after="40" w:line="259" w:lineRule="auto"/>
               <w:ind w:firstLine="0"/>
               <w:jc w:val="right"/>
-              <w:widowControl/>
             </w:pPr>
             <w:r>
               <w:rPr>
@@ -7999,7 +7972,6 @@
               <w:spacing w:before="0" w:after="40" w:line="259" w:lineRule="auto"/>
               <w:ind w:firstLine="0"/>
               <w:jc w:val="right"/>
-              <w:widowControl/>
             </w:pPr>
             <w:r>
               <w:rPr>
@@ -8021,7 +7993,6 @@
               <w:spacing w:before="0" w:after="40" w:line="259" w:lineRule="auto"/>
               <w:ind w:firstLine="0"/>
               <w:jc w:val="right"/>
-              <w:widowControl/>
             </w:pPr>
             <w:r>
               <w:rPr>
@@ -8059,7 +8030,6 @@
               <w:spacing w:before="0" w:after="40" w:line="259" w:lineRule="auto"/>
               <w:ind w:firstLine="0"/>
               <w:jc w:val="right"/>
-              <w:widowControl/>
             </w:pPr>
             <w:r>
               <w:rPr>
@@ -8099,7 +8069,6 @@
               <w:spacing w:before="0" w:after="40" w:line="259" w:lineRule="auto"/>
               <w:ind w:firstLine="0"/>
               <w:jc w:val="right"/>
-              <w:widowControl/>
             </w:pPr>
             <w:r>
               <w:rPr>
@@ -8121,7 +8090,6 @@
               <w:spacing w:before="0" w:after="40" w:line="259" w:lineRule="auto"/>
               <w:ind w:firstLine="0"/>
               <w:jc w:val="right"/>
-              <w:widowControl/>
             </w:pPr>
             <w:r>
               <w:rPr>
@@ -8151,7 +8119,6 @@
               <w:spacing w:before="0" w:after="40" w:line="259" w:lineRule="auto"/>
               <w:ind w:firstLine="0"/>
               <w:jc w:val="right"/>
-              <w:widowControl/>
             </w:pPr>
             <w:r>
               <w:rPr>
@@ -8176,7 +8143,6 @@
               <w:spacing w:before="0" w:after="40" w:line="259" w:lineRule="auto"/>
               <w:ind w:firstLine="0"/>
               <w:jc w:val="right"/>
-              <w:widowControl/>
             </w:pPr>
             <w:r>
               <w:rPr>
@@ -8198,7 +8164,6 @@
               <w:spacing w:before="0" w:after="40" w:line="259" w:lineRule="auto"/>
               <w:ind w:firstLine="0"/>
               <w:jc w:val="right"/>
-              <w:widowControl/>
             </w:pPr>
             <w:r>
               <w:rPr>
@@ -8236,7 +8201,6 @@
               <w:spacing w:before="0" w:after="40" w:line="259" w:lineRule="auto"/>
               <w:ind w:firstLine="0"/>
               <w:jc w:val="right"/>
-              <w:widowControl/>
             </w:pPr>
             <w:r>
               <w:rPr>
@@ -8268,9 +8232,9 @@
     <w:p>
       <w:pPr>
         <w:bidi/>
-        <w:widowControl/>
-        <w:ind w:firstLine="238"/>
-        <w:jc w:val="right"/>
+        <w:ind w:firstLine="238"/>
+        <w:jc w:val="right"/>
+        <w:widowControl/>
       </w:pPr>
       <w:r>
         <w:rPr>
@@ -8287,9 +8251,9 @@
       <w:pPr>
         <w:pStyle w:val="Heading2"/>
         <w:bidi/>
-        <w:widowControl/>
         <w:ind w:firstLine="0"/>
         <w:jc w:val="right"/>
+        <w:widowControl/>
         <w:keepNext/>
       </w:pPr>
       <w:r>
@@ -8311,9 +8275,9 @@
     <w:p>
       <w:pPr>
         <w:bidi/>
-        <w:widowControl/>
-        <w:ind w:firstLine="238"/>
-        <w:jc w:val="right"/>
+        <w:ind w:firstLine="238"/>
+        <w:jc w:val="right"/>
+        <w:widowControl/>
       </w:pPr>
       <w:r>
         <w:rPr>
@@ -8342,9 +8306,9 @@
     <w:p>
       <w:pPr>
         <w:bidi/>
-        <w:widowControl/>
-        <w:ind w:firstLine="238"/>
-        <w:jc w:val="right"/>
+        <w:ind w:firstLine="238"/>
+        <w:jc w:val="right"/>
+        <w:widowControl/>
       </w:pPr>
       <w:r>
         <w:rPr>
@@ -8405,9 +8369,9 @@
     <w:p>
       <w:pPr>
         <w:bidi/>
-        <w:widowControl/>
-        <w:ind w:firstLine="238"/>
-        <w:jc w:val="right"/>
+        <w:ind w:firstLine="238"/>
+        <w:jc w:val="right"/>
+        <w:widowControl/>
       </w:pPr>
       <w:r>
         <w:rPr>
@@ -8451,9 +8415,9 @@
     <w:p>
       <w:pPr>
         <w:bidi/>
-        <w:widowControl/>
-        <w:ind w:firstLine="238"/>
-        <w:jc w:val="right"/>
+        <w:ind w:firstLine="238"/>
+        <w:jc w:val="right"/>
+        <w:widowControl/>
       </w:pPr>
       <w:r>
         <w:rPr>
@@ -8515,9 +8479,9 @@
       <w:pPr>
         <w:pStyle w:val="Heading2"/>
         <w:bidi/>
-        <w:widowControl/>
         <w:ind w:firstLine="0"/>
         <w:jc w:val="right"/>
+        <w:widowControl/>
         <w:keepNext/>
       </w:pPr>
       <w:r>
@@ -8539,9 +8503,9 @@
     <w:p>
       <w:pPr>
         <w:bidi/>
-        <w:widowControl/>
-        <w:ind w:firstLine="238"/>
-        <w:jc w:val="right"/>
+        <w:ind w:firstLine="238"/>
+        <w:jc w:val="right"/>
+        <w:widowControl/>
       </w:pPr>
       <w:r>
         <w:rPr>
@@ -8570,9 +8534,9 @@
     <w:p>
       <w:pPr>
         <w:bidi/>
-        <w:widowControl/>
-        <w:ind w:firstLine="238"/>
-        <w:jc w:val="right"/>
+        <w:ind w:firstLine="238"/>
+        <w:jc w:val="right"/>
+        <w:widowControl/>
       </w:pPr>
       <w:r>
         <w:rPr>
@@ -8644,9 +8608,9 @@
     <w:p>
       <w:pPr>
         <w:bidi/>
-        <w:widowControl/>
-        <w:ind w:firstLine="238"/>
-        <w:jc w:val="right"/>
+        <w:ind w:firstLine="238"/>
+        <w:jc w:val="right"/>
+        <w:widowControl/>
       </w:pPr>
       <w:r>
         <w:rPr>
@@ -8697,9 +8661,9 @@
       <w:pPr>
         <w:pStyle w:val="Heading2"/>
         <w:bidi/>
-        <w:widowControl/>
         <w:ind w:firstLine="0"/>
         <w:jc w:val="right"/>
+        <w:widowControl/>
         <w:keepNext/>
       </w:pPr>
       <w:r>
@@ -8721,9 +8685,9 @@
     <w:p>
       <w:pPr>
         <w:bidi/>
-        <w:widowControl/>
-        <w:ind w:firstLine="238"/>
-        <w:jc w:val="right"/>
+        <w:ind w:firstLine="238"/>
+        <w:jc w:val="right"/>
+        <w:widowControl/>
       </w:pPr>
       <w:r>
         <w:rPr>
@@ -8757,9 +8721,9 @@
         </w:numPr>
         <w:pStyle w:val="Compact"/>
         <w:bidi/>
-        <w:widowControl/>
-        <w:ind w:firstLine="238"/>
-        <w:jc w:val="right"/>
+        <w:ind w:firstLine="238"/>
+        <w:jc w:val="right"/>
+        <w:widowControl/>
       </w:pPr>
       <w:r>
         <w:rPr>
@@ -8785,9 +8749,9 @@
         </w:numPr>
         <w:pStyle w:val="Compact"/>
         <w:bidi/>
-        <w:widowControl/>
-        <w:ind w:firstLine="238"/>
-        <w:jc w:val="right"/>
+        <w:ind w:firstLine="238"/>
+        <w:jc w:val="right"/>
+        <w:widowControl/>
       </w:pPr>
       <w:r>
         <w:rPr>
@@ -8821,9 +8785,9 @@
         </w:numPr>
         <w:pStyle w:val="Compact"/>
         <w:bidi/>
-        <w:widowControl/>
-        <w:ind w:firstLine="238"/>
-        <w:jc w:val="right"/>
+        <w:ind w:firstLine="238"/>
+        <w:jc w:val="right"/>
+        <w:widowControl/>
       </w:pPr>
       <w:r>
         <w:rPr>
@@ -8857,9 +8821,9 @@
         </w:numPr>
         <w:pStyle w:val="Compact"/>
         <w:bidi/>
-        <w:widowControl/>
-        <w:ind w:firstLine="238"/>
-        <w:jc w:val="right"/>
+        <w:ind w:firstLine="238"/>
+        <w:jc w:val="right"/>
+        <w:widowControl/>
       </w:pPr>
       <w:r>
         <w:rPr>
@@ -8893,9 +8857,9 @@
         </w:numPr>
         <w:pStyle w:val="Compact"/>
         <w:bidi/>
-        <w:widowControl/>
-        <w:ind w:firstLine="238"/>
-        <w:jc w:val="right"/>
+        <w:ind w:firstLine="238"/>
+        <w:jc w:val="right"/>
+        <w:widowControl/>
       </w:pPr>
       <w:r>
         <w:rPr>
@@ -8914,9 +8878,9 @@
         </w:numPr>
         <w:pStyle w:val="Compact"/>
         <w:bidi/>
-        <w:widowControl/>
-        <w:ind w:firstLine="238"/>
-        <w:jc w:val="right"/>
+        <w:ind w:firstLine="238"/>
+        <w:jc w:val="right"/>
+        <w:widowControl/>
       </w:pPr>
       <w:r>
         <w:rPr>
@@ -8935,9 +8899,9 @@
         </w:numPr>
         <w:pStyle w:val="Compact"/>
         <w:bidi/>
-        <w:widowControl/>
-        <w:ind w:firstLine="238"/>
-        <w:jc w:val="right"/>
+        <w:ind w:firstLine="238"/>
+        <w:jc w:val="right"/>
+        <w:widowControl/>
       </w:pPr>
       <w:r>
         <w:rPr>
@@ -8951,9 +8915,9 @@
     <w:p>
       <w:pPr>
         <w:bidi/>
-        <w:widowControl/>
-        <w:ind w:firstLine="238"/>
-        <w:jc w:val="right"/>
+        <w:ind w:firstLine="238"/>
+        <w:jc w:val="right"/>
+        <w:widowControl/>
       </w:pPr>
       <w:r>
         <w:rPr>
@@ -8984,9 +8948,9 @@
       <w:pPr>
         <w:pStyle w:val="Heading3"/>
         <w:bidi/>
-        <w:widowControl/>
         <w:ind w:firstLine="0"/>
         <w:jc w:val="right"/>
+        <w:widowControl/>
         <w:keepNext/>
       </w:pPr>
       <w:r>
@@ -9001,9 +8965,9 @@
     <w:p>
       <w:pPr>
         <w:bidi/>
-        <w:widowControl/>
-        <w:ind w:firstLine="238"/>
-        <w:jc w:val="right"/>
+        <w:ind w:firstLine="238"/>
+        <w:jc w:val="right"/>
+        <w:widowControl/>
       </w:pPr>
       <w:r>
         <w:rPr>
@@ -9059,9 +9023,9 @@
       <w:pPr>
         <w:pStyle w:val="Heading1"/>
         <w:bidi/>
-        <w:widowControl/>
         <w:ind w:firstLine="0"/>
         <w:jc w:val="right"/>
+        <w:widowControl/>
         <w:keepNext/>
       </w:pPr>
       <w:r>
@@ -9083,9 +9047,9 @@
     <w:p>
       <w:pPr>
         <w:bidi/>
-        <w:widowControl/>
-        <w:ind w:firstLine="238"/>
-        <w:jc w:val="right"/>
+        <w:ind w:firstLine="238"/>
+        <w:jc w:val="right"/>
+        <w:widowControl/>
       </w:pPr>
       <w:r>
         <w:rPr>
@@ -9101,9 +9065,9 @@
       <w:pPr>
         <w:pStyle w:val="Heading2"/>
         <w:bidi/>
-        <w:widowControl/>
         <w:ind w:firstLine="0"/>
         <w:jc w:val="right"/>
+        <w:widowControl/>
         <w:keepNext/>
       </w:pPr>
       <w:r>
@@ -9125,9 +9089,9 @@
     <w:p>
       <w:pPr>
         <w:bidi/>
-        <w:widowControl/>
-        <w:ind w:firstLine="238"/>
-        <w:jc w:val="right"/>
+        <w:ind w:firstLine="238"/>
+        <w:jc w:val="right"/>
+        <w:widowControl/>
       </w:pPr>
       <w:r>
         <w:rPr>
@@ -9141,9 +9105,9 @@
     <w:p>
       <w:pPr>
         <w:bidi/>
-        <w:widowControl/>
-        <w:ind w:firstLine="238"/>
-        <w:jc w:val="right"/>
+        <w:ind w:firstLine="238"/>
+        <w:jc w:val="right"/>
+        <w:widowControl/>
       </w:pPr>
       <w:r>
         <w:rPr>
@@ -9160,9 +9124,9 @@
       <w:pPr>
         <w:pStyle w:val="Heading2"/>
         <w:bidi/>
-        <w:widowControl/>
         <w:ind w:firstLine="0"/>
         <w:jc w:val="right"/>
+        <w:widowControl/>
         <w:keepNext/>
       </w:pPr>
       <w:r>
@@ -9184,9 +9148,9 @@
     <w:p>
       <w:pPr>
         <w:bidi/>
-        <w:widowControl/>
-        <w:ind w:firstLine="238"/>
-        <w:jc w:val="right"/>
+        <w:ind w:firstLine="238"/>
+        <w:jc w:val="right"/>
+        <w:widowControl/>
       </w:pPr>
       <w:r>
         <w:rPr>
@@ -9200,9 +9164,9 @@
     <w:p>
       <w:pPr>
         <w:bidi/>
-        <w:widowControl/>
-        <w:ind w:firstLine="238"/>
-        <w:jc w:val="right"/>
+        <w:ind w:firstLine="238"/>
+        <w:jc w:val="right"/>
+        <w:widowControl/>
       </w:pPr>
       <w:r>
         <w:rPr>
@@ -9226,9 +9190,9 @@
       <w:pPr>
         <w:pStyle w:val="Heading2"/>
         <w:bidi/>
-        <w:widowControl/>
         <w:ind w:firstLine="0"/>
         <w:jc w:val="right"/>
+        <w:widowControl/>
         <w:keepNext/>
       </w:pPr>
       <w:r>
@@ -9250,9 +9214,9 @@
     <w:p>
       <w:pPr>
         <w:bidi/>
-        <w:widowControl/>
-        <w:ind w:firstLine="238"/>
-        <w:jc w:val="right"/>
+        <w:ind w:firstLine="238"/>
+        <w:jc w:val="right"/>
+        <w:widowControl/>
       </w:pPr>
       <w:r>
         <w:rPr>
@@ -9300,9 +9264,9 @@
     <w:p>
       <w:pPr>
         <w:bidi/>
-        <w:widowControl/>
-        <w:ind w:firstLine="238"/>
-        <w:jc w:val="right"/>
+        <w:ind w:firstLine="238"/>
+        <w:jc w:val="right"/>
+        <w:widowControl/>
       </w:pPr>
       <w:r>
         <w:rPr>
@@ -9316,9 +9280,9 @@
     <w:p>
       <w:pPr>
         <w:bidi/>
-        <w:widowControl/>
-        <w:ind w:firstLine="238"/>
-        <w:jc w:val="right"/>
+        <w:ind w:firstLine="238"/>
+        <w:jc w:val="right"/>
+        <w:widowControl/>
       </w:pPr>
       <w:r>
         <w:rPr>
@@ -9365,9 +9329,9 @@
       <w:pPr>
         <w:pStyle w:val="Heading2"/>
         <w:bidi/>
-        <w:widowControl/>
         <w:ind w:firstLine="0"/>
         <w:jc w:val="right"/>
+        <w:widowControl/>
         <w:keepNext/>
       </w:pPr>
       <w:r>
@@ -9389,9 +9353,9 @@
     <w:p>
       <w:pPr>
         <w:bidi/>
-        <w:widowControl/>
-        <w:ind w:firstLine="238"/>
-        <w:jc w:val="right"/>
+        <w:ind w:firstLine="238"/>
+        <w:jc w:val="right"/>
+        <w:widowControl/>
       </w:pPr>
       <w:r>
         <w:rPr>
@@ -9405,9 +9369,9 @@
     <w:p>
       <w:pPr>
         <w:bidi/>
-        <w:widowControl/>
-        <w:ind w:firstLine="238"/>
-        <w:jc w:val="right"/>
+        <w:ind w:firstLine="238"/>
+        <w:jc w:val="right"/>
+        <w:widowControl/>
       </w:pPr>
       <w:r>
         <w:rPr>
@@ -9424,9 +9388,9 @@
       <w:pPr>
         <w:pStyle w:val="Heading2"/>
         <w:bidi/>
-        <w:widowControl/>
         <w:ind w:firstLine="0"/>
         <w:jc w:val="right"/>
+        <w:widowControl/>
         <w:keepNext/>
       </w:pPr>
       <w:r>
@@ -9448,9 +9412,9 @@
     <w:p>
       <w:pPr>
         <w:bidi/>
-        <w:widowControl/>
-        <w:ind w:firstLine="238"/>
-        <w:jc w:val="right"/>
+        <w:ind w:firstLine="238"/>
+        <w:jc w:val="right"/>
+        <w:widowControl/>
       </w:pPr>
       <w:r>
         <w:rPr>
@@ -9464,9 +9428,9 @@
     <w:p>
       <w:pPr>
         <w:bidi/>
-        <w:widowControl/>
-        <w:ind w:firstLine="238"/>
-        <w:jc w:val="right"/>
+        <w:ind w:firstLine="238"/>
+        <w:jc w:val="right"/>
+        <w:widowControl/>
       </w:pPr>
       <w:r>
         <w:rPr>
@@ -9490,9 +9454,9 @@
       <w:pPr>
         <w:pStyle w:val="Heading2"/>
         <w:bidi/>
-        <w:widowControl/>
         <w:ind w:firstLine="0"/>
         <w:jc w:val="right"/>
+        <w:widowControl/>
         <w:keepNext/>
       </w:pPr>
       <w:r>
@@ -9514,9 +9478,9 @@
     <w:p>
       <w:pPr>
         <w:bidi/>
-        <w:widowControl/>
-        <w:ind w:firstLine="238"/>
-        <w:jc w:val="right"/>
+        <w:ind w:firstLine="238"/>
+        <w:jc w:val="right"/>
+        <w:widowControl/>
       </w:pPr>
       <w:r>
         <w:rPr>
@@ -9545,9 +9509,9 @@
     <w:p>
       <w:pPr>
         <w:bidi/>
-        <w:widowControl/>
-        <w:ind w:firstLine="238"/>
-        <w:jc w:val="right"/>
+        <w:ind w:firstLine="238"/>
+        <w:jc w:val="right"/>
+        <w:widowControl/>
       </w:pPr>
       <w:r>
         <w:rPr>
@@ -9564,9 +9528,9 @@
       <w:pPr>
         <w:pStyle w:val="Heading2"/>
         <w:bidi/>
-        <w:widowControl/>
         <w:ind w:firstLine="0"/>
         <w:jc w:val="right"/>
+        <w:widowControl/>
         <w:keepNext/>
       </w:pPr>
       <w:r>
@@ -9588,9 +9552,9 @@
     <w:p>
       <w:pPr>
         <w:bidi/>
-        <w:widowControl/>
-        <w:ind w:firstLine="238"/>
-        <w:jc w:val="right"/>
+        <w:ind w:firstLine="238"/>
+        <w:jc w:val="right"/>
+        <w:widowControl/>
       </w:pPr>
       <w:r>
         <w:rPr>
@@ -9638,9 +9602,9 @@
     <w:p>
       <w:pPr>
         <w:bidi/>
-        <w:widowControl/>
-        <w:ind w:firstLine="238"/>
-        <w:jc w:val="right"/>
+        <w:ind w:firstLine="238"/>
+        <w:jc w:val="right"/>
+        <w:widowControl/>
       </w:pPr>
       <w:r>
         <w:rPr>
@@ -9669,9 +9633,9 @@
     <w:p>
       <w:pPr>
         <w:bidi/>
-        <w:widowControl/>
-        <w:ind w:firstLine="238"/>
-        <w:jc w:val="right"/>
+        <w:ind w:firstLine="238"/>
+        <w:jc w:val="right"/>
+        <w:widowControl/>
       </w:pPr>
       <w:r>
         <w:rPr>
@@ -9685,9 +9649,9 @@
     <w:p>
       <w:pPr>
         <w:bidi/>
-        <w:widowControl/>
-        <w:ind w:firstLine="238"/>
-        <w:jc w:val="right"/>
+        <w:ind w:firstLine="238"/>
+        <w:jc w:val="right"/>
+        <w:widowControl/>
       </w:pPr>
       <w:r>
         <w:rPr>
@@ -9722,9 +9686,9 @@
     <w:p>
       <w:pPr>
         <w:bidi/>
-        <w:widowControl/>
-        <w:ind w:firstLine="238"/>
-        <w:jc w:val="right"/>
+        <w:ind w:firstLine="238"/>
+        <w:jc w:val="right"/>
+        <w:widowControl/>
       </w:pPr>
       <w:r>
         <w:rPr>
@@ -9741,9 +9705,9 @@
       <w:pPr>
         <w:pStyle w:val="Heading2"/>
         <w:bidi/>
-        <w:widowControl/>
         <w:ind w:firstLine="0"/>
         <w:jc w:val="right"/>
+        <w:widowControl/>
         <w:keepNext/>
       </w:pPr>
       <w:r>
@@ -9770,9 +9734,9 @@
         </w:numPr>
         <w:pStyle w:val="Compact"/>
         <w:bidi/>
-        <w:widowControl/>
-        <w:ind w:firstLine="238"/>
-        <w:jc w:val="right"/>
+        <w:ind w:firstLine="238"/>
+        <w:jc w:val="right"/>
+        <w:widowControl/>
       </w:pPr>
       <w:r>
         <w:rPr>
@@ -9791,9 +9755,9 @@
         </w:numPr>
         <w:pStyle w:val="Compact"/>
         <w:bidi/>
-        <w:widowControl/>
-        <w:ind w:firstLine="238"/>
-        <w:jc w:val="right"/>
+        <w:ind w:firstLine="238"/>
+        <w:jc w:val="right"/>
+        <w:widowControl/>
       </w:pPr>
       <w:r>
         <w:rPr>
@@ -9812,9 +9776,9 @@
         </w:numPr>
         <w:pStyle w:val="Compact"/>
         <w:bidi/>
-        <w:widowControl/>
-        <w:ind w:firstLine="238"/>
-        <w:jc w:val="right"/>
+        <w:ind w:firstLine="238"/>
+        <w:jc w:val="right"/>
+        <w:widowControl/>
       </w:pPr>
       <w:r>
         <w:rPr>
@@ -9833,9 +9797,9 @@
         </w:numPr>
         <w:pStyle w:val="Compact"/>
         <w:bidi/>
-        <w:widowControl/>
-        <w:ind w:firstLine="238"/>
-        <w:jc w:val="right"/>
+        <w:ind w:firstLine="238"/>
+        <w:jc w:val="right"/>
+        <w:widowControl/>
       </w:pPr>
       <w:r>
         <w:rPr>
@@ -9854,9 +9818,9 @@
         </w:numPr>
         <w:pStyle w:val="Compact"/>
         <w:bidi/>
-        <w:widowControl/>
-        <w:ind w:firstLine="238"/>
-        <w:jc w:val="right"/>
+        <w:ind w:firstLine="238"/>
+        <w:jc w:val="right"/>
+        <w:widowControl/>
       </w:pPr>
       <w:r>
         <w:rPr>
@@ -9875,9 +9839,9 @@
         </w:numPr>
         <w:pStyle w:val="Compact"/>
         <w:bidi/>
-        <w:widowControl/>
-        <w:ind w:firstLine="238"/>
-        <w:jc w:val="right"/>
+        <w:ind w:firstLine="238"/>
+        <w:jc w:val="right"/>
+        <w:widowControl/>
       </w:pPr>
       <w:r>
         <w:rPr>
@@ -9896,9 +9860,9 @@
         </w:numPr>
         <w:pStyle w:val="Compact"/>
         <w:bidi/>
-        <w:widowControl/>
-        <w:ind w:firstLine="238"/>
-        <w:jc w:val="right"/>
+        <w:ind w:firstLine="238"/>
+        <w:jc w:val="right"/>
+        <w:widowControl/>
       </w:pPr>
       <w:r>
         <w:rPr>
@@ -9917,9 +9881,9 @@
         </w:numPr>
         <w:pStyle w:val="Compact"/>
         <w:bidi/>
-        <w:widowControl/>
-        <w:ind w:firstLine="238"/>
-        <w:jc w:val="right"/>
+        <w:ind w:firstLine="238"/>
+        <w:jc w:val="right"/>
+        <w:widowControl/>
       </w:pPr>
       <w:r>
         <w:rPr>
@@ -9933,9 +9897,9 @@
     <w:p>
       <w:pPr>
         <w:bidi/>
-        <w:widowControl/>
-        <w:ind w:firstLine="238"/>
-        <w:jc w:val="right"/>
+        <w:ind w:firstLine="238"/>
+        <w:jc w:val="right"/>
+        <w:widowControl/>
       </w:pPr>
       <w:r>
         <w:rPr>
@@ -9959,9 +9923,9 @@
       <w:pPr>
         <w:pStyle w:val="Heading2"/>
         <w:bidi/>
-        <w:widowControl/>
         <w:ind w:firstLine="0"/>
         <w:jc w:val="right"/>
+        <w:widowControl/>
         <w:keepNext/>
       </w:pPr>
       <w:r>
@@ -9983,9 +9947,9 @@
     <w:p>
       <w:pPr>
         <w:bidi/>
-        <w:widowControl/>
-        <w:ind w:firstLine="238"/>
-        <w:jc w:val="right"/>
+        <w:ind w:firstLine="238"/>
+        <w:jc w:val="right"/>
+        <w:widowControl/>
       </w:pPr>
       <w:r>
         <w:rPr>
@@ -10004,9 +9968,9 @@
         </w:numPr>
         <w:pStyle w:val="Compact"/>
         <w:bidi/>
-        <w:widowControl/>
-        <w:ind w:firstLine="238"/>
-        <w:jc w:val="right"/>
+        <w:ind w:firstLine="238"/>
+        <w:jc w:val="right"/>
+        <w:widowControl/>
       </w:pPr>
       <w:r>
         <w:rPr>
@@ -10025,9 +9989,9 @@
         </w:numPr>
         <w:pStyle w:val="Compact"/>
         <w:bidi/>
-        <w:widowControl/>
-        <w:ind w:firstLine="238"/>
-        <w:jc w:val="right"/>
+        <w:ind w:firstLine="238"/>
+        <w:jc w:val="right"/>
+        <w:widowControl/>
       </w:pPr>
       <w:r>
         <w:rPr>
@@ -10046,9 +10010,9 @@
         </w:numPr>
         <w:pStyle w:val="Compact"/>
         <w:bidi/>
-        <w:widowControl/>
-        <w:ind w:firstLine="238"/>
-        <w:jc w:val="right"/>
+        <w:ind w:firstLine="238"/>
+        <w:jc w:val="right"/>
+        <w:widowControl/>
       </w:pPr>
       <w:r>
         <w:rPr>
@@ -10067,9 +10031,9 @@
         </w:numPr>
         <w:pStyle w:val="Compact"/>
         <w:bidi/>
-        <w:widowControl/>
-        <w:ind w:firstLine="238"/>
-        <w:jc w:val="right"/>
+        <w:ind w:firstLine="238"/>
+        <w:jc w:val="right"/>
+        <w:widowControl/>
       </w:pPr>
       <w:r>
         <w:rPr>
@@ -10088,9 +10052,9 @@
         </w:numPr>
         <w:pStyle w:val="Compact"/>
         <w:bidi/>
-        <w:widowControl/>
-        <w:ind w:firstLine="238"/>
-        <w:jc w:val="right"/>
+        <w:ind w:firstLine="238"/>
+        <w:jc w:val="right"/>
+        <w:widowControl/>
       </w:pPr>
       <w:r>
         <w:rPr>
@@ -10104,9 +10068,9 @@
     <w:p>
       <w:pPr>
         <w:bidi/>
-        <w:widowControl/>
-        <w:ind w:firstLine="238"/>
-        <w:jc w:val="right"/>
+        <w:ind w:firstLine="238"/>
+        <w:jc w:val="right"/>
+        <w:widowControl/>
       </w:pPr>
       <w:r>
         <w:rPr>
@@ -10122,9 +10086,9 @@
       <w:pPr>
         <w:pStyle w:val="Heading3"/>
         <w:bidi/>
-        <w:widowControl/>
         <w:ind w:firstLine="0"/>
         <w:jc w:val="right"/>
+        <w:widowControl/>
         <w:keepNext/>
       </w:pPr>
       <w:r>
@@ -10139,9 +10103,9 @@
     <w:p>
       <w:pPr>
         <w:bidi/>
-        <w:widowControl/>
-        <w:ind w:firstLine="238"/>
-        <w:jc w:val="right"/>
+        <w:ind w:firstLine="238"/>
+        <w:jc w:val="right"/>
+        <w:widowControl/>
       </w:pPr>
       <w:r>
         <w:rPr>
@@ -10194,9 +10158,9 @@
       <w:pPr>
         <w:pStyle w:val="Heading1"/>
         <w:bidi/>
-        <w:widowControl/>
         <w:ind w:firstLine="0"/>
         <w:jc w:val="right"/>
+        <w:widowControl/>
         <w:keepNext/>
       </w:pPr>
       <w:r>
@@ -10218,9 +10182,9 @@
     <w:p>
       <w:pPr>
         <w:bidi/>
-        <w:widowControl/>
-        <w:ind w:firstLine="238"/>
-        <w:jc w:val="right"/>
+        <w:ind w:firstLine="238"/>
+        <w:jc w:val="right"/>
+        <w:widowControl/>
       </w:pPr>
       <w:r>
         <w:rPr>
@@ -10270,9 +10234,9 @@
       <w:pPr>
         <w:pStyle w:val="Heading2"/>
         <w:bidi/>
-        <w:widowControl/>
         <w:ind w:firstLine="0"/>
         <w:jc w:val="right"/>
+        <w:widowControl/>
         <w:keepNext/>
       </w:pPr>
       <w:r>
@@ -10294,9 +10258,9 @@
     <w:p>
       <w:pPr>
         <w:bidi/>
-        <w:widowControl/>
-        <w:ind w:firstLine="238"/>
-        <w:jc w:val="right"/>
+        <w:ind w:firstLine="238"/>
+        <w:jc w:val="right"/>
+        <w:widowControl/>
       </w:pPr>
       <w:r>
         <w:rPr>
@@ -10315,9 +10279,9 @@
         </w:numPr>
         <w:pStyle w:val="Compact"/>
         <w:bidi/>
-        <w:widowControl/>
-        <w:ind w:firstLine="238"/>
-        <w:jc w:val="right"/>
+        <w:ind w:firstLine="238"/>
+        <w:jc w:val="right"/>
+        <w:widowControl/>
       </w:pPr>
       <w:r>
         <w:rPr>
@@ -10336,9 +10300,9 @@
         </w:numPr>
         <w:pStyle w:val="Compact"/>
         <w:bidi/>
-        <w:widowControl/>
-        <w:ind w:firstLine="238"/>
-        <w:jc w:val="right"/>
+        <w:ind w:firstLine="238"/>
+        <w:jc w:val="right"/>
+        <w:widowControl/>
       </w:pPr>
       <w:r>
         <w:rPr>
@@ -10357,9 +10321,9 @@
         </w:numPr>
         <w:pStyle w:val="Compact"/>
         <w:bidi/>
-        <w:widowControl/>
-        <w:ind w:firstLine="238"/>
-        <w:jc w:val="right"/>
+        <w:ind w:firstLine="238"/>
+        <w:jc w:val="right"/>
+        <w:widowControl/>
       </w:pPr>
       <w:r>
         <w:rPr>
@@ -10378,9 +10342,9 @@
         </w:numPr>
         <w:pStyle w:val="Compact"/>
         <w:bidi/>
-        <w:widowControl/>
-        <w:ind w:firstLine="238"/>
-        <w:jc w:val="right"/>
+        <w:ind w:firstLine="238"/>
+        <w:jc w:val="right"/>
+        <w:widowControl/>
       </w:pPr>
       <w:r>
         <w:rPr>
@@ -10399,9 +10363,9 @@
         </w:numPr>
         <w:pStyle w:val="Compact"/>
         <w:bidi/>
-        <w:widowControl/>
-        <w:ind w:firstLine="238"/>
-        <w:jc w:val="right"/>
+        <w:ind w:firstLine="238"/>
+        <w:jc w:val="right"/>
+        <w:widowControl/>
       </w:pPr>
       <w:r>
         <w:rPr>
@@ -10420,9 +10384,9 @@
         </w:numPr>
         <w:pStyle w:val="Compact"/>
         <w:bidi/>
-        <w:widowControl/>
-        <w:ind w:firstLine="238"/>
-        <w:jc w:val="right"/>
+        <w:ind w:firstLine="238"/>
+        <w:jc w:val="right"/>
+        <w:widowControl/>
       </w:pPr>
       <w:r>
         <w:rPr>
@@ -10441,9 +10405,9 @@
         </w:numPr>
         <w:pStyle w:val="Compact"/>
         <w:bidi/>
-        <w:widowControl/>
-        <w:ind w:firstLine="238"/>
-        <w:jc w:val="right"/>
+        <w:ind w:firstLine="238"/>
+        <w:jc w:val="right"/>
+        <w:widowControl/>
       </w:pPr>
       <w:r>
         <w:rPr>
@@ -10457,9 +10421,9 @@
     <w:p>
       <w:pPr>
         <w:bidi/>
-        <w:widowControl/>
-        <w:ind w:firstLine="238"/>
-        <w:jc w:val="right"/>
+        <w:ind w:firstLine="238"/>
+        <w:jc w:val="right"/>
+        <w:widowControl/>
       </w:pPr>
       <w:r>
         <w:rPr>
@@ -10529,9 +10493,9 @@
       <w:pPr>
         <w:pStyle w:val="Heading2"/>
         <w:bidi/>
-        <w:widowControl/>
         <w:ind w:firstLine="0"/>
         <w:jc w:val="right"/>
+        <w:widowControl/>
         <w:keepNext/>
       </w:pPr>
       <w:r>
@@ -10560,9 +10524,9 @@
     <w:p>
       <w:pPr>
         <w:bidi/>
-        <w:widowControl/>
-        <w:ind w:firstLine="238"/>
-        <w:jc w:val="right"/>
+        <w:ind w:firstLine="238"/>
+        <w:jc w:val="right"/>
+        <w:widowControl/>
       </w:pPr>
       <w:r>
         <w:rPr>
@@ -10576,9 +10540,9 @@
     <w:p>
       <w:pPr>
         <w:bidi/>
-        <w:widowControl/>
-        <w:ind w:firstLine="238"/>
-        <w:jc w:val="right"/>
+        <w:ind w:firstLine="238"/>
+        <w:jc w:val="right"/>
+        <w:widowControl/>
       </w:pPr>
       <w:r>
         <w:rPr>
@@ -10610,9 +10574,9 @@
     <w:p>
       <w:pPr>
         <w:bidi/>
-        <w:widowControl/>
-        <w:ind w:firstLine="238"/>
-        <w:jc w:val="right"/>
+        <w:ind w:firstLine="238"/>
+        <w:jc w:val="right"/>
+        <w:widowControl/>
       </w:pPr>
       <w:r>
         <w:rPr>
@@ -10644,9 +10608,9 @@
     <w:p>
       <w:pPr>
         <w:bidi/>
-        <w:widowControl/>
-        <w:ind w:firstLine="238"/>
-        <w:jc w:val="right"/>
+        <w:ind w:firstLine="238"/>
+        <w:jc w:val="right"/>
+        <w:widowControl/>
       </w:pPr>
       <w:r>
         <w:rPr>
@@ -10681,9 +10645,9 @@
       <w:pPr>
         <w:pStyle w:val="Heading2"/>
         <w:bidi/>
-        <w:widowControl/>
         <w:ind w:firstLine="0"/>
         <w:jc w:val="right"/>
+        <w:widowControl/>
         <w:keepNext/>
       </w:pPr>
       <w:r>
@@ -10712,9 +10676,9 @@
     <w:p>
       <w:pPr>
         <w:bidi/>
-        <w:widowControl/>
-        <w:ind w:firstLine="238"/>
-        <w:jc w:val="right"/>
+        <w:ind w:firstLine="238"/>
+        <w:jc w:val="right"/>
+        <w:widowControl/>
       </w:pPr>
       <w:r>
         <w:rPr>
@@ -10735,9 +10699,9 @@
     <w:p>
       <w:pPr>
         <w:bidi/>
-        <w:widowControl/>
-        <w:ind w:firstLine="238"/>
-        <w:jc w:val="right"/>
+        <w:ind w:firstLine="238"/>
+        <w:jc w:val="right"/>
+        <w:widowControl/>
       </w:pPr>
       <w:r>
         <w:rPr>
@@ -10769,9 +10733,9 @@
     <w:p>
       <w:pPr>
         <w:bidi/>
-        <w:widowControl/>
-        <w:ind w:firstLine="238"/>
-        <w:jc w:val="right"/>
+        <w:ind w:firstLine="238"/>
+        <w:jc w:val="right"/>
+        <w:widowControl/>
       </w:pPr>
       <w:r>
         <w:rPr>
@@ -10803,9 +10767,9 @@
     <w:p>
       <w:pPr>
         <w:bidi/>
-        <w:widowControl/>
-        <w:ind w:firstLine="238"/>
-        <w:jc w:val="right"/>
+        <w:ind w:firstLine="238"/>
+        <w:jc w:val="right"/>
+        <w:widowControl/>
       </w:pPr>
       <w:r>
         <w:rPr>
@@ -10840,9 +10804,9 @@
       <w:pPr>
         <w:pStyle w:val="Heading2"/>
         <w:bidi/>
-        <w:widowControl/>
         <w:ind w:firstLine="0"/>
         <w:jc w:val="right"/>
+        <w:widowControl/>
         <w:keepNext/>
       </w:pPr>
       <w:r>
@@ -10871,9 +10835,9 @@
     <w:p>
       <w:pPr>
         <w:bidi/>
-        <w:widowControl/>
-        <w:ind w:firstLine="238"/>
-        <w:jc w:val="right"/>
+        <w:ind w:firstLine="238"/>
+        <w:jc w:val="right"/>
+        <w:widowControl/>
       </w:pPr>
       <w:r>
         <w:rPr>
@@ -10887,9 +10851,9 @@
     <w:p>
       <w:pPr>
         <w:bidi/>
-        <w:widowControl/>
-        <w:ind w:firstLine="238"/>
-        <w:jc w:val="right"/>
+        <w:ind w:firstLine="238"/>
+        <w:jc w:val="right"/>
+        <w:widowControl/>
       </w:pPr>
       <w:r>
         <w:rPr>
@@ -10903,9 +10867,9 @@
     <w:p>
       <w:pPr>
         <w:bidi/>
-        <w:widowControl/>
-        <w:ind w:firstLine="238"/>
-        <w:jc w:val="right"/>
+        <w:ind w:firstLine="238"/>
+        <w:jc w:val="right"/>
+        <w:widowControl/>
       </w:pPr>
       <w:r>
         <w:rPr>
@@ -10937,9 +10901,9 @@
     <w:p>
       <w:pPr>
         <w:bidi/>
-        <w:widowControl/>
-        <w:ind w:firstLine="238"/>
-        <w:jc w:val="right"/>
+        <w:ind w:firstLine="238"/>
+        <w:jc w:val="right"/>
+        <w:widowControl/>
       </w:pPr>
       <w:r>
         <w:rPr>
@@ -10974,9 +10938,9 @@
       <w:pPr>
         <w:pStyle w:val="Heading2"/>
         <w:bidi/>
-        <w:widowControl/>
         <w:ind w:firstLine="0"/>
         <w:jc w:val="right"/>
+        <w:widowControl/>
         <w:keepNext/>
       </w:pPr>
       <w:r>
@@ -11005,9 +10969,9 @@
     <w:p>
       <w:pPr>
         <w:bidi/>
-        <w:widowControl/>
-        <w:ind w:firstLine="238"/>
-        <w:jc w:val="right"/>
+        <w:ind w:firstLine="238"/>
+        <w:jc w:val="right"/>
+        <w:widowControl/>
       </w:pPr>
       <w:r>
         <w:rPr>
@@ -11041,9 +11005,9 @@
         </w:numPr>
         <w:pStyle w:val="Compact"/>
         <w:bidi/>
-        <w:widowControl/>
-        <w:ind w:firstLine="238"/>
-        <w:jc w:val="right"/>
+        <w:ind w:firstLine="238"/>
+        <w:jc w:val="right"/>
+        <w:widowControl/>
       </w:pPr>
       <w:r>
         <w:rPr>
@@ -11062,9 +11026,9 @@
         </w:numPr>
         <w:pStyle w:val="Compact"/>
         <w:bidi/>
-        <w:widowControl/>
-        <w:ind w:firstLine="238"/>
-        <w:jc w:val="right"/>
+        <w:ind w:firstLine="238"/>
+        <w:jc w:val="right"/>
+        <w:widowControl/>
       </w:pPr>
       <w:r>
         <w:rPr>
@@ -11083,9 +11047,9 @@
         </w:numPr>
         <w:pStyle w:val="Compact"/>
         <w:bidi/>
-        <w:widowControl/>
-        <w:ind w:firstLine="238"/>
-        <w:jc w:val="right"/>
+        <w:ind w:firstLine="238"/>
+        <w:jc w:val="right"/>
+        <w:widowControl/>
       </w:pPr>
       <w:r>
         <w:rPr>
@@ -11104,9 +11068,9 @@
         </w:numPr>
         <w:pStyle w:val="Compact"/>
         <w:bidi/>
-        <w:widowControl/>
-        <w:ind w:firstLine="238"/>
-        <w:jc w:val="right"/>
+        <w:ind w:firstLine="238"/>
+        <w:jc w:val="right"/>
+        <w:widowControl/>
       </w:pPr>
       <w:r>
         <w:rPr>
@@ -11125,9 +11089,9 @@
         </w:numPr>
         <w:pStyle w:val="Compact"/>
         <w:bidi/>
-        <w:widowControl/>
-        <w:ind w:firstLine="238"/>
-        <w:jc w:val="right"/>
+        <w:ind w:firstLine="238"/>
+        <w:jc w:val="right"/>
+        <w:widowControl/>
       </w:pPr>
       <w:r>
         <w:rPr>
@@ -11146,9 +11110,9 @@
         </w:numPr>
         <w:pStyle w:val="Compact"/>
         <w:bidi/>
-        <w:widowControl/>
-        <w:ind w:firstLine="238"/>
-        <w:jc w:val="right"/>
+        <w:ind w:firstLine="238"/>
+        <w:jc w:val="right"/>
+        <w:widowControl/>
       </w:pPr>
       <w:r>
         <w:rPr>
@@ -11162,9 +11126,9 @@
     <w:p>
       <w:pPr>
         <w:bidi/>
-        <w:widowControl/>
-        <w:ind w:firstLine="238"/>
-        <w:jc w:val="right"/>
+        <w:ind w:firstLine="238"/>
+        <w:jc w:val="right"/>
+        <w:widowControl/>
       </w:pPr>
       <w:r>
         <w:rPr>
@@ -11196,9 +11160,9 @@
       <w:pPr>
         <w:pStyle w:val="Heading2"/>
         <w:bidi/>
-        <w:widowControl/>
         <w:ind w:firstLine="0"/>
         <w:jc w:val="right"/>
+        <w:widowControl/>
         <w:keepNext/>
       </w:pPr>
       <w:r>
@@ -11227,9 +11191,9 @@
     <w:p>
       <w:pPr>
         <w:bidi/>
-        <w:widowControl/>
-        <w:ind w:firstLine="238"/>
-        <w:jc w:val="right"/>
+        <w:ind w:firstLine="238"/>
+        <w:jc w:val="right"/>
+        <w:widowControl/>
       </w:pPr>
       <w:r>
         <w:rPr>
@@ -11258,9 +11222,9 @@
     <w:p>
       <w:pPr>
         <w:bidi/>
-        <w:widowControl/>
-        <w:ind w:firstLine="238"/>
-        <w:jc w:val="right"/>
+        <w:ind w:firstLine="238"/>
+        <w:jc w:val="right"/>
+        <w:widowControl/>
       </w:pPr>
       <w:r>
         <w:rPr>
@@ -11289,9 +11253,9 @@
     <w:p>
       <w:pPr>
         <w:bidi/>
-        <w:widowControl/>
-        <w:ind w:firstLine="238"/>
-        <w:jc w:val="right"/>
+        <w:ind w:firstLine="238"/>
+        <w:jc w:val="right"/>
+        <w:widowControl/>
       </w:pPr>
       <w:r>
         <w:rPr>
@@ -11308,9 +11272,9 @@
       <w:pPr>
         <w:pStyle w:val="Heading2"/>
         <w:bidi/>
-        <w:widowControl/>
         <w:ind w:firstLine="0"/>
         <w:jc w:val="right"/>
+        <w:widowControl/>
         <w:keepNext/>
       </w:pPr>
       <w:r>
@@ -11332,9 +11296,9 @@
     <w:p>
       <w:pPr>
         <w:bidi/>
-        <w:widowControl/>
-        <w:ind w:firstLine="238"/>
-        <w:jc w:val="right"/>
+        <w:ind w:firstLine="238"/>
+        <w:jc w:val="right"/>
+        <w:widowControl/>
       </w:pPr>
       <w:r>
         <w:rPr>
@@ -11368,9 +11332,9 @@
         </w:numPr>
         <w:pStyle w:val="Compact"/>
         <w:bidi/>
-        <w:widowControl/>
-        <w:ind w:firstLine="238"/>
-        <w:jc w:val="right"/>
+        <w:ind w:firstLine="238"/>
+        <w:jc w:val="right"/>
+        <w:widowControl/>
       </w:pPr>
       <w:r>
         <w:rPr>
@@ -11389,9 +11353,9 @@
         </w:numPr>
         <w:pStyle w:val="Compact"/>
         <w:bidi/>
-        <w:widowControl/>
-        <w:ind w:firstLine="238"/>
-        <w:jc w:val="right"/>
+        <w:ind w:firstLine="238"/>
+        <w:jc w:val="right"/>
+        <w:widowControl/>
       </w:pPr>
       <w:r>
         <w:rPr>
@@ -11410,9 +11374,9 @@
         </w:numPr>
         <w:pStyle w:val="Compact"/>
         <w:bidi/>
-        <w:widowControl/>
-        <w:ind w:firstLine="238"/>
-        <w:jc w:val="right"/>
+        <w:ind w:firstLine="238"/>
+        <w:jc w:val="right"/>
+        <w:widowControl/>
       </w:pPr>
       <w:r>
         <w:rPr>
@@ -11431,9 +11395,9 @@
         </w:numPr>
         <w:pStyle w:val="Compact"/>
         <w:bidi/>
-        <w:widowControl/>
-        <w:ind w:firstLine="238"/>
-        <w:jc w:val="right"/>
+        <w:ind w:firstLine="238"/>
+        <w:jc w:val="right"/>
+        <w:widowControl/>
       </w:pPr>
       <w:r>
         <w:rPr>
@@ -11452,9 +11416,9 @@
         </w:numPr>
         <w:pStyle w:val="Compact"/>
         <w:bidi/>
-        <w:widowControl/>
-        <w:ind w:firstLine="238"/>
-        <w:jc w:val="right"/>
+        <w:ind w:firstLine="238"/>
+        <w:jc w:val="right"/>
+        <w:widowControl/>
       </w:pPr>
       <w:r>
         <w:rPr>
@@ -11468,9 +11432,9 @@
     <w:p>
       <w:pPr>
         <w:bidi/>
-        <w:widowControl/>
-        <w:ind w:firstLine="238"/>
-        <w:jc w:val="right"/>
+        <w:ind w:firstLine="238"/>
+        <w:jc w:val="right"/>
+        <w:widowControl/>
       </w:pPr>
       <w:r>
         <w:rPr>
@@ -11502,9 +11466,9 @@
       <w:pPr>
         <w:pStyle w:val="Heading2"/>
         <w:bidi/>
-        <w:widowControl/>
         <w:ind w:firstLine="0"/>
         <w:jc w:val="right"/>
+        <w:widowControl/>
         <w:keepNext/>
       </w:pPr>
       <w:r>
@@ -11550,7 +11514,6 @@
               <w:spacing w:before="0" w:after="40" w:line="259" w:lineRule="auto"/>
               <w:ind w:firstLine="0"/>
               <w:jc w:val="right"/>
-              <w:widowControl/>
             </w:pPr>
             <w:r>
               <w:rPr>
@@ -11574,7 +11537,6 @@
               <w:spacing w:before="0" w:after="40" w:line="259" w:lineRule="auto"/>
               <w:ind w:firstLine="0"/>
               <w:jc w:val="right"/>
-              <w:widowControl/>
             </w:pPr>
             <w:r>
               <w:rPr>
@@ -11600,7 +11562,6 @@
               <w:spacing w:before="0" w:after="40" w:line="259" w:lineRule="auto"/>
               <w:ind w:firstLine="0"/>
               <w:jc w:val="right"/>
-              <w:widowControl/>
             </w:pPr>
             <w:r>
               <w:rPr>
@@ -11623,7 +11584,6 @@
               <w:spacing w:before="0" w:after="40" w:line="259" w:lineRule="auto"/>
               <w:ind w:firstLine="0"/>
               <w:jc w:val="right"/>
-              <w:widowControl/>
             </w:pPr>
             <w:r>
               <w:rPr>
@@ -11648,7 +11608,6 @@
               <w:spacing w:before="0" w:after="40" w:line="259" w:lineRule="auto"/>
               <w:ind w:firstLine="0"/>
               <w:jc w:val="right"/>
-              <w:widowControl/>
             </w:pPr>
             <w:r>
               <w:rPr>
@@ -11671,7 +11630,6 @@
               <w:spacing w:before="0" w:after="40" w:line="259" w:lineRule="auto"/>
               <w:ind w:firstLine="0"/>
               <w:jc w:val="right"/>
-              <w:widowControl/>
             </w:pPr>
             <w:r>
               <w:rPr>
@@ -11696,7 +11654,6 @@
               <w:spacing w:before="0" w:after="40" w:line="259" w:lineRule="auto"/>
               <w:ind w:firstLine="0"/>
               <w:jc w:val="right"/>
-              <w:widowControl/>
             </w:pPr>
             <w:r>
               <w:rPr>
@@ -11719,7 +11676,6 @@
               <w:spacing w:before="0" w:after="40" w:line="259" w:lineRule="auto"/>
               <w:ind w:firstLine="0"/>
               <w:jc w:val="right"/>
-              <w:widowControl/>
             </w:pPr>
             <w:r>
               <w:rPr>
@@ -11744,7 +11700,6 @@
               <w:spacing w:before="0" w:after="40" w:line="259" w:lineRule="auto"/>
               <w:ind w:firstLine="0"/>
               <w:jc w:val="right"/>
-              <w:widowControl/>
             </w:pPr>
             <w:r>
               <w:rPr>
@@ -11767,7 +11722,6 @@
               <w:spacing w:before="0" w:after="40" w:line="259" w:lineRule="auto"/>
               <w:ind w:firstLine="0"/>
               <w:jc w:val="right"/>
-              <w:widowControl/>
             </w:pPr>
             <w:r>
               <w:rPr>
@@ -11792,7 +11746,6 @@
               <w:spacing w:before="0" w:after="40" w:line="259" w:lineRule="auto"/>
               <w:ind w:firstLine="0"/>
               <w:jc w:val="right"/>
-              <w:widowControl/>
             </w:pPr>
             <w:r>
               <w:rPr>
@@ -11815,7 +11768,6 @@
               <w:spacing w:before="0" w:after="40" w:line="259" w:lineRule="auto"/>
               <w:ind w:firstLine="0"/>
               <w:jc w:val="right"/>
-              <w:widowControl/>
             </w:pPr>
             <w:r>
               <w:rPr>
@@ -11840,7 +11792,6 @@
               <w:spacing w:before="0" w:after="40" w:line="259" w:lineRule="auto"/>
               <w:ind w:firstLine="0"/>
               <w:jc w:val="right"/>
-              <w:widowControl/>
             </w:pPr>
             <w:r>
               <w:rPr>
@@ -11870,7 +11821,6 @@
               <w:spacing w:before="0" w:after="40" w:line="259" w:lineRule="auto"/>
               <w:ind w:firstLine="0"/>
               <w:jc w:val="right"/>
-              <w:widowControl/>
             </w:pPr>
             <w:r>
               <w:rPr>
@@ -11895,7 +11845,6 @@
               <w:spacing w:before="0" w:after="40" w:line="259" w:lineRule="auto"/>
               <w:ind w:firstLine="0"/>
               <w:jc w:val="right"/>
-              <w:widowControl/>
             </w:pPr>
             <w:r>
               <w:rPr>
@@ -11918,7 +11867,6 @@
               <w:spacing w:before="0" w:after="40" w:line="259" w:lineRule="auto"/>
               <w:ind w:firstLine="0"/>
               <w:jc w:val="right"/>
-              <w:widowControl/>
             </w:pPr>
             <w:r>
               <w:rPr>
@@ -11943,7 +11891,6 @@
               <w:spacing w:before="0" w:after="40" w:line="259" w:lineRule="auto"/>
               <w:ind w:firstLine="0"/>
               <w:jc w:val="right"/>
-              <w:widowControl/>
             </w:pPr>
             <w:r>
               <w:rPr>
@@ -11966,7 +11913,6 @@
               <w:spacing w:before="0" w:after="40" w:line="259" w:lineRule="auto"/>
               <w:ind w:firstLine="0"/>
               <w:jc w:val="right"/>
-              <w:widowControl/>
             </w:pPr>
             <w:r>
               <w:rPr>
@@ -11991,7 +11937,6 @@
               <w:spacing w:before="0" w:after="40" w:line="259" w:lineRule="auto"/>
               <w:ind w:firstLine="0"/>
               <w:jc w:val="right"/>
-              <w:widowControl/>
             </w:pPr>
             <w:r>
               <w:rPr>
@@ -12014,7 +11959,6 @@
               <w:spacing w:before="0" w:after="40" w:line="259" w:lineRule="auto"/>
               <w:ind w:firstLine="0"/>
               <w:jc w:val="right"/>
-              <w:widowControl/>
             </w:pPr>
             <w:r>
               <w:rPr>
@@ -12031,9 +11975,9 @@
     <w:p>
       <w:pPr>
         <w:bidi/>
-        <w:widowControl/>
-        <w:ind w:firstLine="238"/>
-        <w:jc w:val="right"/>
+        <w:ind w:firstLine="238"/>
+        <w:jc w:val="right"/>
+        <w:widowControl/>
       </w:pPr>
       <w:r>
         <w:rPr>
@@ -12080,9 +12024,9 @@
       <w:pPr>
         <w:pStyle w:val="Heading2"/>
         <w:bidi/>
-        <w:widowControl/>
         <w:ind w:firstLine="0"/>
         <w:jc w:val="right"/>
+        <w:widowControl/>
         <w:keepNext/>
       </w:pPr>
       <w:r>
@@ -12109,9 +12053,9 @@
         </w:numPr>
         <w:pStyle w:val="Compact"/>
         <w:bidi/>
-        <w:widowControl/>
-        <w:ind w:firstLine="238"/>
-        <w:jc w:val="right"/>
+        <w:ind w:firstLine="238"/>
+        <w:jc w:val="right"/>
+        <w:widowControl/>
       </w:pPr>
       <w:r>
         <w:rPr>
@@ -12130,9 +12074,9 @@
         </w:numPr>
         <w:pStyle w:val="Compact"/>
         <w:bidi/>
-        <w:widowControl/>
-        <w:ind w:firstLine="238"/>
-        <w:jc w:val="right"/>
+        <w:ind w:firstLine="238"/>
+        <w:jc w:val="right"/>
+        <w:widowControl/>
       </w:pPr>
       <w:r>
         <w:rPr>
@@ -12151,9 +12095,9 @@
         </w:numPr>
         <w:pStyle w:val="Compact"/>
         <w:bidi/>
-        <w:widowControl/>
-        <w:ind w:firstLine="238"/>
-        <w:jc w:val="right"/>
+        <w:ind w:firstLine="238"/>
+        <w:jc w:val="right"/>
+        <w:widowControl/>
       </w:pPr>
       <w:r>
         <w:rPr>
@@ -12172,9 +12116,9 @@
         </w:numPr>
         <w:pStyle w:val="Compact"/>
         <w:bidi/>
-        <w:widowControl/>
-        <w:ind w:firstLine="238"/>
-        <w:jc w:val="right"/>
+        <w:ind w:firstLine="238"/>
+        <w:jc w:val="right"/>
+        <w:widowControl/>
       </w:pPr>
       <w:r>
         <w:rPr>
@@ -12193,9 +12137,9 @@
         </w:numPr>
         <w:pStyle w:val="Compact"/>
         <w:bidi/>
-        <w:widowControl/>
-        <w:ind w:firstLine="238"/>
-        <w:jc w:val="right"/>
+        <w:ind w:firstLine="238"/>
+        <w:jc w:val="right"/>
+        <w:widowControl/>
       </w:pPr>
       <w:r>
         <w:rPr>
@@ -12214,9 +12158,9 @@
         </w:numPr>
         <w:pStyle w:val="Compact"/>
         <w:bidi/>
-        <w:widowControl/>
-        <w:ind w:firstLine="238"/>
-        <w:jc w:val="right"/>
+        <w:ind w:firstLine="238"/>
+        <w:jc w:val="right"/>
+        <w:widowControl/>
       </w:pPr>
       <w:r>
         <w:rPr>
@@ -12247,9 +12191,9 @@
       <w:pPr>
         <w:pStyle w:val="Heading3"/>
         <w:bidi/>
-        <w:widowControl/>
         <w:ind w:firstLine="0"/>
         <w:jc w:val="right"/>
+        <w:widowControl/>
         <w:keepNext/>
       </w:pPr>
       <w:r>
@@ -12264,9 +12208,9 @@
     <w:p>
       <w:pPr>
         <w:bidi/>
-        <w:widowControl/>
-        <w:ind w:firstLine="238"/>
-        <w:jc w:val="right"/>
+        <w:ind w:firstLine="238"/>
+        <w:jc w:val="right"/>
+        <w:widowControl/>
       </w:pPr>
       <w:r>
         <w:rPr>
@@ -12319,9 +12263,9 @@
       <w:pPr>
         <w:pStyle w:val="Heading1"/>
         <w:bidi/>
-        <w:widowControl/>
         <w:ind w:firstLine="0"/>
         <w:jc w:val="right"/>
+        <w:widowControl/>
         <w:keepNext/>
       </w:pPr>
       <w:r>
@@ -12345,9 +12289,9 @@
       <w:pPr>
         <w:pStyle w:val="Heading2"/>
         <w:bidi/>
-        <w:widowControl/>
         <w:ind w:firstLine="0"/>
         <w:jc w:val="right"/>
+        <w:widowControl/>
         <w:keepNext/>
       </w:pPr>
       <w:r>
@@ -12369,9 +12313,9 @@
     <w:p>
       <w:pPr>
         <w:bidi/>
-        <w:widowControl/>
-        <w:ind w:firstLine="238"/>
-        <w:jc w:val="right"/>
+        <w:ind w:firstLine="238"/>
+        <w:jc w:val="right"/>
+        <w:widowControl/>
       </w:pPr>
       <w:r>
         <w:rPr>
@@ -12476,9 +12420,9 @@
     <w:p>
       <w:pPr>
         <w:bidi/>
-        <w:widowControl/>
-        <w:ind w:firstLine="238"/>
-        <w:jc w:val="right"/>
+        <w:ind w:firstLine="238"/>
+        <w:jc w:val="right"/>
+        <w:widowControl/>
       </w:pPr>
       <w:r>
         <w:rPr>
@@ -12533,9 +12477,9 @@
     <w:p>
       <w:pPr>
         <w:bidi/>
-        <w:widowControl/>
-        <w:ind w:firstLine="238"/>
-        <w:jc w:val="right"/>
+        <w:ind w:firstLine="238"/>
+        <w:jc w:val="right"/>
+        <w:widowControl/>
       </w:pPr>
       <w:r>
         <w:rPr>
@@ -12601,9 +12545,9 @@
     <w:p>
       <w:pPr>
         <w:bidi/>
-        <w:widowControl/>
-        <w:ind w:firstLine="238"/>
-        <w:jc w:val="right"/>
+        <w:ind w:firstLine="238"/>
+        <w:jc w:val="right"/>
+        <w:widowControl/>
       </w:pPr>
       <w:r>
         <w:rPr>
@@ -12720,9 +12664,9 @@
     <w:p>
       <w:pPr>
         <w:bidi/>
-        <w:widowControl/>
-        <w:ind w:firstLine="238"/>
-        <w:jc w:val="right"/>
+        <w:ind w:firstLine="238"/>
+        <w:jc w:val="right"/>
+        <w:widowControl/>
       </w:pPr>
       <w:r>
         <w:rPr>
@@ -12736,9 +12680,9 @@
     <w:p>
       <w:pPr>
         <w:bidi/>
-        <w:widowControl/>
-        <w:ind w:firstLine="238"/>
-        <w:jc w:val="right"/>
+        <w:ind w:firstLine="238"/>
+        <w:jc w:val="right"/>
+        <w:widowControl/>
       </w:pPr>
       <w:r>
         <w:rPr>
@@ -12773,9 +12717,9 @@
     <w:p>
       <w:pPr>
         <w:bidi/>
-        <w:widowControl/>
-        <w:ind w:firstLine="238"/>
-        <w:jc w:val="right"/>
+        <w:ind w:firstLine="238"/>
+        <w:jc w:val="right"/>
+        <w:widowControl/>
       </w:pPr>
       <w:r>
         <w:rPr>
@@ -12807,9 +12751,9 @@
       <w:pPr>
         <w:pStyle w:val="Heading2"/>
         <w:bidi/>
-        <w:widowControl/>
         <w:ind w:firstLine="0"/>
         <w:jc w:val="right"/>
+        <w:widowControl/>
         <w:keepNext/>
       </w:pPr>
       <w:r>
@@ -12836,9 +12780,9 @@
         </w:numPr>
         <w:pStyle w:val="Compact"/>
         <w:bidi/>
-        <w:widowControl/>
-        <w:ind w:firstLine="238"/>
-        <w:jc w:val="right"/>
+        <w:ind w:firstLine="238"/>
+        <w:jc w:val="right"/>
+        <w:widowControl/>
       </w:pPr>
       <w:r>
         <w:rPr>
@@ -12894,9 +12838,9 @@
         </w:numPr>
         <w:pStyle w:val="Compact"/>
         <w:bidi/>
-        <w:widowControl/>
-        <w:ind w:firstLine="238"/>
-        <w:jc w:val="right"/>
+        <w:ind w:firstLine="238"/>
+        <w:jc w:val="right"/>
+        <w:widowControl/>
       </w:pPr>
       <w:r>
         <w:rPr>
@@ -12960,9 +12904,9 @@
         </w:numPr>
         <w:pStyle w:val="Compact"/>
         <w:bidi/>
-        <w:widowControl/>
-        <w:ind w:firstLine="238"/>
-        <w:jc w:val="right"/>
+        <w:ind w:firstLine="238"/>
+        <w:jc w:val="right"/>
+        <w:widowControl/>
       </w:pPr>
       <w:r>
         <w:rPr>
@@ -12981,9 +12925,9 @@
         </w:numPr>
         <w:pStyle w:val="Compact"/>
         <w:bidi/>
-        <w:widowControl/>
-        <w:ind w:firstLine="238"/>
-        <w:jc w:val="right"/>
+        <w:ind w:firstLine="238"/>
+        <w:jc w:val="right"/>
+        <w:widowControl/>
       </w:pPr>
       <w:r>
         <w:rPr>
@@ -13002,9 +12946,9 @@
         </w:numPr>
         <w:pStyle w:val="Compact"/>
         <w:bidi/>
-        <w:widowControl/>
-        <w:ind w:firstLine="238"/>
-        <w:jc w:val="right"/>
+        <w:ind w:firstLine="238"/>
+        <w:jc w:val="right"/>
+        <w:widowControl/>
       </w:pPr>
       <w:r>
         <w:rPr>
@@ -13083,9 +13027,9 @@
         </w:numPr>
         <w:pStyle w:val="Compact"/>
         <w:bidi/>
-        <w:widowControl/>
-        <w:ind w:firstLine="238"/>
-        <w:jc w:val="right"/>
+        <w:ind w:firstLine="238"/>
+        <w:jc w:val="right"/>
+        <w:widowControl/>
       </w:pPr>
       <w:r>
         <w:rPr>
@@ -13117,9 +13061,9 @@
       <w:pPr>
         <w:pStyle w:val="Heading2"/>
         <w:bidi/>
-        <w:widowControl/>
         <w:ind w:firstLine="0"/>
         <w:jc w:val="right"/>
+        <w:widowControl/>
         <w:keepNext/>
       </w:pPr>
       <w:r>
@@ -13146,9 +13090,9 @@
         </w:numPr>
         <w:pStyle w:val="Compact"/>
         <w:bidi/>
-        <w:widowControl/>
-        <w:ind w:firstLine="238"/>
-        <w:jc w:val="right"/>
+        <w:ind w:firstLine="238"/>
+        <w:jc w:val="right"/>
+        <w:widowControl/>
       </w:pPr>
       <w:r>
         <w:rPr>
@@ -13212,9 +13156,9 @@
         </w:numPr>
         <w:pStyle w:val="Compact"/>
         <w:bidi/>
-        <w:widowControl/>
-        <w:ind w:firstLine="238"/>
-        <w:jc w:val="right"/>
+        <w:ind w:firstLine="238"/>
+        <w:jc w:val="right"/>
+        <w:widowControl/>
       </w:pPr>
       <w:r>
         <w:rPr>
@@ -13248,9 +13192,9 @@
         </w:numPr>
         <w:pStyle w:val="Compact"/>
         <w:bidi/>
-        <w:widowControl/>
-        <w:ind w:firstLine="238"/>
-        <w:jc w:val="right"/>
+        <w:ind w:firstLine="238"/>
+        <w:jc w:val="right"/>
+        <w:widowControl/>
       </w:pPr>
       <w:r>
         <w:rPr>
@@ -13284,9 +13228,9 @@
         </w:numPr>
         <w:pStyle w:val="Compact"/>
         <w:bidi/>
-        <w:widowControl/>
-        <w:ind w:firstLine="238"/>
-        <w:jc w:val="right"/>
+        <w:ind w:firstLine="238"/>
+        <w:jc w:val="right"/>
+        <w:widowControl/>
       </w:pPr>
       <w:r>
         <w:rPr>
@@ -13320,9 +13264,9 @@
         </w:numPr>
         <w:pStyle w:val="Compact"/>
         <w:bidi/>
-        <w:widowControl/>
-        <w:ind w:firstLine="238"/>
-        <w:jc w:val="right"/>
+        <w:ind w:firstLine="238"/>
+        <w:jc w:val="right"/>
+        <w:widowControl/>
       </w:pPr>
       <w:r>
         <w:rPr>
@@ -13356,9 +13300,9 @@
         </w:numPr>
         <w:pStyle w:val="Compact"/>
         <w:bidi/>
-        <w:widowControl/>
-        <w:ind w:firstLine="238"/>
-        <w:jc w:val="right"/>
+        <w:ind w:firstLine="238"/>
+        <w:jc w:val="right"/>
+        <w:widowControl/>
       </w:pPr>
       <w:r>
         <w:rPr>
@@ -13375,9 +13319,9 @@
       <w:pPr>
         <w:pStyle w:val="Heading2"/>
         <w:bidi/>
-        <w:widowControl/>
         <w:ind w:firstLine="0"/>
         <w:jc w:val="right"/>
+        <w:widowControl/>
         <w:keepNext/>
       </w:pPr>
       <w:r>
@@ -13399,9 +13343,9 @@
     <w:p>
       <w:pPr>
         <w:bidi/>
-        <w:widowControl/>
-        <w:ind w:firstLine="238"/>
-        <w:jc w:val="right"/>
+        <w:ind w:firstLine="238"/>
+        <w:jc w:val="right"/>
+        <w:widowControl/>
       </w:pPr>
       <w:r>
         <w:rPr>
@@ -13453,9 +13397,9 @@
         </w:numPr>
         <w:pStyle w:val="Compact"/>
         <w:bidi/>
-        <w:widowControl/>
-        <w:ind w:firstLine="238"/>
-        <w:jc w:val="right"/>
+        <w:ind w:firstLine="238"/>
+        <w:jc w:val="right"/>
+        <w:widowControl/>
       </w:pPr>
       <w:r>
         <w:rPr>
@@ -13474,9 +13418,9 @@
         </w:numPr>
         <w:pStyle w:val="Compact"/>
         <w:bidi/>
-        <w:widowControl/>
-        <w:ind w:firstLine="238"/>
-        <w:jc w:val="right"/>
+        <w:ind w:firstLine="238"/>
+        <w:jc w:val="right"/>
+        <w:widowControl/>
       </w:pPr>
       <w:r>
         <w:rPr>
@@ -13495,9 +13439,9 @@
         </w:numPr>
         <w:pStyle w:val="Compact"/>
         <w:bidi/>
-        <w:widowControl/>
-        <w:ind w:firstLine="238"/>
-        <w:jc w:val="right"/>
+        <w:ind w:firstLine="238"/>
+        <w:jc w:val="right"/>
+        <w:widowControl/>
       </w:pPr>
       <w:r>
         <w:rPr>
@@ -13546,9 +13490,9 @@
         </w:numPr>
         <w:pStyle w:val="Compact"/>
         <w:bidi/>
-        <w:widowControl/>
-        <w:ind w:firstLine="238"/>
-        <w:jc w:val="right"/>
+        <w:ind w:firstLine="238"/>
+        <w:jc w:val="right"/>
+        <w:widowControl/>
       </w:pPr>
       <w:r>
         <w:rPr>
@@ -13567,9 +13511,9 @@
         </w:numPr>
         <w:pStyle w:val="Compact"/>
         <w:bidi/>
-        <w:widowControl/>
-        <w:ind w:firstLine="238"/>
-        <w:jc w:val="right"/>
+        <w:ind w:firstLine="238"/>
+        <w:jc w:val="right"/>
+        <w:widowControl/>
       </w:pPr>
       <w:r>
         <w:rPr>
@@ -13588,9 +13532,9 @@
         </w:numPr>
         <w:pStyle w:val="Compact"/>
         <w:bidi/>
-        <w:widowControl/>
-        <w:ind w:firstLine="238"/>
-        <w:jc w:val="right"/>
+        <w:ind w:firstLine="238"/>
+        <w:jc w:val="right"/>
+        <w:widowControl/>
       </w:pPr>
       <w:r>
         <w:rPr>
@@ -13609,9 +13553,9 @@
         </w:numPr>
         <w:pStyle w:val="Compact"/>
         <w:bidi/>
-        <w:widowControl/>
-        <w:ind w:firstLine="238"/>
-        <w:jc w:val="right"/>
+        <w:ind w:firstLine="238"/>
+        <w:jc w:val="right"/>
+        <w:widowControl/>
       </w:pPr>
       <w:r>
         <w:rPr>
@@ -13645,9 +13589,9 @@
         </w:numPr>
         <w:pStyle w:val="Compact"/>
         <w:bidi/>
-        <w:widowControl/>
-        <w:ind w:firstLine="238"/>
-        <w:jc w:val="right"/>
+        <w:ind w:firstLine="238"/>
+        <w:jc w:val="right"/>
+        <w:widowControl/>
       </w:pPr>
       <w:r>
         <w:rPr>
@@ -13666,9 +13610,9 @@
         </w:numPr>
         <w:pStyle w:val="Compact"/>
         <w:bidi/>
-        <w:widowControl/>
-        <w:ind w:firstLine="238"/>
-        <w:jc w:val="right"/>
+        <w:ind w:firstLine="238"/>
+        <w:jc w:val="right"/>
+        <w:widowControl/>
       </w:pPr>
       <w:r>
         <w:rPr>
@@ -13687,9 +13631,9 @@
         </w:numPr>
         <w:pStyle w:val="Compact"/>
         <w:bidi/>
-        <w:widowControl/>
-        <w:ind w:firstLine="238"/>
-        <w:jc w:val="right"/>
+        <w:ind w:firstLine="238"/>
+        <w:jc w:val="right"/>
+        <w:widowControl/>
       </w:pPr>
       <w:r>
         <w:rPr>
@@ -13723,9 +13667,9 @@
         </w:numPr>
         <w:pStyle w:val="Compact"/>
         <w:bidi/>
-        <w:widowControl/>
-        <w:ind w:firstLine="238"/>
-        <w:jc w:val="right"/>
+        <w:ind w:firstLine="238"/>
+        <w:jc w:val="right"/>
+        <w:widowControl/>
       </w:pPr>
       <w:r>
         <w:rPr>
@@ -13739,9 +13683,9 @@
     <w:p>
       <w:pPr>
         <w:bidi/>
-        <w:widowControl/>
-        <w:ind w:firstLine="238"/>
-        <w:jc w:val="right"/>
+        <w:ind w:firstLine="238"/>
+        <w:jc w:val="right"/>
+        <w:widowControl/>
       </w:pPr>
       <w:r>
         <w:rPr>
@@ -13792,9 +13736,9 @@
       <w:pPr>
         <w:pStyle w:val="Heading2"/>
         <w:bidi/>
-        <w:widowControl/>
         <w:ind w:firstLine="0"/>
         <w:jc w:val="right"/>
+        <w:widowControl/>
         <w:keepNext/>
       </w:pPr>
       <w:r>
@@ -13816,9 +13760,9 @@
     <w:p>
       <w:pPr>
         <w:bidi/>
-        <w:widowControl/>
-        <w:ind w:firstLine="238"/>
-        <w:jc w:val="right"/>
+        <w:ind w:firstLine="238"/>
+        <w:jc w:val="right"/>
+        <w:widowControl/>
       </w:pPr>
       <w:r>
         <w:rPr>
@@ -13897,9 +13841,9 @@
         </w:numPr>
         <w:pStyle w:val="Compact"/>
         <w:bidi/>
-        <w:widowControl/>
-        <w:ind w:firstLine="238"/>
-        <w:jc w:val="right"/>
+        <w:ind w:firstLine="238"/>
+        <w:jc w:val="right"/>
+        <w:widowControl/>
       </w:pPr>
       <w:r>
         <w:rPr>
@@ -13918,9 +13862,9 @@
         </w:numPr>
         <w:pStyle w:val="Compact"/>
         <w:bidi/>
-        <w:widowControl/>
-        <w:ind w:firstLine="238"/>
-        <w:jc w:val="right"/>
+        <w:ind w:firstLine="238"/>
+        <w:jc w:val="right"/>
+        <w:widowControl/>
       </w:pPr>
       <w:r>
         <w:rPr>
@@ -13939,9 +13883,9 @@
         </w:numPr>
         <w:pStyle w:val="Compact"/>
         <w:bidi/>
-        <w:widowControl/>
-        <w:ind w:firstLine="238"/>
-        <w:jc w:val="right"/>
+        <w:ind w:firstLine="238"/>
+        <w:jc w:val="right"/>
+        <w:widowControl/>
       </w:pPr>
       <w:r>
         <w:rPr>
@@ -13960,9 +13904,9 @@
         </w:numPr>
         <w:pStyle w:val="Compact"/>
         <w:bidi/>
-        <w:widowControl/>
-        <w:ind w:firstLine="238"/>
-        <w:jc w:val="right"/>
+        <w:ind w:firstLine="238"/>
+        <w:jc w:val="right"/>
+        <w:widowControl/>
       </w:pPr>
       <w:r>
         <w:rPr>
@@ -13981,9 +13925,9 @@
         </w:numPr>
         <w:pStyle w:val="Compact"/>
         <w:bidi/>
-        <w:widowControl/>
-        <w:ind w:firstLine="238"/>
-        <w:jc w:val="right"/>
+        <w:ind w:firstLine="238"/>
+        <w:jc w:val="right"/>
+        <w:widowControl/>
       </w:pPr>
       <w:r>
         <w:rPr>
@@ -14002,9 +13946,9 @@
         </w:numPr>
         <w:pStyle w:val="Compact"/>
         <w:bidi/>
-        <w:widowControl/>
-        <w:ind w:firstLine="238"/>
-        <w:jc w:val="right"/>
+        <w:ind w:firstLine="238"/>
+        <w:jc w:val="right"/>
+        <w:widowControl/>
       </w:pPr>
       <w:r>
         <w:rPr>
@@ -14023,9 +13967,9 @@
         </w:numPr>
         <w:pStyle w:val="Compact"/>
         <w:bidi/>
-        <w:widowControl/>
-        <w:ind w:firstLine="238"/>
-        <w:jc w:val="right"/>
+        <w:ind w:firstLine="238"/>
+        <w:jc w:val="right"/>
+        <w:widowControl/>
       </w:pPr>
       <w:r>
         <w:rPr>
@@ -14042,9 +13986,9 @@
       <w:pPr>
         <w:pStyle w:val="Heading2"/>
         <w:bidi/>
-        <w:widowControl/>
         <w:ind w:firstLine="0"/>
         <w:jc w:val="right"/>
+        <w:widowControl/>
         <w:keepNext/>
       </w:pPr>
       <w:r>
@@ -14066,9 +14010,9 @@
     <w:p>
       <w:pPr>
         <w:bidi/>
-        <w:widowControl/>
-        <w:ind w:firstLine="238"/>
-        <w:jc w:val="right"/>
+        <w:ind w:firstLine="238"/>
+        <w:jc w:val="right"/>
+        <w:widowControl/>
       </w:pPr>
       <w:r>
         <w:rPr>
@@ -14087,9 +14031,9 @@
         </w:numPr>
         <w:pStyle w:val="Compact"/>
         <w:bidi/>
-        <w:widowControl/>
-        <w:ind w:firstLine="238"/>
-        <w:jc w:val="right"/>
+        <w:ind w:firstLine="238"/>
+        <w:jc w:val="right"/>
+        <w:widowControl/>
       </w:pPr>
       <w:r>
         <w:rPr>
@@ -14123,9 +14067,9 @@
         </w:numPr>
         <w:pStyle w:val="Compact"/>
         <w:bidi/>
-        <w:widowControl/>
-        <w:ind w:firstLine="238"/>
-        <w:jc w:val="right"/>
+        <w:ind w:firstLine="238"/>
+        <w:jc w:val="right"/>
+        <w:widowControl/>
       </w:pPr>
       <w:r>
         <w:rPr>
@@ -14144,9 +14088,9 @@
         </w:numPr>
         <w:pStyle w:val="Compact"/>
         <w:bidi/>
-        <w:widowControl/>
-        <w:ind w:firstLine="238"/>
-        <w:jc w:val="right"/>
+        <w:ind w:firstLine="238"/>
+        <w:jc w:val="right"/>
+        <w:widowControl/>
       </w:pPr>
       <w:r>
         <w:rPr>
@@ -14180,9 +14124,9 @@
         </w:numPr>
         <w:pStyle w:val="Compact"/>
         <w:bidi/>
-        <w:widowControl/>
-        <w:ind w:firstLine="238"/>
-        <w:jc w:val="right"/>
+        <w:ind w:firstLine="238"/>
+        <w:jc w:val="right"/>
+        <w:widowControl/>
       </w:pPr>
       <w:r>
         <w:rPr>
@@ -14201,9 +14145,9 @@
         </w:numPr>
         <w:pStyle w:val="Compact"/>
         <w:bidi/>
-        <w:widowControl/>
-        <w:ind w:firstLine="238"/>
-        <w:jc w:val="right"/>
+        <w:ind w:firstLine="238"/>
+        <w:jc w:val="right"/>
+        <w:widowControl/>
       </w:pPr>
       <w:r>
         <w:rPr>
@@ -14250,9 +14194,9 @@
       <w:pPr>
         <w:pStyle w:val="Heading2"/>
         <w:bidi/>
-        <w:widowControl/>
         <w:ind w:firstLine="0"/>
         <w:jc w:val="right"/>
+        <w:widowControl/>
         <w:keepNext/>
       </w:pPr>
       <w:r>
@@ -14274,9 +14218,9 @@
     <w:p>
       <w:pPr>
         <w:bidi/>
-        <w:widowControl/>
-        <w:ind w:firstLine="238"/>
-        <w:jc w:val="right"/>
+        <w:ind w:firstLine="238"/>
+        <w:jc w:val="right"/>
+        <w:widowControl/>
       </w:pPr>
       <w:r>
         <w:rPr>
@@ -14295,9 +14239,9 @@
         </w:numPr>
         <w:pStyle w:val="Compact"/>
         <w:bidi/>
-        <w:widowControl/>
-        <w:ind w:firstLine="238"/>
-        <w:jc w:val="right"/>
+        <w:ind w:firstLine="238"/>
+        <w:jc w:val="right"/>
+        <w:widowControl/>
       </w:pPr>
       <w:r>
         <w:rPr>
@@ -14337,9 +14281,9 @@
         </w:numPr>
         <w:pStyle w:val="Compact"/>
         <w:bidi/>
-        <w:widowControl/>
-        <w:ind w:firstLine="238"/>
-        <w:jc w:val="right"/>
+        <w:ind w:firstLine="238"/>
+        <w:jc w:val="right"/>
+        <w:widowControl/>
       </w:pPr>
       <w:r>
         <w:rPr>
@@ -14379,9 +14323,9 @@
         </w:numPr>
         <w:pStyle w:val="Compact"/>
         <w:bidi/>
-        <w:widowControl/>
-        <w:ind w:firstLine="238"/>
-        <w:jc w:val="right"/>
+        <w:ind w:firstLine="238"/>
+        <w:jc w:val="right"/>
+        <w:widowControl/>
       </w:pPr>
       <w:r>
         <w:rPr>
@@ -14440,9 +14384,9 @@
         </w:numPr>
         <w:pStyle w:val="Compact"/>
         <w:bidi/>
-        <w:widowControl/>
-        <w:ind w:firstLine="238"/>
-        <w:jc w:val="right"/>
+        <w:ind w:firstLine="238"/>
+        <w:jc w:val="right"/>
+        <w:widowControl/>
       </w:pPr>
       <w:r>
         <w:rPr>
@@ -14482,9 +14426,9 @@
         </w:numPr>
         <w:pStyle w:val="Compact"/>
         <w:bidi/>
-        <w:widowControl/>
-        <w:ind w:firstLine="238"/>
-        <w:jc w:val="right"/>
+        <w:ind w:firstLine="238"/>
+        <w:jc w:val="right"/>
+        <w:widowControl/>
       </w:pPr>
       <w:r>
         <w:rPr>
@@ -14522,9 +14466,9 @@
       <w:pPr>
         <w:pStyle w:val="Heading2"/>
         <w:bidi/>
-        <w:widowControl/>
         <w:ind w:firstLine="0"/>
         <w:jc w:val="right"/>
+        <w:widowControl/>
         <w:keepNext/>
       </w:pPr>
       <w:r>
@@ -14546,9 +14490,9 @@
     <w:p>
       <w:pPr>
         <w:bidi/>
-        <w:widowControl/>
-        <w:ind w:firstLine="238"/>
-        <w:jc w:val="right"/>
+        <w:ind w:firstLine="238"/>
+        <w:jc w:val="right"/>
+        <w:widowControl/>
       </w:pPr>
       <w:r>
         <w:rPr>
@@ -14564,9 +14508,9 @@
       <w:pPr>
         <w:pStyle w:val="Heading3"/>
         <w:bidi/>
-        <w:widowControl/>
         <w:ind w:firstLine="0"/>
         <w:jc w:val="right"/>
+        <w:widowControl/>
         <w:keepNext/>
       </w:pPr>
       <w:r>
@@ -14582,9 +14526,9 @@
       <w:pPr>
         <w:pStyle w:val="BlockText"/>
         <w:bidi/>
-        <w:widowControl/>
-        <w:ind w:firstLine="238"/>
-        <w:jc w:val="right"/>
+        <w:ind w:firstLine="238"/>
+        <w:jc w:val="right"/>
+        <w:widowControl/>
       </w:pPr>
       <w:r>
         <w:rPr>
@@ -14605,9 +14549,9 @@
       <w:pPr>
         <w:pStyle w:val="Heading1"/>
         <w:bidi/>
-        <w:widowControl/>
         <w:ind w:firstLine="0"/>
         <w:jc w:val="right"/>
+        <w:widowControl/>
         <w:keepNext/>
       </w:pPr>
       <w:r>
@@ -14624,9 +14568,9 @@
       <w:pPr>
         <w:pStyle w:val="Heading2"/>
         <w:bidi/>
-        <w:widowControl/>
         <w:ind w:firstLine="0"/>
         <w:jc w:val="right"/>
+        <w:widowControl/>
         <w:keepNext/>
       </w:pPr>
       <w:r>
@@ -14646,9 +14590,9 @@
         </w:numPr>
         <w:pStyle w:val="Compact"/>
         <w:bidi/>
-        <w:widowControl/>
-        <w:ind w:firstLine="238"/>
-        <w:jc w:val="right"/>
+        <w:ind w:firstLine="238"/>
+        <w:jc w:val="right"/>
+        <w:widowControl/>
       </w:pPr>
       <w:r>
         <w:rPr>
@@ -14690,9 +14634,9 @@
         </w:numPr>
         <w:pStyle w:val="Compact"/>
         <w:bidi/>
-        <w:widowControl/>
-        <w:ind w:firstLine="238"/>
-        <w:jc w:val="right"/>
+        <w:ind w:firstLine="238"/>
+        <w:jc w:val="right"/>
+        <w:widowControl/>
       </w:pPr>
       <w:r>
         <w:rPr>
@@ -14710,9 +14654,9 @@
         </w:numPr>
         <w:pStyle w:val="Compact"/>
         <w:bidi/>
-        <w:widowControl/>
-        <w:ind w:firstLine="238"/>
-        <w:jc w:val="right"/>
+        <w:ind w:firstLine="238"/>
+        <w:jc w:val="right"/>
+        <w:widowControl/>
       </w:pPr>
       <w:r>
         <w:rPr>
@@ -14738,9 +14682,9 @@
         </w:numPr>
         <w:pStyle w:val="Compact"/>
         <w:bidi/>
-        <w:widowControl/>
-        <w:ind w:firstLine="238"/>
-        <w:jc w:val="right"/>
+        <w:ind w:firstLine="238"/>
+        <w:jc w:val="right"/>
+        <w:widowControl/>
       </w:pPr>
       <w:r>
         <w:rPr>
@@ -14782,9 +14726,9 @@
         </w:numPr>
         <w:pStyle w:val="Compact"/>
         <w:bidi/>
-        <w:widowControl/>
-        <w:ind w:firstLine="238"/>
-        <w:jc w:val="right"/>
+        <w:ind w:firstLine="238"/>
+        <w:jc w:val="right"/>
+        <w:widowControl/>
       </w:pPr>
       <w:r>
         <w:rPr>
@@ -14802,9 +14746,9 @@
         </w:numPr>
         <w:pStyle w:val="Compact"/>
         <w:bidi/>
-        <w:widowControl/>
-        <w:ind w:firstLine="238"/>
-        <w:jc w:val="right"/>
+        <w:ind w:firstLine="238"/>
+        <w:jc w:val="right"/>
+        <w:widowControl/>
       </w:pPr>
       <w:r>
         <w:rPr>
@@ -14838,9 +14782,9 @@
         </w:numPr>
         <w:pStyle w:val="Compact"/>
         <w:bidi/>
-        <w:widowControl/>
-        <w:ind w:firstLine="238"/>
-        <w:jc w:val="right"/>
+        <w:ind w:firstLine="238"/>
+        <w:jc w:val="right"/>
+        <w:widowControl/>
       </w:pPr>
       <w:r>
         <w:rPr>
@@ -14882,9 +14826,9 @@
         </w:numPr>
         <w:pStyle w:val="Compact"/>
         <w:bidi/>
-        <w:widowControl/>
-        <w:ind w:firstLine="238"/>
-        <w:jc w:val="right"/>
+        <w:ind w:firstLine="238"/>
+        <w:jc w:val="right"/>
+        <w:widowControl/>
       </w:pPr>
       <w:r>
         <w:rPr>
@@ -14902,9 +14846,9 @@
         </w:numPr>
         <w:pStyle w:val="Compact"/>
         <w:bidi/>
-        <w:widowControl/>
-        <w:ind w:firstLine="238"/>
-        <w:jc w:val="right"/>
+        <w:ind w:firstLine="238"/>
+        <w:jc w:val="right"/>
+        <w:widowControl/>
       </w:pPr>
       <w:r>
         <w:rPr>
@@ -14973,9 +14917,9 @@
       <w:pPr>
         <w:pStyle w:val="Heading2"/>
         <w:bidi/>
-        <w:widowControl/>
         <w:ind w:firstLine="0"/>
         <w:jc w:val="right"/>
+        <w:widowControl/>
         <w:keepNext/>
       </w:pPr>
       <w:r>
@@ -14994,9 +14938,9 @@
           <w:numId w:val="1026"/>
         </w:numPr>
         <w:bidi/>
-        <w:widowControl/>
-        <w:ind w:firstLine="238"/>
-        <w:jc w:val="right"/>
+        <w:ind w:firstLine="238"/>
+        <w:jc w:val="right"/>
+        <w:widowControl/>
       </w:pPr>
       <w:r>
         <w:rPr>
@@ -15037,9 +14981,9 @@
           <w:numId w:val="1026"/>
         </w:numPr>
         <w:bidi/>
-        <w:widowControl/>
-        <w:ind w:firstLine="238"/>
-        <w:jc w:val="right"/>
+        <w:ind w:firstLine="238"/>
+        <w:jc w:val="right"/>
+        <w:widowControl/>
       </w:pPr>
       <w:r>
         <w:rPr>
@@ -15125,9 +15069,9 @@
           <w:numId w:val="1026"/>
         </w:numPr>
         <w:bidi/>
-        <w:widowControl/>
-        <w:ind w:firstLine="238"/>
-        <w:jc w:val="right"/>
+        <w:ind w:firstLine="238"/>
+        <w:jc w:val="right"/>
+        <w:widowControl/>
       </w:pPr>
       <w:r>
         <w:rPr>
@@ -15168,9 +15112,9 @@
           <w:numId w:val="1026"/>
         </w:numPr>
         <w:bidi/>
-        <w:widowControl/>
-        <w:ind w:firstLine="238"/>
-        <w:jc w:val="right"/>
+        <w:ind w:firstLine="238"/>
+        <w:jc w:val="right"/>
+        <w:widowControl/>
       </w:pPr>
       <w:r>
         <w:rPr>
@@ -15211,9 +15155,9 @@
           <w:numId w:val="1026"/>
         </w:numPr>
         <w:bidi/>
-        <w:widowControl/>
-        <w:ind w:firstLine="238"/>
-        <w:jc w:val="right"/>
+        <w:ind w:firstLine="238"/>
+        <w:jc w:val="right"/>
+        <w:widowControl/>
       </w:pPr>
       <w:r>
         <w:rPr>
@@ -15254,9 +15198,9 @@
           <w:numId w:val="1026"/>
         </w:numPr>
         <w:bidi/>
-        <w:widowControl/>
-        <w:ind w:firstLine="238"/>
-        <w:jc w:val="right"/>
+        <w:ind w:firstLine="238"/>
+        <w:jc w:val="right"/>
+        <w:widowControl/>
       </w:pPr>
       <w:r>
         <w:rPr>
@@ -15297,9 +15241,9 @@
           <w:numId w:val="1026"/>
         </w:numPr>
         <w:bidi/>
-        <w:widowControl/>
-        <w:ind w:firstLine="238"/>
-        <w:jc w:val="right"/>
+        <w:ind w:firstLine="238"/>
+        <w:jc w:val="right"/>
+        <w:widowControl/>
       </w:pPr>
       <w:r>
         <w:rPr>
@@ -15340,9 +15284,9 @@
           <w:numId w:val="1026"/>
         </w:numPr>
         <w:bidi/>
-        <w:widowControl/>
-        <w:ind w:firstLine="238"/>
-        <w:jc w:val="right"/>
+        <w:ind w:firstLine="238"/>
+        <w:jc w:val="right"/>
+        <w:widowControl/>
       </w:pPr>
       <w:r>
         <w:rPr>
@@ -15382,9 +15326,9 @@
       <w:pPr>
         <w:pStyle w:val="Heading2"/>
         <w:bidi/>
-        <w:widowControl/>
         <w:ind w:firstLine="0"/>
         <w:jc w:val="right"/>
+        <w:widowControl/>
         <w:keepNext/>
       </w:pPr>
       <w:r>
@@ -15404,9 +15348,9 @@
         </w:numPr>
         <w:pStyle w:val="Compact"/>
         <w:bidi/>
-        <w:widowControl/>
-        <w:ind w:firstLine="238"/>
-        <w:jc w:val="right"/>
+        <w:ind w:firstLine="238"/>
+        <w:jc w:val="right"/>
+        <w:widowControl/>
       </w:pPr>
       <w:r>
         <w:rPr>
@@ -15454,9 +15398,9 @@
       <w:pPr>
         <w:pStyle w:val="Heading2"/>
         <w:bidi/>
-        <w:widowControl/>
         <w:ind w:firstLine="0"/>
         <w:jc w:val="right"/>
+        <w:widowControl/>
         <w:keepNext/>
       </w:pPr>
       <w:r>
@@ -15476,9 +15420,9 @@
         </w:numPr>
         <w:pStyle w:val="Compact"/>
         <w:bidi/>
-        <w:widowControl/>
-        <w:ind w:firstLine="238"/>
-        <w:jc w:val="right"/>
+        <w:ind w:firstLine="238"/>
+        <w:jc w:val="right"/>
+        <w:widowControl/>
       </w:pPr>
       <w:r>
         <w:rPr>
@@ -15517,9 +15461,9 @@
       <w:pPr>
         <w:pStyle w:val="Heading3"/>
         <w:bidi/>
-        <w:widowControl/>
         <w:ind w:firstLine="0"/>
         <w:jc w:val="right"/>
+        <w:widowControl/>
         <w:keepNext/>
       </w:pPr>
       <w:r>
@@ -15534,9 +15478,9 @@
     <w:p>
       <w:pPr>
         <w:bidi/>
-        <w:widowControl/>
-        <w:ind w:firstLine="238"/>
-        <w:jc w:val="right"/>
+        <w:ind w:firstLine="238"/>
+        <w:jc w:val="right"/>
+        <w:widowControl/>
       </w:pPr>
       <w:r>
         <w:rPr>
@@ -15595,9 +15539,9 @@
     <w:p>
       <w:pPr>
         <w:bidi/>
-        <w:widowControl/>
-        <w:ind w:firstLine="238"/>
-        <w:jc w:val="right"/>
+        <w:ind w:firstLine="238"/>
+        <w:jc w:val="right"/>
+        <w:widowControl/>
       </w:pPr>
       <w:r>
         <w:rPr>
@@ -15665,7 +15609,6 @@
       <w:ind w:firstLine="0"/>
       <w:jc w:val="right"/>
       <w:bidi/>
-      <w:widowControl/>
     </w:pPr>
     <w:r>
       <w:rPr>
@@ -15708,7 +15651,6 @@
       <w:ind w:firstLine="0"/>
       <w:jc w:val="right"/>
       <w:bidi/>
-      <w:widowControl/>
     </w:pPr>
     <w:r>
       <w:rPr>
@@ -17632,15 +17574,15 @@
       <w:numPr>
         <w:numId w:val="1"/>
       </w:numPr>
-      <w:spacing w:after="40" w:line="259" w:lineRule="auto"/>
-      <w:ind w:firstLine="0"/>
+      <w:spacing w:after="60" w:line="307" w:lineRule="auto" w:before="0"/>
+      <w:ind w:firstLine="0" w:left="227" w:right="113"/>
       <w:contextualSpacing/>
       <w:jc w:val="right"/>
       <w:widowControl/>
     </w:pPr>
     <w:rPr>
       <w:rFonts w:ascii="Noto Naskh Arabic" w:cs="Noto Naskh Arabic" w:eastAsia="Noto Sans" w:hAnsi="Noto Naskh Arabic"/>
-      <w:sz w:val="21"/>
+      <w:sz w:val="24"/>
     </w:rPr>
   </w:style>
   <w:style w:styleId="ListBullet2" w:type="paragraph">
@@ -17653,15 +17595,15 @@
       <w:numPr>
         <w:numId w:val="2"/>
       </w:numPr>
-      <w:spacing w:after="40" w:line="259" w:lineRule="auto"/>
-      <w:ind w:firstLine="0"/>
+      <w:spacing w:after="40" w:line="300" w:lineRule="auto" w:before="0"/>
+      <w:ind w:firstLine="0" w:left="227" w:right="113"/>
       <w:contextualSpacing/>
       <w:jc w:val="right"/>
       <w:widowControl/>
     </w:pPr>
     <w:rPr>
       <w:rFonts w:ascii="Noto Naskh Arabic" w:cs="Noto Naskh Arabic" w:eastAsia="Noto Sans" w:hAnsi="Noto Naskh Arabic"/>
-      <w:sz w:val="21"/>
+      <w:sz w:val="23"/>
     </w:rPr>
   </w:style>
   <w:style w:styleId="ListBullet3" w:type="paragraph">
@@ -17687,15 +17629,15 @@
       <w:numPr>
         <w:numId w:val="5"/>
       </w:numPr>
-      <w:spacing w:after="40" w:line="259" w:lineRule="auto"/>
-      <w:ind w:firstLine="0"/>
+      <w:spacing w:after="60" w:line="307" w:lineRule="auto" w:before="0"/>
+      <w:ind w:firstLine="0" w:left="227" w:right="113"/>
       <w:contextualSpacing/>
       <w:jc w:val="right"/>
       <w:widowControl/>
     </w:pPr>
     <w:rPr>
       <w:rFonts w:ascii="Noto Naskh Arabic" w:cs="Noto Naskh Arabic" w:eastAsia="Noto Sans" w:hAnsi="Noto Naskh Arabic"/>
-      <w:sz w:val="21"/>
+      <w:sz w:val="24"/>
     </w:rPr>
   </w:style>
   <w:style w:styleId="ListNumber2" w:type="paragraph">
@@ -17708,15 +17650,15 @@
       <w:numPr>
         <w:numId w:val="6"/>
       </w:numPr>
-      <w:spacing w:after="40" w:line="259" w:lineRule="auto"/>
-      <w:ind w:firstLine="0"/>
+      <w:spacing w:after="40" w:line="300" w:lineRule="auto" w:before="0"/>
+      <w:ind w:firstLine="0" w:left="227" w:right="113"/>
       <w:contextualSpacing/>
       <w:jc w:val="right"/>
       <w:widowControl/>
     </w:pPr>
     <w:rPr>
       <w:rFonts w:ascii="Noto Naskh Arabic" w:cs="Noto Naskh Arabic" w:eastAsia="Noto Sans" w:hAnsi="Noto Naskh Arabic"/>
-      <w:sz w:val="21"/>
+      <w:sz w:val="23"/>
     </w:rPr>
   </w:style>
   <w:style w:styleId="ListNumber3" w:type="paragraph">
@@ -17812,7 +17754,7 @@
     <w:qFormat/>
     <w:rsid w:val="00FC693F"/>
     <w:pPr>
-      <w:spacing w:after="40" w:line="259" w:lineRule="auto"/>
+      <w:spacing w:after="140" w:line="307" w:lineRule="auto" w:before="100"/>
       <w:ind w:firstLine="0"/>
       <w:jc w:val="right"/>
       <w:widowControl/>
@@ -17822,7 +17764,7 @@
       <w:i/>
       <w:iCs/>
       <w:color w:themeColor="text1" w:val="000000"/>
-      <w:sz w:val="21"/>
+      <w:sz w:val="24"/>
     </w:rPr>
   </w:style>
   <w:style w:customStyle="1" w:styleId="QuoteChar" w:type="character">
@@ -17981,7 +17923,7 @@
       <w:pBdr>
         <w:bottom w:color="4F81BD" w:space="4" w:sz="4" w:themeColor="accent1" w:val="single"/>
       </w:pBdr>
-      <w:spacing w:after="40" w:before="200" w:line="259" w:lineRule="auto"/>
+      <w:spacing w:after="140" w:before="100" w:line="307" w:lineRule="auto"/>
       <w:ind w:left="936" w:right="936" w:firstLine="0"/>
       <w:jc w:val="right"/>
       <w:widowControl/>
@@ -17993,7 +17935,7 @@
       <w:i/>
       <w:iCs/>
       <w:color w:themeColor="accent1" w:val="4F81BD"/>
-      <w:sz w:val="21"/>
+      <w:sz w:val="24"/>
     </w:rPr>
   </w:style>
   <w:style w:customStyle="1" w:styleId="IntenseQuoteChar" w:type="character">
